--- a/artigo/word/Relatorio_N1_Soja_RS.docx
+++ b/artigo/word/Relatorio_N1_Soja_RS.docx
@@ -52,30 +52,12 @@
         <w:spacing w:after="100"/>
         <w:jc w:val="center"/>
       </w:pPr>
-      <w:r>
-        <w:rPr>
-          <w:b/>
-          <w:bCs/>
-          <w:sz w:val="24"/>
-          <w:szCs w:val="24"/>
-        </w:rPr>
-        <w:t>Isabelle Franco¹   Gustavo Rodrigues¹   Pedro Henrique¹   Lorenzo Tadeo¹</w:t>
-      </w:r>
     </w:p>
     <w:p>
       <w:pPr>
         <w:spacing w:after="200"/>
         <w:jc w:val="center"/>
       </w:pPr>
-      <w:r>
-        <w:rPr>
-          <w:b/>
-          <w:bCs/>
-          <w:sz w:val="24"/>
-          <w:szCs w:val="24"/>
-        </w:rPr>
-        <w:t>Prof. Dr. Ivan Carlos Alcântara de Oliveira¹</w:t>
-      </w:r>
     </w:p>
     <w:p>
       <w:pPr>
@@ -113,7 +95,7 @@
           <w:sz w:val="22"/>
           <w:szCs w:val="22"/>
         </w:rPr>
-        <w:t>¹Faculdade de Computação e Informática (FCI)</w:t>
+        <w:t xml:space="preserve">Faculdade de Computação e Informática (FCI)</w:t>
       </w:r>
     </w:p>
     <w:p>
@@ -133,58 +115,6 @@
     </w:p>
     <w:p>
       <w:pPr>
-        <w:spacing w:after="40"/>
-        <w:jc w:val="center"/>
-      </w:pPr>
-      <w:r>
-        <w:rPr>
-          <w:sz w:val="22"/>
-          <w:szCs w:val="22"/>
-        </w:rPr>
-        <w:t xml:space="preserve">Isabelle Franco – RA: 10425395 – e-mail: 10425395@mackenzista.com.br</w:t>
-      </w:r>
-    </w:p>
-    <w:p>
-      <w:pPr>
-        <w:spacing w:after="40"/>
-        <w:jc w:val="center"/>
-      </w:pPr>
-      <w:r>
-        <w:rPr>
-          <w:sz w:val="22"/>
-          <w:szCs w:val="22"/>
-        </w:rPr>
-        <w:t xml:space="preserve">Gustavo Rodrigues – RA: 10403091 – e-mail: 10403091@mackenzista.com.br</w:t>
-      </w:r>
-    </w:p>
-    <w:p>
-      <w:pPr>
-        <w:spacing w:after="40"/>
-        <w:jc w:val="center"/>
-      </w:pPr>
-      <w:r>
-        <w:rPr>
-          <w:sz w:val="22"/>
-          <w:szCs w:val="22"/>
-        </w:rPr>
-        <w:t xml:space="preserve">Pedro Henrique – RA: 10388298 – e-mail: 10388298@mackenzista.com.br</w:t>
-      </w:r>
-    </w:p>
-    <w:p>
-      <w:pPr>
-        <w:spacing w:after="200"/>
-        <w:jc w:val="center"/>
-      </w:pPr>
-      <w:r>
-        <w:rPr>
-          <w:sz w:val="22"/>
-          <w:szCs w:val="22"/>
-        </w:rPr>
-        <w:t xml:space="preserve">Lorenzo Tadeo – RA: 10420067 – e-mail: 10420067@mackenzista.com.br</w:t>
-      </w:r>
-    </w:p>
-    <w:p>
-      <w:pPr>
         <w:spacing w:after="300"/>
         <w:jc w:val="center"/>
       </w:pPr>
@@ -222,6 +152,7 @@
     </w:p>
     <w:p>
       <w:pPr>
+        <w:keepNext/>
         <w:spacing w:after="160"/>
         <w:jc w:val="center"/>
       </w:pPr>
@@ -258,7 +189,26 @@
           <w:sz w:val="22"/>
           <w:szCs w:val="22"/>
         </w:rPr>
-        <w:t>O Rio Grande do Sul apresenta elevada variabilidade interanual na produtividade da soja, influenciada por condições climáticas e por práticas de adubação que variam entre municípios. Este projeto propõe uma solução de Inteligência Artificial, na opção Framework, para estimar antecipadamente a produtividade municipal da soja no estado, a partir de dados públicos. A base foi estruturada com a série histórica de rendimento, área e produção da Tabela 1612 do IBGE/SIDRA (municípios do RS, 2000–2025); o Oceanic Niño Index (ONI) da NOAA, como sinal climático de grande escala associado ao regime de chuvas na região; e dados observados do INMET, utilizados para validação das variáveis meteorológicas. Como diferencial em relação a abordagens que consideram apenas clima e histórico produtivo, serão incorporados atributos relacionados à adubação fosfatada usual no RS – MAP, Superfosfato Simples, Superfosfato Triplo e DAP –, com base em recomendações agronômicas da Embrapa e da Comissão de Química e Fertilidade do Solo RS/SC. Na N1, o trabalho concentra-se na definição do problema, discussão ética, documentação do dataset, análise exploratória e preparação dos dados em Python, além da especificação metodológica. Nas etapas seguintes, serão comparados modelos de Regressão Linear, Random Forest e Gradient Boosting com linhas de base históricas, sob validação temporal, e aplicada a técnica SHAP ao melhor modelo para identificar os fatores climáticos e de adubação mais associados às oscilações de produtividade.</w:t>
+        <w:t xml:space="preserve">O Rio Grande do Sul apresenta elevada variabilidade interanual na produtividade da soja, em grande parte causada por secas de verão. Este trabalho, na opção Framework, desenvolve e avalia uma abordagem de aprendizado de máquina para prever a produtividade municipal da soja no estado a partir de dados públicos: a Tabela 1612 do IBGE/SIDRA (municípios do RS, 2000–2025), dados diários das estações do INMET e o Oceanic Niño Index (ONI) da NOAA. O clima foi agregado por subperíodo do ciclo da cultura e complementado por um balanço hídrico diário (evapotranspiração de Hargreaves–Samani e modelo de balde). Cada previsão combina um patamar esperado – a média do município nas cinco safras anteriores – com um desvio explicado pelo clima, usando apenas informações disponíveis ao fim de março. Regressão Linear, Random Forest e Gradient Boosting foram comparados com duas linhas de base históricas, em validação com corte temporal (teste 2021–2025) e deixando uma safra de fora. O melhor modelo, uma regressão linear com déficit hídrico e limiares de seca extrema, reduziu o RMSE em 14% e 22% em relação à média histórica do município (740 e 684 kg/ha; R</w:t>
+      </w:r>
+      <w:r>
+        <w:rPr>
+          <w:i/>
+          <w:iCs/>
+          <w:sz w:val="22"/>
+          <w:szCs w:val="22"/>
+          <w:vertAlign w:val="superscript"/>
+        </w:rPr>
+        <w:t xml:space="preserve">2</w:t>
+      </w:r>
+      <w:r>
+        <w:rPr>
+          <w:i/>
+          <w:iCs/>
+          <w:sz w:val="22"/>
+          <w:szCs w:val="22"/>
+        </w:rPr>
+        <w:t xml:space="preserve"> de 0,31 e 0,26) e superou os modelos baseados em árvores. A chuva e a umidade relativa mínima de dezembro a fevereiro e o déficit hídrico foram os fatores dominantes, com perdas que se aceleram acima de um déficit de cerca de 243 mm. O modelo antecipou as secas de 2012 e 2023, mas não a de 2020, que não aparece nos dados das estações. Como aplicação, o rendimento esperado foi combinado com as tabelas da Embrapa/CQFS-RS/SC para gerar recomendações de adubação fosfatada e potássica por classe de teor do solo para a safra 2026.</w:t>
       </w:r>
     </w:p>
     <w:p>
@@ -280,7 +230,7 @@
           <w:sz w:val="22"/>
           <w:szCs w:val="22"/>
         </w:rPr>
-        <w:t>soja; produtividade agrícola; aprendizado de máquina; análise exploratória; adubação fosfatada.</w:t>
+        <w:t xml:space="preserve">soja; previsão de produtividade; aprendizado de máquina; balanço hídrico; adubação.</w:t>
       </w:r>
     </w:p>
     <w:p>
@@ -308,6 +258,7 @@
     </w:p>
     <w:p>
       <w:pPr>
+        <w:keepNext/>
         <w:spacing w:after="160"/>
         <w:jc w:val="center"/>
       </w:pPr>
@@ -345,7 +296,26 @@
           <w:sz w:val="22"/>
           <w:szCs w:val="22"/>
         </w:rPr>
-        <w:t>Rio Grande do Sul shows substantial year-to-year variability in soybean yield, driven by climatic conditions and by fertilization practices that vary across municipalities. This project proposes a machine learning approach, under the Framework option, to anticipate municipal soybean yield in the state using public data. The dataset combines historical yield, area and production series from IBGE/SIDRA Table 1612 (RS municipalities, 2000–2025); the Oceanic Niño Index (ONI) from NOAA, as a large-scale climate signal linked to regional rainfall patterns; and observed INMET station data, used to validate the meteorological variables. As a distinguishing feature relative to approaches that rely solely on climate and yield history, the project incorporates attributes related to common phosphate fertilization in RS – MAP, Simple Superphosphate, Triple Superphosphate and DAP – based on agronomic recommendations from Embrapa and the RS/SC Soil Fertility Committee. In N1, the work focuses on problem definition, ethical discussion, dataset documentation, exploratory analysis and data preparation in Python, along with the methodological design. In later stages, Linear Regression, Random Forest and Gradient Boosting will be compared against historical baselines under temporal validation, with SHAP applied to the best model to identify the climatic and fertilization factors most associated with yield variation.</w:t>
+        <w:t xml:space="preserve">Rio Grande do Sul shows substantial year-to-year variability in soybean yield, largely driven by summer droughts. This work, under the Framework option, develops and evaluates a machine learning approach to forecast municipal soybean yield in the state from public data: IBGE/SIDRA Table 1612 (RS municipalities, 2000–2025), daily INMET weather station data and NOAA's Oceanic Niño Index (ONI). Climate was aggregated by crop development sub-period and complemented by a daily soil water balance (Hargreaves–Samani evapotranspiration and a bucket model). Each forecast combines an expected yield level – the municipality's mean over the five previous seasons – with a climate-driven deviation, using only information available by the end of March. Linear Regression, Random Forest and Gradient Boosting were compared against two historical baselines under a temporal split (test 2021–2025) and leave-one-season-out validation. The best model, a linear regression with water deficit and extreme-drought thresholds, reduced RMSE by 14% and 22% relative to the municipal historical mean (740 and 684 kg/ha; R</w:t>
+      </w:r>
+      <w:r>
+        <w:rPr>
+          <w:i/>
+          <w:iCs/>
+          <w:sz w:val="22"/>
+          <w:szCs w:val="22"/>
+          <w:vertAlign w:val="superscript"/>
+        </w:rPr>
+        <w:t xml:space="preserve">2</w:t>
+      </w:r>
+      <w:r>
+        <w:rPr>
+          <w:i/>
+          <w:iCs/>
+          <w:sz w:val="22"/>
+          <w:szCs w:val="22"/>
+        </w:rPr>
+        <w:t xml:space="preserve"> of 0.31 and 0.26) and outperformed the tree-based models. December–February rainfall, minimum relative humidity and water deficit were the dominant factors, with losses accelerating beyond a deficit of about 243 mm. The model anticipated the 2012 and 2023 droughts but not the 2020 one, which was not visible in station data. As an application, expected yields were combined with Embrapa/CQFS-RS/SC tables to produce phosphate and potassium fertilization recommendations by soil-test class for the 2026 season.</w:t>
       </w:r>
     </w:p>
     <w:p>
@@ -367,10 +337,13 @@
           <w:sz w:val="22"/>
           <w:szCs w:val="22"/>
         </w:rPr>
-        <w:t>soybean; crop yield; machine learning; exploratory data analysis; phosphate fertilization.</w:t>
-      </w:r>
-    </w:p>
-    <w:p>
+        <w:t xml:space="preserve">soybean; crop yield forecasting; machine learning; water balance; fertilization.</w:t>
+      </w:r>
+    </w:p>
+    <w:p>
+      <w:pPr>
+        <w:keepNext/>
+      </w:pPr>
       <w:r>
         <w:rPr>
           <w:b/>
@@ -383,6 +356,7 @@
     </w:p>
     <w:p>
       <w:pPr>
+        <w:keepNext/>
         <w:spacing w:before="280" w:after="160"/>
       </w:pPr>
       <w:r>
@@ -406,11 +380,12 @@
           <w:sz w:val="24"/>
           <w:szCs w:val="24"/>
         </w:rPr>
-        <w:t>A soja é uma das principais commodities do agronegócio brasileiro, e o Rio Grande do Sul é um dos estados mais expressivos nessa cultura. A produtividade varia significativamente entre municípios e safras, condicionada pela interação entre regime de chuvas, temperatura, ocorrência de veranicos, fenômenos climáticos de larga escala (El Niño/La Niña) e práticas de manejo do solo – em especial a adubação fosfatada, relevante para os solos ácidos e historicamente pobres em fósforo do RS. A Pesquisa Agrícola Municipal (PAM) do IBGE, disponibilizada pela Tabela 1612 do SIDRA, oferece uma série histórica municipal de rendimento, área e produção desde 1974, o que permite trabalhar com uma amostra ampla (muitos municípios × muitas safras) mantendo uma única granularidade geográfica – o município – dentro de um único estado.</w:t>
-      </w:r>
-    </w:p>
-    <w:p>
-      <w:pPr>
+        <w:t xml:space="preserve">A soja é uma das principais commodities do agronegócio brasileiro, e o Rio Grande do Sul é um dos estados mais expressivos nessa cultura. A produtividade varia significativamente entre municípios e safras, condicionada pela interação entre regime de chuvas, temperatura, ocorrência de veranicos, fenômenos climáticos de larga escala (El Niño/La Niña) e práticas de manejo do solo – em especial a adubação fosfatada, relevante para os solos ácidos e historicamente pobres em fósforo do RS. A Pesquisa Agrícola Municipal (PAM) do IBGE, disponibilizada pela Tabela 1612 do SIDRA, oferece uma série histórica municipal de rendimento, área e produção desde 1974, o que permite trabalhar com uma amostra ampla (muitos municípios × muitas safras) mantendo uma única granularidade geográfica – o município – dentro de um único estado.</w:t>
+      </w:r>
+    </w:p>
+    <w:p>
+      <w:pPr>
+        <w:keepNext/>
         <w:spacing w:before="280" w:after="160"/>
       </w:pPr>
       <w:r>
@@ -434,13 +409,28 @@
           <w:sz w:val="24"/>
           <w:szCs w:val="24"/>
         </w:rPr>
-        <w:t xml:space="preserve">Modelos de Machine Learning como Random Forest e Gradient Boosting são adequados a este problema porque capturam relações não lineares entre variáveis climáticas, de adubação e produtividade, superando as limitações de projeções estatísticas lineares tradicionais. Complementar o histórico produtivo com o ONI (sinal climático disponível antes e durante a safra) e com atributos de adubação fosfatada permite testar se informações conhecidas antes do fim da safra carregam sinal preditivo útil – e não apenas reproduzir, a posteriori, o que já é sabido pela própria série de rendimento. Estimativas antecipadas e municipais de produtividade podem apoiar o planejamento de cooperativas, produtores e órgãos públicos, sinalizando com maior granularidade geográfica municípios sob risco de rendimento abaixo da referência histórica – sem </w:t>
-        <w:lastRenderedPageBreak/>
-        <w:t>pretender substituir avaliações agronômicas locais nem prever o resultado de uma propriedade específica; o objetivo é um indicador regional, transparente e reprodutível, construído inteiramente a partir de dados públicos.</w:t>
-      </w:r>
-    </w:p>
-    <w:p>
-      <w:pPr>
+        <w:t xml:space="preserve">Modelos de Machine Learning como Random Forest e Gradient Boosting são candidatos naturais a este problema, porque podem capturar relações não lineares entre clima e produtividade que projeções estatísticas lineares tradicionais não representam – hipótese que este trabalho testa contra uma regressão linear. Complementar o histórico produtivo com o clima observado durante a safra e com o ONI permite testar se informações conhecidas </w:t>
+      </w:r>
+      <w:r>
+        <w:rPr>
+          <w:i/>
+          <w:iCs/>
+          <w:sz w:val="24"/>
+          <w:szCs w:val="24"/>
+        </w:rPr>
+        <w:t xml:space="preserve">antes</w:t>
+      </w:r>
+      <w:r>
+        <w:rPr>
+          <w:sz w:val="24"/>
+          <w:szCs w:val="24"/>
+        </w:rPr>
+        <w:t xml:space="preserve"> do fim da safra carregam sinal preditivo útil – e não apenas reproduzir, a posteriori, o que já é sabido pela própria série de rendimento. Estimativas antecipadas e municipais de produtividade podem apoiar o planejamento de cooperativas, produtores e órgãos públicos, sinalizando com maior granularidade geográfica municípios sob risco de rendimento abaixo da referência histórica – sem pretender substituir avaliações agronômicas locais nem prever o resultado de uma propriedade específica; o objetivo é um indicador regional, transparente e reprodutível, construído inteiramente a partir de dados públicos.</w:t>
+      </w:r>
+    </w:p>
+    <w:p>
+      <w:pPr>
+        <w:keepNext/>
         <w:spacing w:before="280" w:after="160"/>
       </w:pPr>
       <w:r>
@@ -464,12 +454,13 @@
           <w:sz w:val="24"/>
           <w:szCs w:val="24"/>
         </w:rPr>
-        <w:t>O objetivo geral é desenvolver e avaliar uma abordagem de aprendizado de máquina supervisionado capaz de prever a produtividade da soja (kg/ha) por município do Rio Grande do Sul e por safra, a partir de variáveis climáticas, do sinal ENOS (ONI) e de atributos de adubação fosfatada, comparando o desempenho dos modelos contra linhas de base históricas simples.</w:t>
-      </w:r>
-    </w:p>
-    <w:p>
-      <w:pPr>
-        <w:spacing w:after="100" w:line="276" w:lineRule="auto"/>
+        <w:t xml:space="preserve">O objetivo geral é desenvolver e avaliar uma abordagem de aprendizado de máquina supervisionado capaz de prever a produtividade da soja (kg/ha) por município do Rio Grande do Sul e por safra, a partir do histórico produtivo do município, de variáveis climáticas observadas e do sinal ENOS (ONI), comparando o desempenho dos modelos contra linhas de base históricas simples, e aplicar a previsão à recomendação de adubação fosfatada e potássica.</w:t>
+      </w:r>
+    </w:p>
+    <w:p>
+      <w:pPr>
+        <w:spacing w:after="200" w:line="276" w:lineRule="auto"/>
+        <w:ind w:firstLine="720"/>
         <w:jc w:val="both"/>
       </w:pPr>
       <w:r>
@@ -477,7 +468,7 @@
           <w:sz w:val="24"/>
           <w:szCs w:val="24"/>
         </w:rPr>
-        <w:t>Como objetivos específicos, pretende-se:</w:t>
+        <w:t xml:space="preserve">Como objetivos específicos, pretende-se:</w:t>
       </w:r>
     </w:p>
     <w:p>
@@ -495,7 +486,7 @@
           <w:sz w:val="24"/>
           <w:szCs w:val="24"/>
         </w:rPr>
-        <w:t>consolidar uma base analítica integrada em nível município–safra, cobrindo os municípios do RS e as safras disponíveis na Tabela 1612 do IBGE/SIDRA (2000–2025);</w:t>
+        <w:t xml:space="preserve">consolidar uma base analítica integrada em nível município–safra, cobrindo os municípios do RS e as safras disponíveis na Tabela 1612 do IBGE/SIDRA (2000–2025);</w:t>
       </w:r>
     </w:p>
     <w:p>
@@ -513,7 +504,7 @@
           <w:sz w:val="24"/>
           <w:szCs w:val="24"/>
         </w:rPr>
-        <w:t>construir atributos climáticos agregados por safra a partir do ONI e validados com dados observados do INMET;</w:t>
+        <w:t xml:space="preserve">construir atributos climáticos por subperíodo do ciclo da soja e de balanço hídrico a partir dos dados diários do INMET, além do ONI por safra;</w:t>
       </w:r>
     </w:p>
     <w:p>
@@ -531,7 +522,7 @@
           <w:sz w:val="24"/>
           <w:szCs w:val="24"/>
         </w:rPr>
-        <w:t>incorporar atributos de adubação fosfatada (MAP, SS, ST, DAP) com base em recomendações agronômicas por tipo de solo;</w:t>
+        <w:t xml:space="preserve">treinar e comparar Regressão Linear, Random Forest e Gradient Boosting contra linhas de base históricas (média histórica do município e rendimento da safra anterior), com validação temporal e deixando uma safra de fora;</w:t>
       </w:r>
     </w:p>
     <w:p>
@@ -549,7 +540,7 @@
           <w:sz w:val="24"/>
           <w:szCs w:val="24"/>
         </w:rPr>
-        <w:t>treinar e comparar Regressão Linear (baseline), Random Forest e um modelo de Gradient Boosting contra linhas de base históricas (média histórica do município e rendimento da safra anterior), sob validação temporal;</w:t>
+        <w:t xml:space="preserve">identificar os fatores climáticos mais influentes sobre a produtividade, pelos coeficientes do modelo e pela decomposição das previsões em contribuições por variável (equivalente ao SHAP);</w:t>
       </w:r>
     </w:p>
     <w:p>
@@ -567,11 +558,12 @@
           <w:sz w:val="24"/>
           <w:szCs w:val="24"/>
         </w:rPr>
-        <w:t>aplicar SHAP ao melhor modelo para identificar os fatores climáticos e de adubação mais influentes sobre a produtividade.</w:t>
-      </w:r>
-    </w:p>
-    <w:p>
-      <w:pPr>
+        <w:t xml:space="preserve">combinar o rendimento esperado com as recomendações agronômicas da Embrapa/CQFS-RS/SC para gerar a dose de adubação fosfatada e potássica por classe de teor do solo.</w:t>
+      </w:r>
+    </w:p>
+    <w:p>
+      <w:pPr>
+        <w:keepNext/>
         <w:spacing w:before="280" w:after="160"/>
       </w:pPr>
       <w:r>
@@ -595,12 +587,12 @@
           <w:sz w:val="24"/>
           <w:szCs w:val="24"/>
         </w:rPr>
-        <w:t>A opção escolhida é Framework. A solução será implementada em Python, utilizando bibliotecas de ciência de dados e aprendizado de máquina, com destaque para pandas e NumPy no tratamento dos dados, Matplotlib na análise exploratória e scikit-learn na preparação, treinamento e avaliação dos modelos (Regressão Linear, Random Forest e Gradient Boosting), além de SHAP para a interpretabilidade do melhor modelo. O problema é tratado como regressão supervisionada, já que a variável-alvo é a produtividade em kg/ha.</w:t>
-      </w:r>
-    </w:p>
-    <w:p>
-      <w:pPr>
-        <w:spacing w:before="360" w:after="200"/>
+        <w:t xml:space="preserve">A opção escolhida é Framework. A solução foi implementada em Python, utilizando bibliotecas de ciência de dados e aprendizado de máquina, com destaque para pandas e NumPy no tratamento dos dados, Matplotlib na análise exploratória e scikit-learn (Pedregosa et al., 2011) na preparação, treinamento e avaliação dos modelos (Regressão Linear, Random Forest e Gradient Boosting) e SciPy nos testes estatísticos dos coeficientes. A interpretabilidade foi obtida pelos coeficientes do modelo linear e pela decomposição de cada previsão em contribuições por variável, que para modelos lineares coincide com os valores SHAP (Lundberg e Lee, 2017). O problema é tratado como regressão supervisionada, já que a variável-alvo é a produtividade em kg/ha.</w:t>
+      </w:r>
+    </w:p>
+    <w:p>
+      <w:pPr>
+        <w:keepNext/>
       </w:pPr>
       <w:r>
         <w:rPr>
@@ -623,9 +615,7 @@
           <w:sz w:val="24"/>
           <w:szCs w:val="24"/>
         </w:rPr>
-        <w:t xml:space="preserve">O problema consiste em estimar a produtividade da soja para cada combinação município–safra no Rio Grande do Sul a partir de informações climáticas e de adubação associadas àquela safra. A variável-alvo é o rendimento médio municipal da soja, expresso em kg/ha; as variáveis explicativas são formadas pelo histórico produtivo do município, pelo estado do ENOS (índice ONI) e por atributos de adubação fosfatada derivados de recomendações agronômicas por classe de solo. Os dados são divididos </w:t>
-        <w:lastRenderedPageBreak/>
-        <w:t>temporalmente – treino com safras mais antigas, teste com as mais recentes –, nunca por divisão aleatória, para evitar vazamento de informação futura; os hiperparâmetros dos modelos são ajustados apenas sobre os dados de treino, com validação temporal interna. Optou-se por tratar o problema como uma regressão em painel (municípios empilhados, com o rendimento da safra anterior e a média histórica expandida como atributos) em vez de um modelo de série temporal clássico por município, porque a série de cada município cobre cerca de 26 safras (2000–2025) – abaixo do mínimo prático para ajustar um ARIMA ou uma rede recorrente de forma confiável, agravado pela criação de novos municípios por desmembramento ao longo do período.</w:t>
+        <w:t xml:space="preserve">O problema consiste em estimar a produtividade da soja para cada combinação município–safra no Rio Grande do Sul a partir de informações climáticas associadas àquela safra. A variável-alvo é o rendimento médio municipal da soja, expresso em kg/ha; as variáveis explicativas são formadas pelo histórico produtivo do município (patamar esperado), por variáveis climáticas por subperíodo do ciclo e de balanço hídrico (INMET) e pelo estado do ENOS (índice ONI). Os dados nunca são divididos de forma aleatória, para evitar vazamento de informação futura: o patamar de cada safra usa apenas safras anteriores, e os modelos são avaliados com corte temporal (treino com safras mais antigas, teste com as mais recentes) e deixando uma safra de fora. Os hiperparâmetros dos modelos de árvores foram fixados a priori, sem ajuste fino, para que as safras de teste não influenciem a escolha do modelo. Optou-se por tratar o problema como uma regressão em painel (municípios empilhados, com o patamar histórico do município como referência) em vez de um modelo de série temporal clássico por município, porque a série de cada município cobre cerca de 26 safras (2000–2025) – abaixo do mínimo prático para ajustar um ARIMA ou uma rede recorrente de forma confiável, agravado pela criação de novos municípios por desmembramento ao longo do período.</w:t>
       </w:r>
     </w:p>
     <w:p>
@@ -639,7 +629,23 @@
           <w:sz w:val="24"/>
           <w:szCs w:val="24"/>
         </w:rPr>
-        <w:t>O problema é formulado como regressão supervisionada. Serão comparados três modelos: Regressão Linear, usada como baseline interpretável; Random Forest, um ensemble de árvores de decisão por bagging, adequado para capturar interações não lineares entre variáveis climáticas e de solo; e Gradient Boosting, que constrói árvores sequencialmente para corrigir os erros residuais do conjunto anterior, geralmente com melhor desempenho em dados tabulares. Para interpretar as previsões do melhor modelo será usado SHAP (SHapley Additive exPlanations), técnica de Inteligência Artificial Explicável (XAI) que atribui a cada variável uma contribuição marginal para a previsão individual, permitindo identificar quais fatores climáticos e de adubação mais pesam nas estimativas.</w:t>
+        <w:t xml:space="preserve">O problema é formulado como regressão supervisionada. Foram comparados três modelos: Regressão Linear, interpretável; Random Forest (Breiman, 2001), um ensemble de árvores de decisão por </w:t>
+      </w:r>
+      <w:r>
+        <w:rPr>
+          <w:i/>
+          <w:iCs/>
+          <w:sz w:val="24"/>
+          <w:szCs w:val="24"/>
+        </w:rPr>
+        <w:t xml:space="preserve">bagging</w:t>
+      </w:r>
+      <w:r>
+        <w:rPr>
+          <w:sz w:val="24"/>
+          <w:szCs w:val="24"/>
+        </w:rPr>
+        <w:t xml:space="preserve">, adequado para capturar interações não lineares entre variáveis climáticas; e Gradient Boosting (Friedman, 2001), que constrói árvores sequencialmente para corrigir os erros residuais do conjunto anterior, geralmente com bom desempenho em dados tabulares. Para interpretar as previsões foi usado o conceito de SHAP (SHapley Additive exPlanations), técnica de Inteligência Artificial Explicável (XAI) que atribui a cada variável uma contribuição para a previsão individual. Como o melhor modelo é linear, os valores SHAP têm forma exata – coeficiente × (valor da variável − sua média) (Lundberg e Lee, 2017) –, permitindo identificar quais fatores climáticos mais pesam em cada safra.</w:t>
       </w:r>
     </w:p>
     <w:p>
@@ -653,12 +659,12 @@
           <w:sz w:val="24"/>
           <w:szCs w:val="24"/>
         </w:rPr>
-        <w:t>Diversos estudos aplicam aprendizado de máquina à previsão de produtividade agrícola. Jeong et al. (2016) mostraram que Random Forest supera modelos de regressão múltipla na previsão de produtividade de grãos em múltiplas regiões do mundo. Van Klompenburg, Kassahun e Catal (2020), em revisão sistemática, identificam Random Forest e redes neurais como os algoritmos mais utilizados para previsão de safra, destacando a importância de variáveis climáticas e a necessidade de validação temporal para evitar vazamento de dados. Especificamente para a soja no Sul do Brasil, Pilau et al. (2022) e Nóia Júnior et al. (2020) documentam efeito negativo consistente da fase fria do ENOS (La Niña) sobre a produtividade da soja no Rio Grande do Sul, o que justifica a inclusão do ONI como atributo. Von Bloh et al. (2023) comparam modelos de machine learning para previsão de produtividade de soja no Brasil e reforçam a vantagem de modelos baseados em árvores frente a baselines lineares quando há relações não lineares entre clima e rendimento. Nenhum desses trabalhos, no entanto, incorpora explicitamente variáveis de adubação fosfatada municipal – o que constitui a principal diferença da proposta deste projeto.</w:t>
-      </w:r>
-    </w:p>
-    <w:p>
-      <w:pPr>
-        <w:spacing w:before="360" w:after="200"/>
+        <w:t xml:space="preserve">Diversos estudos aplicam aprendizado de máquina à previsão de produtividade agrícola. Jeong et al. (2016) mostraram que Random Forest supera modelos de regressão múltipla na previsão de produtividade de grãos em múltiplas regiões do mundo. Van Klompenburg, Kassahun e Catal (2020), em revisão sistemática, identificam Random Forest e redes neurais como os algoritmos mais utilizados para previsão de safra, destacando a importância de variáveis climáticas e a necessidade de validação temporal para evitar vazamento de dados. Especificamente para a soja no Sul do Brasil, Pilau et al. (2022) e Nóia Júnior et al. (2020) documentam efeito negativo consistente da fase fria do ENOS (La Niña) sobre a produtividade da soja no Rio Grande do Sul, o que justifica a inclusão do ONI como atributo. Von Bloh et al. (2023) comparam modelos de machine learning para previsão de produtividade de soja no Brasil e reforçam a vantagem de modelos baseados em árvores frente a baselines lineares quando há relações não lineares entre clima e rendimento. Este trabalho testa essa vantagem num cenário de dados limitados (cerca de 5 mil pares município–safra), com o patamar de produtividade calculado apenas com safras anteriores, e liga a previsão municipal a uma aplicação prática: a recomendação de adubação fosfatada e potássica.</w:t>
+      </w:r>
+    </w:p>
+    <w:p>
+      <w:pPr>
+        <w:keepNext/>
       </w:pPr>
       <w:r>
         <w:rPr>
@@ -681,14 +687,12 @@
           <w:sz w:val="24"/>
           <w:szCs w:val="24"/>
         </w:rPr>
-        <w:t xml:space="preserve">O projeto utiliza exclusivamente dados públicos e agregados em nível municipal, sem dados pessoais ou identificação de indivíduos, o que o mantém aderente à LGPD e dispensa submissão a Comitê de Ética. O principal risco ético está na interpretação do indicador: ele não deve ser tomado como recomendação automática de crédito, seguro ou decisão de plantio, e decisões com impacto econômico devem continuar envolvendo avaliação agronômica humana. Municípios com séries curtas ou estações meteorológicas </w:t>
-        <w:lastRenderedPageBreak/>
-        <w:t>com falhas podem apresentar desempenho inferior do modelo – essa limitação será documentada, assim como a natureza normativa (e não observacional) dos dados de adubação usados, já que não existe base pública do volume efetivamente aplicado por produtor. Código, versões das bases e parâmetros dos modelos serão versionados no GitHub do projeto para permitir auditoria e reprodução.</w:t>
-      </w:r>
-    </w:p>
-    <w:p>
-      <w:pPr>
-        <w:spacing w:before="360" w:after="200"/>
+        <w:t xml:space="preserve">O projeto utiliza exclusivamente dados públicos e agregados em nível municipal, sem dados pessoais ou identificação de indivíduos, o que o mantém aderente à LGPD e dispensa submissão a Comitê de Ética. O principal risco ético está na interpretação do indicador: ele não deve ser tomado como recomendação automática de crédito, seguro ou decisão de plantio, e decisões com impacto econômico devem continuar envolvendo avaliação agronômica humana. Municípios com séries curtas ou estações meteorológicas com falhas podem apresentar desempenho inferior do modelo – essa limitação está documentada, assim como a natureza normativa (e não observacional) dos dados de adubação usados, já que não existe base pública do volume efetivamente aplicado por produtor. Pelo mesmo motivo, a recomendação de adubação gerada pelo modelo é apresentada por classe de teor do solo, para ser confrontada com a análise de solo de cada lavoura, e não como dose automática por município. Código, versões das bases e parâmetros dos modelos estão versionados no GitHub do projeto para permitir auditoria e reprodução.</w:t>
+      </w:r>
+    </w:p>
+    <w:p>
+      <w:pPr>
+        <w:keepNext/>
       </w:pPr>
       <w:r>
         <w:rPr>
@@ -702,6 +706,7 @@
     </w:p>
     <w:p>
       <w:pPr>
+        <w:keepNext/>
         <w:spacing w:before="280" w:after="160"/>
       </w:pPr>
       <w:r>
@@ -725,12 +730,13 @@
           <w:sz w:val="24"/>
           <w:szCs w:val="24"/>
         </w:rPr>
-        <w:t>Os dados foram capturados pelo grupo em fontes públicas e oficiais. A unidade final da base é município–safra, de modo que cada linha representa um município do Rio Grande do Sul em uma safra. A Tabela 1 apresenta as fontes utilizadas e a função de cada conjunto de dados no projeto.</w:t>
+        <w:t xml:space="preserve">Os dados foram capturados pelo grupo em fontes públicas e oficiais. A unidade final da base é município–safra, de modo que cada linha representa um município do Rio Grande do Sul em uma safra. A Tabela 1 apresenta as fontes utilizadas e a função de cada conjunto de dados no projeto.</w:t>
       </w:r>
     </w:p>
     <w:tbl>
       <w:tblPr>
-        <w:tblW w:w="9350" w:type="dxa"/>
+        <w:tblW w:w="8500" w:type="dxa"/>
+        <w:jc w:val="center"/>
         <w:tblBorders>
           <w:top w:val="single" w:sz="4" w:space="0" w:color="999999"/>
           <w:left w:val="single" w:sz="4" w:space="0" w:color="999999"/>
@@ -746,23 +752,17 @@
         <w:tblLook w:val="04A0" w:firstRow="1" w:lastRow="0" w:firstColumn="1" w:lastColumn="0" w:noHBand="0" w:noVBand="1"/>
       </w:tblPr>
       <w:tblGrid>
-        <w:gridCol w:w="2600"/>
-        <w:gridCol w:w="3800"/>
-        <w:gridCol w:w="2950"/>
+        <w:gridCol w:w="2300"/>
+        <w:gridCol w:w="3400"/>
+        <w:gridCol w:w="2800"/>
       </w:tblGrid>
       <w:tr>
-        <w:tblPrEx>
-          <w:tblCellMar>
-            <w:top w:w="0" w:type="dxa"/>
-            <w:bottom w:w="0" w:type="dxa"/>
-          </w:tblCellMar>
-        </w:tblPrEx>
         <w:trPr>
           <w:tblHeader/>
         </w:trPr>
         <w:tc>
           <w:tcPr>
-            <w:tcW w:w="2600" w:type="dxa"/>
+            <w:tcW w:w="2300" w:type="dxa"/>
             <w:shd w:val="clear" w:color="auto" w:fill="D9D9D9"/>
             <w:tcMar>
               <w:top w:w="80" w:type="dxa"/>
@@ -779,13 +779,13 @@
                 <w:sz w:val="22"/>
                 <w:szCs w:val="22"/>
               </w:rPr>
-              <w:t>Fonte</w:t>
-            </w:r>
-          </w:p>
-        </w:tc>
-        <w:tc>
-          <w:tcPr>
-            <w:tcW w:w="3800" w:type="dxa"/>
+              <w:t xml:space="preserve">Fonte</w:t>
+            </w:r>
+          </w:p>
+        </w:tc>
+        <w:tc>
+          <w:tcPr>
+            <w:tcW w:w="3400" w:type="dxa"/>
             <w:shd w:val="clear" w:color="auto" w:fill="D9D9D9"/>
             <w:tcMar>
               <w:top w:w="80" w:type="dxa"/>
@@ -802,13 +802,13 @@
                 <w:sz w:val="22"/>
                 <w:szCs w:val="22"/>
               </w:rPr>
-              <w:t>Conteúdo</w:t>
-            </w:r>
-          </w:p>
-        </w:tc>
-        <w:tc>
-          <w:tcPr>
-            <w:tcW w:w="2950" w:type="dxa"/>
+              <w:t xml:space="preserve">Conteúdo</w:t>
+            </w:r>
+          </w:p>
+        </w:tc>
+        <w:tc>
+          <w:tcPr>
+            <w:tcW w:w="2800" w:type="dxa"/>
             <w:shd w:val="clear" w:color="auto" w:fill="D9D9D9"/>
             <w:tcMar>
               <w:top w:w="80" w:type="dxa"/>
@@ -825,279 +825,371 @@
                 <w:sz w:val="22"/>
                 <w:szCs w:val="22"/>
               </w:rPr>
-              <w:t>Uso no projeto</w:t>
+              <w:t xml:space="preserve">Uso no projeto</w:t>
             </w:r>
           </w:p>
         </w:tc>
       </w:tr>
       <w:tr>
-        <w:tblPrEx>
-          <w:tblCellMar>
-            <w:top w:w="0" w:type="dxa"/>
-            <w:bottom w:w="0" w:type="dxa"/>
-          </w:tblCellMar>
-        </w:tblPrEx>
-        <w:tc>
-          <w:tcPr>
-            <w:tcW w:w="2600" w:type="dxa"/>
-            <w:tcMar>
-              <w:top w:w="80" w:type="dxa"/>
-              <w:left w:w="100" w:type="dxa"/>
-              <w:bottom w:w="80" w:type="dxa"/>
-              <w:right w:w="100" w:type="dxa"/>
-            </w:tcMar>
-          </w:tcPr>
-          <w:p>
-            <w:r>
-              <w:rPr>
-                <w:sz w:val="22"/>
-                <w:szCs w:val="22"/>
-              </w:rPr>
-              <w:t>IBGE/SIDRA – Tabela 1612</w:t>
-            </w:r>
-          </w:p>
-        </w:tc>
-        <w:tc>
-          <w:tcPr>
-            <w:tcW w:w="3800" w:type="dxa"/>
-            <w:tcMar>
-              <w:top w:w="80" w:type="dxa"/>
-              <w:left w:w="100" w:type="dxa"/>
-              <w:bottom w:w="80" w:type="dxa"/>
-              <w:right w:w="100" w:type="dxa"/>
-            </w:tcMar>
-          </w:tcPr>
-          <w:p>
-            <w:r>
-              <w:rPr>
-                <w:sz w:val="22"/>
-                <w:szCs w:val="22"/>
-              </w:rPr>
-              <w:t>Rendimento (kg/ha), área plantada/colhida e produção de soja, por município do RS, 2000–2025.</w:t>
-            </w:r>
-          </w:p>
-        </w:tc>
-        <w:tc>
-          <w:tcPr>
-            <w:tcW w:w="2950" w:type="dxa"/>
-            <w:tcMar>
-              <w:top w:w="80" w:type="dxa"/>
-              <w:left w:w="100" w:type="dxa"/>
-              <w:bottom w:w="80" w:type="dxa"/>
-              <w:right w:w="100" w:type="dxa"/>
-            </w:tcMar>
-          </w:tcPr>
-          <w:p>
-            <w:r>
-              <w:rPr>
-                <w:sz w:val="22"/>
-                <w:szCs w:val="22"/>
-              </w:rPr>
-              <w:t>Variável-alvo e histórico produtivo.</w:t>
+        <w:tc>
+          <w:tcPr>
+            <w:tcW w:w="2300" w:type="dxa"/>
+            <w:tcMar>
+              <w:top w:w="80" w:type="dxa"/>
+              <w:left w:w="100" w:type="dxa"/>
+              <w:bottom w:w="80" w:type="dxa"/>
+              <w:right w:w="100" w:type="dxa"/>
+            </w:tcMar>
+          </w:tcPr>
+          <w:p>
+            <w:r>
+              <w:rPr>
+                <w:sz w:val="22"/>
+                <w:szCs w:val="22"/>
+              </w:rPr>
+              <w:t xml:space="preserve">IBGE/SIDRA – Tabela 1612</w:t>
+            </w:r>
+          </w:p>
+        </w:tc>
+        <w:tc>
+          <w:tcPr>
+            <w:tcW w:w="3400" w:type="dxa"/>
+            <w:tcMar>
+              <w:top w:w="80" w:type="dxa"/>
+              <w:left w:w="100" w:type="dxa"/>
+              <w:bottom w:w="80" w:type="dxa"/>
+              <w:right w:w="100" w:type="dxa"/>
+            </w:tcMar>
+          </w:tcPr>
+          <w:p>
+            <w:r>
+              <w:rPr>
+                <w:sz w:val="22"/>
+                <w:szCs w:val="22"/>
+              </w:rPr>
+              <w:t xml:space="preserve">Rendimento (kg/ha), área plantada/colhida e produção de soja, por município do RS, 2000–2025.</w:t>
+            </w:r>
+          </w:p>
+        </w:tc>
+        <w:tc>
+          <w:tcPr>
+            <w:tcW w:w="2800" w:type="dxa"/>
+            <w:tcMar>
+              <w:top w:w="80" w:type="dxa"/>
+              <w:left w:w="100" w:type="dxa"/>
+              <w:bottom w:w="80" w:type="dxa"/>
+              <w:right w:w="100" w:type="dxa"/>
+            </w:tcMar>
+          </w:tcPr>
+          <w:p>
+            <w:r>
+              <w:rPr>
+                <w:sz w:val="22"/>
+                <w:szCs w:val="22"/>
+              </w:rPr>
+              <w:t xml:space="preserve">Variável-alvo e histórico produtivo.</w:t>
             </w:r>
           </w:p>
         </w:tc>
       </w:tr>
       <w:tr>
-        <w:tblPrEx>
-          <w:tblCellMar>
-            <w:top w:w="0" w:type="dxa"/>
-            <w:bottom w:w="0" w:type="dxa"/>
-          </w:tblCellMar>
-        </w:tblPrEx>
-        <w:tc>
-          <w:tcPr>
-            <w:tcW w:w="2600" w:type="dxa"/>
-            <w:tcMar>
-              <w:top w:w="80" w:type="dxa"/>
-              <w:left w:w="100" w:type="dxa"/>
-              <w:bottom w:w="80" w:type="dxa"/>
-              <w:right w:w="100" w:type="dxa"/>
-            </w:tcMar>
-          </w:tcPr>
-          <w:p>
-            <w:r>
-              <w:rPr>
-                <w:sz w:val="22"/>
-                <w:szCs w:val="22"/>
-              </w:rPr>
-              <w:t>NOAA/CPC – ONI</w:t>
-            </w:r>
-          </w:p>
-        </w:tc>
-        <w:tc>
-          <w:tcPr>
-            <w:tcW w:w="3800" w:type="dxa"/>
-            <w:tcMar>
-              <w:top w:w="80" w:type="dxa"/>
-              <w:left w:w="100" w:type="dxa"/>
-              <w:bottom w:w="80" w:type="dxa"/>
-              <w:right w:w="100" w:type="dxa"/>
-            </w:tcMar>
-          </w:tcPr>
-          <w:p>
-            <w:r>
-              <w:rPr>
-                <w:sz w:val="22"/>
-                <w:szCs w:val="22"/>
-              </w:rPr>
-              <w:t>Índice trimestral do ENOS (El Niño/La Niña).</w:t>
-            </w:r>
-          </w:p>
-        </w:tc>
-        <w:tc>
-          <w:tcPr>
-            <w:tcW w:w="2950" w:type="dxa"/>
-            <w:tcMar>
-              <w:top w:w="80" w:type="dxa"/>
-              <w:left w:w="100" w:type="dxa"/>
-              <w:bottom w:w="80" w:type="dxa"/>
-              <w:right w:w="100" w:type="dxa"/>
-            </w:tcMar>
-          </w:tcPr>
-          <w:p>
-            <w:r>
-              <w:rPr>
-                <w:sz w:val="22"/>
-                <w:szCs w:val="22"/>
-              </w:rPr>
-              <w:t>Sinal climático de grande escala, disponível antes e durante a safra.</w:t>
+        <w:tc>
+          <w:tcPr>
+            <w:tcW w:w="2300" w:type="dxa"/>
+            <w:tcMar>
+              <w:top w:w="80" w:type="dxa"/>
+              <w:left w:w="100" w:type="dxa"/>
+              <w:bottom w:w="80" w:type="dxa"/>
+              <w:right w:w="100" w:type="dxa"/>
+            </w:tcMar>
+          </w:tcPr>
+          <w:p>
+            <w:r>
+              <w:rPr>
+                <w:sz w:val="22"/>
+                <w:szCs w:val="22"/>
+              </w:rPr>
+              <w:t xml:space="preserve">NOAA/CPC – ONI</w:t>
+            </w:r>
+          </w:p>
+        </w:tc>
+        <w:tc>
+          <w:tcPr>
+            <w:tcW w:w="3400" w:type="dxa"/>
+            <w:tcMar>
+              <w:top w:w="80" w:type="dxa"/>
+              <w:left w:w="100" w:type="dxa"/>
+              <w:bottom w:w="80" w:type="dxa"/>
+              <w:right w:w="100" w:type="dxa"/>
+            </w:tcMar>
+          </w:tcPr>
+          <w:p>
+            <w:r>
+              <w:rPr>
+                <w:sz w:val="22"/>
+                <w:szCs w:val="22"/>
+              </w:rPr>
+              <w:t xml:space="preserve">Índice trimestral do ENOS (El Niño/La Niña).</w:t>
+            </w:r>
+          </w:p>
+        </w:tc>
+        <w:tc>
+          <w:tcPr>
+            <w:tcW w:w="2800" w:type="dxa"/>
+            <w:tcMar>
+              <w:top w:w="80" w:type="dxa"/>
+              <w:left w:w="100" w:type="dxa"/>
+              <w:bottom w:w="80" w:type="dxa"/>
+              <w:right w:w="100" w:type="dxa"/>
+            </w:tcMar>
+          </w:tcPr>
+          <w:p>
+            <w:r>
+              <w:rPr>
+                <w:sz w:val="22"/>
+                <w:szCs w:val="22"/>
+              </w:rPr>
+              <w:t xml:space="preserve">Sinal climático de grande escala, disponível antes e durante a safra.</w:t>
             </w:r>
           </w:p>
         </w:tc>
       </w:tr>
       <w:tr>
-        <w:tblPrEx>
-          <w:tblCellMar>
-            <w:top w:w="0" w:type="dxa"/>
-            <w:bottom w:w="0" w:type="dxa"/>
-          </w:tblCellMar>
-        </w:tblPrEx>
-        <w:tc>
-          <w:tcPr>
-            <w:tcW w:w="2600" w:type="dxa"/>
-            <w:tcMar>
-              <w:top w:w="80" w:type="dxa"/>
-              <w:left w:w="100" w:type="dxa"/>
-              <w:bottom w:w="80" w:type="dxa"/>
-              <w:right w:w="100" w:type="dxa"/>
-            </w:tcMar>
-          </w:tcPr>
-          <w:p>
-            <w:r>
-              <w:rPr>
-                <w:sz w:val="22"/>
-                <w:szCs w:val="22"/>
-              </w:rPr>
-              <w:t>INMET / BDMEP</w:t>
-            </w:r>
-          </w:p>
-        </w:tc>
-        <w:tc>
-          <w:tcPr>
-            <w:tcW w:w="3800" w:type="dxa"/>
-            <w:tcMar>
-              <w:top w:w="80" w:type="dxa"/>
-              <w:left w:w="100" w:type="dxa"/>
-              <w:bottom w:w="80" w:type="dxa"/>
-              <w:right w:w="100" w:type="dxa"/>
-            </w:tcMar>
-          </w:tcPr>
-          <w:p>
-            <w:r>
-              <w:rPr>
-                <w:sz w:val="22"/>
-                <w:szCs w:val="22"/>
-              </w:rPr>
-              <w:t>Precipitação e temperatura observadas em 45 estações automáticas do RS.</w:t>
-            </w:r>
-          </w:p>
-        </w:tc>
-        <w:tc>
-          <w:tcPr>
-            <w:tcW w:w="2950" w:type="dxa"/>
-            <w:tcMar>
-              <w:top w:w="80" w:type="dxa"/>
-              <w:left w:w="100" w:type="dxa"/>
-              <w:bottom w:w="80" w:type="dxa"/>
-              <w:right w:w="100" w:type="dxa"/>
-            </w:tcMar>
-          </w:tcPr>
-          <w:p>
-            <w:r>
-              <w:rPr>
-                <w:sz w:val="22"/>
-                <w:szCs w:val="22"/>
-              </w:rPr>
-              <w:t>Validação da qualidade/cobertura dos dados climáticos usados.</w:t>
+        <w:tc>
+          <w:tcPr>
+            <w:tcW w:w="2300" w:type="dxa"/>
+            <w:tcMar>
+              <w:top w:w="80" w:type="dxa"/>
+              <w:left w:w="100" w:type="dxa"/>
+              <w:bottom w:w="80" w:type="dxa"/>
+              <w:right w:w="100" w:type="dxa"/>
+            </w:tcMar>
+          </w:tcPr>
+          <w:p>
+            <w:r>
+              <w:rPr>
+                <w:sz w:val="22"/>
+                <w:szCs w:val="22"/>
+              </w:rPr>
+              <w:t xml:space="preserve">INMET / BDMEP</w:t>
+            </w:r>
+          </w:p>
+        </w:tc>
+        <w:tc>
+          <w:tcPr>
+            <w:tcW w:w="3400" w:type="dxa"/>
+            <w:tcMar>
+              <w:top w:w="80" w:type="dxa"/>
+              <w:left w:w="100" w:type="dxa"/>
+              <w:bottom w:w="80" w:type="dxa"/>
+              <w:right w:w="100" w:type="dxa"/>
+            </w:tcMar>
+          </w:tcPr>
+          <w:p>
+            <w:r>
+              <w:rPr>
+                <w:sz w:val="22"/>
+                <w:szCs w:val="22"/>
+              </w:rPr>
+              <w:t xml:space="preserve">Chuva, temperatura máxima e mínima e umidade relativa diárias observadas em 45 estações automáticas do RS.</w:t>
+            </w:r>
+          </w:p>
+        </w:tc>
+        <w:tc>
+          <w:tcPr>
+            <w:tcW w:w="2800" w:type="dxa"/>
+            <w:tcMar>
+              <w:top w:w="80" w:type="dxa"/>
+              <w:left w:w="100" w:type="dxa"/>
+              <w:bottom w:w="80" w:type="dxa"/>
+              <w:right w:w="100" w:type="dxa"/>
+            </w:tcMar>
+          </w:tcPr>
+          <w:p>
+            <w:r>
+              <w:rPr>
+                <w:sz w:val="22"/>
+                <w:szCs w:val="22"/>
+              </w:rPr>
+              <w:t xml:space="preserve">Variáveis climáticas por subperíodo do ciclo e balanço hídrico.</w:t>
             </w:r>
           </w:p>
         </w:tc>
       </w:tr>
       <w:tr>
-        <w:tblPrEx>
-          <w:tblCellMar>
-            <w:top w:w="0" w:type="dxa"/>
-            <w:bottom w:w="0" w:type="dxa"/>
-          </w:tblCellMar>
-        </w:tblPrEx>
-        <w:tc>
-          <w:tcPr>
-            <w:tcW w:w="2600" w:type="dxa"/>
-            <w:tcMar>
-              <w:top w:w="80" w:type="dxa"/>
-              <w:left w:w="100" w:type="dxa"/>
-              <w:bottom w:w="80" w:type="dxa"/>
-              <w:right w:w="100" w:type="dxa"/>
-            </w:tcMar>
-          </w:tcPr>
-          <w:p>
-            <w:r>
-              <w:rPr>
-                <w:sz w:val="22"/>
-                <w:szCs w:val="22"/>
-              </w:rPr>
-              <w:t>Embrapa / CQFS-RS/SC</w:t>
-            </w:r>
-          </w:p>
-        </w:tc>
-        <w:tc>
-          <w:tcPr>
-            <w:tcW w:w="3800" w:type="dxa"/>
-            <w:tcMar>
-              <w:top w:w="80" w:type="dxa"/>
-              <w:left w:w="100" w:type="dxa"/>
-              <w:bottom w:w="80" w:type="dxa"/>
-              <w:right w:w="100" w:type="dxa"/>
-            </w:tcMar>
-          </w:tcPr>
-          <w:p>
-            <w:r>
-              <w:rPr>
-                <w:sz w:val="22"/>
-                <w:szCs w:val="22"/>
-              </w:rPr>
-              <w:t>Recomendações de adubação fosfatada (MAP, Superfosfato Simples, Superfosfato Triplo, DAP) por classe de solo.</w:t>
-            </w:r>
-          </w:p>
-        </w:tc>
-        <w:tc>
-          <w:tcPr>
-            <w:tcW w:w="2950" w:type="dxa"/>
-            <w:tcMar>
-              <w:top w:w="80" w:type="dxa"/>
-              <w:left w:w="100" w:type="dxa"/>
-              <w:bottom w:w="80" w:type="dxa"/>
-              <w:right w:w="100" w:type="dxa"/>
-            </w:tcMar>
-          </w:tcPr>
-          <w:p>
-            <w:r>
-              <w:rPr>
-                <w:sz w:val="22"/>
-                <w:szCs w:val="22"/>
-              </w:rPr>
-              <w:t>Atributos de disponibilidade de P, S e Ca no solo.</w:t>
+        <w:tc>
+          <w:tcPr>
+            <w:tcW w:w="2300" w:type="dxa"/>
+            <w:tcMar>
+              <w:top w:w="80" w:type="dxa"/>
+              <w:left w:w="100" w:type="dxa"/>
+              <w:bottom w:w="80" w:type="dxa"/>
+              <w:right w:w="100" w:type="dxa"/>
+            </w:tcMar>
+          </w:tcPr>
+          <w:p>
+            <w:r>
+              <w:rPr>
+                <w:sz w:val="22"/>
+                <w:szCs w:val="22"/>
+              </w:rPr>
+              <w:t xml:space="preserve">Embrapa / CQFS-RS/SC</w:t>
+            </w:r>
+          </w:p>
+        </w:tc>
+        <w:tc>
+          <w:tcPr>
+            <w:tcW w:w="3400" w:type="dxa"/>
+            <w:tcMar>
+              <w:top w:w="80" w:type="dxa"/>
+              <w:left w:w="100" w:type="dxa"/>
+              <w:bottom w:w="80" w:type="dxa"/>
+              <w:right w:w="100" w:type="dxa"/>
+            </w:tcMar>
+          </w:tcPr>
+          <w:p>
+            <w:r>
+              <w:rPr>
+                <w:sz w:val="22"/>
+                <w:szCs w:val="22"/>
+              </w:rPr>
+              <w:t xml:space="preserve">Interpretação do teor de P e K no solo e dose recomendada de P</w:t>
+            </w:r>
+            <w:r>
+              <w:rPr>
+                <w:sz w:val="22"/>
+                <w:szCs w:val="22"/>
+                <w:vertAlign w:val="subscript"/>
+              </w:rPr>
+              <w:t xml:space="preserve">2</w:t>
+            </w:r>
+            <w:r>
+              <w:rPr>
+                <w:sz w:val="22"/>
+                <w:szCs w:val="22"/>
+              </w:rPr>
+              <w:t xml:space="preserve">O</w:t>
+            </w:r>
+            <w:r>
+              <w:rPr>
+                <w:sz w:val="22"/>
+                <w:szCs w:val="22"/>
+                <w:vertAlign w:val="subscript"/>
+              </w:rPr>
+              <w:t xml:space="preserve">5</w:t>
+            </w:r>
+            <w:r>
+              <w:rPr>
+                <w:sz w:val="22"/>
+                <w:szCs w:val="22"/>
+              </w:rPr>
+              <w:t xml:space="preserve"> e K</w:t>
+            </w:r>
+            <w:r>
+              <w:rPr>
+                <w:sz w:val="22"/>
+                <w:szCs w:val="22"/>
+                <w:vertAlign w:val="subscript"/>
+              </w:rPr>
+              <w:t xml:space="preserve">2</w:t>
+            </w:r>
+            <w:r>
+              <w:rPr>
+                <w:sz w:val="22"/>
+                <w:szCs w:val="22"/>
+              </w:rPr>
+              <w:t xml:space="preserve">O por classe de teor (Tabelas 2.3 e 2.4).</w:t>
+            </w:r>
+          </w:p>
+        </w:tc>
+        <w:tc>
+          <w:tcPr>
+            <w:tcW w:w="2800" w:type="dxa"/>
+            <w:tcMar>
+              <w:top w:w="80" w:type="dxa"/>
+              <w:left w:w="100" w:type="dxa"/>
+              <w:bottom w:w="80" w:type="dxa"/>
+              <w:right w:w="100" w:type="dxa"/>
+            </w:tcMar>
+          </w:tcPr>
+          <w:p>
+            <w:r>
+              <w:rPr>
+                <w:sz w:val="22"/>
+                <w:szCs w:val="22"/>
+              </w:rPr>
+              <w:t xml:space="preserve">Aplicação: recomendação de adubação a partir do rendimento esperado.</w:t>
+            </w:r>
+          </w:p>
+        </w:tc>
+      </w:tr>
+      <w:tr>
+        <w:tc>
+          <w:tcPr>
+            <w:tcW w:w="2300" w:type="dxa"/>
+            <w:tcMar>
+              <w:top w:w="80" w:type="dxa"/>
+              <w:left w:w="100" w:type="dxa"/>
+              <w:bottom w:w="80" w:type="dxa"/>
+              <w:right w:w="100" w:type="dxa"/>
+            </w:tcMar>
+          </w:tcPr>
+          <w:p>
+            <w:pPr>
+              <w:keepNext/>
+            </w:pPr>
+            <w:r>
+              <w:rPr>
+                <w:sz w:val="22"/>
+                <w:szCs w:val="22"/>
+              </w:rPr>
+              <w:t xml:space="preserve">IBGE – Localidades</w:t>
+            </w:r>
+          </w:p>
+        </w:tc>
+        <w:tc>
+          <w:tcPr>
+            <w:tcW w:w="3400" w:type="dxa"/>
+            <w:tcMar>
+              <w:top w:w="80" w:type="dxa"/>
+              <w:left w:w="100" w:type="dxa"/>
+              <w:bottom w:w="80" w:type="dxa"/>
+              <w:right w:w="100" w:type="dxa"/>
+            </w:tcMar>
+          </w:tcPr>
+          <w:p>
+            <w:pPr>
+              <w:keepNext/>
+            </w:pPr>
+            <w:r>
+              <w:rPr>
+                <w:sz w:val="22"/>
+                <w:szCs w:val="22"/>
+              </w:rPr>
+              <w:t xml:space="preserve">Mesorregião de cada município do RS.</w:t>
+            </w:r>
+          </w:p>
+        </w:tc>
+        <w:tc>
+          <w:tcPr>
+            <w:tcW w:w="2800" w:type="dxa"/>
+            <w:tcMar>
+              <w:top w:w="80" w:type="dxa"/>
+              <w:left w:w="100" w:type="dxa"/>
+              <w:bottom w:w="80" w:type="dxa"/>
+              <w:right w:w="100" w:type="dxa"/>
+            </w:tcMar>
+          </w:tcPr>
+          <w:p>
+            <w:pPr>
+              <w:keepNext/>
+            </w:pPr>
+            <w:r>
+              <w:rPr>
+                <w:sz w:val="22"/>
+                <w:szCs w:val="22"/>
+              </w:rPr>
+              <w:t xml:space="preserve">Erro do modelo por região.</w:t>
             </w:r>
           </w:p>
         </w:tc>
@@ -1115,11 +1207,12 @@
           <w:sz w:val="22"/>
           <w:szCs w:val="22"/>
         </w:rPr>
-        <w:t>Tabela 1 – Fontes de dados utilizadas no projeto. Fonte: elaboração própria (2026).</w:t>
-      </w:r>
-    </w:p>
-    <w:p>
-      <w:pPr>
+        <w:t xml:space="preserve">Tabela 1 – Fontes de dados utilizadas no projeto. Fonte: elaboração própria (2026).</w:t>
+      </w:r>
+    </w:p>
+    <w:p>
+      <w:pPr>
+        <w:keepNext/>
         <w:spacing w:before="280" w:after="160"/>
       </w:pPr>
       <w:r>
@@ -1143,12 +1236,13 @@
           <w:sz w:val="24"/>
           <w:szCs w:val="24"/>
         </w:rPr>
-        <w:t>A base final tem como chave primária o código IBGE do município e a safra (ano_safra). O Quadro 2 resume as principais variáveis do painel município–safra resultante da integração das quatro fontes.</w:t>
+        <w:t xml:space="preserve">A base final tem como chave primária o código IBGE do município e a safra (ano_safra). A Tabela 2 resume as principais variáveis do painel município–safra resultante da integração das quatro fontes.</w:t>
       </w:r>
     </w:p>
     <w:tbl>
       <w:tblPr>
-        <w:tblW w:w="9350" w:type="dxa"/>
+        <w:tblW w:w="8500" w:type="dxa"/>
+        <w:jc w:val="center"/>
         <w:tblBorders>
           <w:top w:val="single" w:sz="4" w:space="0" w:color="999999"/>
           <w:left w:val="single" w:sz="4" w:space="0" w:color="999999"/>
@@ -1164,24 +1258,18 @@
         <w:tblLook w:val="04A0" w:firstRow="1" w:lastRow="0" w:firstColumn="1" w:lastColumn="0" w:noHBand="0" w:noVBand="1"/>
       </w:tblPr>
       <w:tblGrid>
-        <w:gridCol w:w="2677"/>
-        <w:gridCol w:w="3794"/>
-        <w:gridCol w:w="1334"/>
-        <w:gridCol w:w="1545"/>
+        <w:gridCol w:w="2900"/>
+        <w:gridCol w:w="3000"/>
+        <w:gridCol w:w="1200"/>
+        <w:gridCol w:w="1400"/>
       </w:tblGrid>
       <w:tr>
-        <w:tblPrEx>
-          <w:tblCellMar>
-            <w:top w:w="0" w:type="dxa"/>
-            <w:bottom w:w="0" w:type="dxa"/>
-          </w:tblCellMar>
-        </w:tblPrEx>
         <w:trPr>
           <w:tblHeader/>
         </w:trPr>
         <w:tc>
           <w:tcPr>
-            <w:tcW w:w="2700" w:type="dxa"/>
+            <w:tcW w:w="2900" w:type="dxa"/>
             <w:shd w:val="clear" w:color="auto" w:fill="D9D9D9"/>
             <w:tcMar>
               <w:top w:w="80" w:type="dxa"/>
@@ -1198,13 +1286,13 @@
                 <w:sz w:val="22"/>
                 <w:szCs w:val="22"/>
               </w:rPr>
-              <w:t>Coluna</w:t>
-            </w:r>
-          </w:p>
-        </w:tc>
-        <w:tc>
-          <w:tcPr>
-            <w:tcW w:w="4200" w:type="dxa"/>
+              <w:t xml:space="preserve">Coluna</w:t>
+            </w:r>
+          </w:p>
+        </w:tc>
+        <w:tc>
+          <w:tcPr>
+            <w:tcW w:w="3000" w:type="dxa"/>
             <w:shd w:val="clear" w:color="auto" w:fill="D9D9D9"/>
             <w:tcMar>
               <w:top w:w="80" w:type="dxa"/>
@@ -1221,7 +1309,30 @@
                 <w:sz w:val="22"/>
                 <w:szCs w:val="22"/>
               </w:rPr>
-              <w:t>Descrição</w:t>
+              <w:t xml:space="preserve">Descrição</w:t>
+            </w:r>
+          </w:p>
+        </w:tc>
+        <w:tc>
+          <w:tcPr>
+            <w:tcW w:w="1200" w:type="dxa"/>
+            <w:shd w:val="clear" w:color="auto" w:fill="D9D9D9"/>
+            <w:tcMar>
+              <w:top w:w="80" w:type="dxa"/>
+              <w:left w:w="100" w:type="dxa"/>
+              <w:bottom w:w="80" w:type="dxa"/>
+              <w:right w:w="100" w:type="dxa"/>
+            </w:tcMar>
+          </w:tcPr>
+          <w:p>
+            <w:r>
+              <w:rPr>
+                <w:b/>
+                <w:bCs/>
+                <w:sz w:val="22"/>
+                <w:szCs w:val="22"/>
+              </w:rPr>
+              <w:t xml:space="preserve">Unidade</w:t>
             </w:r>
           </w:p>
         </w:tc>
@@ -1244,78 +1355,69 @@
                 <w:sz w:val="22"/>
                 <w:szCs w:val="22"/>
               </w:rPr>
-              <w:t>Unidade</w:t>
-            </w:r>
-          </w:p>
-        </w:tc>
-        <w:tc>
-          <w:tcPr>
-            <w:tcW w:w="1050" w:type="dxa"/>
-            <w:shd w:val="clear" w:color="auto" w:fill="D9D9D9"/>
-            <w:tcMar>
-              <w:top w:w="80" w:type="dxa"/>
-              <w:left w:w="100" w:type="dxa"/>
-              <w:bottom w:w="80" w:type="dxa"/>
-              <w:right w:w="100" w:type="dxa"/>
-            </w:tcMar>
-          </w:tcPr>
-          <w:p>
-            <w:r>
-              <w:rPr>
-                <w:b/>
-                <w:bCs/>
-                <w:sz w:val="22"/>
-                <w:szCs w:val="22"/>
-              </w:rPr>
-              <w:t>Fonte</w:t>
+              <w:t xml:space="preserve">Fonte</w:t>
             </w:r>
           </w:p>
         </w:tc>
       </w:tr>
       <w:tr>
-        <w:tblPrEx>
-          <w:tblCellMar>
-            <w:top w:w="0" w:type="dxa"/>
-            <w:bottom w:w="0" w:type="dxa"/>
-          </w:tblCellMar>
-        </w:tblPrEx>
-        <w:tc>
-          <w:tcPr>
-            <w:tcW w:w="2700" w:type="dxa"/>
-            <w:tcMar>
-              <w:top w:w="80" w:type="dxa"/>
-              <w:left w:w="100" w:type="dxa"/>
-              <w:bottom w:w="80" w:type="dxa"/>
-              <w:right w:w="100" w:type="dxa"/>
-            </w:tcMar>
-          </w:tcPr>
-          <w:p>
-            <w:r>
-              <w:rPr>
-                <w:sz w:val="22"/>
-                <w:szCs w:val="22"/>
-              </w:rPr>
-              <w:t>codigo_ibge_municipio / municipio</w:t>
-            </w:r>
-          </w:p>
-        </w:tc>
-        <w:tc>
-          <w:tcPr>
-            <w:tcW w:w="4200" w:type="dxa"/>
-            <w:tcMar>
-              <w:top w:w="80" w:type="dxa"/>
-              <w:left w:w="100" w:type="dxa"/>
-              <w:bottom w:w="80" w:type="dxa"/>
-              <w:right w:w="100" w:type="dxa"/>
-            </w:tcMar>
-          </w:tcPr>
-          <w:p>
-            <w:r>
-              <w:rPr>
-                <w:sz w:val="22"/>
-                <w:szCs w:val="22"/>
-              </w:rPr>
-              <w:t>Identificação do município</w:t>
+        <w:tc>
+          <w:tcPr>
+            <w:tcW w:w="2900" w:type="dxa"/>
+            <w:tcMar>
+              <w:top w:w="80" w:type="dxa"/>
+              <w:left w:w="100" w:type="dxa"/>
+              <w:bottom w:w="80" w:type="dxa"/>
+              <w:right w:w="100" w:type="dxa"/>
+            </w:tcMar>
+          </w:tcPr>
+          <w:p>
+            <w:r>
+              <w:rPr>
+                <w:sz w:val="22"/>
+                <w:szCs w:val="22"/>
+              </w:rPr>
+              <w:t xml:space="preserve">codigo_ibge_municipio / municipio</w:t>
+            </w:r>
+          </w:p>
+        </w:tc>
+        <w:tc>
+          <w:tcPr>
+            <w:tcW w:w="3000" w:type="dxa"/>
+            <w:tcMar>
+              <w:top w:w="80" w:type="dxa"/>
+              <w:left w:w="100" w:type="dxa"/>
+              <w:bottom w:w="80" w:type="dxa"/>
+              <w:right w:w="100" w:type="dxa"/>
+            </w:tcMar>
+          </w:tcPr>
+          <w:p>
+            <w:r>
+              <w:rPr>
+                <w:sz w:val="22"/>
+                <w:szCs w:val="22"/>
+              </w:rPr>
+              <w:t xml:space="preserve">Identificação do município</w:t>
+            </w:r>
+          </w:p>
+        </w:tc>
+        <w:tc>
+          <w:tcPr>
+            <w:tcW w:w="1200" w:type="dxa"/>
+            <w:tcMar>
+              <w:top w:w="80" w:type="dxa"/>
+              <w:left w:w="100" w:type="dxa"/>
+              <w:bottom w:w="80" w:type="dxa"/>
+              <w:right w:w="100" w:type="dxa"/>
+            </w:tcMar>
+          </w:tcPr>
+          <w:p>
+            <w:r>
+              <w:rPr>
+                <w:sz w:val="22"/>
+                <w:szCs w:val="22"/>
+              </w:rPr>
+              <w:t xml:space="preserve">código / texto</w:t>
             </w:r>
           </w:p>
         </w:tc>
@@ -1335,75 +1437,69 @@
                 <w:sz w:val="22"/>
                 <w:szCs w:val="22"/>
               </w:rPr>
-              <w:t>código / texto</w:t>
-            </w:r>
-          </w:p>
-        </w:tc>
-        <w:tc>
-          <w:tcPr>
-            <w:tcW w:w="1050" w:type="dxa"/>
-            <w:tcMar>
-              <w:top w:w="80" w:type="dxa"/>
-              <w:left w:w="100" w:type="dxa"/>
-              <w:bottom w:w="80" w:type="dxa"/>
-              <w:right w:w="100" w:type="dxa"/>
-            </w:tcMar>
-          </w:tcPr>
-          <w:p>
-            <w:r>
-              <w:rPr>
-                <w:sz w:val="22"/>
-                <w:szCs w:val="22"/>
-              </w:rPr>
-              <w:t>IBGE</w:t>
+              <w:t xml:space="preserve">IBGE</w:t>
             </w:r>
           </w:p>
         </w:tc>
       </w:tr>
       <w:tr>
-        <w:tblPrEx>
-          <w:tblCellMar>
-            <w:top w:w="0" w:type="dxa"/>
-            <w:bottom w:w="0" w:type="dxa"/>
-          </w:tblCellMar>
-        </w:tblPrEx>
-        <w:tc>
-          <w:tcPr>
-            <w:tcW w:w="2700" w:type="dxa"/>
-            <w:tcMar>
-              <w:top w:w="80" w:type="dxa"/>
-              <w:left w:w="100" w:type="dxa"/>
-              <w:bottom w:w="80" w:type="dxa"/>
-              <w:right w:w="100" w:type="dxa"/>
-            </w:tcMar>
-          </w:tcPr>
-          <w:p>
-            <w:r>
-              <w:rPr>
-                <w:sz w:val="22"/>
-                <w:szCs w:val="22"/>
-              </w:rPr>
-              <w:t>ano_safra</w:t>
-            </w:r>
-          </w:p>
-        </w:tc>
-        <w:tc>
-          <w:tcPr>
-            <w:tcW w:w="4200" w:type="dxa"/>
-            <w:tcMar>
-              <w:top w:w="80" w:type="dxa"/>
-              <w:left w:w="100" w:type="dxa"/>
-              <w:bottom w:w="80" w:type="dxa"/>
-              <w:right w:w="100" w:type="dxa"/>
-            </w:tcMar>
-          </w:tcPr>
-          <w:p>
-            <w:r>
-              <w:rPr>
-                <w:sz w:val="22"/>
-                <w:szCs w:val="22"/>
-              </w:rPr>
-              <w:t>Ano da safra</w:t>
+        <w:tc>
+          <w:tcPr>
+            <w:tcW w:w="2900" w:type="dxa"/>
+            <w:tcMar>
+              <w:top w:w="80" w:type="dxa"/>
+              <w:left w:w="100" w:type="dxa"/>
+              <w:bottom w:w="80" w:type="dxa"/>
+              <w:right w:w="100" w:type="dxa"/>
+            </w:tcMar>
+          </w:tcPr>
+          <w:p>
+            <w:r>
+              <w:rPr>
+                <w:sz w:val="22"/>
+                <w:szCs w:val="22"/>
+              </w:rPr>
+              <w:t xml:space="preserve">ano_safra</w:t>
+            </w:r>
+          </w:p>
+        </w:tc>
+        <w:tc>
+          <w:tcPr>
+            <w:tcW w:w="3000" w:type="dxa"/>
+            <w:tcMar>
+              <w:top w:w="80" w:type="dxa"/>
+              <w:left w:w="100" w:type="dxa"/>
+              <w:bottom w:w="80" w:type="dxa"/>
+              <w:right w:w="100" w:type="dxa"/>
+            </w:tcMar>
+          </w:tcPr>
+          <w:p>
+            <w:r>
+              <w:rPr>
+                <w:sz w:val="22"/>
+                <w:szCs w:val="22"/>
+              </w:rPr>
+              <w:t xml:space="preserve">Ano da safra</w:t>
+            </w:r>
+          </w:p>
+        </w:tc>
+        <w:tc>
+          <w:tcPr>
+            <w:tcW w:w="1200" w:type="dxa"/>
+            <w:tcMar>
+              <w:top w:w="80" w:type="dxa"/>
+              <w:left w:w="100" w:type="dxa"/>
+              <w:bottom w:w="80" w:type="dxa"/>
+              <w:right w:w="100" w:type="dxa"/>
+            </w:tcMar>
+          </w:tcPr>
+          <w:p>
+            <w:r>
+              <w:rPr>
+                <w:sz w:val="22"/>
+                <w:szCs w:val="22"/>
+              </w:rPr>
+              <w:t xml:space="preserve">ano</w:t>
             </w:r>
           </w:p>
         </w:tc>
@@ -1423,75 +1519,69 @@
                 <w:sz w:val="22"/>
                 <w:szCs w:val="22"/>
               </w:rPr>
-              <w:t>ano</w:t>
-            </w:r>
-          </w:p>
-        </w:tc>
-        <w:tc>
-          <w:tcPr>
-            <w:tcW w:w="1050" w:type="dxa"/>
-            <w:tcMar>
-              <w:top w:w="80" w:type="dxa"/>
-              <w:left w:w="100" w:type="dxa"/>
-              <w:bottom w:w="80" w:type="dxa"/>
-              <w:right w:w="100" w:type="dxa"/>
-            </w:tcMar>
-          </w:tcPr>
-          <w:p>
-            <w:r>
-              <w:rPr>
-                <w:sz w:val="22"/>
-                <w:szCs w:val="22"/>
-              </w:rPr>
-              <w:t>IBGE</w:t>
+              <w:t xml:space="preserve">IBGE</w:t>
             </w:r>
           </w:p>
         </w:tc>
       </w:tr>
       <w:tr>
-        <w:tblPrEx>
-          <w:tblCellMar>
-            <w:top w:w="0" w:type="dxa"/>
-            <w:bottom w:w="0" w:type="dxa"/>
-          </w:tblCellMar>
-        </w:tblPrEx>
-        <w:tc>
-          <w:tcPr>
-            <w:tcW w:w="2700" w:type="dxa"/>
-            <w:tcMar>
-              <w:top w:w="80" w:type="dxa"/>
-              <w:left w:w="100" w:type="dxa"/>
-              <w:bottom w:w="80" w:type="dxa"/>
-              <w:right w:w="100" w:type="dxa"/>
-            </w:tcMar>
-          </w:tcPr>
-          <w:p>
-            <w:r>
-              <w:rPr>
-                <w:sz w:val="22"/>
-                <w:szCs w:val="22"/>
-              </w:rPr>
-              <w:t>rendimento_kg_ha</w:t>
-            </w:r>
-          </w:p>
-        </w:tc>
-        <w:tc>
-          <w:tcPr>
-            <w:tcW w:w="4200" w:type="dxa"/>
-            <w:tcMar>
-              <w:top w:w="80" w:type="dxa"/>
-              <w:left w:w="100" w:type="dxa"/>
-              <w:bottom w:w="80" w:type="dxa"/>
-              <w:right w:w="100" w:type="dxa"/>
-            </w:tcMar>
-          </w:tcPr>
-          <w:p>
-            <w:r>
-              <w:rPr>
-                <w:sz w:val="22"/>
-                <w:szCs w:val="22"/>
-              </w:rPr>
-              <w:t>Rendimento médio (variável-alvo)</w:t>
+        <w:tc>
+          <w:tcPr>
+            <w:tcW w:w="2900" w:type="dxa"/>
+            <w:tcMar>
+              <w:top w:w="80" w:type="dxa"/>
+              <w:left w:w="100" w:type="dxa"/>
+              <w:bottom w:w="80" w:type="dxa"/>
+              <w:right w:w="100" w:type="dxa"/>
+            </w:tcMar>
+          </w:tcPr>
+          <w:p>
+            <w:r>
+              <w:rPr>
+                <w:sz w:val="22"/>
+                <w:szCs w:val="22"/>
+              </w:rPr>
+              <w:t xml:space="preserve">rendimento_kg_ha</w:t>
+            </w:r>
+          </w:p>
+        </w:tc>
+        <w:tc>
+          <w:tcPr>
+            <w:tcW w:w="3000" w:type="dxa"/>
+            <w:tcMar>
+              <w:top w:w="80" w:type="dxa"/>
+              <w:left w:w="100" w:type="dxa"/>
+              <w:bottom w:w="80" w:type="dxa"/>
+              <w:right w:w="100" w:type="dxa"/>
+            </w:tcMar>
+          </w:tcPr>
+          <w:p>
+            <w:r>
+              <w:rPr>
+                <w:sz w:val="22"/>
+                <w:szCs w:val="22"/>
+              </w:rPr>
+              <w:t xml:space="preserve">Rendimento médio (variável-alvo)</w:t>
+            </w:r>
+          </w:p>
+        </w:tc>
+        <w:tc>
+          <w:tcPr>
+            <w:tcW w:w="1200" w:type="dxa"/>
+            <w:tcMar>
+              <w:top w:w="80" w:type="dxa"/>
+              <w:left w:w="100" w:type="dxa"/>
+              <w:bottom w:w="80" w:type="dxa"/>
+              <w:right w:w="100" w:type="dxa"/>
+            </w:tcMar>
+          </w:tcPr>
+          <w:p>
+            <w:r>
+              <w:rPr>
+                <w:sz w:val="22"/>
+                <w:szCs w:val="22"/>
+              </w:rPr>
+              <w:t xml:space="preserve">kg/ha</w:t>
             </w:r>
           </w:p>
         </w:tc>
@@ -1511,75 +1601,69 @@
                 <w:sz w:val="22"/>
                 <w:szCs w:val="22"/>
               </w:rPr>
-              <w:t>kg/ha</w:t>
-            </w:r>
-          </w:p>
-        </w:tc>
-        <w:tc>
-          <w:tcPr>
-            <w:tcW w:w="1050" w:type="dxa"/>
-            <w:tcMar>
-              <w:top w:w="80" w:type="dxa"/>
-              <w:left w:w="100" w:type="dxa"/>
-              <w:bottom w:w="80" w:type="dxa"/>
-              <w:right w:w="100" w:type="dxa"/>
-            </w:tcMar>
-          </w:tcPr>
-          <w:p>
-            <w:r>
-              <w:rPr>
-                <w:sz w:val="22"/>
-                <w:szCs w:val="22"/>
-              </w:rPr>
-              <w:t>IBGE/SIDRA</w:t>
+              <w:t xml:space="preserve">IBGE/SIDRA</w:t>
             </w:r>
           </w:p>
         </w:tc>
       </w:tr>
       <w:tr>
-        <w:tblPrEx>
-          <w:tblCellMar>
-            <w:top w:w="0" w:type="dxa"/>
-            <w:bottom w:w="0" w:type="dxa"/>
-          </w:tblCellMar>
-        </w:tblPrEx>
-        <w:tc>
-          <w:tcPr>
-            <w:tcW w:w="2700" w:type="dxa"/>
-            <w:tcMar>
-              <w:top w:w="80" w:type="dxa"/>
-              <w:left w:w="100" w:type="dxa"/>
-              <w:bottom w:w="80" w:type="dxa"/>
-              <w:right w:w="100" w:type="dxa"/>
-            </w:tcMar>
-          </w:tcPr>
-          <w:p>
-            <w:r>
-              <w:rPr>
-                <w:sz w:val="22"/>
-                <w:szCs w:val="22"/>
-              </w:rPr>
-              <w:t>area_plantada_ha / producao_ton</w:t>
-            </w:r>
-          </w:p>
-        </w:tc>
-        <w:tc>
-          <w:tcPr>
-            <w:tcW w:w="4200" w:type="dxa"/>
-            <w:tcMar>
-              <w:top w:w="80" w:type="dxa"/>
-              <w:left w:w="100" w:type="dxa"/>
-              <w:bottom w:w="80" w:type="dxa"/>
-              <w:right w:w="100" w:type="dxa"/>
-            </w:tcMar>
-          </w:tcPr>
-          <w:p>
-            <w:r>
-              <w:rPr>
-                <w:sz w:val="22"/>
-                <w:szCs w:val="22"/>
-              </w:rPr>
-              <w:t>Área plantada e produção total</w:t>
+        <w:tc>
+          <w:tcPr>
+            <w:tcW w:w="2900" w:type="dxa"/>
+            <w:tcMar>
+              <w:top w:w="80" w:type="dxa"/>
+              <w:left w:w="100" w:type="dxa"/>
+              <w:bottom w:w="80" w:type="dxa"/>
+              <w:right w:w="100" w:type="dxa"/>
+            </w:tcMar>
+          </w:tcPr>
+          <w:p>
+            <w:r>
+              <w:rPr>
+                <w:sz w:val="22"/>
+                <w:szCs w:val="22"/>
+              </w:rPr>
+              <w:t xml:space="preserve">area_plantada_ha / producao_ton</w:t>
+            </w:r>
+          </w:p>
+        </w:tc>
+        <w:tc>
+          <w:tcPr>
+            <w:tcW w:w="3000" w:type="dxa"/>
+            <w:tcMar>
+              <w:top w:w="80" w:type="dxa"/>
+              <w:left w:w="100" w:type="dxa"/>
+              <w:bottom w:w="80" w:type="dxa"/>
+              <w:right w:w="100" w:type="dxa"/>
+            </w:tcMar>
+          </w:tcPr>
+          <w:p>
+            <w:r>
+              <w:rPr>
+                <w:sz w:val="22"/>
+                <w:szCs w:val="22"/>
+              </w:rPr>
+              <w:t xml:space="preserve">Área plantada e produção total</w:t>
+            </w:r>
+          </w:p>
+        </w:tc>
+        <w:tc>
+          <w:tcPr>
+            <w:tcW w:w="1200" w:type="dxa"/>
+            <w:tcMar>
+              <w:top w:w="80" w:type="dxa"/>
+              <w:left w:w="100" w:type="dxa"/>
+              <w:bottom w:w="80" w:type="dxa"/>
+              <w:right w:w="100" w:type="dxa"/>
+            </w:tcMar>
+          </w:tcPr>
+          <w:p>
+            <w:r>
+              <w:rPr>
+                <w:sz w:val="22"/>
+                <w:szCs w:val="22"/>
+              </w:rPr>
+              <w:t xml:space="preserve">ha / t</w:t>
             </w:r>
           </w:p>
         </w:tc>
@@ -1599,75 +1683,69 @@
                 <w:sz w:val="22"/>
                 <w:szCs w:val="22"/>
               </w:rPr>
-              <w:t>ha / t</w:t>
-            </w:r>
-          </w:p>
-        </w:tc>
-        <w:tc>
-          <w:tcPr>
-            <w:tcW w:w="1050" w:type="dxa"/>
-            <w:tcMar>
-              <w:top w:w="80" w:type="dxa"/>
-              <w:left w:w="100" w:type="dxa"/>
-              <w:bottom w:w="80" w:type="dxa"/>
-              <w:right w:w="100" w:type="dxa"/>
-            </w:tcMar>
-          </w:tcPr>
-          <w:p>
-            <w:r>
-              <w:rPr>
-                <w:sz w:val="22"/>
-                <w:szCs w:val="22"/>
-              </w:rPr>
-              <w:t>IBGE/SIDRA</w:t>
+              <w:t xml:space="preserve">IBGE/SIDRA</w:t>
             </w:r>
           </w:p>
         </w:tc>
       </w:tr>
       <w:tr>
-        <w:tblPrEx>
-          <w:tblCellMar>
-            <w:top w:w="0" w:type="dxa"/>
-            <w:bottom w:w="0" w:type="dxa"/>
-          </w:tblCellMar>
-        </w:tblPrEx>
-        <w:tc>
-          <w:tcPr>
-            <w:tcW w:w="2700" w:type="dxa"/>
-            <w:tcMar>
-              <w:top w:w="80" w:type="dxa"/>
-              <w:left w:w="100" w:type="dxa"/>
-              <w:bottom w:w="80" w:type="dxa"/>
-              <w:right w:w="100" w:type="dxa"/>
-            </w:tcMar>
-          </w:tcPr>
-          <w:p>
-            <w:r>
-              <w:rPr>
-                <w:sz w:val="22"/>
-                <w:szCs w:val="22"/>
-              </w:rPr>
-              <w:t>oni_media_safra</w:t>
-            </w:r>
-          </w:p>
-        </w:tc>
-        <w:tc>
-          <w:tcPr>
-            <w:tcW w:w="4200" w:type="dxa"/>
-            <w:tcMar>
-              <w:top w:w="80" w:type="dxa"/>
-              <w:left w:w="100" w:type="dxa"/>
-              <w:bottom w:w="80" w:type="dxa"/>
-              <w:right w:w="100" w:type="dxa"/>
-            </w:tcMar>
-          </w:tcPr>
-          <w:p>
-            <w:r>
-              <w:rPr>
-                <w:sz w:val="22"/>
-                <w:szCs w:val="22"/>
-              </w:rPr>
-              <w:t>ONI médio na janela semeadura–colheita</w:t>
+        <w:tc>
+          <w:tcPr>
+            <w:tcW w:w="2900" w:type="dxa"/>
+            <w:tcMar>
+              <w:top w:w="80" w:type="dxa"/>
+              <w:left w:w="100" w:type="dxa"/>
+              <w:bottom w:w="80" w:type="dxa"/>
+              <w:right w:w="100" w:type="dxa"/>
+            </w:tcMar>
+          </w:tcPr>
+          <w:p>
+            <w:r>
+              <w:rPr>
+                <w:sz w:val="22"/>
+                <w:szCs w:val="22"/>
+              </w:rPr>
+              <w:t xml:space="preserve">oni_media_safra</w:t>
+            </w:r>
+          </w:p>
+        </w:tc>
+        <w:tc>
+          <w:tcPr>
+            <w:tcW w:w="3000" w:type="dxa"/>
+            <w:tcMar>
+              <w:top w:w="80" w:type="dxa"/>
+              <w:left w:w="100" w:type="dxa"/>
+              <w:bottom w:w="80" w:type="dxa"/>
+              <w:right w:w="100" w:type="dxa"/>
+            </w:tcMar>
+          </w:tcPr>
+          <w:p>
+            <w:r>
+              <w:rPr>
+                <w:sz w:val="22"/>
+                <w:szCs w:val="22"/>
+              </w:rPr>
+              <w:t xml:space="preserve">ONI médio na janela semeadura–colheita</w:t>
+            </w:r>
+          </w:p>
+        </w:tc>
+        <w:tc>
+          <w:tcPr>
+            <w:tcW w:w="1200" w:type="dxa"/>
+            <w:tcMar>
+              <w:top w:w="80" w:type="dxa"/>
+              <w:left w:w="100" w:type="dxa"/>
+              <w:bottom w:w="80" w:type="dxa"/>
+              <w:right w:w="100" w:type="dxa"/>
+            </w:tcMar>
+          </w:tcPr>
+          <w:p>
+            <w:r>
+              <w:rPr>
+                <w:sz w:val="22"/>
+                <w:szCs w:val="22"/>
+              </w:rPr>
+              <w:t xml:space="preserve">índice</w:t>
             </w:r>
           </w:p>
         </w:tc>
@@ -1687,75 +1765,69 @@
                 <w:sz w:val="22"/>
                 <w:szCs w:val="22"/>
               </w:rPr>
-              <w:t>índice</w:t>
-            </w:r>
-          </w:p>
-        </w:tc>
-        <w:tc>
-          <w:tcPr>
-            <w:tcW w:w="1050" w:type="dxa"/>
-            <w:tcMar>
-              <w:top w:w="80" w:type="dxa"/>
-              <w:left w:w="100" w:type="dxa"/>
-              <w:bottom w:w="80" w:type="dxa"/>
-              <w:right w:w="100" w:type="dxa"/>
-            </w:tcMar>
-          </w:tcPr>
-          <w:p>
-            <w:r>
-              <w:rPr>
-                <w:sz w:val="22"/>
-                <w:szCs w:val="22"/>
-              </w:rPr>
-              <w:t>NOAA/CPC</w:t>
+              <w:t xml:space="preserve">NOAA/CPC</w:t>
             </w:r>
           </w:p>
         </w:tc>
       </w:tr>
       <w:tr>
-        <w:tblPrEx>
-          <w:tblCellMar>
-            <w:top w:w="0" w:type="dxa"/>
-            <w:bottom w:w="0" w:type="dxa"/>
-          </w:tblCellMar>
-        </w:tblPrEx>
-        <w:tc>
-          <w:tcPr>
-            <w:tcW w:w="2700" w:type="dxa"/>
-            <w:tcMar>
-              <w:top w:w="80" w:type="dxa"/>
-              <w:left w:w="100" w:type="dxa"/>
-              <w:bottom w:w="80" w:type="dxa"/>
-              <w:right w:w="100" w:type="dxa"/>
-            </w:tcMar>
-          </w:tcPr>
-          <w:p>
-            <w:r>
-              <w:rPr>
-                <w:sz w:val="22"/>
-                <w:szCs w:val="22"/>
-              </w:rPr>
-              <w:t>precipitacao_total_safra_mm</w:t>
-            </w:r>
-          </w:p>
-        </w:tc>
-        <w:tc>
-          <w:tcPr>
-            <w:tcW w:w="4200" w:type="dxa"/>
-            <w:tcMar>
-              <w:top w:w="80" w:type="dxa"/>
-              <w:left w:w="100" w:type="dxa"/>
-              <w:bottom w:w="80" w:type="dxa"/>
-              <w:right w:w="100" w:type="dxa"/>
-            </w:tcMar>
-          </w:tcPr>
-          <w:p>
-            <w:r>
-              <w:rPr>
-                <w:sz w:val="22"/>
-                <w:szCs w:val="22"/>
-              </w:rPr>
-              <w:t>Precipitação acumulada na janela de safra (estação mais próxima)</w:t>
+        <w:tc>
+          <w:tcPr>
+            <w:tcW w:w="2900" w:type="dxa"/>
+            <w:tcMar>
+              <w:top w:w="80" w:type="dxa"/>
+              <w:left w:w="100" w:type="dxa"/>
+              <w:bottom w:w="80" w:type="dxa"/>
+              <w:right w:w="100" w:type="dxa"/>
+            </w:tcMar>
+          </w:tcPr>
+          <w:p>
+            <w:r>
+              <w:rPr>
+                <w:sz w:val="22"/>
+                <w:szCs w:val="22"/>
+              </w:rPr>
+              <w:t xml:space="preserve">precipitacao_total_safra_mm</w:t>
+            </w:r>
+          </w:p>
+        </w:tc>
+        <w:tc>
+          <w:tcPr>
+            <w:tcW w:w="3000" w:type="dxa"/>
+            <w:tcMar>
+              <w:top w:w="80" w:type="dxa"/>
+              <w:left w:w="100" w:type="dxa"/>
+              <w:bottom w:w="80" w:type="dxa"/>
+              <w:right w:w="100" w:type="dxa"/>
+            </w:tcMar>
+          </w:tcPr>
+          <w:p>
+            <w:r>
+              <w:rPr>
+                <w:sz w:val="22"/>
+                <w:szCs w:val="22"/>
+              </w:rPr>
+              <w:t xml:space="preserve">Precipitação acumulada na janela de safra (estação mais próxima)</w:t>
+            </w:r>
+          </w:p>
+        </w:tc>
+        <w:tc>
+          <w:tcPr>
+            <w:tcW w:w="1200" w:type="dxa"/>
+            <w:tcMar>
+              <w:top w:w="80" w:type="dxa"/>
+              <w:left w:w="100" w:type="dxa"/>
+              <w:bottom w:w="80" w:type="dxa"/>
+              <w:right w:w="100" w:type="dxa"/>
+            </w:tcMar>
+          </w:tcPr>
+          <w:p>
+            <w:r>
+              <w:rPr>
+                <w:sz w:val="22"/>
+                <w:szCs w:val="22"/>
+              </w:rPr>
+              <w:t xml:space="preserve">mm</w:t>
             </w:r>
           </w:p>
         </w:tc>
@@ -1775,72 +1847,69 @@
                 <w:sz w:val="22"/>
                 <w:szCs w:val="22"/>
               </w:rPr>
-              <w:t>mm</w:t>
-            </w:r>
-          </w:p>
-        </w:tc>
-        <w:tc>
-          <w:tcPr>
-            <w:tcW w:w="1050" w:type="dxa"/>
-            <w:tcMar>
-              <w:top w:w="80" w:type="dxa"/>
-              <w:left w:w="100" w:type="dxa"/>
-              <w:bottom w:w="80" w:type="dxa"/>
-              <w:right w:w="100" w:type="dxa"/>
-            </w:tcMar>
-          </w:tcPr>
-          <w:p>
-            <w:r>
-              <w:rPr>
-                <w:sz w:val="22"/>
-                <w:szCs w:val="22"/>
-              </w:rPr>
-              <w:t>INMET</w:t>
+              <w:t xml:space="preserve">INMET</w:t>
             </w:r>
           </w:p>
         </w:tc>
       </w:tr>
       <w:tr>
-        <w:tblPrEx>
-          <w:tblCellMar>
-            <w:top w:w="0" w:type="dxa"/>
-            <w:bottom w:w="0" w:type="dxa"/>
-          </w:tblCellMar>
-        </w:tblPrEx>
-        <w:tc>
-          <w:tcPr>
-            <w:tcW w:w="2700" w:type="dxa"/>
-            <w:tcMar>
-              <w:top w:w="80" w:type="dxa"/>
-              <w:left w:w="100" w:type="dxa"/>
-              <w:bottom w:w="80" w:type="dxa"/>
-              <w:right w:w="100" w:type="dxa"/>
-            </w:tcMar>
-          </w:tcPr>
-          <w:p>
-            <w:r>
-              <w:lastRenderedPageBreak/>
-              <w:t>temperatura_media_safra_c</w:t>
-            </w:r>
-          </w:p>
-        </w:tc>
-        <w:tc>
-          <w:tcPr>
-            <w:tcW w:w="4200" w:type="dxa"/>
-            <w:tcMar>
-              <w:top w:w="80" w:type="dxa"/>
-              <w:left w:w="100" w:type="dxa"/>
-              <w:bottom w:w="80" w:type="dxa"/>
-              <w:right w:w="100" w:type="dxa"/>
-            </w:tcMar>
-          </w:tcPr>
-          <w:p>
-            <w:r>
-              <w:rPr>
-                <w:sz w:val="22"/>
-                <w:szCs w:val="22"/>
-              </w:rPr>
-              <w:t>Temperatura média diária na janela de safra</w:t>
+        <w:tc>
+          <w:tcPr>
+            <w:tcW w:w="2900" w:type="dxa"/>
+            <w:tcMar>
+              <w:top w:w="80" w:type="dxa"/>
+              <w:left w:w="100" w:type="dxa"/>
+              <w:bottom w:w="80" w:type="dxa"/>
+              <w:right w:w="100" w:type="dxa"/>
+            </w:tcMar>
+          </w:tcPr>
+          <w:p>
+            <w:r>
+              <w:rPr>
+                <w:sz w:val="22"/>
+                <w:szCs w:val="22"/>
+              </w:rPr>
+              <w:t xml:space="preserve">temperatura_media_safra_c</w:t>
+            </w:r>
+          </w:p>
+        </w:tc>
+        <w:tc>
+          <w:tcPr>
+            <w:tcW w:w="3000" w:type="dxa"/>
+            <w:tcMar>
+              <w:top w:w="80" w:type="dxa"/>
+              <w:left w:w="100" w:type="dxa"/>
+              <w:bottom w:w="80" w:type="dxa"/>
+              <w:right w:w="100" w:type="dxa"/>
+            </w:tcMar>
+          </w:tcPr>
+          <w:p>
+            <w:r>
+              <w:rPr>
+                <w:sz w:val="22"/>
+                <w:szCs w:val="22"/>
+              </w:rPr>
+              <w:t xml:space="preserve">Temperatura média diária na janela de safra</w:t>
+            </w:r>
+          </w:p>
+        </w:tc>
+        <w:tc>
+          <w:tcPr>
+            <w:tcW w:w="1200" w:type="dxa"/>
+            <w:tcMar>
+              <w:top w:w="80" w:type="dxa"/>
+              <w:left w:w="100" w:type="dxa"/>
+              <w:bottom w:w="80" w:type="dxa"/>
+              <w:right w:w="100" w:type="dxa"/>
+            </w:tcMar>
+          </w:tcPr>
+          <w:p>
+            <w:r>
+              <w:rPr>
+                <w:sz w:val="22"/>
+                <w:szCs w:val="22"/>
+              </w:rPr>
+              <w:t xml:space="preserve">°C</w:t>
             </w:r>
           </w:p>
         </w:tc>
@@ -1860,75 +1929,69 @@
                 <w:sz w:val="22"/>
                 <w:szCs w:val="22"/>
               </w:rPr>
-              <w:t>°C</w:t>
-            </w:r>
-          </w:p>
-        </w:tc>
-        <w:tc>
-          <w:tcPr>
-            <w:tcW w:w="1050" w:type="dxa"/>
-            <w:tcMar>
-              <w:top w:w="80" w:type="dxa"/>
-              <w:left w:w="100" w:type="dxa"/>
-              <w:bottom w:w="80" w:type="dxa"/>
-              <w:right w:w="100" w:type="dxa"/>
-            </w:tcMar>
-          </w:tcPr>
-          <w:p>
-            <w:r>
-              <w:rPr>
-                <w:sz w:val="22"/>
-                <w:szCs w:val="22"/>
-              </w:rPr>
-              <w:t>INMET</w:t>
+              <w:t xml:space="preserve">INMET</w:t>
             </w:r>
           </w:p>
         </w:tc>
       </w:tr>
       <w:tr>
-        <w:tblPrEx>
-          <w:tblCellMar>
-            <w:top w:w="0" w:type="dxa"/>
-            <w:bottom w:w="0" w:type="dxa"/>
-          </w:tblCellMar>
-        </w:tblPrEx>
-        <w:tc>
-          <w:tcPr>
-            <w:tcW w:w="2700" w:type="dxa"/>
-            <w:tcMar>
-              <w:top w:w="80" w:type="dxa"/>
-              <w:left w:w="100" w:type="dxa"/>
-              <w:bottom w:w="80" w:type="dxa"/>
-              <w:right w:w="100" w:type="dxa"/>
-            </w:tcMar>
-          </w:tcPr>
-          <w:p>
-            <w:r>
-              <w:rPr>
-                <w:sz w:val="22"/>
-                <w:szCs w:val="22"/>
-              </w:rPr>
-              <w:t>dose_p2o5_recomendada</w:t>
-            </w:r>
-          </w:p>
-        </w:tc>
-        <w:tc>
-          <w:tcPr>
-            <w:tcW w:w="4200" w:type="dxa"/>
-            <w:tcMar>
-              <w:top w:w="80" w:type="dxa"/>
-              <w:left w:w="100" w:type="dxa"/>
-              <w:bottom w:w="80" w:type="dxa"/>
-              <w:right w:w="100" w:type="dxa"/>
-            </w:tcMar>
-          </w:tcPr>
-          <w:p>
-            <w:r>
-              <w:rPr>
-                <w:sz w:val="22"/>
-                <w:szCs w:val="22"/>
-              </w:rPr>
-              <w:t>Dose de P₂O₅ recomendada por classe de solo (a integrar)</w:t>
+        <w:tc>
+          <w:tcPr>
+            <w:tcW w:w="2900" w:type="dxa"/>
+            <w:tcMar>
+              <w:top w:w="80" w:type="dxa"/>
+              <w:left w:w="100" w:type="dxa"/>
+              <w:bottom w:w="80" w:type="dxa"/>
+              <w:right w:w="100" w:type="dxa"/>
+            </w:tcMar>
+          </w:tcPr>
+          <w:p>
+            <w:r>
+              <w:rPr>
+                <w:sz w:val="22"/>
+                <w:szCs w:val="22"/>
+              </w:rPr>
+              <w:t xml:space="preserve">chuva_out_nov, chuva_dez_fev, chuva_mar</w:t>
+            </w:r>
+          </w:p>
+        </w:tc>
+        <w:tc>
+          <w:tcPr>
+            <w:tcW w:w="3000" w:type="dxa"/>
+            <w:tcMar>
+              <w:top w:w="80" w:type="dxa"/>
+              <w:left w:w="100" w:type="dxa"/>
+              <w:bottom w:w="80" w:type="dxa"/>
+              <w:right w:w="100" w:type="dxa"/>
+            </w:tcMar>
+          </w:tcPr>
+          <w:p>
+            <w:r>
+              <w:rPr>
+                <w:sz w:val="22"/>
+                <w:szCs w:val="22"/>
+              </w:rPr>
+              <w:t xml:space="preserve">Chuva acumulada por subperíodo do ciclo</w:t>
+            </w:r>
+          </w:p>
+        </w:tc>
+        <w:tc>
+          <w:tcPr>
+            <w:tcW w:w="1200" w:type="dxa"/>
+            <w:tcMar>
+              <w:top w:w="80" w:type="dxa"/>
+              <w:left w:w="100" w:type="dxa"/>
+              <w:bottom w:w="80" w:type="dxa"/>
+              <w:right w:w="100" w:type="dxa"/>
+            </w:tcMar>
+          </w:tcPr>
+          <w:p>
+            <w:r>
+              <w:rPr>
+                <w:sz w:val="22"/>
+                <w:szCs w:val="22"/>
+              </w:rPr>
+              <w:t xml:space="preserve">mm</w:t>
             </w:r>
           </w:p>
         </w:tc>
@@ -1948,27 +2011,183 @@
                 <w:sz w:val="22"/>
                 <w:szCs w:val="22"/>
               </w:rPr>
-              <w:t>kg/ha</w:t>
-            </w:r>
-          </w:p>
-        </w:tc>
-        <w:tc>
-          <w:tcPr>
-            <w:tcW w:w="1050" w:type="dxa"/>
-            <w:tcMar>
-              <w:top w:w="80" w:type="dxa"/>
-              <w:left w:w="100" w:type="dxa"/>
-              <w:bottom w:w="80" w:type="dxa"/>
-              <w:right w:w="100" w:type="dxa"/>
-            </w:tcMar>
-          </w:tcPr>
-          <w:p>
-            <w:r>
-              <w:rPr>
-                <w:sz w:val="22"/>
-                <w:szCs w:val="22"/>
-              </w:rPr>
-              <w:t>Embrapa/CQFS-RS/SC</w:t>
+              <w:t xml:space="preserve">INMET</w:t>
+            </w:r>
+          </w:p>
+        </w:tc>
+      </w:tr>
+      <w:tr>
+        <w:tc>
+          <w:tcPr>
+            <w:tcW w:w="2900" w:type="dxa"/>
+            <w:tcMar>
+              <w:top w:w="80" w:type="dxa"/>
+              <w:left w:w="100" w:type="dxa"/>
+              <w:bottom w:w="80" w:type="dxa"/>
+              <w:right w:w="100" w:type="dxa"/>
+            </w:tcMar>
+          </w:tcPr>
+          <w:p>
+            <w:r>
+              <w:rPr>
+                <w:sz w:val="22"/>
+                <w:szCs w:val="22"/>
+              </w:rPr>
+              <w:t xml:space="preserve">urmin_dez_fev / dias_calor_dez_fev</w:t>
+            </w:r>
+          </w:p>
+        </w:tc>
+        <w:tc>
+          <w:tcPr>
+            <w:tcW w:w="3000" w:type="dxa"/>
+            <w:tcMar>
+              <w:top w:w="80" w:type="dxa"/>
+              <w:left w:w="100" w:type="dxa"/>
+              <w:bottom w:w="80" w:type="dxa"/>
+              <w:right w:w="100" w:type="dxa"/>
+            </w:tcMar>
+          </w:tcPr>
+          <w:p>
+            <w:r>
+              <w:rPr>
+                <w:sz w:val="22"/>
+                <w:szCs w:val="22"/>
+              </w:rPr>
+              <w:t xml:space="preserve">Umidade relativa mínima média / dias com máxima ≥ 32 °C em dez–fev</w:t>
+            </w:r>
+          </w:p>
+        </w:tc>
+        <w:tc>
+          <w:tcPr>
+            <w:tcW w:w="1200" w:type="dxa"/>
+            <w:tcMar>
+              <w:top w:w="80" w:type="dxa"/>
+              <w:left w:w="100" w:type="dxa"/>
+              <w:bottom w:w="80" w:type="dxa"/>
+              <w:right w:w="100" w:type="dxa"/>
+            </w:tcMar>
+          </w:tcPr>
+          <w:p>
+            <w:r>
+              <w:rPr>
+                <w:sz w:val="22"/>
+                <w:szCs w:val="22"/>
+              </w:rPr>
+              <w:t xml:space="preserve">% / dias</w:t>
+            </w:r>
+          </w:p>
+        </w:tc>
+        <w:tc>
+          <w:tcPr>
+            <w:tcW w:w="1400" w:type="dxa"/>
+            <w:tcMar>
+              <w:top w:w="80" w:type="dxa"/>
+              <w:left w:w="100" w:type="dxa"/>
+              <w:bottom w:w="80" w:type="dxa"/>
+              <w:right w:w="100" w:type="dxa"/>
+            </w:tcMar>
+          </w:tcPr>
+          <w:p>
+            <w:r>
+              <w:rPr>
+                <w:sz w:val="22"/>
+                <w:szCs w:val="22"/>
+              </w:rPr>
+              <w:t xml:space="preserve">INMET</w:t>
+            </w:r>
+          </w:p>
+        </w:tc>
+      </w:tr>
+      <w:tr>
+        <w:tc>
+          <w:tcPr>
+            <w:tcW w:w="2900" w:type="dxa"/>
+            <w:tcMar>
+              <w:top w:w="80" w:type="dxa"/>
+              <w:left w:w="100" w:type="dxa"/>
+              <w:bottom w:w="80" w:type="dxa"/>
+              <w:right w:w="100" w:type="dxa"/>
+            </w:tcMar>
+          </w:tcPr>
+          <w:p>
+            <w:pPr>
+              <w:keepNext/>
+            </w:pPr>
+            <w:r>
+              <w:rPr>
+                <w:sz w:val="22"/>
+                <w:szCs w:val="22"/>
+              </w:rPr>
+              <w:t xml:space="preserve">deficit_dez_fev</w:t>
+            </w:r>
+          </w:p>
+        </w:tc>
+        <w:tc>
+          <w:tcPr>
+            <w:tcW w:w="3000" w:type="dxa"/>
+            <w:tcMar>
+              <w:top w:w="80" w:type="dxa"/>
+              <w:left w:w="100" w:type="dxa"/>
+              <w:bottom w:w="80" w:type="dxa"/>
+              <w:right w:w="100" w:type="dxa"/>
+            </w:tcMar>
+          </w:tcPr>
+          <w:p>
+            <w:pPr>
+              <w:keepNext/>
+            </w:pPr>
+            <w:r>
+              <w:rPr>
+                <w:sz w:val="22"/>
+                <w:szCs w:val="22"/>
+              </w:rPr>
+              <w:t xml:space="preserve">Déficit hídrico acumulado em dez–fev (balanço hídrico)</w:t>
+            </w:r>
+          </w:p>
+        </w:tc>
+        <w:tc>
+          <w:tcPr>
+            <w:tcW w:w="1200" w:type="dxa"/>
+            <w:tcMar>
+              <w:top w:w="80" w:type="dxa"/>
+              <w:left w:w="100" w:type="dxa"/>
+              <w:bottom w:w="80" w:type="dxa"/>
+              <w:right w:w="100" w:type="dxa"/>
+            </w:tcMar>
+          </w:tcPr>
+          <w:p>
+            <w:pPr>
+              <w:keepNext/>
+            </w:pPr>
+            <w:r>
+              <w:rPr>
+                <w:sz w:val="22"/>
+                <w:szCs w:val="22"/>
+              </w:rPr>
+              <w:t xml:space="preserve">mm</w:t>
+            </w:r>
+          </w:p>
+        </w:tc>
+        <w:tc>
+          <w:tcPr>
+            <w:tcW w:w="1400" w:type="dxa"/>
+            <w:tcMar>
+              <w:top w:w="80" w:type="dxa"/>
+              <w:left w:w="100" w:type="dxa"/>
+              <w:bottom w:w="80" w:type="dxa"/>
+              <w:right w:w="100" w:type="dxa"/>
+            </w:tcMar>
+          </w:tcPr>
+          <w:p>
+            <w:pPr>
+              <w:keepNext/>
+            </w:pPr>
+            <w:r>
+              <w:rPr>
+                <w:sz w:val="22"/>
+                <w:szCs w:val="22"/>
+              </w:rPr>
+              <w:t xml:space="preserve">INMET (calculado)</w:t>
             </w:r>
           </w:p>
         </w:tc>
@@ -1986,11 +2205,12 @@
           <w:sz w:val="22"/>
           <w:szCs w:val="22"/>
         </w:rPr>
-        <w:t>Tabela 2 – Dicionário resumido da base integrada. Fonte: elaboração própria (2026).</w:t>
-      </w:r>
-    </w:p>
-    <w:p>
-      <w:pPr>
+        <w:t xml:space="preserve">Tabela 2 – Dicionário resumido da base integrada e das principais variáveis derivadas para a modelagem. Fonte: elaboração própria (2026).</w:t>
+      </w:r>
+    </w:p>
+    <w:p>
+      <w:pPr>
+        <w:keepNext/>
         <w:spacing w:before="280" w:after="160"/>
       </w:pPr>
       <w:r>
@@ -2014,11 +2234,12 @@
           <w:sz w:val="24"/>
           <w:szCs w:val="24"/>
         </w:rPr>
-        <w:t>A análise exploratória da N1 foi realizada em um notebook Python (disponível no GitHub do projeto, Seção 4.5) e cobriu: cobertura temporal dos dados (percentual de municípios com rendimento informado por safra), distribuição do rendimento, série temporal do rendimento médio estadual comparada ao ONI, rendimento por fase do ENOS e correlação entre rendimento e as demais variáveis – reproduzindo, com a base do RS, o tipo de verificação já documentado na literatura (Pilau et al., 2022). O notebook parte da Tabela 1612 do SIDRA/IBGE, seleciona soja em grão para os municípios do RS, converte os valores numéricos e reorganiza as variáveis por município e safra; a mesma lógica é usada para integrar as fontes climáticas.</w:t>
-      </w:r>
-    </w:p>
-    <w:p>
-      <w:pPr>
+        <w:t xml:space="preserve">A análise exploratória da N1 foi realizada em um notebook Python (disponível no GitHub do projeto, Seção 4.5) e cobriu: cobertura temporal dos dados (percentual de municípios com rendimento informado por safra), distribuição do rendimento, série temporal do rendimento médio estadual comparada ao ONI, rendimento por fase do ENOS e correlação entre rendimento e as demais variáveis – reproduzindo, com a base do RS, o tipo de verificação já documentado na literatura (Pilau et al., 2022). O notebook parte da Tabela 1612 do SIDRA/IBGE, seleciona soja em grão para os municípios do RS, converte os valores numéricos e reorganiza as variáveis por município e safra; a mesma lógica é usada para integrar as fontes climáticas.</w:t>
+      </w:r>
+    </w:p>
+    <w:p>
+      <w:pPr>
+        <w:keepNext/>
         <w:spacing w:before="280" w:after="160"/>
       </w:pPr>
       <w:r>
@@ -2042,11 +2263,12 @@
           <w:sz w:val="24"/>
           <w:szCs w:val="24"/>
         </w:rPr>
-        <w:t>Os dados brutos do SIDRA foram obtidos via API pública do IBGE (tabela 1612, variáveis de área plantada, área colhida, produção e rendimento médio, categoria soja em grão) para os 497 municípios do RS, 2000–2025 (26 safras), e reorganizados para o formato município × ano. O ONI foi agregado por janela de safra (outubro do ano anterior a março do ano da safra), também disponível até 2025. Os dados diários do INMET (45 estações automáticas do RS, 2000–2025, obtidos via BDMEP em duas etapas) foram associados a cada município pela estação mais próxima (distância de Haversine) e agregados na mesma janela de safra (soma de precipitação, média de temperatura), com combinações estação–safra de janela incompleta (menos de 150 dos ~182 dias esperados, por falha de equipamento ou estação recém-instalada) tratadas como ausentes em vez de soma parcial. Os dados de adubação fosfatada (Embrapa/CQFS-RS/SC) ainda não foram integrados ao painel, por serem uma tabela de referência por classe de solo, e não uma série real por município – sua incorporação exigirá uma hipótese explícita de mapeamento região–classe de solo, a ser definida na próxima etapa.</w:t>
-      </w:r>
-    </w:p>
-    <w:p>
-      <w:pPr>
+        <w:t xml:space="preserve">Os dados brutos do SIDRA foram obtidos via API pública do IBGE (tabela 1612, variáveis de área plantada, área colhida, produção e rendimento médio, categoria soja em grão) para os 497 municípios do RS, 2000–2025 (26 safras), e reorganizados para o formato município × ano. O ONI foi agregado por janela de safra (outubro do ano anterior a março do ano da safra), também disponível até 2025. Os dados diários do INMET (45 estações automáticas do RS, 2000–2025, obtidos via BDMEP em duas etapas) foram associados a cada município pela estação mais próxima (distância de Haversine) e agregados na mesma janela de safra (soma de precipitação, média de temperatura), com combinações estação–safra de janela incompleta (menos de 150 dos ~182 dias esperados, por falha de equipamento ou estação recém-instalada) tratadas como ausentes em vez de soma parcial. Os dados de adubação fosfatada (Embrapa/CQFS-RS/SC) não foram integrados ao painel como variável, por serem uma tabela de referência por classe de solo, e não uma série observada por município; seu uso, como aplicação do modelo, é descrito na Seção 6.6.</w:t>
+      </w:r>
+    </w:p>
+    <w:p>
+      <w:pPr>
+        <w:keepNext/>
         <w:spacing w:before="280" w:after="160"/>
       </w:pPr>
       <w:r>
@@ -2070,21 +2292,21 @@
           <w:sz w:val="24"/>
           <w:szCs w:val="24"/>
         </w:rPr>
-        <w:t>Até o momento, as quatro fontes de dados descritas na Seção 4.1 foram efetivamente coletadas e documentadas, e o painel município–safra foi construído e analisado em um notebook Python, reunindo 12.922 pares município-safra (497 municípios do Rio Grande do Sul entre 2000 e 2025). O percentual de municípios do RS com produção de soja registrada na safra cresce de 70,4% em 2000 para 87,3% em 2025, refletindo a expansão histórica da cultura no estado – um ponto de atenção para a interpretação de médias estaduais nos anos iniciais da série.</w:t>
-      </w:r>
-    </w:p>
-    <w:p>
-      <w:pPr>
+        <w:t xml:space="preserve">Até o momento, as quatro fontes de dados descritas na Seção 4.1 foram efetivamente coletadas e documentadas, e o painel município–safra foi construído e analisado em um notebook Python, reunindo 12.922 pares município-safra (497 municípios do Rio Grande do Sul entre 2000 e 2025). O percentual de municípios do RS com produção de soja registrada na safra cresce de 70,4% em 2000 para 87,3% em 2025, refletindo a expansão histórica da cultura no estado – um ponto de atenção para a interpretação de médias estaduais nos anos iniciais da série.</w:t>
+      </w:r>
+    </w:p>
+    <w:p>
+      <w:pPr>
+        <w:keepNext/>
         <w:spacing w:before="200" w:after="60"/>
         <w:jc w:val="center"/>
       </w:pPr>
       <w:r>
-        <w:lastRenderedPageBreak/>
         <w:drawing>
-          <wp:inline distT="0" distB="0" distL="0" distR="0" wp14:anchorId="0BE21D9E" wp14:editId="1910C929">
+          <wp:inline distT="0" distB="0" distL="0" distR="0">
             <wp:extent cx="5400040" cy="2700020"/>
             <wp:effectExtent l="0" t="0" r="0" b="0"/>
-            <wp:docPr id="268117877" name="Imagem 1"/>
+            <wp:docPr id="901" name="Imagem 901"/>
             <wp:cNvGraphicFramePr>
               <a:graphicFrameLocks xmlns:a="http://schemas.openxmlformats.org/drawingml/2006/main" noChangeAspect="1"/>
             </wp:cNvGraphicFramePr>
@@ -2092,7 +2314,7 @@
               <a:graphicData uri="http://schemas.openxmlformats.org/drawingml/2006/picture">
                 <pic:pic xmlns:pic="http://schemas.openxmlformats.org/drawingml/2006/picture">
                   <pic:nvPicPr>
-                    <pic:cNvPr id="268117877" name=""/>
+                    <pic:cNvPr id="901" name=""/>
                     <pic:cNvPicPr/>
                   </pic:nvPicPr>
                   <pic:blipFill>
@@ -2119,12 +2341,6 @@
     </w:p>
     <w:p>
       <w:pPr>
-        <w:spacing w:before="200" w:after="60"/>
-        <w:jc w:val="center"/>
-      </w:pPr>
-    </w:p>
-    <w:p>
-      <w:pPr>
         <w:spacing w:before="120" w:after="300"/>
         <w:jc w:val="center"/>
       </w:pPr>
@@ -2135,7 +2351,7 @@
           <w:sz w:val="22"/>
           <w:szCs w:val="22"/>
         </w:rPr>
-        <w:t>Figura 1 – Rendimento médio da soja nos municípios do RS, por safra (2000–2025). Fonte: elaboração própria a partir de IBGE/SIDRA (2026).</w:t>
+        <w:t xml:space="preserve">Figura 1 – Rendimento médio da soja nos municípios do RS, por safra (2000–2025). Fonte: elaboração própria a partir de IBGE/SIDRA (2026).</w:t>
       </w:r>
     </w:p>
     <w:p>
@@ -2149,20 +2365,21 @@
           <w:sz w:val="24"/>
           <w:szCs w:val="24"/>
         </w:rPr>
-        <w:t>A série de rendimento médio estadual reproduz corretamente eventos climáticos conhecidos, com destaque para a quebra de safra de 2004/2005 (rendimento médio de apenas 662 kg/ha, o menor da série), coincidindo com a grande seca histórica registrada no Rio Grande do Sul naquele período.</w:t>
-      </w:r>
-    </w:p>
-    <w:p>
-      <w:pPr>
+        <w:t xml:space="preserve">A série de rendimento médio estadual reproduz corretamente eventos climáticos conhecidos, com destaque para a quebra de safra de 2004/2005 (rendimento médio de apenas 662 kg/ha, o menor da série), coincidindo com a grande seca histórica registrada no Rio Grande do Sul naquele período.</w:t>
+      </w:r>
+    </w:p>
+    <w:p>
+      <w:pPr>
+        <w:keepNext/>
         <w:spacing w:before="200" w:after="60"/>
         <w:jc w:val="center"/>
       </w:pPr>
       <w:r>
         <w:drawing>
-          <wp:inline distT="0" distB="0" distL="0" distR="0" wp14:anchorId="60C5BD0E" wp14:editId="16A69A7D">
+          <wp:inline distT="0" distB="0" distL="0" distR="0">
             <wp:extent cx="5400040" cy="3780028"/>
             <wp:effectExtent l="0" t="0" r="0" b="0"/>
-            <wp:docPr id="1377015008" name="Imagem 1"/>
+            <wp:docPr id="902" name="Imagem 902"/>
             <wp:cNvGraphicFramePr>
               <a:graphicFrameLocks xmlns:a="http://schemas.openxmlformats.org/drawingml/2006/main" noChangeAspect="1"/>
             </wp:cNvGraphicFramePr>
@@ -2170,7 +2387,7 @@
               <a:graphicData uri="http://schemas.openxmlformats.org/drawingml/2006/picture">
                 <pic:pic xmlns:pic="http://schemas.openxmlformats.org/drawingml/2006/picture">
                   <pic:nvPicPr>
-                    <pic:cNvPr id="313157818" name=""/>
+                    <pic:cNvPr id="902" name=""/>
                     <pic:cNvPicPr/>
                   </pic:nvPicPr>
                   <pic:blipFill>
@@ -2207,7 +2424,7 @@
           <w:sz w:val="22"/>
           <w:szCs w:val="22"/>
         </w:rPr>
-        <w:t>Figura 2 – Rendimento médio da soja por fase do ENOS, classificada pelo ONI médio da safra (RS, 2000–2025). Fonte: elaboração própria a partir de IBGE/SIDRA e NOAA/CPC (2026).</w:t>
+        <w:t xml:space="preserve">Figura 2 – Rendimento médio da soja por fase do ENOS, classificada pelo ONI médio da safra (RS, 2000–2025). Fonte: elaboração própria a partir de IBGE/SIDRA e NOAA/CPC (2026).</w:t>
       </w:r>
     </w:p>
     <w:p>
@@ -2215,49 +2432,27 @@
         <w:spacing w:after="200" w:line="276" w:lineRule="auto"/>
         <w:ind w:firstLine="720"/>
         <w:jc w:val="both"/>
-        <w:rPr>
-          <w:sz w:val="24"/>
-          <w:szCs w:val="24"/>
-        </w:rPr>
-      </w:pPr>
-    </w:p>
-    <w:p>
-      <w:pPr>
-        <w:spacing w:after="200" w:line="276" w:lineRule="auto"/>
-        <w:ind w:firstLine="720"/>
-        <w:jc w:val="both"/>
-        <w:rPr>
-          <w:sz w:val="24"/>
-          <w:szCs w:val="24"/>
-        </w:rPr>
-      </w:pPr>
-    </w:p>
-    <w:p>
-      <w:pPr>
-        <w:spacing w:after="200" w:line="276" w:lineRule="auto"/>
-        <w:ind w:firstLine="720"/>
-        <w:jc w:val="both"/>
-      </w:pPr>
-      <w:r>
-        <w:rPr>
-          <w:sz w:val="24"/>
-          <w:szCs w:val="24"/>
-        </w:rPr>
-        <w:t>Considerando todos os pares município-safra, o rendimento médio observado sob La Niña (≈2.151 kg/ha) é inferior ao observado em safras neutras (≈2.432 kg/ha) e sob El Niño (≈2.395 kg/ha). Esse resultado é compatível com Pilau et al. (2022) e Nóia Júnior et al. (2020), que descrevem efeitos negativos consistentes da fase fria do ENOS sobre a produtividade da soja no sul do Brasil, e reforça o uso do ONI como atributo do modelo.</w:t>
-      </w:r>
-    </w:p>
-    <w:p>
-      <w:pPr>
+      </w:pPr>
+      <w:r>
+        <w:rPr>
+          <w:sz w:val="24"/>
+          <w:szCs w:val="24"/>
+        </w:rPr>
+        <w:t xml:space="preserve">Considerando todos os pares município-safra, o rendimento médio observado sob La Niña (≈2.151 kg/ha) é inferior ao observado em safras neutras (≈2.432 kg/ha) e sob El Niño (≈2.395 kg/ha). Esse resultado é compatível com Pilau et al. (2022) e Nóia Júnior et al. (2020), que descrevem efeitos negativos consistentes da fase fria do ENOS sobre a produtividade da soja no sul do Brasil, e reforça o uso do ONI como atributo do modelo.</w:t>
+      </w:r>
+    </w:p>
+    <w:p>
+      <w:pPr>
+        <w:keepNext/>
         <w:spacing w:before="200" w:after="60"/>
         <w:jc w:val="center"/>
       </w:pPr>
       <w:r>
-        <w:lastRenderedPageBreak/>
         <w:drawing>
-          <wp:inline distT="0" distB="0" distL="0" distR="0" wp14:anchorId="5FFBD17A" wp14:editId="68C0A94C">
+          <wp:inline distT="0" distB="0" distL="0" distR="0">
             <wp:extent cx="5400040" cy="3960029"/>
-            <wp:effectExtent l="0" t="0" r="0" b="3810"/>
-            <wp:docPr id="62914523" name="Imagem 1"/>
+            <wp:effectExtent l="0" t="0" r="0" b="0"/>
+            <wp:docPr id="903" name="Imagem 903"/>
             <wp:cNvGraphicFramePr>
               <a:graphicFrameLocks xmlns:a="http://schemas.openxmlformats.org/drawingml/2006/main" noChangeAspect="1"/>
             </wp:cNvGraphicFramePr>
@@ -2265,7 +2460,7 @@
               <a:graphicData uri="http://schemas.openxmlformats.org/drawingml/2006/picture">
                 <pic:pic xmlns:pic="http://schemas.openxmlformats.org/drawingml/2006/picture">
                   <pic:nvPicPr>
-                    <pic:cNvPr id="62914523" name=""/>
+                    <pic:cNvPr id="903" name=""/>
                     <pic:cNvPicPr/>
                   </pic:nvPicPr>
                   <pic:blipFill>
@@ -2302,7 +2497,7 @@
           <w:sz w:val="22"/>
           <w:szCs w:val="22"/>
         </w:rPr>
-        <w:t>Figura 3 – Matriz de correlação entre as variáveis do painel município–safra (RS, 2000–2025). Fonte: elaboração própria (2026).</w:t>
+        <w:t xml:space="preserve">Figura 3 – Matriz de correlação entre as variáveis do painel município–safra (RS, 2000–2025). Fonte: elaboração própria (2026).</w:t>
       </w:r>
     </w:p>
     <w:p>
@@ -2316,12 +2511,12 @@
           <w:sz w:val="24"/>
           <w:szCs w:val="24"/>
         </w:rPr>
-        <w:t>No nível município-safra (sem separar por município), a correlação entre rendimento e ONI médio da safra é fraca (≈0,22) e entre rendimento e precipitação acumulada na safra é moderada (≈0,38) – coerente com a literatura, mas mostra que variáveis agregadas simples não bastam sozinhas; é esperado que Random Forest e Gradient Boosting capturem melhor as interações não lineares na etapa de modelagem. Limitações já identificadas nesta primeira versão da base: (i) a janela do ONI usada é uma primeira aproximação a validar; (ii) municípios distantes das 45 estações do INMET têm o clima estimado por uma estação potencialmente distante; (iii) períodos em que a estação estava em pane geram dados ausentes; (iv) a adubação fosfatada ainda não foi integrada ao painel.</w:t>
-      </w:r>
-    </w:p>
-    <w:p>
-      <w:pPr>
-        <w:spacing w:before="360" w:after="200"/>
+        <w:t xml:space="preserve">No nível município-safra (sem separar por município), a correlação entre rendimento e ONI médio da safra é fraca (≈0,22) e entre rendimento e precipitação acumulada na safra é moderada (≈0,38) – coerente com a literatura, mas mostra que variáveis agregadas simples não bastam sozinhas. A hipótese de que Random Forest e Gradient Boosting capturariam melhor as interações não lineares é avaliada na Seção 6. Limitações identificadas na base: (i) a janela do ONI usada é uma primeira aproximação; (ii) municípios distantes das 45 estações do INMET têm o clima estimado por uma estação potencialmente distante; (iii) períodos em que a estação estava em pane geram dados ausentes; (iv) a adubação fosfatada não é uma série observada (Seção 6.6).</w:t>
+      </w:r>
+    </w:p>
+    <w:p>
+      <w:pPr>
+        <w:keepNext/>
       </w:pPr>
       <w:r>
         <w:rPr>
@@ -2330,21 +2525,7 @@
           <w:sz w:val="28"/>
           <w:szCs w:val="28"/>
         </w:rPr>
-        <w:t>5. Metodologia e Resultados Esperados</w:t>
-      </w:r>
-    </w:p>
-    <w:p>
-      <w:pPr>
-        <w:spacing w:before="280" w:after="160"/>
-      </w:pPr>
-      <w:r>
-        <w:rPr>
-          <w:b/>
-          <w:bCs/>
-          <w:sz w:val="24"/>
-          <w:szCs w:val="24"/>
-        </w:rPr>
-        <w:t>5.1 Abordagem metodológica</w:t>
+        <w:t>5. Metodologia</w:t>
       </w:r>
     </w:p>
     <w:p>
@@ -2358,13 +2539,12 @@
           <w:sz w:val="24"/>
           <w:szCs w:val="24"/>
         </w:rPr>
-        <w:t xml:space="preserve">A pesquisa é aplicada, quantitativa e preditiva, com unidade de análise município–safra, restrita ao Rio Grande do Sul. Os três modelos (Regressão Linear, Random Forest, Gradient Boosting) serão comparados entre si e contra duas linhas de base simples: a média histórica expandida do município (calculada apenas com safras anteriores à safra prevista) e o rendimento da safra imediatamente anterior. As métricas de avaliação serão </w:t>
-        <w:lastRenderedPageBreak/>
-        <w:t>MAE, RMSE e R², reportadas de forma agregada e, quando a amostra permitir, também por município. Duas alternativas de série temporal por município foram consideradas e descartadas para esta etapa: uma série agregada por estado (eliminaria a granularidade municipal) e um modelo de série temporal global (ex.: DeepAR, N-BEATS), descartado por desproporção entre esforço e prazo do N1/N2.</w:t>
-      </w:r>
-    </w:p>
-    <w:p>
-      <w:pPr>
+        <w:t xml:space="preserve">A pesquisa é aplicada, quantitativa e preditiva, com unidade de análise município–safra, restrita ao Rio Grande do Sul. A modelagem foi conduzida em quatro etapas, cada uma motivada pelo diagnóstico dos erros da anterior; todas estão em notebooks Python no GitHub do projeto. Duas alternativas de série temporal foram consideradas e descartadas: uma série agregada por estado (eliminaria a granularidade municipal) e um modelo de série temporal global (ex.: DeepAR, N-BEATS), por desproporção entre esforço e prazo e pelo tamanho reduzido da base.</w:t>
+      </w:r>
+    </w:p>
+    <w:p>
+      <w:pPr>
+        <w:keepNext/>
         <w:spacing w:before="280" w:after="160"/>
       </w:pPr>
       <w:r>
@@ -2374,7 +2554,7 @@
           <w:sz w:val="24"/>
           <w:szCs w:val="24"/>
         </w:rPr>
-        <w:t>5.2 Resultados esperados</w:t>
+        <w:t>5.1 Variáveis climáticas por subperíodo e balanço hídrico</w:t>
       </w:r>
     </w:p>
     <w:p>
@@ -2388,13 +2568,181 @@
           <w:sz w:val="24"/>
           <w:szCs w:val="24"/>
         </w:rPr>
-        <w:t>Espera-se que os modelos consigam superar, de forma consistente em safras de teste, as previsões baseadas apenas na média histórica, especialmente quando variáveis de precipitação, temperatura, ONI e adubação fosfatada forem incorporadas. Como produto final, pretende-se obter: uma base municipal integrada e documentada; um pipeline reprodutível de preparação e modelagem em Python; comparação objetiva entre modelos e linhas de base; métricas por safra e por região; e a aplicação de SHAP ao melhor modelo para identificar os fatores climáticos e de adubação mais relevantes para as previsões. Caso os modelos não superem as linhas de base em anos fora da amostra, esse resultado também será reportado, pois indicará os limites informacionais dos dados utilizados.</w:t>
-      </w:r>
-    </w:p>
-    <w:p>
-      <w:pPr>
-        <w:spacing w:after="300" w:line="276" w:lineRule="auto"/>
+        <w:t xml:space="preserve">A primeira versão dos modelos usou apenas a chuva total e a temperatura média de outubro a março. Como esse resumo não distingue </w:t>
+      </w:r>
+      <w:r>
+        <w:rPr>
+          <w:i/>
+          <w:iCs/>
+          <w:sz w:val="24"/>
+          <w:szCs w:val="24"/>
+        </w:rPr>
+        <w:t xml:space="preserve">quando</w:t>
+      </w:r>
+      <w:r>
+        <w:rPr>
+          <w:sz w:val="24"/>
+          <w:szCs w:val="24"/>
+        </w:rPr>
+        <w:t xml:space="preserve"> a chuva ocorreu, o clima diário do INMET foi reagregado em subperíodos do ciclo da soja no RS: out–nov (semeadura), dez–fev (floração e enchimento de grãos, período crítico) e março (maturação). Para dez–fev foram calculados também a maior sequência de dias secos (&lt; 1 mm), o número de dias com temperatura máxima ≥ 32 °C, a média da temperatura máxima e a média da umidade relativa mínima. Cada variável só é calculada se a estação tiver dado em pelo menos 80% dos dias do subperíodo.</w:t>
+      </w:r>
+    </w:p>
+    <w:p>
+      <w:pPr>
+        <w:spacing w:after="200" w:line="276" w:lineRule="auto"/>
+        <w:ind w:firstLine="720"/>
         <w:jc w:val="both"/>
+      </w:pPr>
+      <w:r>
+        <w:rPr>
+          <w:sz w:val="24"/>
+          <w:szCs w:val="24"/>
+        </w:rPr>
+        <w:t xml:space="preserve">Como chuva e umidade não medem diretamente a falta de água no solo, foi calculado um balanço hídrico diário por estação. A evapotranspiração de referência foi estimada pelo método de Hargreaves–Samani (Hargreaves e Samani, 1985), recomendado pela FAO quando não há medição de radiação solar (Allen et al., 1998):</w:t>
+      </w:r>
+    </w:p>
+    <w:p>
+      <w:pPr>
+        <w:spacing w:before="120" w:after="200"/>
+        <w:jc w:val="center"/>
+      </w:pPr>
+      <w:r>
+        <w:rPr>
+          <w:i/>
+          <w:iCs/>
+          <w:sz w:val="24"/>
+          <w:szCs w:val="24"/>
+        </w:rPr>
+        <w:t xml:space="preserve">ET</w:t>
+      </w:r>
+      <w:r>
+        <w:rPr>
+          <w:i/>
+          <w:iCs/>
+          <w:sz w:val="24"/>
+          <w:szCs w:val="24"/>
+          <w:vertAlign w:val="subscript"/>
+        </w:rPr>
+        <w:t xml:space="preserve">o</w:t>
+      </w:r>
+      <w:r>
+        <w:rPr>
+          <w:i/>
+          <w:iCs/>
+          <w:sz w:val="24"/>
+          <w:szCs w:val="24"/>
+        </w:rPr>
+        <w:t xml:space="preserve"> = 0,0023 · 0,408 R</w:t>
+      </w:r>
+      <w:r>
+        <w:rPr>
+          <w:i/>
+          <w:iCs/>
+          <w:sz w:val="24"/>
+          <w:szCs w:val="24"/>
+          <w:vertAlign w:val="subscript"/>
+        </w:rPr>
+        <w:t xml:space="preserve">a</w:t>
+      </w:r>
+      <w:r>
+        <w:rPr>
+          <w:i/>
+          <w:iCs/>
+          <w:sz w:val="24"/>
+          <w:szCs w:val="24"/>
+        </w:rPr>
+        <w:t xml:space="preserve"> · (T</w:t>
+      </w:r>
+      <w:r>
+        <w:rPr>
+          <w:i/>
+          <w:iCs/>
+          <w:sz w:val="24"/>
+          <w:szCs w:val="24"/>
+          <w:vertAlign w:val="subscript"/>
+        </w:rPr>
+        <w:t xml:space="preserve">med</w:t>
+      </w:r>
+      <w:r>
+        <w:rPr>
+          <w:i/>
+          <w:iCs/>
+          <w:sz w:val="24"/>
+          <w:szCs w:val="24"/>
+        </w:rPr>
+        <w:t xml:space="preserve"> + 17,8) · √(T</w:t>
+      </w:r>
+      <w:r>
+        <w:rPr>
+          <w:i/>
+          <w:iCs/>
+          <w:sz w:val="24"/>
+          <w:szCs w:val="24"/>
+          <w:vertAlign w:val="subscript"/>
+        </w:rPr>
+        <w:t xml:space="preserve">max</w:t>
+      </w:r>
+      <w:r>
+        <w:rPr>
+          <w:i/>
+          <w:iCs/>
+          <w:sz w:val="24"/>
+          <w:szCs w:val="24"/>
+        </w:rPr>
+        <w:t xml:space="preserve"> − T</w:t>
+      </w:r>
+      <w:r>
+        <w:rPr>
+          <w:i/>
+          <w:iCs/>
+          <w:sz w:val="24"/>
+          <w:szCs w:val="24"/>
+          <w:vertAlign w:val="subscript"/>
+        </w:rPr>
+        <w:t xml:space="preserve">min</w:t>
+      </w:r>
+      <w:r>
+        <w:rPr>
+          <w:i/>
+          <w:iCs/>
+          <w:sz w:val="24"/>
+          <w:szCs w:val="24"/>
+        </w:rPr>
+        <w:t xml:space="preserve">)</w:t>
+      </w:r>
+    </w:p>
+    <w:p>
+      <w:pPr>
+        <w:spacing w:after="200" w:line="276" w:lineRule="auto"/>
+        <w:jc w:val="both"/>
+      </w:pPr>
+      <w:r>
+        <w:rPr>
+          <w:sz w:val="24"/>
+          <w:szCs w:val="24"/>
+        </w:rPr>
+        <w:t xml:space="preserve">em que R</w:t>
+      </w:r>
+      <w:r>
+        <w:rPr>
+          <w:sz w:val="24"/>
+          <w:szCs w:val="24"/>
+          <w:vertAlign w:val="subscript"/>
+        </w:rPr>
+        <w:t xml:space="preserve">a</w:t>
+      </w:r>
+      <w:r>
+        <w:rPr>
+          <w:sz w:val="24"/>
+          <w:szCs w:val="24"/>
+        </w:rPr>
+        <w:t xml:space="preserve"> é a radiação no topo da atmosfera, calculada a partir da latitude da estação e do dia do ano. O solo foi representado como um reservatório (modelo de balde) com capacidade de água disponível (CAD) de 75 mm, cheio em 1º de outubro; a cada dia entra a chuva e sai a evapotranspiração, e a parcela da demanda não atendida quando o reservatório se esgota é o déficit hídrico do dia. A variável usada é o déficit acumulado em dez–fev. Duas hipóteses são declaradas: CAD única para todo o estado e coeficiente de cultura igual a 1. A sensibilidade à CAD foi testada (50 e 100 mm) e não alterou o resultado.</w:t>
+      </w:r>
+    </w:p>
+    <w:p>
+      <w:pPr>
+        <w:keepNext/>
+        <w:spacing w:before="280" w:after="160"/>
       </w:pPr>
       <w:r>
         <w:rPr>
@@ -2403,19 +2751,208 @@
           <w:sz w:val="24"/>
           <w:szCs w:val="24"/>
         </w:rPr>
-        <w:t xml:space="preserve">Endereço GitHub: </w:t>
-      </w:r>
-      <w:r>
-        <w:rPr>
-          <w:sz w:val="24"/>
-          <w:szCs w:val="24"/>
-        </w:rPr>
-        <w:t>https://github.com/isah5/Projeto_Safra_de_Soja</w:t>
-      </w:r>
-    </w:p>
-    <w:p>
-      <w:pPr>
-        <w:spacing w:before="360" w:after="200"/>
+        <w:t>5.2 Patamar esperado e modelos</w:t>
+      </w:r>
+    </w:p>
+    <w:p>
+      <w:pPr>
+        <w:spacing w:after="200" w:line="276" w:lineRule="auto"/>
+        <w:ind w:firstLine="720"/>
+        <w:jc w:val="both"/>
+      </w:pPr>
+      <w:r>
+        <w:rPr>
+          <w:sz w:val="24"/>
+          <w:szCs w:val="24"/>
+        </w:rPr>
+        <w:t xml:space="preserve">Cada previsão é a soma de um </w:t>
+      </w:r>
+      <w:r>
+        <w:rPr>
+          <w:b/>
+          <w:bCs/>
+          <w:sz w:val="24"/>
+          <w:szCs w:val="24"/>
+        </w:rPr>
+        <w:t xml:space="preserve">patamar</w:t>
+      </w:r>
+      <w:r>
+        <w:rPr>
+          <w:sz w:val="24"/>
+          <w:szCs w:val="24"/>
+        </w:rPr>
+        <w:t xml:space="preserve"> – o rendimento esperado do município numa safra normal – e de um </w:t>
+      </w:r>
+      <w:r>
+        <w:rPr>
+          <w:b/>
+          <w:bCs/>
+          <w:sz w:val="24"/>
+          <w:szCs w:val="24"/>
+        </w:rPr>
+        <w:t xml:space="preserve">desvio</w:t>
+      </w:r>
+      <w:r>
+        <w:rPr>
+          <w:sz w:val="24"/>
+          <w:szCs w:val="24"/>
+        </w:rPr>
+        <w:t xml:space="preserve"> explicado pelo clima. Quatro formas de patamar foram comparadas, todas calculadas apenas com safras anteriores à prevista: reta de tendência estadual com todo o histórico, média móvel dos últimos 5 anos do município, média olímpica dos últimos 5 anos (descartando o melhor e o pior ano) e reta dos últimos 10 anos. A média móvel de 5 anos teve o melhor desempenho e foi adotada.</w:t>
+      </w:r>
+    </w:p>
+    <w:p>
+      <w:pPr>
+        <w:spacing w:after="200" w:line="276" w:lineRule="auto"/>
+        <w:ind w:firstLine="720"/>
+        <w:jc w:val="both"/>
+      </w:pPr>
+      <w:r>
+        <w:rPr>
+          <w:sz w:val="24"/>
+          <w:szCs w:val="24"/>
+        </w:rPr>
+        <w:t xml:space="preserve">O desvio foi modelado por: (F) regressão linear reduzida, com uma variável por fenômeno – chuva de out–nov, chuva de dez–fev e seu quadrado, chuva de março, dias de calor e umidade mínima de dez–fev; (H1) F acrescida do déficit hídrico; (H2) H1 acrescida de dois termos de seca extrema, max(0, U</w:t>
+      </w:r>
+      <w:r>
+        <w:rPr>
+          <w:sz w:val="24"/>
+          <w:szCs w:val="24"/>
+          <w:vertAlign w:val="subscript"/>
+        </w:rPr>
+        <w:t xml:space="preserve">20</w:t>
+      </w:r>
+      <w:r>
+        <w:rPr>
+          <w:sz w:val="24"/>
+          <w:szCs w:val="24"/>
+        </w:rPr>
+        <w:t xml:space="preserve"> − U) e max(0, D − D</w:t>
+      </w:r>
+      <w:r>
+        <w:rPr>
+          <w:sz w:val="24"/>
+          <w:szCs w:val="24"/>
+          <w:vertAlign w:val="subscript"/>
+        </w:rPr>
+        <w:t xml:space="preserve">80</w:t>
+      </w:r>
+      <w:r>
+        <w:rPr>
+          <w:sz w:val="24"/>
+          <w:szCs w:val="24"/>
+        </w:rPr>
+        <w:t xml:space="preserve">), em que U é a umidade mínima, D o déficit hídrico e U</w:t>
+      </w:r>
+      <w:r>
+        <w:rPr>
+          <w:sz w:val="24"/>
+          <w:szCs w:val="24"/>
+          <w:vertAlign w:val="subscript"/>
+        </w:rPr>
+        <w:t xml:space="preserve">20</w:t>
+      </w:r>
+      <w:r>
+        <w:rPr>
+          <w:sz w:val="24"/>
+          <w:szCs w:val="24"/>
+        </w:rPr>
+        <w:t xml:space="preserve"> e D</w:t>
+      </w:r>
+      <w:r>
+        <w:rPr>
+          <w:sz w:val="24"/>
+          <w:szCs w:val="24"/>
+          <w:vertAlign w:val="subscript"/>
+        </w:rPr>
+        <w:t xml:space="preserve">80</w:t>
+      </w:r>
+      <w:r>
+        <w:rPr>
+          <w:sz w:val="24"/>
+          <w:szCs w:val="24"/>
+        </w:rPr>
+        <w:t xml:space="preserve"> os níveis que delimitam as 20% safras mais secas do treino – esses termos valem zero em safras normais e permitem que a perda cresça mais rápido na seca forte; (GB) Gradient Boosting com todas as variáveis climáticas, o ONI e as do balanço hídrico; e a média simples de H2 e GB. Random Forest (500 árvores) foi avaliado nas primeiras etapas. Os hiperparâmetros das árvores foram fixados a priori (Gradient Boosting: taxa de aprendizado 0,05, até 500 iterações com parada antecipada). As linhas de base são a média histórica do município (todas as safras anteriores) e o rendimento da safra anterior. O modelo usa apenas informações disponíveis até o fim de março (a chuva de março é a última variável), permitindo a previsão cerca de um mês antes da colheita (abril–maio).</w:t>
+      </w:r>
+    </w:p>
+    <w:p>
+      <w:pPr>
+        <w:keepNext/>
+        <w:spacing w:before="280" w:after="160"/>
+      </w:pPr>
+      <w:r>
+        <w:rPr>
+          <w:b/>
+          <w:bCs/>
+          <w:sz w:val="24"/>
+          <w:szCs w:val="24"/>
+        </w:rPr>
+        <w:t>5.3 Validação e métricas</w:t>
+      </w:r>
+    </w:p>
+    <w:p>
+      <w:pPr>
+        <w:spacing w:after="200" w:line="276" w:lineRule="auto"/>
+        <w:ind w:firstLine="720"/>
+        <w:jc w:val="both"/>
+      </w:pPr>
+      <w:r>
+        <w:rPr>
+          <w:sz w:val="24"/>
+          <w:szCs w:val="24"/>
+        </w:rPr>
+        <w:t xml:space="preserve">A base de modelagem tem 5.260 pares município–safra (448 municípios, safras 2005–2025) com rendimento, patamar e todas as variáveis climáticas. Foram usadas duas validações: (i) </w:t>
+      </w:r>
+      <w:r>
+        <w:rPr>
+          <w:b/>
+          <w:bCs/>
+          <w:sz w:val="24"/>
+          <w:szCs w:val="24"/>
+        </w:rPr>
+        <w:t xml:space="preserve">corte temporal</w:t>
+      </w:r>
+      <w:r>
+        <w:rPr>
+          <w:sz w:val="24"/>
+          <w:szCs w:val="24"/>
+        </w:rPr>
+        <w:t xml:space="preserve">, com treino até 2020 (3.669 linhas) e teste em 2021–2025 (1.591 linhas), que simula a previsão real nas safras mais recentes; e (ii) </w:t>
+      </w:r>
+      <w:r>
+        <w:rPr>
+          <w:b/>
+          <w:bCs/>
+          <w:sz w:val="24"/>
+          <w:szCs w:val="24"/>
+        </w:rPr>
+        <w:t xml:space="preserve">deixando uma safra de fora</w:t>
+      </w:r>
+      <w:r>
+        <w:rPr>
+          <w:sz w:val="24"/>
+          <w:szCs w:val="24"/>
+        </w:rPr>
+        <w:t xml:space="preserve">, em que cada safra de 2008 a 2025 é prevista por um modelo treinado com todas as demais (5.125 linhas avaliadas), medindo a estabilidade da relação clima–rendimento. As métricas são RMSE, MAE, R</w:t>
+      </w:r>
+      <w:r>
+        <w:rPr>
+          <w:sz w:val="24"/>
+          <w:szCs w:val="24"/>
+          <w:vertAlign w:val="superscript"/>
+        </w:rPr>
+        <w:t xml:space="preserve">2</w:t>
+      </w:r>
+      <w:r>
+        <w:rPr>
+          <w:sz w:val="24"/>
+          <w:szCs w:val="24"/>
+        </w:rPr>
+        <w:t xml:space="preserve"> e viés médio (previsto − observado). O modelo final é o de menor RMSE médio nas duas validações.</w:t>
+      </w:r>
+    </w:p>
+    <w:p>
+      <w:pPr>
+        <w:keepNext/>
       </w:pPr>
       <w:r>
         <w:rPr>
@@ -2424,162 +2961,3582 @@
           <w:sz w:val="28"/>
           <w:szCs w:val="28"/>
         </w:rPr>
-        <w:t>6. Referências</w:t>
+        <w:t>6. Resultados</w:t>
+      </w:r>
+    </w:p>
+    <w:p>
+      <w:pPr>
+        <w:keepNext/>
+        <w:spacing w:before="280" w:after="160"/>
+      </w:pPr>
+      <w:r>
+        <w:rPr>
+          <w:b/>
+          <w:bCs/>
+          <w:sz w:val="24"/>
+          <w:szCs w:val="24"/>
+        </w:rPr>
+        <w:t>6.1 Evolução da modelagem</w:t>
+      </w:r>
+    </w:p>
+    <w:p>
+      <w:pPr>
+        <w:spacing w:after="200" w:line="276" w:lineRule="auto"/>
+        <w:ind w:firstLine="720"/>
+        <w:jc w:val="both"/>
+      </w:pPr>
+      <w:r>
+        <w:rPr>
+          <w:sz w:val="24"/>
+          <w:szCs w:val="24"/>
+        </w:rPr>
+        <w:t xml:space="preserve">A Tabela 3 resume as quatro etapas. Na Etapa 1, nenhum modelo superou a média do período de teste (R</w:t>
+      </w:r>
+      <w:r>
+        <w:rPr>
+          <w:sz w:val="24"/>
+          <w:szCs w:val="24"/>
+          <w:vertAlign w:val="superscript"/>
+        </w:rPr>
+        <w:t xml:space="preserve">2</w:t>
+      </w:r>
+      <w:r>
+        <w:rPr>
+          <w:sz w:val="24"/>
+          <w:szCs w:val="24"/>
+        </w:rPr>
+        <w:t xml:space="preserve"> negativo): as safras 2021 e 2022 tiveram chuva total semelhante (≈700 e ≈660 mm), mas rendimento recorde e quebra, respectivamente – a diferença estava na chuva de dez–fev (≈360 × 200 mm). Na Etapa 2, o clima por subperíodo passou a explicar as safras, mas as previsões de 2021–2025 ficaram enviesadas para cima porque a tendência ajustada até 2020 projetava mais de 3.000 kg/ha, e a média observada em 2020–2025 foi de ≈2.370 kg/ha. Uma lição metodológica dessa etapa: a validação deixando uma safra de fora indicou R</w:t>
+      </w:r>
+      <w:r>
+        <w:rPr>
+          <w:sz w:val="24"/>
+          <w:szCs w:val="24"/>
+          <w:vertAlign w:val="superscript"/>
+        </w:rPr>
+        <w:t xml:space="preserve">2</w:t>
+      </w:r>
+      <w:r>
+        <w:rPr>
+          <w:sz w:val="24"/>
+          <w:szCs w:val="24"/>
+        </w:rPr>
+        <w:t xml:space="preserve"> de 0,44, valor otimista porque a tendência usava safras posteriores à prevista; com o patamar calculado apenas com o passado (Etapa 3), o valor realista é ≈0,25.</w:t>
+      </w:r>
+    </w:p>
+    <w:tbl>
+      <w:tblPr>
+        <w:tblW w:w="8500" w:type="dxa"/>
+        <w:jc w:val="center"/>
+        <w:tblBorders>
+          <w:top w:val="single" w:sz="4" w:space="0" w:color="999999"/>
+          <w:left w:val="single" w:sz="4" w:space="0" w:color="999999"/>
+          <w:bottom w:val="single" w:sz="4" w:space="0" w:color="999999"/>
+          <w:right w:val="single" w:sz="4" w:space="0" w:color="999999"/>
+          <w:insideH w:val="single" w:sz="4" w:space="0" w:color="999999"/>
+          <w:insideV w:val="single" w:sz="4" w:space="0" w:color="999999"/>
+        </w:tblBorders>
+        <w:tblCellMar>
+          <w:left w:w="10" w:type="dxa"/>
+          <w:right w:w="10" w:type="dxa"/>
+        </w:tblCellMar>
+        <w:tblLook w:val="04A0" w:firstRow="1" w:lastRow="0" w:firstColumn="1" w:lastColumn="0" w:noHBand="0" w:noVBand="1"/>
+      </w:tblPr>
+      <w:tblGrid>
+        <w:gridCol w:w="1000"/>
+        <w:gridCol w:w="3200"/>
+        <w:gridCol w:w="4300"/>
+      </w:tblGrid>
+      <w:tr>
+        <w:trPr>
+          <w:tblHeader/>
+        </w:trPr>
+        <w:tc>
+          <w:tcPr>
+            <w:tcW w:w="1000" w:type="dxa"/>
+            <w:shd w:val="clear" w:color="auto" w:fill="D9D9D9"/>
+            <w:tcMar>
+              <w:top w:w="80" w:type="dxa"/>
+              <w:left w:w="100" w:type="dxa"/>
+              <w:bottom w:w="80" w:type="dxa"/>
+              <w:right w:w="100" w:type="dxa"/>
+            </w:tcMar>
+          </w:tcPr>
+          <w:p>
+            <w:r>
+              <w:rPr>
+                <w:b/>
+                <w:bCs/>
+                <w:sz w:val="22"/>
+                <w:szCs w:val="22"/>
+              </w:rPr>
+              <w:t xml:space="preserve">Etapa</w:t>
+            </w:r>
+          </w:p>
+        </w:tc>
+        <w:tc>
+          <w:tcPr>
+            <w:tcW w:w="3200" w:type="dxa"/>
+            <w:shd w:val="clear" w:color="auto" w:fill="D9D9D9"/>
+            <w:tcMar>
+              <w:top w:w="80" w:type="dxa"/>
+              <w:left w:w="100" w:type="dxa"/>
+              <w:bottom w:w="80" w:type="dxa"/>
+              <w:right w:w="100" w:type="dxa"/>
+            </w:tcMar>
+          </w:tcPr>
+          <w:p>
+            <w:r>
+              <w:rPr>
+                <w:b/>
+                <w:bCs/>
+                <w:sz w:val="22"/>
+                <w:szCs w:val="22"/>
+              </w:rPr>
+              <w:t xml:space="preserve">Mudança</w:t>
+            </w:r>
+          </w:p>
+        </w:tc>
+        <w:tc>
+          <w:tcPr>
+            <w:tcW w:w="4300" w:type="dxa"/>
+            <w:shd w:val="clear" w:color="auto" w:fill="D9D9D9"/>
+            <w:tcMar>
+              <w:top w:w="80" w:type="dxa"/>
+              <w:left w:w="100" w:type="dxa"/>
+              <w:bottom w:w="80" w:type="dxa"/>
+              <w:right w:w="100" w:type="dxa"/>
+            </w:tcMar>
+          </w:tcPr>
+          <w:p>
+            <w:r>
+              <w:rPr>
+                <w:b/>
+                <w:bCs/>
+                <w:sz w:val="22"/>
+                <w:szCs w:val="22"/>
+              </w:rPr>
+              <w:t xml:space="preserve">Resultado principal</w:t>
+            </w:r>
+          </w:p>
+        </w:tc>
+      </w:tr>
+      <w:tr>
+        <w:tc>
+          <w:tcPr>
+            <w:tcW w:w="1000" w:type="dxa"/>
+            <w:tcMar>
+              <w:top w:w="80" w:type="dxa"/>
+              <w:left w:w="100" w:type="dxa"/>
+              <w:bottom w:w="80" w:type="dxa"/>
+              <w:right w:w="100" w:type="dxa"/>
+            </w:tcMar>
+          </w:tcPr>
+          <w:p>
+            <w:r>
+              <w:rPr>
+                <w:sz w:val="22"/>
+                <w:szCs w:val="22"/>
+              </w:rPr>
+              <w:t xml:space="preserve">1</w:t>
+            </w:r>
+          </w:p>
+        </w:tc>
+        <w:tc>
+          <w:tcPr>
+            <w:tcW w:w="3200" w:type="dxa"/>
+            <w:tcMar>
+              <w:top w:w="80" w:type="dxa"/>
+              <w:left w:w="100" w:type="dxa"/>
+              <w:bottom w:w="80" w:type="dxa"/>
+              <w:right w:w="100" w:type="dxa"/>
+            </w:tcMar>
+          </w:tcPr>
+          <w:p>
+            <w:r>
+              <w:rPr>
+                <w:sz w:val="22"/>
+                <w:szCs w:val="22"/>
+              </w:rPr>
+              <w:t xml:space="preserve">Clima agregado (out–mar)</w:t>
+            </w:r>
+          </w:p>
+        </w:tc>
+        <w:tc>
+          <w:tcPr>
+            <w:tcW w:w="4300" w:type="dxa"/>
+            <w:tcMar>
+              <w:top w:w="80" w:type="dxa"/>
+              <w:left w:w="100" w:type="dxa"/>
+              <w:bottom w:w="80" w:type="dxa"/>
+              <w:right w:w="100" w:type="dxa"/>
+            </w:tcMar>
+          </w:tcPr>
+          <w:p>
+            <w:r>
+              <w:rPr>
+                <w:sz w:val="22"/>
+                <w:szCs w:val="22"/>
+              </w:rPr>
+              <w:t xml:space="preserve">R</w:t>
+            </w:r>
+            <w:r>
+              <w:rPr>
+                <w:sz w:val="22"/>
+                <w:szCs w:val="22"/>
+                <w:vertAlign w:val="superscript"/>
+              </w:rPr>
+              <w:t xml:space="preserve">2</w:t>
+            </w:r>
+            <w:r>
+              <w:rPr>
+                <w:sz w:val="22"/>
+                <w:szCs w:val="22"/>
+              </w:rPr>
+              <w:t xml:space="preserve"> &lt; 0 no teste 2021–2025 para todos os modelos.</w:t>
+            </w:r>
+          </w:p>
+        </w:tc>
+      </w:tr>
+      <w:tr>
+        <w:tc>
+          <w:tcPr>
+            <w:tcW w:w="1000" w:type="dxa"/>
+            <w:tcMar>
+              <w:top w:w="80" w:type="dxa"/>
+              <w:left w:w="100" w:type="dxa"/>
+              <w:bottom w:w="80" w:type="dxa"/>
+              <w:right w:w="100" w:type="dxa"/>
+            </w:tcMar>
+          </w:tcPr>
+          <w:p>
+            <w:r>
+              <w:rPr>
+                <w:sz w:val="22"/>
+                <w:szCs w:val="22"/>
+              </w:rPr>
+              <w:t xml:space="preserve">2</w:t>
+            </w:r>
+          </w:p>
+        </w:tc>
+        <w:tc>
+          <w:tcPr>
+            <w:tcW w:w="3200" w:type="dxa"/>
+            <w:tcMar>
+              <w:top w:w="80" w:type="dxa"/>
+              <w:left w:w="100" w:type="dxa"/>
+              <w:bottom w:w="80" w:type="dxa"/>
+              <w:right w:w="100" w:type="dxa"/>
+            </w:tcMar>
+          </w:tcPr>
+          <w:p>
+            <w:r>
+              <w:rPr>
+                <w:sz w:val="22"/>
+                <w:szCs w:val="22"/>
+              </w:rPr>
+              <w:t xml:space="preserve">Clima por subperíodo</w:t>
+            </w:r>
+          </w:p>
+        </w:tc>
+        <w:tc>
+          <w:tcPr>
+            <w:tcW w:w="4300" w:type="dxa"/>
+            <w:tcMar>
+              <w:top w:w="80" w:type="dxa"/>
+              <w:left w:w="100" w:type="dxa"/>
+              <w:bottom w:w="80" w:type="dxa"/>
+              <w:right w:w="100" w:type="dxa"/>
+            </w:tcMar>
+          </w:tcPr>
+          <w:p>
+            <w:r>
+              <w:rPr>
+                <w:sz w:val="22"/>
+                <w:szCs w:val="22"/>
+              </w:rPr>
+              <w:t xml:space="preserve">Clima explica as safras, mas viés de +500 a +750 kg/ha em 2021–2025 pela tendência extrapolada.</w:t>
+            </w:r>
+          </w:p>
+        </w:tc>
+      </w:tr>
+      <w:tr>
+        <w:tc>
+          <w:tcPr>
+            <w:tcW w:w="1000" w:type="dxa"/>
+            <w:tcMar>
+              <w:top w:w="80" w:type="dxa"/>
+              <w:left w:w="100" w:type="dxa"/>
+              <w:bottom w:w="80" w:type="dxa"/>
+              <w:right w:w="100" w:type="dxa"/>
+            </w:tcMar>
+          </w:tcPr>
+          <w:p>
+            <w:r>
+              <w:rPr>
+                <w:sz w:val="22"/>
+                <w:szCs w:val="22"/>
+              </w:rPr>
+              <w:t xml:space="preserve">3</w:t>
+            </w:r>
+          </w:p>
+        </w:tc>
+        <w:tc>
+          <w:tcPr>
+            <w:tcW w:w="3200" w:type="dxa"/>
+            <w:tcMar>
+              <w:top w:w="80" w:type="dxa"/>
+              <w:left w:w="100" w:type="dxa"/>
+              <w:bottom w:w="80" w:type="dxa"/>
+              <w:right w:w="100" w:type="dxa"/>
+            </w:tcMar>
+          </w:tcPr>
+          <w:p>
+            <w:r>
+              <w:rPr>
+                <w:sz w:val="22"/>
+                <w:szCs w:val="22"/>
+              </w:rPr>
+              <w:t xml:space="preserve">Patamar com safras anteriores (média móvel 5 anos)</w:t>
+            </w:r>
+          </w:p>
+        </w:tc>
+        <w:tc>
+          <w:tcPr>
+            <w:tcW w:w="4300" w:type="dxa"/>
+            <w:tcMar>
+              <w:top w:w="80" w:type="dxa"/>
+              <w:left w:w="100" w:type="dxa"/>
+              <w:bottom w:w="80" w:type="dxa"/>
+              <w:right w:w="100" w:type="dxa"/>
+            </w:tcMar>
+          </w:tcPr>
+          <w:p>
+            <w:r>
+              <w:rPr>
+                <w:sz w:val="22"/>
+                <w:szCs w:val="22"/>
+              </w:rPr>
+              <w:t xml:space="preserve">RMSE 767 / 689; supera as linhas de base.</w:t>
+            </w:r>
+          </w:p>
+        </w:tc>
+      </w:tr>
+      <w:tr>
+        <w:tc>
+          <w:tcPr>
+            <w:tcW w:w="1000" w:type="dxa"/>
+            <w:tcMar>
+              <w:top w:w="80" w:type="dxa"/>
+              <w:left w:w="100" w:type="dxa"/>
+              <w:bottom w:w="80" w:type="dxa"/>
+              <w:right w:w="100" w:type="dxa"/>
+            </w:tcMar>
+          </w:tcPr>
+          <w:p>
+            <w:pPr>
+              <w:keepNext/>
+            </w:pPr>
+            <w:r>
+              <w:rPr>
+                <w:sz w:val="22"/>
+                <w:szCs w:val="22"/>
+              </w:rPr>
+              <w:t xml:space="preserve">4</w:t>
+            </w:r>
+          </w:p>
+        </w:tc>
+        <w:tc>
+          <w:tcPr>
+            <w:tcW w:w="3200" w:type="dxa"/>
+            <w:tcMar>
+              <w:top w:w="80" w:type="dxa"/>
+              <w:left w:w="100" w:type="dxa"/>
+              <w:bottom w:w="80" w:type="dxa"/>
+              <w:right w:w="100" w:type="dxa"/>
+            </w:tcMar>
+          </w:tcPr>
+          <w:p>
+            <w:pPr>
+              <w:keepNext/>
+            </w:pPr>
+            <w:r>
+              <w:rPr>
+                <w:sz w:val="22"/>
+                <w:szCs w:val="22"/>
+              </w:rPr>
+              <w:t xml:space="preserve">Balanço hídrico e limiares de seca extrema</w:t>
+            </w:r>
+          </w:p>
+        </w:tc>
+        <w:tc>
+          <w:tcPr>
+            <w:tcW w:w="4300" w:type="dxa"/>
+            <w:tcMar>
+              <w:top w:w="80" w:type="dxa"/>
+              <w:left w:w="100" w:type="dxa"/>
+              <w:bottom w:w="80" w:type="dxa"/>
+              <w:right w:w="100" w:type="dxa"/>
+            </w:tcMar>
+          </w:tcPr>
+          <w:p>
+            <w:pPr>
+              <w:keepNext/>
+            </w:pPr>
+            <w:r>
+              <w:rPr>
+                <w:sz w:val="22"/>
+                <w:szCs w:val="22"/>
+              </w:rPr>
+              <w:t xml:space="preserve">RMSE 740 / 684 (modelo final, H2).</w:t>
+            </w:r>
+          </w:p>
+        </w:tc>
+      </w:tr>
+    </w:tbl>
+    <w:p>
+      <w:pPr>
+        <w:spacing w:before="120" w:after="300"/>
+        <w:jc w:val="center"/>
+      </w:pPr>
+      <w:r>
+        <w:rPr>
+          <w:i/>
+          <w:iCs/>
+          <w:sz w:val="22"/>
+          <w:szCs w:val="22"/>
+        </w:rPr>
+        <w:t xml:space="preserve">Tabela 3 – Evolução da modelagem por etapa. RMSE em kg/ha (corte temporal / deixando uma safra de fora). Fonte: elaboração própria (2026).</w:t>
+      </w:r>
+    </w:p>
+    <w:p>
+      <w:pPr>
+        <w:keepNext/>
+        <w:spacing w:before="280" w:after="160"/>
+      </w:pPr>
+      <w:r>
+        <w:rPr>
+          <w:b/>
+          <w:bCs/>
+          <w:sz w:val="24"/>
+          <w:szCs w:val="24"/>
+        </w:rPr>
+        <w:t>6.2 Comparação dos modelos</w:t>
+      </w:r>
+    </w:p>
+    <w:p>
+      <w:pPr>
+        <w:spacing w:after="200" w:line="276" w:lineRule="auto"/>
+        <w:ind w:firstLine="720"/>
+        <w:jc w:val="both"/>
+      </w:pPr>
+      <w:r>
+        <w:rPr>
+          <w:sz w:val="24"/>
+          <w:szCs w:val="24"/>
+        </w:rPr>
+        <w:t xml:space="preserve">A Tabela 4 compara os modelos nas duas validações. O modelo final (H2) reduziu o RMSE em 14% (corte temporal) e 22% (deixando uma safra de fora) em relação à média histórica do município, com MAE de 591 e 518 kg/ha. Repetir o rendimento da safra anterior foi a pior estratégia, pois propaga secas e recordes para a previsão seguinte. O déficit hídrico sozinho (H1) não melhorou o modelo, por medir a mesma seca que a chuva e a umidade de dez–fev (correlação ≈0,8 entre elas); o ganho veio dos limiares de seca extrema. Os modelos de árvores ficaram atrás da regressão linear em todos os cenários: Random Forest teve desempenho semelhante ou inferior ao do Gradient Boosting nas Etapas 1 e 2 e não foi levado adiante, e a combinação de H2 com Gradient Boosting foi melhor em uma validação e pior na outra.</w:t>
+      </w:r>
+    </w:p>
+    <w:tbl>
+      <w:tblPr>
+        <w:tblW w:w="8500" w:type="dxa"/>
+        <w:jc w:val="center"/>
+        <w:tblBorders>
+          <w:top w:val="single" w:sz="4" w:space="0" w:color="999999"/>
+          <w:left w:val="single" w:sz="4" w:space="0" w:color="999999"/>
+          <w:bottom w:val="single" w:sz="4" w:space="0" w:color="999999"/>
+          <w:right w:val="single" w:sz="4" w:space="0" w:color="999999"/>
+          <w:insideH w:val="single" w:sz="4" w:space="0" w:color="999999"/>
+          <w:insideV w:val="single" w:sz="4" w:space="0" w:color="999999"/>
+        </w:tblBorders>
+        <w:tblCellMar>
+          <w:left w:w="10" w:type="dxa"/>
+          <w:right w:w="10" w:type="dxa"/>
+        </w:tblCellMar>
+        <w:tblLook w:val="04A0" w:firstRow="1" w:lastRow="0" w:firstColumn="1" w:lastColumn="0" w:noHBand="0" w:noVBand="1"/>
+      </w:tblPr>
+      <w:tblGrid>
+        <w:gridCol w:w="3700"/>
+        <w:gridCol w:w="1200"/>
+        <w:gridCol w:w="1200"/>
+        <w:gridCol w:w="1200"/>
+        <w:gridCol w:w="1200"/>
+      </w:tblGrid>
+      <w:tr>
+        <w:trPr>
+          <w:tblHeader/>
+        </w:trPr>
+        <w:tc>
+          <w:tcPr>
+            <w:tcW w:w="3700" w:type="dxa"/>
+            <w:vMerge w:val="restart"/>
+            <w:shd w:val="clear" w:color="auto" w:fill="D9D9D9"/>
+            <w:tcMar>
+              <w:top w:w="80" w:type="dxa"/>
+              <w:left w:w="100" w:type="dxa"/>
+              <w:bottom w:w="80" w:type="dxa"/>
+              <w:right w:w="100" w:type="dxa"/>
+            </w:tcMar>
+          </w:tcPr>
+          <w:p>
+            <w:r>
+              <w:rPr>
+                <w:b/>
+                <w:bCs/>
+                <w:sz w:val="22"/>
+                <w:szCs w:val="22"/>
+              </w:rPr>
+              <w:t xml:space="preserve">Modelo</w:t>
+            </w:r>
+          </w:p>
+        </w:tc>
+        <w:tc>
+          <w:tcPr>
+            <w:tcW w:w="2400" w:type="dxa"/>
+            <w:gridSpan w:val="2"/>
+            <w:shd w:val="clear" w:color="auto" w:fill="D9D9D9"/>
+            <w:tcMar>
+              <w:top w:w="80" w:type="dxa"/>
+              <w:left w:w="100" w:type="dxa"/>
+              <w:bottom w:w="80" w:type="dxa"/>
+              <w:right w:w="100" w:type="dxa"/>
+            </w:tcMar>
+          </w:tcPr>
+          <w:p>
+            <w:pPr>
+              <w:jc w:val="center"/>
+            </w:pPr>
+            <w:r>
+              <w:rPr>
+                <w:b/>
+                <w:bCs/>
+                <w:sz w:val="22"/>
+                <w:szCs w:val="22"/>
+              </w:rPr>
+              <w:t xml:space="preserve">Corte 2021–2025</w:t>
+            </w:r>
+          </w:p>
+        </w:tc>
+        <w:tc>
+          <w:tcPr>
+            <w:tcW w:w="2400" w:type="dxa"/>
+            <w:gridSpan w:val="2"/>
+            <w:shd w:val="clear" w:color="auto" w:fill="D9D9D9"/>
+            <w:tcMar>
+              <w:top w:w="80" w:type="dxa"/>
+              <w:left w:w="100" w:type="dxa"/>
+              <w:bottom w:w="80" w:type="dxa"/>
+              <w:right w:w="100" w:type="dxa"/>
+            </w:tcMar>
+          </w:tcPr>
+          <w:p>
+            <w:pPr>
+              <w:jc w:val="center"/>
+            </w:pPr>
+            <w:r>
+              <w:rPr>
+                <w:b/>
+                <w:bCs/>
+                <w:sz w:val="22"/>
+                <w:szCs w:val="22"/>
+              </w:rPr>
+              <w:t xml:space="preserve">Uma safra de fora</w:t>
+            </w:r>
+          </w:p>
+        </w:tc>
+      </w:tr>
+      <w:tr>
+        <w:trPr>
+          <w:tblHeader/>
+        </w:trPr>
+        <w:tc>
+          <w:tcPr>
+            <w:tcW w:w="3700" w:type="dxa"/>
+            <w:vMerge/>
+            <w:shd w:val="clear" w:color="auto" w:fill="D9D9D9"/>
+            <w:tcMar>
+              <w:top w:w="80" w:type="dxa"/>
+              <w:left w:w="100" w:type="dxa"/>
+              <w:bottom w:w="80" w:type="dxa"/>
+              <w:right w:w="100" w:type="dxa"/>
+            </w:tcMar>
+          </w:tcPr>
+          <w:p/>
+        </w:tc>
+        <w:tc>
+          <w:tcPr>
+            <w:tcW w:w="1200" w:type="dxa"/>
+            <w:shd w:val="clear" w:color="auto" w:fill="D9D9D9"/>
+            <w:tcMar>
+              <w:top w:w="80" w:type="dxa"/>
+              <w:left w:w="100" w:type="dxa"/>
+              <w:bottom w:w="80" w:type="dxa"/>
+              <w:right w:w="100" w:type="dxa"/>
+            </w:tcMar>
+          </w:tcPr>
+          <w:p>
+            <w:pPr>
+              <w:jc w:val="center"/>
+            </w:pPr>
+            <w:r>
+              <w:rPr>
+                <w:b/>
+                <w:bCs/>
+                <w:sz w:val="22"/>
+                <w:szCs w:val="22"/>
+              </w:rPr>
+              <w:t xml:space="preserve">RMSE</w:t>
+            </w:r>
+          </w:p>
+        </w:tc>
+        <w:tc>
+          <w:tcPr>
+            <w:tcW w:w="1200" w:type="dxa"/>
+            <w:shd w:val="clear" w:color="auto" w:fill="D9D9D9"/>
+            <w:tcMar>
+              <w:top w:w="80" w:type="dxa"/>
+              <w:left w:w="100" w:type="dxa"/>
+              <w:bottom w:w="80" w:type="dxa"/>
+              <w:right w:w="100" w:type="dxa"/>
+            </w:tcMar>
+          </w:tcPr>
+          <w:p>
+            <w:pPr>
+              <w:jc w:val="center"/>
+            </w:pPr>
+            <w:r>
+              <w:rPr>
+                <w:b/>
+                <w:bCs/>
+                <w:sz w:val="22"/>
+                <w:szCs w:val="22"/>
+              </w:rPr>
+              <w:t xml:space="preserve">R</w:t>
+            </w:r>
+            <w:r>
+              <w:rPr>
+                <w:b/>
+                <w:bCs/>
+                <w:sz w:val="22"/>
+                <w:szCs w:val="22"/>
+                <w:vertAlign w:val="superscript"/>
+              </w:rPr>
+              <w:t xml:space="preserve">2</w:t>
+            </w:r>
+          </w:p>
+        </w:tc>
+        <w:tc>
+          <w:tcPr>
+            <w:tcW w:w="1200" w:type="dxa"/>
+            <w:shd w:val="clear" w:color="auto" w:fill="D9D9D9"/>
+            <w:tcMar>
+              <w:top w:w="80" w:type="dxa"/>
+              <w:left w:w="100" w:type="dxa"/>
+              <w:bottom w:w="80" w:type="dxa"/>
+              <w:right w:w="100" w:type="dxa"/>
+            </w:tcMar>
+          </w:tcPr>
+          <w:p>
+            <w:pPr>
+              <w:jc w:val="center"/>
+            </w:pPr>
+            <w:r>
+              <w:rPr>
+                <w:b/>
+                <w:bCs/>
+                <w:sz w:val="22"/>
+                <w:szCs w:val="22"/>
+              </w:rPr>
+              <w:t xml:space="preserve">RMSE</w:t>
+            </w:r>
+          </w:p>
+        </w:tc>
+        <w:tc>
+          <w:tcPr>
+            <w:tcW w:w="1200" w:type="dxa"/>
+            <w:shd w:val="clear" w:color="auto" w:fill="D9D9D9"/>
+            <w:tcMar>
+              <w:top w:w="80" w:type="dxa"/>
+              <w:left w:w="100" w:type="dxa"/>
+              <w:bottom w:w="80" w:type="dxa"/>
+              <w:right w:w="100" w:type="dxa"/>
+            </w:tcMar>
+          </w:tcPr>
+          <w:p>
+            <w:pPr>
+              <w:jc w:val="center"/>
+            </w:pPr>
+            <w:r>
+              <w:rPr>
+                <w:b/>
+                <w:bCs/>
+                <w:sz w:val="22"/>
+                <w:szCs w:val="22"/>
+              </w:rPr>
+              <w:t xml:space="preserve">R</w:t>
+            </w:r>
+            <w:r>
+              <w:rPr>
+                <w:b/>
+                <w:bCs/>
+                <w:sz w:val="22"/>
+                <w:szCs w:val="22"/>
+                <w:vertAlign w:val="superscript"/>
+              </w:rPr>
+              <w:t xml:space="preserve">2</w:t>
+            </w:r>
+          </w:p>
+        </w:tc>
+      </w:tr>
+      <w:tr>
+        <w:tc>
+          <w:tcPr>
+            <w:tcW w:w="3700" w:type="dxa"/>
+            <w:tcMar>
+              <w:top w:w="80" w:type="dxa"/>
+              <w:left w:w="100" w:type="dxa"/>
+              <w:bottom w:w="80" w:type="dxa"/>
+              <w:right w:w="100" w:type="dxa"/>
+            </w:tcMar>
+          </w:tcPr>
+          <w:p>
+            <w:r>
+              <w:rPr>
+                <w:sz w:val="22"/>
+                <w:szCs w:val="22"/>
+              </w:rPr>
+              <w:t xml:space="preserve">Linha de base: safra anterior</w:t>
+            </w:r>
+          </w:p>
+        </w:tc>
+        <w:tc>
+          <w:tcPr>
+            <w:tcW w:w="1200" w:type="dxa"/>
+            <w:tcMar>
+              <w:top w:w="80" w:type="dxa"/>
+              <w:left w:w="100" w:type="dxa"/>
+              <w:bottom w:w="80" w:type="dxa"/>
+              <w:right w:w="100" w:type="dxa"/>
+            </w:tcMar>
+          </w:tcPr>
+          <w:p>
+            <w:pPr>
+              <w:jc w:val="center"/>
+            </w:pPr>
+            <w:r>
+              <w:rPr>
+                <w:sz w:val="22"/>
+                <w:szCs w:val="22"/>
+              </w:rPr>
+              <w:t xml:space="preserve">1.276</w:t>
+            </w:r>
+          </w:p>
+        </w:tc>
+        <w:tc>
+          <w:tcPr>
+            <w:tcW w:w="1200" w:type="dxa"/>
+            <w:tcMar>
+              <w:top w:w="80" w:type="dxa"/>
+              <w:left w:w="100" w:type="dxa"/>
+              <w:bottom w:w="80" w:type="dxa"/>
+              <w:right w:w="100" w:type="dxa"/>
+            </w:tcMar>
+          </w:tcPr>
+          <w:p>
+            <w:pPr>
+              <w:jc w:val="center"/>
+            </w:pPr>
+            <w:r>
+              <w:rPr>
+                <w:sz w:val="22"/>
+                <w:szCs w:val="22"/>
+              </w:rPr>
+              <w:t xml:space="preserve">−1,05</w:t>
+            </w:r>
+          </w:p>
+        </w:tc>
+        <w:tc>
+          <w:tcPr>
+            <w:tcW w:w="1200" w:type="dxa"/>
+            <w:tcMar>
+              <w:top w:w="80" w:type="dxa"/>
+              <w:left w:w="100" w:type="dxa"/>
+              <w:bottom w:w="80" w:type="dxa"/>
+              <w:right w:w="100" w:type="dxa"/>
+            </w:tcMar>
+          </w:tcPr>
+          <w:p>
+            <w:pPr>
+              <w:jc w:val="center"/>
+            </w:pPr>
+            <w:r>
+              <w:rPr>
+                <w:sz w:val="22"/>
+                <w:szCs w:val="22"/>
+              </w:rPr>
+              <w:t xml:space="preserve">979</w:t>
+            </w:r>
+          </w:p>
+        </w:tc>
+        <w:tc>
+          <w:tcPr>
+            <w:tcW w:w="1200" w:type="dxa"/>
+            <w:tcMar>
+              <w:top w:w="80" w:type="dxa"/>
+              <w:left w:w="100" w:type="dxa"/>
+              <w:bottom w:w="80" w:type="dxa"/>
+              <w:right w:w="100" w:type="dxa"/>
+            </w:tcMar>
+          </w:tcPr>
+          <w:p>
+            <w:pPr>
+              <w:jc w:val="center"/>
+            </w:pPr>
+            <w:r>
+              <w:rPr>
+                <w:sz w:val="22"/>
+                <w:szCs w:val="22"/>
+              </w:rPr>
+              <w:t xml:space="preserve">−0,51</w:t>
+            </w:r>
+          </w:p>
+        </w:tc>
+      </w:tr>
+      <w:tr>
+        <w:tc>
+          <w:tcPr>
+            <w:tcW w:w="3700" w:type="dxa"/>
+            <w:tcMar>
+              <w:top w:w="80" w:type="dxa"/>
+              <w:left w:w="100" w:type="dxa"/>
+              <w:bottom w:w="80" w:type="dxa"/>
+              <w:right w:w="100" w:type="dxa"/>
+            </w:tcMar>
+          </w:tcPr>
+          <w:p>
+            <w:r>
+              <w:rPr>
+                <w:sz w:val="22"/>
+                <w:szCs w:val="22"/>
+              </w:rPr>
+              <w:t xml:space="preserve">Linha de base: média histórica</w:t>
+            </w:r>
+          </w:p>
+        </w:tc>
+        <w:tc>
+          <w:tcPr>
+            <w:tcW w:w="1200" w:type="dxa"/>
+            <w:tcMar>
+              <w:top w:w="80" w:type="dxa"/>
+              <w:left w:w="100" w:type="dxa"/>
+              <w:bottom w:w="80" w:type="dxa"/>
+              <w:right w:w="100" w:type="dxa"/>
+            </w:tcMar>
+          </w:tcPr>
+          <w:p>
+            <w:pPr>
+              <w:jc w:val="center"/>
+            </w:pPr>
+            <w:r>
+              <w:rPr>
+                <w:sz w:val="22"/>
+                <w:szCs w:val="22"/>
+              </w:rPr>
+              <w:t xml:space="preserve">861</w:t>
+            </w:r>
+          </w:p>
+        </w:tc>
+        <w:tc>
+          <w:tcPr>
+            <w:tcW w:w="1200" w:type="dxa"/>
+            <w:tcMar>
+              <w:top w:w="80" w:type="dxa"/>
+              <w:left w:w="100" w:type="dxa"/>
+              <w:bottom w:w="80" w:type="dxa"/>
+              <w:right w:w="100" w:type="dxa"/>
+            </w:tcMar>
+          </w:tcPr>
+          <w:p>
+            <w:pPr>
+              <w:jc w:val="center"/>
+            </w:pPr>
+            <w:r>
+              <w:rPr>
+                <w:sz w:val="22"/>
+                <w:szCs w:val="22"/>
+              </w:rPr>
+              <w:t xml:space="preserve">0,07</w:t>
+            </w:r>
+          </w:p>
+        </w:tc>
+        <w:tc>
+          <w:tcPr>
+            <w:tcW w:w="1200" w:type="dxa"/>
+            <w:tcMar>
+              <w:top w:w="80" w:type="dxa"/>
+              <w:left w:w="100" w:type="dxa"/>
+              <w:bottom w:w="80" w:type="dxa"/>
+              <w:right w:w="100" w:type="dxa"/>
+            </w:tcMar>
+          </w:tcPr>
+          <w:p>
+            <w:pPr>
+              <w:jc w:val="center"/>
+            </w:pPr>
+            <w:r>
+              <w:rPr>
+                <w:sz w:val="22"/>
+                <w:szCs w:val="22"/>
+              </w:rPr>
+              <w:t xml:space="preserve">877</w:t>
+            </w:r>
+          </w:p>
+        </w:tc>
+        <w:tc>
+          <w:tcPr>
+            <w:tcW w:w="1200" w:type="dxa"/>
+            <w:tcMar>
+              <w:top w:w="80" w:type="dxa"/>
+              <w:left w:w="100" w:type="dxa"/>
+              <w:bottom w:w="80" w:type="dxa"/>
+              <w:right w:w="100" w:type="dxa"/>
+            </w:tcMar>
+          </w:tcPr>
+          <w:p>
+            <w:pPr>
+              <w:jc w:val="center"/>
+            </w:pPr>
+            <w:r>
+              <w:rPr>
+                <w:sz w:val="22"/>
+                <w:szCs w:val="22"/>
+              </w:rPr>
+              <w:t xml:space="preserve">−0,21</w:t>
+            </w:r>
+          </w:p>
+        </w:tc>
+      </w:tr>
+      <w:tr>
+        <w:tc>
+          <w:tcPr>
+            <w:tcW w:w="3700" w:type="dxa"/>
+            <w:tcMar>
+              <w:top w:w="80" w:type="dxa"/>
+              <w:left w:w="100" w:type="dxa"/>
+              <w:bottom w:w="80" w:type="dxa"/>
+              <w:right w:w="100" w:type="dxa"/>
+            </w:tcMar>
+          </w:tcPr>
+          <w:p>
+            <w:r>
+              <w:rPr>
+                <w:sz w:val="22"/>
+                <w:szCs w:val="22"/>
+              </w:rPr>
+              <w:t xml:space="preserve">GB – Gradient Boosting</w:t>
+            </w:r>
+          </w:p>
+        </w:tc>
+        <w:tc>
+          <w:tcPr>
+            <w:tcW w:w="1200" w:type="dxa"/>
+            <w:tcMar>
+              <w:top w:w="80" w:type="dxa"/>
+              <w:left w:w="100" w:type="dxa"/>
+              <w:bottom w:w="80" w:type="dxa"/>
+              <w:right w:w="100" w:type="dxa"/>
+            </w:tcMar>
+          </w:tcPr>
+          <w:p>
+            <w:pPr>
+              <w:jc w:val="center"/>
+            </w:pPr>
+            <w:r>
+              <w:rPr>
+                <w:sz w:val="22"/>
+                <w:szCs w:val="22"/>
+              </w:rPr>
+              <w:t xml:space="preserve">813</w:t>
+            </w:r>
+          </w:p>
+        </w:tc>
+        <w:tc>
+          <w:tcPr>
+            <w:tcW w:w="1200" w:type="dxa"/>
+            <w:tcMar>
+              <w:top w:w="80" w:type="dxa"/>
+              <w:left w:w="100" w:type="dxa"/>
+              <w:bottom w:w="80" w:type="dxa"/>
+              <w:right w:w="100" w:type="dxa"/>
+            </w:tcMar>
+          </w:tcPr>
+          <w:p>
+            <w:pPr>
+              <w:jc w:val="center"/>
+            </w:pPr>
+            <w:r>
+              <w:rPr>
+                <w:sz w:val="22"/>
+                <w:szCs w:val="22"/>
+              </w:rPr>
+              <w:t xml:space="preserve">0,17</w:t>
+            </w:r>
+          </w:p>
+        </w:tc>
+        <w:tc>
+          <w:tcPr>
+            <w:tcW w:w="1200" w:type="dxa"/>
+            <w:tcMar>
+              <w:top w:w="80" w:type="dxa"/>
+              <w:left w:w="100" w:type="dxa"/>
+              <w:bottom w:w="80" w:type="dxa"/>
+              <w:right w:w="100" w:type="dxa"/>
+            </w:tcMar>
+          </w:tcPr>
+          <w:p>
+            <w:pPr>
+              <w:jc w:val="center"/>
+            </w:pPr>
+            <w:r>
+              <w:rPr>
+                <w:sz w:val="22"/>
+                <w:szCs w:val="22"/>
+              </w:rPr>
+              <w:t xml:space="preserve">721</w:t>
+            </w:r>
+          </w:p>
+        </w:tc>
+        <w:tc>
+          <w:tcPr>
+            <w:tcW w:w="1200" w:type="dxa"/>
+            <w:tcMar>
+              <w:top w:w="80" w:type="dxa"/>
+              <w:left w:w="100" w:type="dxa"/>
+              <w:bottom w:w="80" w:type="dxa"/>
+              <w:right w:w="100" w:type="dxa"/>
+            </w:tcMar>
+          </w:tcPr>
+          <w:p>
+            <w:pPr>
+              <w:jc w:val="center"/>
+            </w:pPr>
+            <w:r>
+              <w:rPr>
+                <w:sz w:val="22"/>
+                <w:szCs w:val="22"/>
+              </w:rPr>
+              <w:t xml:space="preserve">0,18</w:t>
+            </w:r>
+          </w:p>
+        </w:tc>
+      </w:tr>
+      <w:tr>
+        <w:tc>
+          <w:tcPr>
+            <w:tcW w:w="3700" w:type="dxa"/>
+            <w:tcMar>
+              <w:top w:w="80" w:type="dxa"/>
+              <w:left w:w="100" w:type="dxa"/>
+              <w:bottom w:w="80" w:type="dxa"/>
+              <w:right w:w="100" w:type="dxa"/>
+            </w:tcMar>
+          </w:tcPr>
+          <w:p>
+            <w:r>
+              <w:rPr>
+                <w:sz w:val="22"/>
+                <w:szCs w:val="22"/>
+              </w:rPr>
+              <w:t xml:space="preserve">H1 – F + déficit hídrico</w:t>
+            </w:r>
+          </w:p>
+        </w:tc>
+        <w:tc>
+          <w:tcPr>
+            <w:tcW w:w="1200" w:type="dxa"/>
+            <w:tcMar>
+              <w:top w:w="80" w:type="dxa"/>
+              <w:left w:w="100" w:type="dxa"/>
+              <w:bottom w:w="80" w:type="dxa"/>
+              <w:right w:w="100" w:type="dxa"/>
+            </w:tcMar>
+          </w:tcPr>
+          <w:p>
+            <w:pPr>
+              <w:jc w:val="center"/>
+            </w:pPr>
+            <w:r>
+              <w:rPr>
+                <w:sz w:val="22"/>
+                <w:szCs w:val="22"/>
+              </w:rPr>
+              <w:t xml:space="preserve">777</w:t>
+            </w:r>
+          </w:p>
+        </w:tc>
+        <w:tc>
+          <w:tcPr>
+            <w:tcW w:w="1200" w:type="dxa"/>
+            <w:tcMar>
+              <w:top w:w="80" w:type="dxa"/>
+              <w:left w:w="100" w:type="dxa"/>
+              <w:bottom w:w="80" w:type="dxa"/>
+              <w:right w:w="100" w:type="dxa"/>
+            </w:tcMar>
+          </w:tcPr>
+          <w:p>
+            <w:pPr>
+              <w:jc w:val="center"/>
+            </w:pPr>
+            <w:r>
+              <w:rPr>
+                <w:sz w:val="22"/>
+                <w:szCs w:val="22"/>
+              </w:rPr>
+              <w:t xml:space="preserve">0,24</w:t>
+            </w:r>
+          </w:p>
+        </w:tc>
+        <w:tc>
+          <w:tcPr>
+            <w:tcW w:w="1200" w:type="dxa"/>
+            <w:tcMar>
+              <w:top w:w="80" w:type="dxa"/>
+              <w:left w:w="100" w:type="dxa"/>
+              <w:bottom w:w="80" w:type="dxa"/>
+              <w:right w:w="100" w:type="dxa"/>
+            </w:tcMar>
+          </w:tcPr>
+          <w:p>
+            <w:pPr>
+              <w:jc w:val="center"/>
+            </w:pPr>
+            <w:r>
+              <w:rPr>
+                <w:sz w:val="22"/>
+                <w:szCs w:val="22"/>
+              </w:rPr>
+              <w:t xml:space="preserve">688</w:t>
+            </w:r>
+          </w:p>
+        </w:tc>
+        <w:tc>
+          <w:tcPr>
+            <w:tcW w:w="1200" w:type="dxa"/>
+            <w:tcMar>
+              <w:top w:w="80" w:type="dxa"/>
+              <w:left w:w="100" w:type="dxa"/>
+              <w:bottom w:w="80" w:type="dxa"/>
+              <w:right w:w="100" w:type="dxa"/>
+            </w:tcMar>
+          </w:tcPr>
+          <w:p>
+            <w:pPr>
+              <w:jc w:val="center"/>
+            </w:pPr>
+            <w:r>
+              <w:rPr>
+                <w:sz w:val="22"/>
+                <w:szCs w:val="22"/>
+              </w:rPr>
+              <w:t xml:space="preserve">0,25</w:t>
+            </w:r>
+          </w:p>
+        </w:tc>
+      </w:tr>
+      <w:tr>
+        <w:tc>
+          <w:tcPr>
+            <w:tcW w:w="3700" w:type="dxa"/>
+            <w:tcMar>
+              <w:top w:w="80" w:type="dxa"/>
+              <w:left w:w="100" w:type="dxa"/>
+              <w:bottom w:w="80" w:type="dxa"/>
+              <w:right w:w="100" w:type="dxa"/>
+            </w:tcMar>
+          </w:tcPr>
+          <w:p>
+            <w:r>
+              <w:rPr>
+                <w:sz w:val="22"/>
+                <w:szCs w:val="22"/>
+              </w:rPr>
+              <w:t xml:space="preserve">F – Regressão linear reduzida</w:t>
+            </w:r>
+          </w:p>
+        </w:tc>
+        <w:tc>
+          <w:tcPr>
+            <w:tcW w:w="1200" w:type="dxa"/>
+            <w:tcMar>
+              <w:top w:w="80" w:type="dxa"/>
+              <w:left w:w="100" w:type="dxa"/>
+              <w:bottom w:w="80" w:type="dxa"/>
+              <w:right w:w="100" w:type="dxa"/>
+            </w:tcMar>
+          </w:tcPr>
+          <w:p>
+            <w:pPr>
+              <w:jc w:val="center"/>
+            </w:pPr>
+            <w:r>
+              <w:rPr>
+                <w:sz w:val="22"/>
+                <w:szCs w:val="22"/>
+              </w:rPr>
+              <w:t xml:space="preserve">767</w:t>
+            </w:r>
+          </w:p>
+        </w:tc>
+        <w:tc>
+          <w:tcPr>
+            <w:tcW w:w="1200" w:type="dxa"/>
+            <w:tcMar>
+              <w:top w:w="80" w:type="dxa"/>
+              <w:left w:w="100" w:type="dxa"/>
+              <w:bottom w:w="80" w:type="dxa"/>
+              <w:right w:w="100" w:type="dxa"/>
+            </w:tcMar>
+          </w:tcPr>
+          <w:p>
+            <w:pPr>
+              <w:jc w:val="center"/>
+            </w:pPr>
+            <w:r>
+              <w:rPr>
+                <w:sz w:val="22"/>
+                <w:szCs w:val="22"/>
+              </w:rPr>
+              <w:t xml:space="preserve">0,26</w:t>
+            </w:r>
+          </w:p>
+        </w:tc>
+        <w:tc>
+          <w:tcPr>
+            <w:tcW w:w="1200" w:type="dxa"/>
+            <w:tcMar>
+              <w:top w:w="80" w:type="dxa"/>
+              <w:left w:w="100" w:type="dxa"/>
+              <w:bottom w:w="80" w:type="dxa"/>
+              <w:right w:w="100" w:type="dxa"/>
+            </w:tcMar>
+          </w:tcPr>
+          <w:p>
+            <w:pPr>
+              <w:jc w:val="center"/>
+            </w:pPr>
+            <w:r>
+              <w:rPr>
+                <w:sz w:val="22"/>
+                <w:szCs w:val="22"/>
+              </w:rPr>
+              <w:t xml:space="preserve">689</w:t>
+            </w:r>
+          </w:p>
+        </w:tc>
+        <w:tc>
+          <w:tcPr>
+            <w:tcW w:w="1200" w:type="dxa"/>
+            <w:tcMar>
+              <w:top w:w="80" w:type="dxa"/>
+              <w:left w:w="100" w:type="dxa"/>
+              <w:bottom w:w="80" w:type="dxa"/>
+              <w:right w:w="100" w:type="dxa"/>
+            </w:tcMar>
+          </w:tcPr>
+          <w:p>
+            <w:pPr>
+              <w:jc w:val="center"/>
+            </w:pPr>
+            <w:r>
+              <w:rPr>
+                <w:sz w:val="22"/>
+                <w:szCs w:val="22"/>
+              </w:rPr>
+              <w:t xml:space="preserve">0,25</w:t>
+            </w:r>
+          </w:p>
+        </w:tc>
+      </w:tr>
+      <w:tr>
+        <w:tc>
+          <w:tcPr>
+            <w:tcW w:w="3700" w:type="dxa"/>
+            <w:tcMar>
+              <w:top w:w="80" w:type="dxa"/>
+              <w:left w:w="100" w:type="dxa"/>
+              <w:bottom w:w="80" w:type="dxa"/>
+              <w:right w:w="100" w:type="dxa"/>
+            </w:tcMar>
+          </w:tcPr>
+          <w:p>
+            <w:r>
+              <w:rPr>
+                <w:sz w:val="22"/>
+                <w:szCs w:val="22"/>
+              </w:rPr>
+              <w:t xml:space="preserve">Média de H2 e GB</w:t>
+            </w:r>
+          </w:p>
+        </w:tc>
+        <w:tc>
+          <w:tcPr>
+            <w:tcW w:w="1200" w:type="dxa"/>
+            <w:tcMar>
+              <w:top w:w="80" w:type="dxa"/>
+              <w:left w:w="100" w:type="dxa"/>
+              <w:bottom w:w="80" w:type="dxa"/>
+              <w:right w:w="100" w:type="dxa"/>
+            </w:tcMar>
+          </w:tcPr>
+          <w:p>
+            <w:pPr>
+              <w:jc w:val="center"/>
+            </w:pPr>
+            <w:r>
+              <w:rPr>
+                <w:sz w:val="22"/>
+                <w:szCs w:val="22"/>
+              </w:rPr>
+              <w:t xml:space="preserve">755</w:t>
+            </w:r>
+          </w:p>
+        </w:tc>
+        <w:tc>
+          <w:tcPr>
+            <w:tcW w:w="1200" w:type="dxa"/>
+            <w:tcMar>
+              <w:top w:w="80" w:type="dxa"/>
+              <w:left w:w="100" w:type="dxa"/>
+              <w:bottom w:w="80" w:type="dxa"/>
+              <w:right w:w="100" w:type="dxa"/>
+            </w:tcMar>
+          </w:tcPr>
+          <w:p>
+            <w:pPr>
+              <w:jc w:val="center"/>
+            </w:pPr>
+            <w:r>
+              <w:rPr>
+                <w:sz w:val="22"/>
+                <w:szCs w:val="22"/>
+              </w:rPr>
+              <w:t xml:space="preserve">0,28</w:t>
+            </w:r>
+          </w:p>
+        </w:tc>
+        <w:tc>
+          <w:tcPr>
+            <w:tcW w:w="1200" w:type="dxa"/>
+            <w:tcMar>
+              <w:top w:w="80" w:type="dxa"/>
+              <w:left w:w="100" w:type="dxa"/>
+              <w:bottom w:w="80" w:type="dxa"/>
+              <w:right w:w="100" w:type="dxa"/>
+            </w:tcMar>
+          </w:tcPr>
+          <w:p>
+            <w:pPr>
+              <w:jc w:val="center"/>
+            </w:pPr>
+            <w:r>
+              <w:rPr>
+                <w:sz w:val="22"/>
+                <w:szCs w:val="22"/>
+              </w:rPr>
+              <w:t xml:space="preserve">677</w:t>
+            </w:r>
+          </w:p>
+        </w:tc>
+        <w:tc>
+          <w:tcPr>
+            <w:tcW w:w="1200" w:type="dxa"/>
+            <w:tcMar>
+              <w:top w:w="80" w:type="dxa"/>
+              <w:left w:w="100" w:type="dxa"/>
+              <w:bottom w:w="80" w:type="dxa"/>
+              <w:right w:w="100" w:type="dxa"/>
+            </w:tcMar>
+          </w:tcPr>
+          <w:p>
+            <w:pPr>
+              <w:jc w:val="center"/>
+            </w:pPr>
+            <w:r>
+              <w:rPr>
+                <w:sz w:val="22"/>
+                <w:szCs w:val="22"/>
+              </w:rPr>
+              <w:t xml:space="preserve">0,28</w:t>
+            </w:r>
+          </w:p>
+        </w:tc>
+      </w:tr>
+      <w:tr>
+        <w:tc>
+          <w:tcPr>
+            <w:tcW w:w="3700" w:type="dxa"/>
+            <w:tcMar>
+              <w:top w:w="80" w:type="dxa"/>
+              <w:left w:w="100" w:type="dxa"/>
+              <w:bottom w:w="80" w:type="dxa"/>
+              <w:right w:w="100" w:type="dxa"/>
+            </w:tcMar>
+          </w:tcPr>
+          <w:p>
+            <w:pPr>
+              <w:keepNext/>
+            </w:pPr>
+            <w:r>
+              <w:rPr>
+                <w:b/>
+                <w:bCs/>
+                <w:sz w:val="22"/>
+                <w:szCs w:val="22"/>
+              </w:rPr>
+              <w:t xml:space="preserve">H2 – H1 + limiares (final)</w:t>
+            </w:r>
+          </w:p>
+        </w:tc>
+        <w:tc>
+          <w:tcPr>
+            <w:tcW w:w="1200" w:type="dxa"/>
+            <w:tcMar>
+              <w:top w:w="80" w:type="dxa"/>
+              <w:left w:w="100" w:type="dxa"/>
+              <w:bottom w:w="80" w:type="dxa"/>
+              <w:right w:w="100" w:type="dxa"/>
+            </w:tcMar>
+          </w:tcPr>
+          <w:p>
+            <w:pPr>
+              <w:keepNext/>
+              <w:jc w:val="center"/>
+            </w:pPr>
+            <w:r>
+              <w:rPr>
+                <w:b/>
+                <w:bCs/>
+                <w:sz w:val="22"/>
+                <w:szCs w:val="22"/>
+              </w:rPr>
+              <w:t xml:space="preserve">740</w:t>
+            </w:r>
+          </w:p>
+        </w:tc>
+        <w:tc>
+          <w:tcPr>
+            <w:tcW w:w="1200" w:type="dxa"/>
+            <w:tcMar>
+              <w:top w:w="80" w:type="dxa"/>
+              <w:left w:w="100" w:type="dxa"/>
+              <w:bottom w:w="80" w:type="dxa"/>
+              <w:right w:w="100" w:type="dxa"/>
+            </w:tcMar>
+          </w:tcPr>
+          <w:p>
+            <w:pPr>
+              <w:keepNext/>
+              <w:jc w:val="center"/>
+            </w:pPr>
+            <w:r>
+              <w:rPr>
+                <w:b/>
+                <w:bCs/>
+                <w:sz w:val="22"/>
+                <w:szCs w:val="22"/>
+              </w:rPr>
+              <w:t xml:space="preserve">0,31</w:t>
+            </w:r>
+          </w:p>
+        </w:tc>
+        <w:tc>
+          <w:tcPr>
+            <w:tcW w:w="1200" w:type="dxa"/>
+            <w:tcMar>
+              <w:top w:w="80" w:type="dxa"/>
+              <w:left w:w="100" w:type="dxa"/>
+              <w:bottom w:w="80" w:type="dxa"/>
+              <w:right w:w="100" w:type="dxa"/>
+            </w:tcMar>
+          </w:tcPr>
+          <w:p>
+            <w:pPr>
+              <w:keepNext/>
+              <w:jc w:val="center"/>
+            </w:pPr>
+            <w:r>
+              <w:rPr>
+                <w:b/>
+                <w:bCs/>
+                <w:sz w:val="22"/>
+                <w:szCs w:val="22"/>
+              </w:rPr>
+              <w:t xml:space="preserve">684</w:t>
+            </w:r>
+          </w:p>
+        </w:tc>
+        <w:tc>
+          <w:tcPr>
+            <w:tcW w:w="1200" w:type="dxa"/>
+            <w:tcMar>
+              <w:top w:w="80" w:type="dxa"/>
+              <w:left w:w="100" w:type="dxa"/>
+              <w:bottom w:w="80" w:type="dxa"/>
+              <w:right w:w="100" w:type="dxa"/>
+            </w:tcMar>
+          </w:tcPr>
+          <w:p>
+            <w:pPr>
+              <w:keepNext/>
+              <w:jc w:val="center"/>
+            </w:pPr>
+            <w:r>
+              <w:rPr>
+                <w:b/>
+                <w:bCs/>
+                <w:sz w:val="22"/>
+                <w:szCs w:val="22"/>
+              </w:rPr>
+              <w:t xml:space="preserve">0,26</w:t>
+            </w:r>
+          </w:p>
+        </w:tc>
+      </w:tr>
+    </w:tbl>
+    <w:p>
+      <w:pPr>
+        <w:spacing w:before="120" w:after="300"/>
+        <w:jc w:val="center"/>
+      </w:pPr>
+      <w:r>
+        <w:rPr>
+          <w:i/>
+          <w:iCs/>
+          <w:sz w:val="22"/>
+          <w:szCs w:val="22"/>
+        </w:rPr>
+        <w:t xml:space="preserve">Tabela 4 – Desempenho dos modelos (Etapa 4). RMSE em kg/ha. Fonte: elaboração própria (2026).</w:t>
+      </w:r>
+    </w:p>
+    <w:p>
+      <w:pPr>
+        <w:keepNext/>
+        <w:spacing w:before="280" w:after="160"/>
+      </w:pPr>
+      <w:r>
+        <w:rPr>
+          <w:b/>
+          <w:bCs/>
+          <w:sz w:val="24"/>
+          <w:szCs w:val="24"/>
+        </w:rPr>
+        <w:t>6.3 Fatores climáticos</w:t>
+      </w:r>
+    </w:p>
+    <w:p>
+      <w:pPr>
+        <w:spacing w:after="200" w:line="276" w:lineRule="auto"/>
+        <w:ind w:firstLine="720"/>
+        <w:jc w:val="both"/>
+      </w:pPr>
+      <w:r>
+        <w:rPr>
+          <w:sz w:val="24"/>
+          <w:szCs w:val="24"/>
+        </w:rPr>
+        <w:t xml:space="preserve">Os coeficientes do modelo F, mais estáveis para interpretação, indicam (sobre o desvio em relação ao patamar): +208 kg/ha a cada 100 mm de chuva em dez–fev acima da média (≈417 mm), com ganho decrescente (termo quadrático negativo); +30 kg/ha por ponto percentual de umidade relativa mínima em dez–fev; +59 kg/ha a cada 100 mm de chuva em março; e −2,7 kg/ha por dia de calor. A chuva de out–nov não teve efeito significativo. A Figura 4 decompõe a previsão de cada safra na contribuição de cada fator: em média, a chuva de dez–fev move a previsão em ≈250 kg/ha e a umidade mínima em ≈170 kg/ha, enquanto chuva de março e calor pesam ≈35 kg/ha cada – o período de floração e enchimento concentra praticamente todo o efeito do clima. No modelo H2, os termos de seca extrema foram significativos: cada 100 mm de déficit acima de ≈243 mm reduz o rendimento em ≈300 kg/ha adicionais, e cada ponto de umidade mínima abaixo de ≈41,5% em ≈37 kg/ha adicionais, evidenciando que a perda se acelera quando a seca passa de um limite. O déficit hídrico foi o melhor indicador isolado de seca (correlação de −0,61 com o desvio do rendimento). Os p-valores tendem a ser otimistas, pois linhas da mesma safra compartilham o mesmo ano climático.</w:t>
+      </w:r>
+    </w:p>
+    <w:p>
+      <w:pPr>
+        <w:keepNext/>
+        <w:spacing w:before="200" w:after="60"/>
+        <w:jc w:val="center"/>
+      </w:pPr>
+      <w:r>
+        <w:drawing>
+          <wp:inline distT="0" distB="0" distL="0" distR="0">
+            <wp:extent cx="4860036" cy="3390722"/>
+            <wp:effectExtent l="0" t="0" r="0" b="0"/>
+            <wp:docPr id="904" name="Imagem 904"/>
+            <wp:cNvGraphicFramePr>
+              <a:graphicFrameLocks xmlns:a="http://schemas.openxmlformats.org/drawingml/2006/main" noChangeAspect="1"/>
+            </wp:cNvGraphicFramePr>
+            <a:graphic xmlns:a="http://schemas.openxmlformats.org/drawingml/2006/main">
+              <a:graphicData uri="http://schemas.openxmlformats.org/drawingml/2006/picture">
+                <pic:pic xmlns:pic="http://schemas.openxmlformats.org/drawingml/2006/picture">
+                  <pic:nvPicPr>
+                    <pic:cNvPr id="904" name=""/>
+                    <pic:cNvPicPr/>
+                  </pic:nvPicPr>
+                  <pic:blipFill>
+                    <a:blip r:embed="rId13"/>
+                    <a:stretch>
+                      <a:fillRect/>
+                    </a:stretch>
+                  </pic:blipFill>
+                  <pic:spPr>
+                    <a:xfrm>
+                      <a:off x="0" y="0"/>
+                      <a:ext cx="4860036" cy="3390722"/>
+                    </a:xfrm>
+                    <a:prstGeom prst="rect">
+                      <a:avLst/>
+                    </a:prstGeom>
+                  </pic:spPr>
+                </pic:pic>
+              </a:graphicData>
+            </a:graphic>
+          </wp:inline>
+        </w:drawing>
+      </w:r>
+    </w:p>
+    <w:p>
+      <w:pPr>
+        <w:spacing w:before="120" w:after="300"/>
+        <w:jc w:val="center"/>
+      </w:pPr>
+      <w:r>
+        <w:rPr>
+          <w:i/>
+          <w:iCs/>
+          <w:sz w:val="22"/>
+          <w:szCs w:val="22"/>
+        </w:rPr>
+        <w:t xml:space="preserve">Figura 4 – Contribuição de cada fator climático para o desvio do rendimento em relação ao patamar, por safra (modelo F; equivalente aos valores SHAP). Losango: desvio previsto; círculo: desvio observado. Fonte: elaboração própria (2026).</w:t>
+      </w:r>
+    </w:p>
+    <w:p>
+      <w:pPr>
+        <w:keepNext/>
+        <w:spacing w:before="280" w:after="160"/>
+      </w:pPr>
+      <w:r>
+        <w:rPr>
+          <w:b/>
+          <w:bCs/>
+          <w:sz w:val="24"/>
+          <w:szCs w:val="24"/>
+        </w:rPr>
+        <w:t>6.4 Safras de seca</w:t>
+      </w:r>
+    </w:p>
+    <w:p>
+      <w:pPr>
+        <w:spacing w:after="200" w:line="276" w:lineRule="auto"/>
+        <w:ind w:firstLine="720"/>
+        <w:jc w:val="both"/>
+      </w:pPr>
+      <w:r>
+        <w:rPr>
+          <w:sz w:val="24"/>
+          <w:szCs w:val="24"/>
+        </w:rPr>
+        <w:t xml:space="preserve">A Figura 5 mostra, para cada safra prevista sem ter sido vista pelo modelo, o desvio médio estadual em relação ao patamar. As quebras de 2012 e 2023 foram antecipadas praticamente por inteiro, e a de 2022 passou de ≈25% para ≈36% de captação com o balanço hídrico e os limiares. A quebra de 2020 (≈1.180 kg/ha abaixo do patamar) não foi captada (≈3%): pelas estações do INMET, o verão de 2020 foi apenas moderadamente seco (déficit médio de 234 mm, contra 322 mm em 2012), com primavera chuvosa. A perda de 2020 não está nas variáveis disponíveis – possivelmente por chuva concentrada em poucos eventos, estações distantes das lavouras ou efeitos fora de dez–fev –, o que caracteriza um limite de informação, e não de algoritmo.</w:t>
+      </w:r>
+    </w:p>
+    <w:p>
+      <w:pPr>
+        <w:keepNext/>
+        <w:spacing w:before="200" w:after="60"/>
+        <w:jc w:val="center"/>
+      </w:pPr>
+      <w:r>
+        <w:drawing>
+          <wp:inline distT="0" distB="0" distL="0" distR="0">
+            <wp:extent cx="4860036" cy="2162200"/>
+            <wp:effectExtent l="0" t="0" r="0" b="0"/>
+            <wp:docPr id="905" name="Imagem 905"/>
+            <wp:cNvGraphicFramePr>
+              <a:graphicFrameLocks xmlns:a="http://schemas.openxmlformats.org/drawingml/2006/main" noChangeAspect="1"/>
+            </wp:cNvGraphicFramePr>
+            <a:graphic xmlns:a="http://schemas.openxmlformats.org/drawingml/2006/main">
+              <a:graphicData uri="http://schemas.openxmlformats.org/drawingml/2006/picture">
+                <pic:pic xmlns:pic="http://schemas.openxmlformats.org/drawingml/2006/picture">
+                  <pic:nvPicPr>
+                    <pic:cNvPr id="905" name=""/>
+                    <pic:cNvPicPr/>
+                  </pic:nvPicPr>
+                  <pic:blipFill>
+                    <a:blip r:embed="rId14"/>
+                    <a:stretch>
+                      <a:fillRect/>
+                    </a:stretch>
+                  </pic:blipFill>
+                  <pic:spPr>
+                    <a:xfrm>
+                      <a:off x="0" y="0"/>
+                      <a:ext cx="4860036" cy="2162200"/>
+                    </a:xfrm>
+                    <a:prstGeom prst="rect">
+                      <a:avLst/>
+                    </a:prstGeom>
+                  </pic:spPr>
+                </pic:pic>
+              </a:graphicData>
+            </a:graphic>
+          </wp:inline>
+        </w:drawing>
+      </w:r>
+    </w:p>
+    <w:p>
+      <w:pPr>
+        <w:spacing w:before="120" w:after="300"/>
+        <w:jc w:val="center"/>
+      </w:pPr>
+      <w:r>
+        <w:rPr>
+          <w:i/>
+          <w:iCs/>
+          <w:sz w:val="22"/>
+          <w:szCs w:val="22"/>
+        </w:rPr>
+        <w:t xml:space="preserve">Figura 5 – Desvio médio estadual em relação ao patamar, por safra, na validação deixando uma safra de fora: observado e previsto pelos modelos F e H2. Fonte: elaboração própria (2026).</w:t>
+      </w:r>
+    </w:p>
+    <w:p>
+      <w:pPr>
+        <w:keepNext/>
+        <w:spacing w:before="280" w:after="160"/>
+      </w:pPr>
+      <w:r>
+        <w:rPr>
+          <w:b/>
+          <w:bCs/>
+          <w:sz w:val="24"/>
+          <w:szCs w:val="24"/>
+        </w:rPr>
+        <w:t>6.5 Erro por região e por município</w:t>
+      </w:r>
+    </w:p>
+    <w:p>
+      <w:pPr>
+        <w:spacing w:after="200" w:line="276" w:lineRule="auto"/>
+        <w:ind w:firstLine="720"/>
+        <w:jc w:val="both"/>
+      </w:pPr>
+      <w:r>
+        <w:rPr>
+          <w:sz w:val="24"/>
+          <w:szCs w:val="24"/>
+        </w:rPr>
+        <w:t xml:space="preserve">O erro relativo (MAE como percentual do rendimento médio) foi menor no Nordeste (17,8%) e no Noroeste (18,6%) – principal região produtora, com mais da metade das linhas da base – e maior no Sudeste (27,2%) e no Sudoeste (28,6%), regiões de produtividade média menor (Figura 6). Entre os 375 municípios com pelo menos 8 safras avaliadas, o erro relativo mediano foi de 19,9% (metade entre 16% e 25%), e municípios mais produtivos tiveram erro relativo menor (correlação de −0,62). Esses valores referem-se ao modelo F; o modelo H2 difere dele em menos de 1% no RMSE dessa validação.</w:t>
+      </w:r>
+    </w:p>
+    <w:p>
+      <w:pPr>
+        <w:keepNext/>
+        <w:spacing w:before="200" w:after="60"/>
+        <w:jc w:val="center"/>
+      </w:pPr>
+      <w:r>
+        <w:drawing>
+          <wp:inline distT="0" distB="0" distL="0" distR="0">
+            <wp:extent cx="3780027" cy="2105331"/>
+            <wp:effectExtent l="0" t="0" r="0" b="0"/>
+            <wp:docPr id="906" name="Imagem 906"/>
+            <wp:cNvGraphicFramePr>
+              <a:graphicFrameLocks xmlns:a="http://schemas.openxmlformats.org/drawingml/2006/main" noChangeAspect="1"/>
+            </wp:cNvGraphicFramePr>
+            <a:graphic xmlns:a="http://schemas.openxmlformats.org/drawingml/2006/main">
+              <a:graphicData uri="http://schemas.openxmlformats.org/drawingml/2006/picture">
+                <pic:pic xmlns:pic="http://schemas.openxmlformats.org/drawingml/2006/picture">
+                  <pic:nvPicPr>
+                    <pic:cNvPr id="906" name=""/>
+                    <pic:cNvPicPr/>
+                  </pic:nvPicPr>
+                  <pic:blipFill>
+                    <a:blip r:embed="rId15"/>
+                    <a:stretch>
+                      <a:fillRect/>
+                    </a:stretch>
+                  </pic:blipFill>
+                  <pic:spPr>
+                    <a:xfrm>
+                      <a:off x="0" y="0"/>
+                      <a:ext cx="3780027" cy="2105331"/>
+                    </a:xfrm>
+                    <a:prstGeom prst="rect">
+                      <a:avLst/>
+                    </a:prstGeom>
+                  </pic:spPr>
+                </pic:pic>
+              </a:graphicData>
+            </a:graphic>
+          </wp:inline>
+        </w:drawing>
+      </w:r>
+    </w:p>
+    <w:p>
+      <w:pPr>
+        <w:spacing w:before="120" w:after="300"/>
+        <w:jc w:val="center"/>
+      </w:pPr>
+      <w:r>
+        <w:rPr>
+          <w:i/>
+          <w:iCs/>
+          <w:sz w:val="22"/>
+          <w:szCs w:val="22"/>
+        </w:rPr>
+        <w:t xml:space="preserve">Figura 6 – Erro relativo (MAE % do rendimento médio) por mesorregião do IBGE, nas duas validações (modelo F). Fonte: elaboração própria (2026).</w:t>
+      </w:r>
+    </w:p>
+    <w:p>
+      <w:pPr>
+        <w:keepNext/>
+        <w:spacing w:before="280" w:after="160"/>
+      </w:pPr>
+      <w:r>
+        <w:rPr>
+          <w:b/>
+          <w:bCs/>
+          <w:sz w:val="24"/>
+          <w:szCs w:val="24"/>
+        </w:rPr>
+        <w:t>6.6 Aplicação: recomendação de adubação</w:t>
+      </w:r>
+    </w:p>
+    <w:p>
+      <w:pPr>
+        <w:spacing w:after="200" w:line="276" w:lineRule="auto"/>
+        <w:ind w:firstLine="720"/>
+        <w:jc w:val="both"/>
+      </w:pPr>
+      <w:r>
+        <w:rPr>
+          <w:sz w:val="24"/>
+          <w:szCs w:val="24"/>
+        </w:rPr>
+        <w:t xml:space="preserve">Como não há dado público de adubação efetivamente aplicada por município e safra, as tabelas da Embrapa/CQFS-RS/SC (Reunião de Pesquisa de Soja da Região Sul, 2014; SBCS/CQFS-RS/SC, 2016) foram usadas como aplicação do modelo, e não como variável de previsão. A adubação é decidida no plantio, antes do clima do verão; por isso, o rendimento esperado usado é o patamar do modelo (média do município em 2021–2025). A Tabela 2.4 da Embrapa indica a dose de P</w:t>
+      </w:r>
+      <w:r>
+        <w:rPr>
+          <w:sz w:val="24"/>
+          <w:szCs w:val="24"/>
+          <w:vertAlign w:val="subscript"/>
+        </w:rPr>
+        <w:t xml:space="preserve">2</w:t>
+      </w:r>
+      <w:r>
+        <w:rPr>
+          <w:sz w:val="24"/>
+          <w:szCs w:val="24"/>
+        </w:rPr>
+        <w:t xml:space="preserve">O</w:t>
+      </w:r>
+      <w:r>
+        <w:rPr>
+          <w:sz w:val="24"/>
+          <w:szCs w:val="24"/>
+          <w:vertAlign w:val="subscript"/>
+        </w:rPr>
+        <w:t xml:space="preserve">5</w:t>
+      </w:r>
+      <w:r>
+        <w:rPr>
+          <w:sz w:val="24"/>
+          <w:szCs w:val="24"/>
+        </w:rPr>
+        <w:t xml:space="preserve"> e K</w:t>
+      </w:r>
+      <w:r>
+        <w:rPr>
+          <w:sz w:val="24"/>
+          <w:szCs w:val="24"/>
+          <w:vertAlign w:val="subscript"/>
+        </w:rPr>
+        <w:t xml:space="preserve">2</w:t>
+      </w:r>
+      <w:r>
+        <w:rPr>
+          <w:sz w:val="24"/>
+          <w:szCs w:val="24"/>
+        </w:rPr>
+        <w:t xml:space="preserve">O por classe de teor do nutriente no solo para rendimento de 2 t/ha, acrescida de 15 kg/ha de P</w:t>
+      </w:r>
+      <w:r>
+        <w:rPr>
+          <w:sz w:val="24"/>
+          <w:szCs w:val="24"/>
+          <w:vertAlign w:val="subscript"/>
+        </w:rPr>
+        <w:t xml:space="preserve">2</w:t>
+      </w:r>
+      <w:r>
+        <w:rPr>
+          <w:sz w:val="24"/>
+          <w:szCs w:val="24"/>
+        </w:rPr>
+        <w:t xml:space="preserve">O</w:t>
+      </w:r>
+      <w:r>
+        <w:rPr>
+          <w:sz w:val="24"/>
+          <w:szCs w:val="24"/>
+          <w:vertAlign w:val="subscript"/>
+        </w:rPr>
+        <w:t xml:space="preserve">5</w:t>
+      </w:r>
+      <w:r>
+        <w:rPr>
+          <w:sz w:val="24"/>
+          <w:szCs w:val="24"/>
+        </w:rPr>
+        <w:t xml:space="preserve"> e 25 kg/ha de K</w:t>
+      </w:r>
+      <w:r>
+        <w:rPr>
+          <w:sz w:val="24"/>
+          <w:szCs w:val="24"/>
+          <w:vertAlign w:val="subscript"/>
+        </w:rPr>
+        <w:t xml:space="preserve">2</w:t>
+      </w:r>
+      <w:r>
+        <w:rPr>
+          <w:sz w:val="24"/>
+          <w:szCs w:val="24"/>
+        </w:rPr>
+        <w:t xml:space="preserve">O por tonelada adicional (aplicado aqui de forma proporcional). A dose é apresentada para as cinco classes, e o produtor identifica a sua pela análise de solo (Tabela 2.3). Duas regras de interpretação do grupo: doses zero da tabela (classe “Muito alto”, 1º cultivo) foram mantidas em zero, e rendimentos esperados abaixo de 2 t/ha usam a dose da tabela, sem redução. O resultado, para 431 municípios, está no arquivo recomendacao_adubacao_safra2026.csv (pasta dataset/processed do repositório); a Tabela 5 ilustra três mesorregiões.</w:t>
+      </w:r>
+    </w:p>
+    <w:tbl>
+      <w:tblPr>
+        <w:tblW w:w="8500" w:type="dxa"/>
+        <w:jc w:val="center"/>
+        <w:tblBorders>
+          <w:top w:val="single" w:sz="4" w:space="0" w:color="999999"/>
+          <w:left w:val="single" w:sz="4" w:space="0" w:color="999999"/>
+          <w:bottom w:val="single" w:sz="4" w:space="0" w:color="999999"/>
+          <w:right w:val="single" w:sz="4" w:space="0" w:color="999999"/>
+          <w:insideH w:val="single" w:sz="4" w:space="0" w:color="999999"/>
+          <w:insideV w:val="single" w:sz="4" w:space="0" w:color="999999"/>
+        </w:tblBorders>
+        <w:tblCellMar>
+          <w:left w:w="10" w:type="dxa"/>
+          <w:right w:w="10" w:type="dxa"/>
+        </w:tblCellMar>
+        <w:tblLook w:val="04A0" w:firstRow="1" w:lastRow="0" w:firstColumn="1" w:lastColumn="0" w:noHBand="0" w:noVBand="1"/>
+      </w:tblPr>
+      <w:tblGrid>
+        <w:gridCol w:w="2500"/>
+        <w:gridCol w:w="1000"/>
+        <w:gridCol w:w="1000"/>
+        <w:gridCol w:w="1000"/>
+        <w:gridCol w:w="1000"/>
+        <w:gridCol w:w="1000"/>
+        <w:gridCol w:w="1000"/>
+      </w:tblGrid>
+      <w:tr>
+        <w:trPr>
+          <w:tblHeader/>
+        </w:trPr>
+        <w:tc>
+          <w:tcPr>
+            <w:tcW w:w="2500" w:type="dxa"/>
+            <w:shd w:val="clear" w:color="auto" w:fill="D9D9D9"/>
+            <w:tcMar>
+              <w:top w:w="80" w:type="dxa"/>
+              <w:left w:w="100" w:type="dxa"/>
+              <w:bottom w:w="80" w:type="dxa"/>
+              <w:right w:w="100" w:type="dxa"/>
+            </w:tcMar>
+          </w:tcPr>
+          <w:p>
+            <w:r>
+              <w:rPr>
+                <w:b/>
+                <w:bCs/>
+                <w:sz w:val="22"/>
+                <w:szCs w:val="22"/>
+              </w:rPr>
+              <w:t xml:space="preserve">Mesorregião (rend. esperado)</w:t>
+            </w:r>
+          </w:p>
+        </w:tc>
+        <w:tc>
+          <w:tcPr>
+            <w:tcW w:w="1000" w:type="dxa"/>
+            <w:shd w:val="clear" w:color="auto" w:fill="D9D9D9"/>
+            <w:tcMar>
+              <w:top w:w="80" w:type="dxa"/>
+              <w:left w:w="100" w:type="dxa"/>
+              <w:bottom w:w="80" w:type="dxa"/>
+              <w:right w:w="100" w:type="dxa"/>
+            </w:tcMar>
+          </w:tcPr>
+          <w:p>
+            <w:pPr>
+              <w:jc w:val="center"/>
+            </w:pPr>
+            <w:r>
+              <w:rPr>
+                <w:b/>
+                <w:bCs/>
+                <w:sz w:val="22"/>
+                <w:szCs w:val="22"/>
+              </w:rPr>
+              <w:t xml:space="preserve">Nutriente</w:t>
+            </w:r>
+          </w:p>
+        </w:tc>
+        <w:tc>
+          <w:tcPr>
+            <w:tcW w:w="1000" w:type="dxa"/>
+            <w:shd w:val="clear" w:color="auto" w:fill="D9D9D9"/>
+            <w:tcMar>
+              <w:top w:w="80" w:type="dxa"/>
+              <w:left w:w="100" w:type="dxa"/>
+              <w:bottom w:w="80" w:type="dxa"/>
+              <w:right w:w="100" w:type="dxa"/>
+            </w:tcMar>
+          </w:tcPr>
+          <w:p>
+            <w:pPr>
+              <w:jc w:val="center"/>
+            </w:pPr>
+            <w:r>
+              <w:rPr>
+                <w:b/>
+                <w:bCs/>
+                <w:sz w:val="22"/>
+                <w:szCs w:val="22"/>
+              </w:rPr>
+              <w:t xml:space="preserve">M. baixo</w:t>
+            </w:r>
+          </w:p>
+        </w:tc>
+        <w:tc>
+          <w:tcPr>
+            <w:tcW w:w="1000" w:type="dxa"/>
+            <w:shd w:val="clear" w:color="auto" w:fill="D9D9D9"/>
+            <w:tcMar>
+              <w:top w:w="80" w:type="dxa"/>
+              <w:left w:w="100" w:type="dxa"/>
+              <w:bottom w:w="80" w:type="dxa"/>
+              <w:right w:w="100" w:type="dxa"/>
+            </w:tcMar>
+          </w:tcPr>
+          <w:p>
+            <w:pPr>
+              <w:jc w:val="center"/>
+            </w:pPr>
+            <w:r>
+              <w:rPr>
+                <w:b/>
+                <w:bCs/>
+                <w:sz w:val="22"/>
+                <w:szCs w:val="22"/>
+              </w:rPr>
+              <w:t xml:space="preserve">Baixo</w:t>
+            </w:r>
+          </w:p>
+        </w:tc>
+        <w:tc>
+          <w:tcPr>
+            <w:tcW w:w="1000" w:type="dxa"/>
+            <w:shd w:val="clear" w:color="auto" w:fill="D9D9D9"/>
+            <w:tcMar>
+              <w:top w:w="80" w:type="dxa"/>
+              <w:left w:w="100" w:type="dxa"/>
+              <w:bottom w:w="80" w:type="dxa"/>
+              <w:right w:w="100" w:type="dxa"/>
+            </w:tcMar>
+          </w:tcPr>
+          <w:p>
+            <w:pPr>
+              <w:jc w:val="center"/>
+            </w:pPr>
+            <w:r>
+              <w:rPr>
+                <w:b/>
+                <w:bCs/>
+                <w:sz w:val="22"/>
+                <w:szCs w:val="22"/>
+              </w:rPr>
+              <w:t xml:space="preserve">Médio</w:t>
+            </w:r>
+          </w:p>
+        </w:tc>
+        <w:tc>
+          <w:tcPr>
+            <w:tcW w:w="1000" w:type="dxa"/>
+            <w:shd w:val="clear" w:color="auto" w:fill="D9D9D9"/>
+            <w:tcMar>
+              <w:top w:w="80" w:type="dxa"/>
+              <w:left w:w="100" w:type="dxa"/>
+              <w:bottom w:w="80" w:type="dxa"/>
+              <w:right w:w="100" w:type="dxa"/>
+            </w:tcMar>
+          </w:tcPr>
+          <w:p>
+            <w:pPr>
+              <w:jc w:val="center"/>
+            </w:pPr>
+            <w:r>
+              <w:rPr>
+                <w:b/>
+                <w:bCs/>
+                <w:sz w:val="22"/>
+                <w:szCs w:val="22"/>
+              </w:rPr>
+              <w:t xml:space="preserve">Alto</w:t>
+            </w:r>
+          </w:p>
+        </w:tc>
+        <w:tc>
+          <w:tcPr>
+            <w:tcW w:w="1000" w:type="dxa"/>
+            <w:shd w:val="clear" w:color="auto" w:fill="D9D9D9"/>
+            <w:tcMar>
+              <w:top w:w="80" w:type="dxa"/>
+              <w:left w:w="100" w:type="dxa"/>
+              <w:bottom w:w="80" w:type="dxa"/>
+              <w:right w:w="100" w:type="dxa"/>
+            </w:tcMar>
+          </w:tcPr>
+          <w:p>
+            <w:pPr>
+              <w:jc w:val="center"/>
+            </w:pPr>
+            <w:r>
+              <w:rPr>
+                <w:b/>
+                <w:bCs/>
+                <w:sz w:val="22"/>
+                <w:szCs w:val="22"/>
+              </w:rPr>
+              <w:t xml:space="preserve">M. alto</w:t>
+            </w:r>
+          </w:p>
+        </w:tc>
+      </w:tr>
+      <w:tr>
+        <w:tc>
+          <w:tcPr>
+            <w:tcW w:w="2500" w:type="dxa"/>
+            <w:vMerge w:val="restart"/>
+            <w:tcMar>
+              <w:top w:w="80" w:type="dxa"/>
+              <w:left w:w="100" w:type="dxa"/>
+              <w:bottom w:w="80" w:type="dxa"/>
+              <w:right w:w="100" w:type="dxa"/>
+            </w:tcMar>
+          </w:tcPr>
+          <w:p>
+            <w:r>
+              <w:rPr>
+                <w:sz w:val="22"/>
+                <w:szCs w:val="22"/>
+              </w:rPr>
+              <w:t xml:space="preserve">Nordeste (2.911 kg/ha)</w:t>
+            </w:r>
+          </w:p>
+        </w:tc>
+        <w:tc>
+          <w:tcPr>
+            <w:tcW w:w="1000" w:type="dxa"/>
+            <w:tcMar>
+              <w:top w:w="80" w:type="dxa"/>
+              <w:left w:w="100" w:type="dxa"/>
+              <w:bottom w:w="80" w:type="dxa"/>
+              <w:right w:w="100" w:type="dxa"/>
+            </w:tcMar>
+          </w:tcPr>
+          <w:p>
+            <w:pPr>
+              <w:jc w:val="center"/>
+            </w:pPr>
+            <w:r>
+              <w:rPr>
+                <w:sz w:val="22"/>
+                <w:szCs w:val="22"/>
+              </w:rPr>
+              <w:t xml:space="preserve">P</w:t>
+            </w:r>
+            <w:r>
+              <w:rPr>
+                <w:sz w:val="22"/>
+                <w:szCs w:val="22"/>
+                <w:vertAlign w:val="subscript"/>
+              </w:rPr>
+              <w:t xml:space="preserve">2</w:t>
+            </w:r>
+            <w:r>
+              <w:rPr>
+                <w:sz w:val="22"/>
+                <w:szCs w:val="22"/>
+              </w:rPr>
+              <w:t xml:space="preserve">O</w:t>
+            </w:r>
+            <w:r>
+              <w:rPr>
+                <w:sz w:val="22"/>
+                <w:szCs w:val="22"/>
+                <w:vertAlign w:val="subscript"/>
+              </w:rPr>
+              <w:t xml:space="preserve">5</w:t>
+            </w:r>
+          </w:p>
+        </w:tc>
+        <w:tc>
+          <w:tcPr>
+            <w:tcW w:w="1000" w:type="dxa"/>
+            <w:tcMar>
+              <w:top w:w="80" w:type="dxa"/>
+              <w:left w:w="100" w:type="dxa"/>
+              <w:bottom w:w="80" w:type="dxa"/>
+              <w:right w:w="100" w:type="dxa"/>
+            </w:tcMar>
+          </w:tcPr>
+          <w:p>
+            <w:pPr>
+              <w:jc w:val="center"/>
+            </w:pPr>
+            <w:r>
+              <w:rPr>
+                <w:sz w:val="22"/>
+                <w:szCs w:val="22"/>
+              </w:rPr>
+              <w:t xml:space="preserve">124</w:t>
+            </w:r>
+          </w:p>
+        </w:tc>
+        <w:tc>
+          <w:tcPr>
+            <w:tcW w:w="1000" w:type="dxa"/>
+            <w:tcMar>
+              <w:top w:w="80" w:type="dxa"/>
+              <w:left w:w="100" w:type="dxa"/>
+              <w:bottom w:w="80" w:type="dxa"/>
+              <w:right w:w="100" w:type="dxa"/>
+            </w:tcMar>
+          </w:tcPr>
+          <w:p>
+            <w:pPr>
+              <w:jc w:val="center"/>
+            </w:pPr>
+            <w:r>
+              <w:rPr>
+                <w:sz w:val="22"/>
+                <w:szCs w:val="22"/>
+              </w:rPr>
+              <w:t xml:space="preserve">84</w:t>
+            </w:r>
+          </w:p>
+        </w:tc>
+        <w:tc>
+          <w:tcPr>
+            <w:tcW w:w="1000" w:type="dxa"/>
+            <w:tcMar>
+              <w:top w:w="80" w:type="dxa"/>
+              <w:left w:w="100" w:type="dxa"/>
+              <w:bottom w:w="80" w:type="dxa"/>
+              <w:right w:w="100" w:type="dxa"/>
+            </w:tcMar>
+          </w:tcPr>
+          <w:p>
+            <w:pPr>
+              <w:jc w:val="center"/>
+            </w:pPr>
+            <w:r>
+              <w:rPr>
+                <w:sz w:val="22"/>
+                <w:szCs w:val="22"/>
+              </w:rPr>
+              <w:t xml:space="preserve">74</w:t>
+            </w:r>
+          </w:p>
+        </w:tc>
+        <w:tc>
+          <w:tcPr>
+            <w:tcW w:w="1000" w:type="dxa"/>
+            <w:tcMar>
+              <w:top w:w="80" w:type="dxa"/>
+              <w:left w:w="100" w:type="dxa"/>
+              <w:bottom w:w="80" w:type="dxa"/>
+              <w:right w:w="100" w:type="dxa"/>
+            </w:tcMar>
+          </w:tcPr>
+          <w:p>
+            <w:pPr>
+              <w:jc w:val="center"/>
+            </w:pPr>
+            <w:r>
+              <w:rPr>
+                <w:sz w:val="22"/>
+                <w:szCs w:val="22"/>
+              </w:rPr>
+              <w:t xml:space="preserve">44</w:t>
+            </w:r>
+          </w:p>
+        </w:tc>
+        <w:tc>
+          <w:tcPr>
+            <w:tcW w:w="1000" w:type="dxa"/>
+            <w:tcMar>
+              <w:top w:w="80" w:type="dxa"/>
+              <w:left w:w="100" w:type="dxa"/>
+              <w:bottom w:w="80" w:type="dxa"/>
+              <w:right w:w="100" w:type="dxa"/>
+            </w:tcMar>
+          </w:tcPr>
+          <w:p>
+            <w:pPr>
+              <w:jc w:val="center"/>
+            </w:pPr>
+            <w:r>
+              <w:rPr>
+                <w:sz w:val="22"/>
+                <w:szCs w:val="22"/>
+              </w:rPr>
+              <w:t xml:space="preserve">0</w:t>
+            </w:r>
+          </w:p>
+        </w:tc>
+      </w:tr>
+      <w:tr>
+        <w:tc>
+          <w:tcPr>
+            <w:tcW w:w="2500" w:type="dxa"/>
+            <w:vMerge/>
+            <w:tcMar>
+              <w:top w:w="80" w:type="dxa"/>
+              <w:left w:w="100" w:type="dxa"/>
+              <w:bottom w:w="80" w:type="dxa"/>
+              <w:right w:w="100" w:type="dxa"/>
+            </w:tcMar>
+          </w:tcPr>
+          <w:p/>
+        </w:tc>
+        <w:tc>
+          <w:tcPr>
+            <w:tcW w:w="1000" w:type="dxa"/>
+            <w:tcMar>
+              <w:top w:w="80" w:type="dxa"/>
+              <w:left w:w="100" w:type="dxa"/>
+              <w:bottom w:w="80" w:type="dxa"/>
+              <w:right w:w="100" w:type="dxa"/>
+            </w:tcMar>
+          </w:tcPr>
+          <w:p>
+            <w:pPr>
+              <w:jc w:val="center"/>
+            </w:pPr>
+            <w:r>
+              <w:rPr>
+                <w:sz w:val="22"/>
+                <w:szCs w:val="22"/>
+              </w:rPr>
+              <w:t xml:space="preserve">K</w:t>
+            </w:r>
+            <w:r>
+              <w:rPr>
+                <w:sz w:val="22"/>
+                <w:szCs w:val="22"/>
+                <w:vertAlign w:val="subscript"/>
+              </w:rPr>
+              <w:t xml:space="preserve">2</w:t>
+            </w:r>
+            <w:r>
+              <w:rPr>
+                <w:sz w:val="22"/>
+                <w:szCs w:val="22"/>
+              </w:rPr>
+              <w:t xml:space="preserve">O</w:t>
+            </w:r>
+          </w:p>
+        </w:tc>
+        <w:tc>
+          <w:tcPr>
+            <w:tcW w:w="1000" w:type="dxa"/>
+            <w:tcMar>
+              <w:top w:w="80" w:type="dxa"/>
+              <w:left w:w="100" w:type="dxa"/>
+              <w:bottom w:w="80" w:type="dxa"/>
+              <w:right w:w="100" w:type="dxa"/>
+            </w:tcMar>
+          </w:tcPr>
+          <w:p>
+            <w:pPr>
+              <w:jc w:val="center"/>
+            </w:pPr>
+            <w:r>
+              <w:rPr>
+                <w:sz w:val="22"/>
+                <w:szCs w:val="22"/>
+              </w:rPr>
+              <w:t xml:space="preserve">148</w:t>
+            </w:r>
+          </w:p>
+        </w:tc>
+        <w:tc>
+          <w:tcPr>
+            <w:tcW w:w="1000" w:type="dxa"/>
+            <w:tcMar>
+              <w:top w:w="80" w:type="dxa"/>
+              <w:left w:w="100" w:type="dxa"/>
+              <w:bottom w:w="80" w:type="dxa"/>
+              <w:right w:w="100" w:type="dxa"/>
+            </w:tcMar>
+          </w:tcPr>
+          <w:p>
+            <w:pPr>
+              <w:jc w:val="center"/>
+            </w:pPr>
+            <w:r>
+              <w:rPr>
+                <w:sz w:val="22"/>
+                <w:szCs w:val="22"/>
+              </w:rPr>
+              <w:t xml:space="preserve">108</w:t>
+            </w:r>
+          </w:p>
+        </w:tc>
+        <w:tc>
+          <w:tcPr>
+            <w:tcW w:w="1000" w:type="dxa"/>
+            <w:tcMar>
+              <w:top w:w="80" w:type="dxa"/>
+              <w:left w:w="100" w:type="dxa"/>
+              <w:bottom w:w="80" w:type="dxa"/>
+              <w:right w:w="100" w:type="dxa"/>
+            </w:tcMar>
+          </w:tcPr>
+          <w:p>
+            <w:pPr>
+              <w:jc w:val="center"/>
+            </w:pPr>
+            <w:r>
+              <w:rPr>
+                <w:sz w:val="22"/>
+                <w:szCs w:val="22"/>
+              </w:rPr>
+              <w:t xml:space="preserve">98</w:t>
+            </w:r>
+          </w:p>
+        </w:tc>
+        <w:tc>
+          <w:tcPr>
+            <w:tcW w:w="1000" w:type="dxa"/>
+            <w:tcMar>
+              <w:top w:w="80" w:type="dxa"/>
+              <w:left w:w="100" w:type="dxa"/>
+              <w:bottom w:w="80" w:type="dxa"/>
+              <w:right w:w="100" w:type="dxa"/>
+            </w:tcMar>
+          </w:tcPr>
+          <w:p>
+            <w:pPr>
+              <w:jc w:val="center"/>
+            </w:pPr>
+            <w:r>
+              <w:rPr>
+                <w:sz w:val="22"/>
+                <w:szCs w:val="22"/>
+              </w:rPr>
+              <w:t xml:space="preserve">68</w:t>
+            </w:r>
+          </w:p>
+        </w:tc>
+        <w:tc>
+          <w:tcPr>
+            <w:tcW w:w="1000" w:type="dxa"/>
+            <w:tcMar>
+              <w:top w:w="80" w:type="dxa"/>
+              <w:left w:w="100" w:type="dxa"/>
+              <w:bottom w:w="80" w:type="dxa"/>
+              <w:right w:w="100" w:type="dxa"/>
+            </w:tcMar>
+          </w:tcPr>
+          <w:p>
+            <w:pPr>
+              <w:jc w:val="center"/>
+            </w:pPr>
+            <w:r>
+              <w:rPr>
+                <w:sz w:val="22"/>
+                <w:szCs w:val="22"/>
+              </w:rPr>
+              <w:t xml:space="preserve">0</w:t>
+            </w:r>
+          </w:p>
+        </w:tc>
+      </w:tr>
+      <w:tr>
+        <w:tc>
+          <w:tcPr>
+            <w:tcW w:w="2500" w:type="dxa"/>
+            <w:vMerge w:val="restart"/>
+            <w:tcMar>
+              <w:top w:w="80" w:type="dxa"/>
+              <w:left w:w="100" w:type="dxa"/>
+              <w:bottom w:w="80" w:type="dxa"/>
+              <w:right w:w="100" w:type="dxa"/>
+            </w:tcMar>
+          </w:tcPr>
+          <w:p>
+            <w:r>
+              <w:rPr>
+                <w:sz w:val="22"/>
+                <w:szCs w:val="22"/>
+              </w:rPr>
+              <w:t xml:space="preserve">Noroeste (2.515 kg/ha)</w:t>
+            </w:r>
+          </w:p>
+        </w:tc>
+        <w:tc>
+          <w:tcPr>
+            <w:tcW w:w="1000" w:type="dxa"/>
+            <w:tcMar>
+              <w:top w:w="80" w:type="dxa"/>
+              <w:left w:w="100" w:type="dxa"/>
+              <w:bottom w:w="80" w:type="dxa"/>
+              <w:right w:w="100" w:type="dxa"/>
+            </w:tcMar>
+          </w:tcPr>
+          <w:p>
+            <w:pPr>
+              <w:jc w:val="center"/>
+            </w:pPr>
+            <w:r>
+              <w:rPr>
+                <w:sz w:val="22"/>
+                <w:szCs w:val="22"/>
+              </w:rPr>
+              <w:t xml:space="preserve">P</w:t>
+            </w:r>
+            <w:r>
+              <w:rPr>
+                <w:sz w:val="22"/>
+                <w:szCs w:val="22"/>
+                <w:vertAlign w:val="subscript"/>
+              </w:rPr>
+              <w:t xml:space="preserve">2</w:t>
+            </w:r>
+            <w:r>
+              <w:rPr>
+                <w:sz w:val="22"/>
+                <w:szCs w:val="22"/>
+              </w:rPr>
+              <w:t xml:space="preserve">O</w:t>
+            </w:r>
+            <w:r>
+              <w:rPr>
+                <w:sz w:val="22"/>
+                <w:szCs w:val="22"/>
+                <w:vertAlign w:val="subscript"/>
+              </w:rPr>
+              <w:t xml:space="preserve">5</w:t>
+            </w:r>
+          </w:p>
+        </w:tc>
+        <w:tc>
+          <w:tcPr>
+            <w:tcW w:w="1000" w:type="dxa"/>
+            <w:tcMar>
+              <w:top w:w="80" w:type="dxa"/>
+              <w:left w:w="100" w:type="dxa"/>
+              <w:bottom w:w="80" w:type="dxa"/>
+              <w:right w:w="100" w:type="dxa"/>
+            </w:tcMar>
+          </w:tcPr>
+          <w:p>
+            <w:pPr>
+              <w:jc w:val="center"/>
+            </w:pPr>
+            <w:r>
+              <w:rPr>
+                <w:sz w:val="22"/>
+                <w:szCs w:val="22"/>
+              </w:rPr>
+              <w:t xml:space="preserve">118</w:t>
+            </w:r>
+          </w:p>
+        </w:tc>
+        <w:tc>
+          <w:tcPr>
+            <w:tcW w:w="1000" w:type="dxa"/>
+            <w:tcMar>
+              <w:top w:w="80" w:type="dxa"/>
+              <w:left w:w="100" w:type="dxa"/>
+              <w:bottom w:w="80" w:type="dxa"/>
+              <w:right w:w="100" w:type="dxa"/>
+            </w:tcMar>
+          </w:tcPr>
+          <w:p>
+            <w:pPr>
+              <w:jc w:val="center"/>
+            </w:pPr>
+            <w:r>
+              <w:rPr>
+                <w:sz w:val="22"/>
+                <w:szCs w:val="22"/>
+              </w:rPr>
+              <w:t xml:space="preserve">78</w:t>
+            </w:r>
+          </w:p>
+        </w:tc>
+        <w:tc>
+          <w:tcPr>
+            <w:tcW w:w="1000" w:type="dxa"/>
+            <w:tcMar>
+              <w:top w:w="80" w:type="dxa"/>
+              <w:left w:w="100" w:type="dxa"/>
+              <w:bottom w:w="80" w:type="dxa"/>
+              <w:right w:w="100" w:type="dxa"/>
+            </w:tcMar>
+          </w:tcPr>
+          <w:p>
+            <w:pPr>
+              <w:jc w:val="center"/>
+            </w:pPr>
+            <w:r>
+              <w:rPr>
+                <w:sz w:val="22"/>
+                <w:szCs w:val="22"/>
+              </w:rPr>
+              <w:t xml:space="preserve">68</w:t>
+            </w:r>
+          </w:p>
+        </w:tc>
+        <w:tc>
+          <w:tcPr>
+            <w:tcW w:w="1000" w:type="dxa"/>
+            <w:tcMar>
+              <w:top w:w="80" w:type="dxa"/>
+              <w:left w:w="100" w:type="dxa"/>
+              <w:bottom w:w="80" w:type="dxa"/>
+              <w:right w:w="100" w:type="dxa"/>
+            </w:tcMar>
+          </w:tcPr>
+          <w:p>
+            <w:pPr>
+              <w:jc w:val="center"/>
+            </w:pPr>
+            <w:r>
+              <w:rPr>
+                <w:sz w:val="22"/>
+                <w:szCs w:val="22"/>
+              </w:rPr>
+              <w:t xml:space="preserve">38</w:t>
+            </w:r>
+          </w:p>
+        </w:tc>
+        <w:tc>
+          <w:tcPr>
+            <w:tcW w:w="1000" w:type="dxa"/>
+            <w:tcMar>
+              <w:top w:w="80" w:type="dxa"/>
+              <w:left w:w="100" w:type="dxa"/>
+              <w:bottom w:w="80" w:type="dxa"/>
+              <w:right w:w="100" w:type="dxa"/>
+            </w:tcMar>
+          </w:tcPr>
+          <w:p>
+            <w:pPr>
+              <w:jc w:val="center"/>
+            </w:pPr>
+            <w:r>
+              <w:rPr>
+                <w:sz w:val="22"/>
+                <w:szCs w:val="22"/>
+              </w:rPr>
+              <w:t xml:space="preserve">0</w:t>
+            </w:r>
+          </w:p>
+        </w:tc>
+      </w:tr>
+      <w:tr>
+        <w:tc>
+          <w:tcPr>
+            <w:tcW w:w="2500" w:type="dxa"/>
+            <w:vMerge/>
+            <w:tcMar>
+              <w:top w:w="80" w:type="dxa"/>
+              <w:left w:w="100" w:type="dxa"/>
+              <w:bottom w:w="80" w:type="dxa"/>
+              <w:right w:w="100" w:type="dxa"/>
+            </w:tcMar>
+          </w:tcPr>
+          <w:p/>
+        </w:tc>
+        <w:tc>
+          <w:tcPr>
+            <w:tcW w:w="1000" w:type="dxa"/>
+            <w:tcMar>
+              <w:top w:w="80" w:type="dxa"/>
+              <w:left w:w="100" w:type="dxa"/>
+              <w:bottom w:w="80" w:type="dxa"/>
+              <w:right w:w="100" w:type="dxa"/>
+            </w:tcMar>
+          </w:tcPr>
+          <w:p>
+            <w:pPr>
+              <w:jc w:val="center"/>
+            </w:pPr>
+            <w:r>
+              <w:rPr>
+                <w:sz w:val="22"/>
+                <w:szCs w:val="22"/>
+              </w:rPr>
+              <w:t xml:space="preserve">K</w:t>
+            </w:r>
+            <w:r>
+              <w:rPr>
+                <w:sz w:val="22"/>
+                <w:szCs w:val="22"/>
+                <w:vertAlign w:val="subscript"/>
+              </w:rPr>
+              <w:t xml:space="preserve">2</w:t>
+            </w:r>
+            <w:r>
+              <w:rPr>
+                <w:sz w:val="22"/>
+                <w:szCs w:val="22"/>
+              </w:rPr>
+              <w:t xml:space="preserve">O</w:t>
+            </w:r>
+          </w:p>
+        </w:tc>
+        <w:tc>
+          <w:tcPr>
+            <w:tcW w:w="1000" w:type="dxa"/>
+            <w:tcMar>
+              <w:top w:w="80" w:type="dxa"/>
+              <w:left w:w="100" w:type="dxa"/>
+              <w:bottom w:w="80" w:type="dxa"/>
+              <w:right w:w="100" w:type="dxa"/>
+            </w:tcMar>
+          </w:tcPr>
+          <w:p>
+            <w:pPr>
+              <w:jc w:val="center"/>
+            </w:pPr>
+            <w:r>
+              <w:rPr>
+                <w:sz w:val="22"/>
+                <w:szCs w:val="22"/>
+              </w:rPr>
+              <w:t xml:space="preserve">138</w:t>
+            </w:r>
+          </w:p>
+        </w:tc>
+        <w:tc>
+          <w:tcPr>
+            <w:tcW w:w="1000" w:type="dxa"/>
+            <w:tcMar>
+              <w:top w:w="80" w:type="dxa"/>
+              <w:left w:w="100" w:type="dxa"/>
+              <w:bottom w:w="80" w:type="dxa"/>
+              <w:right w:w="100" w:type="dxa"/>
+            </w:tcMar>
+          </w:tcPr>
+          <w:p>
+            <w:pPr>
+              <w:jc w:val="center"/>
+            </w:pPr>
+            <w:r>
+              <w:rPr>
+                <w:sz w:val="22"/>
+                <w:szCs w:val="22"/>
+              </w:rPr>
+              <w:t xml:space="preserve">98</w:t>
+            </w:r>
+          </w:p>
+        </w:tc>
+        <w:tc>
+          <w:tcPr>
+            <w:tcW w:w="1000" w:type="dxa"/>
+            <w:tcMar>
+              <w:top w:w="80" w:type="dxa"/>
+              <w:left w:w="100" w:type="dxa"/>
+              <w:bottom w:w="80" w:type="dxa"/>
+              <w:right w:w="100" w:type="dxa"/>
+            </w:tcMar>
+          </w:tcPr>
+          <w:p>
+            <w:pPr>
+              <w:jc w:val="center"/>
+            </w:pPr>
+            <w:r>
+              <w:rPr>
+                <w:sz w:val="22"/>
+                <w:szCs w:val="22"/>
+              </w:rPr>
+              <w:t xml:space="preserve">88</w:t>
+            </w:r>
+          </w:p>
+        </w:tc>
+        <w:tc>
+          <w:tcPr>
+            <w:tcW w:w="1000" w:type="dxa"/>
+            <w:tcMar>
+              <w:top w:w="80" w:type="dxa"/>
+              <w:left w:w="100" w:type="dxa"/>
+              <w:bottom w:w="80" w:type="dxa"/>
+              <w:right w:w="100" w:type="dxa"/>
+            </w:tcMar>
+          </w:tcPr>
+          <w:p>
+            <w:pPr>
+              <w:jc w:val="center"/>
+            </w:pPr>
+            <w:r>
+              <w:rPr>
+                <w:sz w:val="22"/>
+                <w:szCs w:val="22"/>
+              </w:rPr>
+              <w:t xml:space="preserve">58</w:t>
+            </w:r>
+          </w:p>
+        </w:tc>
+        <w:tc>
+          <w:tcPr>
+            <w:tcW w:w="1000" w:type="dxa"/>
+            <w:tcMar>
+              <w:top w:w="80" w:type="dxa"/>
+              <w:left w:w="100" w:type="dxa"/>
+              <w:bottom w:w="80" w:type="dxa"/>
+              <w:right w:w="100" w:type="dxa"/>
+            </w:tcMar>
+          </w:tcPr>
+          <w:p>
+            <w:pPr>
+              <w:jc w:val="center"/>
+            </w:pPr>
+            <w:r>
+              <w:rPr>
+                <w:sz w:val="22"/>
+                <w:szCs w:val="22"/>
+              </w:rPr>
+              <w:t xml:space="preserve">0</w:t>
+            </w:r>
+          </w:p>
+        </w:tc>
+      </w:tr>
+      <w:tr>
+        <w:tc>
+          <w:tcPr>
+            <w:tcW w:w="2500" w:type="dxa"/>
+            <w:vMerge w:val="restart"/>
+            <w:tcMar>
+              <w:top w:w="80" w:type="dxa"/>
+              <w:left w:w="100" w:type="dxa"/>
+              <w:bottom w:w="80" w:type="dxa"/>
+              <w:right w:w="100" w:type="dxa"/>
+            </w:tcMar>
+          </w:tcPr>
+          <w:p>
+            <w:r>
+              <w:rPr>
+                <w:sz w:val="22"/>
+                <w:szCs w:val="22"/>
+              </w:rPr>
+              <w:t xml:space="preserve">Sudoeste (1.755 kg/ha)</w:t>
+            </w:r>
+          </w:p>
+        </w:tc>
+        <w:tc>
+          <w:tcPr>
+            <w:tcW w:w="1000" w:type="dxa"/>
+            <w:tcMar>
+              <w:top w:w="80" w:type="dxa"/>
+              <w:left w:w="100" w:type="dxa"/>
+              <w:bottom w:w="80" w:type="dxa"/>
+              <w:right w:w="100" w:type="dxa"/>
+            </w:tcMar>
+          </w:tcPr>
+          <w:p>
+            <w:pPr>
+              <w:jc w:val="center"/>
+            </w:pPr>
+            <w:r>
+              <w:rPr>
+                <w:sz w:val="22"/>
+                <w:szCs w:val="22"/>
+              </w:rPr>
+              <w:t xml:space="preserve">P</w:t>
+            </w:r>
+            <w:r>
+              <w:rPr>
+                <w:sz w:val="22"/>
+                <w:szCs w:val="22"/>
+                <w:vertAlign w:val="subscript"/>
+              </w:rPr>
+              <w:t xml:space="preserve">2</w:t>
+            </w:r>
+            <w:r>
+              <w:rPr>
+                <w:sz w:val="22"/>
+                <w:szCs w:val="22"/>
+              </w:rPr>
+              <w:t xml:space="preserve">O</w:t>
+            </w:r>
+            <w:r>
+              <w:rPr>
+                <w:sz w:val="22"/>
+                <w:szCs w:val="22"/>
+                <w:vertAlign w:val="subscript"/>
+              </w:rPr>
+              <w:t xml:space="preserve">5</w:t>
+            </w:r>
+          </w:p>
+        </w:tc>
+        <w:tc>
+          <w:tcPr>
+            <w:tcW w:w="1000" w:type="dxa"/>
+            <w:tcMar>
+              <w:top w:w="80" w:type="dxa"/>
+              <w:left w:w="100" w:type="dxa"/>
+              <w:bottom w:w="80" w:type="dxa"/>
+              <w:right w:w="100" w:type="dxa"/>
+            </w:tcMar>
+          </w:tcPr>
+          <w:p>
+            <w:pPr>
+              <w:jc w:val="center"/>
+            </w:pPr>
+            <w:r>
+              <w:rPr>
+                <w:sz w:val="22"/>
+                <w:szCs w:val="22"/>
+              </w:rPr>
+              <w:t xml:space="preserve">110</w:t>
+            </w:r>
+          </w:p>
+        </w:tc>
+        <w:tc>
+          <w:tcPr>
+            <w:tcW w:w="1000" w:type="dxa"/>
+            <w:tcMar>
+              <w:top w:w="80" w:type="dxa"/>
+              <w:left w:w="100" w:type="dxa"/>
+              <w:bottom w:w="80" w:type="dxa"/>
+              <w:right w:w="100" w:type="dxa"/>
+            </w:tcMar>
+          </w:tcPr>
+          <w:p>
+            <w:pPr>
+              <w:jc w:val="center"/>
+            </w:pPr>
+            <w:r>
+              <w:rPr>
+                <w:sz w:val="22"/>
+                <w:szCs w:val="22"/>
+              </w:rPr>
+              <w:t xml:space="preserve">70</w:t>
+            </w:r>
+          </w:p>
+        </w:tc>
+        <w:tc>
+          <w:tcPr>
+            <w:tcW w:w="1000" w:type="dxa"/>
+            <w:tcMar>
+              <w:top w:w="80" w:type="dxa"/>
+              <w:left w:w="100" w:type="dxa"/>
+              <w:bottom w:w="80" w:type="dxa"/>
+              <w:right w:w="100" w:type="dxa"/>
+            </w:tcMar>
+          </w:tcPr>
+          <w:p>
+            <w:pPr>
+              <w:jc w:val="center"/>
+            </w:pPr>
+            <w:r>
+              <w:rPr>
+                <w:sz w:val="22"/>
+                <w:szCs w:val="22"/>
+              </w:rPr>
+              <w:t xml:space="preserve">60</w:t>
+            </w:r>
+          </w:p>
+        </w:tc>
+        <w:tc>
+          <w:tcPr>
+            <w:tcW w:w="1000" w:type="dxa"/>
+            <w:tcMar>
+              <w:top w:w="80" w:type="dxa"/>
+              <w:left w:w="100" w:type="dxa"/>
+              <w:bottom w:w="80" w:type="dxa"/>
+              <w:right w:w="100" w:type="dxa"/>
+            </w:tcMar>
+          </w:tcPr>
+          <w:p>
+            <w:pPr>
+              <w:jc w:val="center"/>
+            </w:pPr>
+            <w:r>
+              <w:rPr>
+                <w:sz w:val="22"/>
+                <w:szCs w:val="22"/>
+              </w:rPr>
+              <w:t xml:space="preserve">30</w:t>
+            </w:r>
+          </w:p>
+        </w:tc>
+        <w:tc>
+          <w:tcPr>
+            <w:tcW w:w="1000" w:type="dxa"/>
+            <w:tcMar>
+              <w:top w:w="80" w:type="dxa"/>
+              <w:left w:w="100" w:type="dxa"/>
+              <w:bottom w:w="80" w:type="dxa"/>
+              <w:right w:w="100" w:type="dxa"/>
+            </w:tcMar>
+          </w:tcPr>
+          <w:p>
+            <w:pPr>
+              <w:jc w:val="center"/>
+            </w:pPr>
+            <w:r>
+              <w:rPr>
+                <w:sz w:val="22"/>
+                <w:szCs w:val="22"/>
+              </w:rPr>
+              <w:t xml:space="preserve">0</w:t>
+            </w:r>
+          </w:p>
+        </w:tc>
+      </w:tr>
+      <w:tr>
+        <w:tc>
+          <w:tcPr>
+            <w:tcW w:w="2500" w:type="dxa"/>
+            <w:vMerge/>
+            <w:tcMar>
+              <w:top w:w="80" w:type="dxa"/>
+              <w:left w:w="100" w:type="dxa"/>
+              <w:bottom w:w="80" w:type="dxa"/>
+              <w:right w:w="100" w:type="dxa"/>
+            </w:tcMar>
+          </w:tcPr>
+          <w:p>
+            <w:pPr>
+              <w:keepNext/>
+            </w:pPr>
+          </w:p>
+        </w:tc>
+        <w:tc>
+          <w:tcPr>
+            <w:tcW w:w="1000" w:type="dxa"/>
+            <w:tcMar>
+              <w:top w:w="80" w:type="dxa"/>
+              <w:left w:w="100" w:type="dxa"/>
+              <w:bottom w:w="80" w:type="dxa"/>
+              <w:right w:w="100" w:type="dxa"/>
+            </w:tcMar>
+          </w:tcPr>
+          <w:p>
+            <w:pPr>
+              <w:keepNext/>
+              <w:jc w:val="center"/>
+            </w:pPr>
+            <w:r>
+              <w:rPr>
+                <w:sz w:val="22"/>
+                <w:szCs w:val="22"/>
+              </w:rPr>
+              <w:t xml:space="preserve">K</w:t>
+            </w:r>
+            <w:r>
+              <w:rPr>
+                <w:sz w:val="22"/>
+                <w:szCs w:val="22"/>
+                <w:vertAlign w:val="subscript"/>
+              </w:rPr>
+              <w:t xml:space="preserve">2</w:t>
+            </w:r>
+            <w:r>
+              <w:rPr>
+                <w:sz w:val="22"/>
+                <w:szCs w:val="22"/>
+              </w:rPr>
+              <w:t xml:space="preserve">O</w:t>
+            </w:r>
+          </w:p>
+        </w:tc>
+        <w:tc>
+          <w:tcPr>
+            <w:tcW w:w="1000" w:type="dxa"/>
+            <w:tcMar>
+              <w:top w:w="80" w:type="dxa"/>
+              <w:left w:w="100" w:type="dxa"/>
+              <w:bottom w:w="80" w:type="dxa"/>
+              <w:right w:w="100" w:type="dxa"/>
+            </w:tcMar>
+          </w:tcPr>
+          <w:p>
+            <w:pPr>
+              <w:keepNext/>
+              <w:jc w:val="center"/>
+            </w:pPr>
+            <w:r>
+              <w:rPr>
+                <w:sz w:val="22"/>
+                <w:szCs w:val="22"/>
+              </w:rPr>
+              <w:t xml:space="preserve">125</w:t>
+            </w:r>
+          </w:p>
+        </w:tc>
+        <w:tc>
+          <w:tcPr>
+            <w:tcW w:w="1000" w:type="dxa"/>
+            <w:tcMar>
+              <w:top w:w="80" w:type="dxa"/>
+              <w:left w:w="100" w:type="dxa"/>
+              <w:bottom w:w="80" w:type="dxa"/>
+              <w:right w:w="100" w:type="dxa"/>
+            </w:tcMar>
+          </w:tcPr>
+          <w:p>
+            <w:pPr>
+              <w:keepNext/>
+              <w:jc w:val="center"/>
+            </w:pPr>
+            <w:r>
+              <w:rPr>
+                <w:sz w:val="22"/>
+                <w:szCs w:val="22"/>
+              </w:rPr>
+              <w:t xml:space="preserve">85</w:t>
+            </w:r>
+          </w:p>
+        </w:tc>
+        <w:tc>
+          <w:tcPr>
+            <w:tcW w:w="1000" w:type="dxa"/>
+            <w:tcMar>
+              <w:top w:w="80" w:type="dxa"/>
+              <w:left w:w="100" w:type="dxa"/>
+              <w:bottom w:w="80" w:type="dxa"/>
+              <w:right w:w="100" w:type="dxa"/>
+            </w:tcMar>
+          </w:tcPr>
+          <w:p>
+            <w:pPr>
+              <w:keepNext/>
+              <w:jc w:val="center"/>
+            </w:pPr>
+            <w:r>
+              <w:rPr>
+                <w:sz w:val="22"/>
+                <w:szCs w:val="22"/>
+              </w:rPr>
+              <w:t xml:space="preserve">75</w:t>
+            </w:r>
+          </w:p>
+        </w:tc>
+        <w:tc>
+          <w:tcPr>
+            <w:tcW w:w="1000" w:type="dxa"/>
+            <w:tcMar>
+              <w:top w:w="80" w:type="dxa"/>
+              <w:left w:w="100" w:type="dxa"/>
+              <w:bottom w:w="80" w:type="dxa"/>
+              <w:right w:w="100" w:type="dxa"/>
+            </w:tcMar>
+          </w:tcPr>
+          <w:p>
+            <w:pPr>
+              <w:keepNext/>
+              <w:jc w:val="center"/>
+            </w:pPr>
+            <w:r>
+              <w:rPr>
+                <w:sz w:val="22"/>
+                <w:szCs w:val="22"/>
+              </w:rPr>
+              <w:t xml:space="preserve">45</w:t>
+            </w:r>
+          </w:p>
+        </w:tc>
+        <w:tc>
+          <w:tcPr>
+            <w:tcW w:w="1000" w:type="dxa"/>
+            <w:tcMar>
+              <w:top w:w="80" w:type="dxa"/>
+              <w:left w:w="100" w:type="dxa"/>
+              <w:bottom w:w="80" w:type="dxa"/>
+              <w:right w:w="100" w:type="dxa"/>
+            </w:tcMar>
+          </w:tcPr>
+          <w:p>
+            <w:pPr>
+              <w:keepNext/>
+              <w:jc w:val="center"/>
+            </w:pPr>
+            <w:r>
+              <w:rPr>
+                <w:sz w:val="22"/>
+                <w:szCs w:val="22"/>
+              </w:rPr>
+              <w:t xml:space="preserve">0</w:t>
+            </w:r>
+          </w:p>
+        </w:tc>
+      </w:tr>
+    </w:tbl>
+    <w:p>
+      <w:pPr>
+        <w:spacing w:before="120" w:after="300"/>
+        <w:jc w:val="center"/>
+      </w:pPr>
+      <w:r>
+        <w:rPr>
+          <w:i/>
+          <w:iCs/>
+          <w:sz w:val="22"/>
+          <w:szCs w:val="22"/>
+        </w:rPr>
+        <w:t xml:space="preserve">Tabela 5 – Dose recomendada no 1º cultivo (kg/ha) para o rendimento esperado mediano de três mesorregiões, por classe de teor do solo. Fonte: elaboração própria a partir de Embrapa/CQFS-RS/SC (2026).</w:t>
+      </w:r>
+    </w:p>
+    <w:p>
+      <w:pPr>
+        <w:keepNext/>
+      </w:pPr>
+      <w:r>
+        <w:rPr>
+          <w:b/>
+          <w:bCs/>
+          <w:sz w:val="28"/>
+          <w:szCs w:val="28"/>
+        </w:rPr>
+        <w:t>7. Discussão e Limitações</w:t>
+      </w:r>
+    </w:p>
+    <w:p>
+      <w:pPr>
+        <w:spacing w:after="200" w:line="276" w:lineRule="auto"/>
+        <w:ind w:firstLine="720"/>
+        <w:jc w:val="both"/>
+      </w:pPr>
+      <w:r>
+        <w:rPr>
+          <w:sz w:val="24"/>
+          <w:szCs w:val="24"/>
+        </w:rPr>
+        <w:t xml:space="preserve">Ao contrário do que sugerem estudos com bases maiores (Jeong et al., 2016; Von Bloh et al., 2023), a regressão linear superou Random Forest e Gradient Boosting. Dois fatores explicam o resultado: a base tem cerca de 5 mil linhas e 21 safras, pouco para modelos mais flexíveis; e as secas recentes foram mais extremas que qualquer safra do treino – 2022 teve 44 dias de calor em dez–fev, contra no máximo 33 até 2020 –, e modelos de árvores não extrapolam além dos valores observados no treino. A não linearidade relevante (perda que se acelera na seca extrema) foi capturada por termos de limiar explícitos, mantendo o modelo interpretável.</w:t>
+      </w:r>
+    </w:p>
+    <w:p>
+      <w:pPr>
+        <w:spacing w:after="200" w:line="276" w:lineRule="auto"/>
+        <w:ind w:firstLine="720"/>
+        <w:jc w:val="both"/>
+      </w:pPr>
+      <w:r>
+        <w:rPr>
+          <w:sz w:val="24"/>
+          <w:szCs w:val="24"/>
+        </w:rPr>
+        <w:t xml:space="preserve">O erro remanescente (≈20% por município) reflete principalmente limites de informação: metade dos pares município–safra com rendimento não tem clima do INMET com cobertura suficiente; o clima de cada município vem da estação mais próxima, que pode estar a dezenas de quilômetros; e fatores como pragas, doenças, data de semeadura e manejo não estão nos dados. O próprio rendimento municipal da PAM é uma estimativa, e alguns municípios apresentam valores idênticos em safras consecutivas. Hipóteses declaradas: CAD única de 75 mm e coeficiente de cultura igual a 1 no balanço hídrico; e, na adubação, uso de recomendação normativa (não de dose aplicada), com rendimento esperado que inclui três secas recentes e pode estar abaixo do potencial do produtor. Como extensões, a inclusão de clima em grade (ex.: NASA POWER) ampliaria a cobertura e aproximaria o clima das lavouras, e índices de vegetação por satélite (NDVI) poderiam captar perdas que o clima não explica, como a de 2020.</w:t>
+      </w:r>
+    </w:p>
+    <w:p>
+      <w:pPr>
+        <w:keepNext/>
+      </w:pPr>
+      <w:r>
+        <w:rPr>
+          <w:b/>
+          <w:bCs/>
+          <w:sz w:val="28"/>
+          <w:szCs w:val="28"/>
+        </w:rPr>
+        <w:t>8. Conclusão</w:t>
+      </w:r>
+    </w:p>
+    <w:p>
+      <w:pPr>
+        <w:spacing w:after="200" w:line="276" w:lineRule="auto"/>
+        <w:ind w:firstLine="720"/>
+        <w:jc w:val="both"/>
+      </w:pPr>
+      <w:r>
+        <w:rPr>
+          <w:sz w:val="24"/>
+          <w:szCs w:val="24"/>
+        </w:rPr>
+        <w:t xml:space="preserve">O trabalho construiu uma base municipal integrada e reprodutível e um modelo que prevê, ao fim de março, o rendimento da soja de cada município do RS com erro ≈14–22% menor que a média histórica do município. Os resultados mostram que, para este problema, a forma de representar o clima e o patamar de produtividade pesou mais do que a escolha do algoritmo: resumir a chuva por subperíodo, calcular o patamar apenas com o passado e representar explicitamente a seca extrema trouxeram os ganhos, enquanto modelos de árvores não superaram a regressão linear. A chuva, a umidade e o déficit hídrico de dezembro a fevereiro concentram o efeito do clima. A aplicação em adubação mostra como a previsão pode apoiar uma decisão agronômica concreta, mantendo a análise de solo do produtor como referência.</w:t>
+      </w:r>
+    </w:p>
+    <w:p>
+      <w:pPr>
+        <w:spacing w:after="300" w:line="276" w:lineRule="auto"/>
+        <w:jc w:val="both"/>
+      </w:pPr>
+      <w:r>
+        <w:rPr>
+          <w:b/>
+          <w:bCs/>
+          <w:sz w:val="24"/>
+          <w:szCs w:val="24"/>
+        </w:rPr>
+        <w:t xml:space="preserve">Endereço GitHub: </w:t>
+      </w:r>
+      <w:r>
+        <w:rPr>
+          <w:sz w:val="24"/>
+          <w:szCs w:val="24"/>
+        </w:rPr>
+        <w:t>https://github.com/isah5/Projeto_Safra_de_Soja</w:t>
+      </w:r>
+    </w:p>
+    <w:p>
+      <w:pPr>
+        <w:keepNext/>
+      </w:pPr>
+      <w:r>
+        <w:rPr>
+          <w:b/>
+          <w:bCs/>
+          <w:sz w:val="28"/>
+          <w:szCs w:val="28"/>
+        </w:rPr>
+        <w:t>9. Referências</w:t>
       </w:r>
     </w:p>
     <w:p>
       <w:pPr>
         <w:spacing w:after="160" w:line="276" w:lineRule="auto"/>
         <w:ind w:left="431" w:hanging="431"/>
-        <w:jc w:val="both"/>
+        <w:jc w:val="left"/>
       </w:pPr>
       <w:r>
         <w:rPr>
           <w:sz w:val="22"/>
           <w:szCs w:val="22"/>
         </w:rPr>
-        <w:t>BREIMAN, L. Random forests. Machine Learning, v. 45, p. 5–32, 2001.</w:t>
+        <w:t xml:space="preserve">ALLEN, R. G.; PEREIRA, L. S.; RAES, D.; SMITH, M. Crop evapotranspiration: guidelines for computing crop water requirements. FAO Irrigation and Drainage Paper 56. Roma: FAO, 1998.</w:t>
       </w:r>
     </w:p>
     <w:p>
       <w:pPr>
         <w:spacing w:after="160" w:line="276" w:lineRule="auto"/>
         <w:ind w:left="431" w:hanging="431"/>
-        <w:jc w:val="both"/>
+        <w:jc w:val="left"/>
       </w:pPr>
       <w:r>
         <w:rPr>
           <w:sz w:val="22"/>
           <w:szCs w:val="22"/>
         </w:rPr>
-        <w:t>FRIEDMAN, J. H. Greedy function approximation: a gradient boosting machine. The Annals of Statistics, v. 29, n. 5, p. 1189–1232, 2001.</w:t>
+        <w:t xml:space="preserve">BREIMAN, L. Random forests. Machine Learning, v. 45, p. 5–32, 2001.</w:t>
       </w:r>
     </w:p>
     <w:p>
       <w:pPr>
         <w:spacing w:after="160" w:line="276" w:lineRule="auto"/>
         <w:ind w:left="431" w:hanging="431"/>
-        <w:jc w:val="both"/>
+        <w:jc w:val="left"/>
       </w:pPr>
       <w:r>
         <w:rPr>
           <w:sz w:val="22"/>
           <w:szCs w:val="22"/>
         </w:rPr>
-        <w:t>IBGE – INSTITUTO BRASILEIRO DE GEOGRAFIA E ESTATÍSTICA. Produção Agrícola Municipal: tabela 1612 – lavouras temporárias. Rio de Janeiro: IBGE/SIDRA. Disponível em: https://sidra.ibge.gov.br/tabela/1612. Acesso em: 24 set. 2026.</w:t>
+        <w:t xml:space="preserve">FRIEDMAN, J. H. Greedy function approximation: a gradient boosting machine. The Annals of Statistics, v. 29, n. 5, p. 1189–1232, 2001.</w:t>
       </w:r>
     </w:p>
     <w:p>
       <w:pPr>
         <w:spacing w:after="160" w:line="276" w:lineRule="auto"/>
         <w:ind w:left="431" w:hanging="431"/>
-        <w:jc w:val="both"/>
+        <w:jc w:val="left"/>
       </w:pPr>
       <w:r>
         <w:rPr>
           <w:sz w:val="22"/>
           <w:szCs w:val="22"/>
         </w:rPr>
-        <w:t>INMET – INSTITUTO NACIONAL DE METEOROLOGIA. BDMEP – Banco de Dados Meteorológicos. Brasília, DF. Disponível em: https://bdmep.inmet.gov.br/. Acesso em: 24 set. 2026.</w:t>
+        <w:t xml:space="preserve">HARGREAVES, G. H.; SAMANI, Z. A. Reference crop evapotranspiration from temperature. Applied Engineering in Agriculture, v. 1, n. 2, p. 96–99, 1985.</w:t>
       </w:r>
     </w:p>
     <w:p>
       <w:pPr>
         <w:spacing w:after="160" w:line="276" w:lineRule="auto"/>
         <w:ind w:left="431" w:hanging="431"/>
-        <w:jc w:val="both"/>
+        <w:jc w:val="left"/>
       </w:pPr>
       <w:r>
         <w:rPr>
           <w:sz w:val="22"/>
           <w:szCs w:val="22"/>
         </w:rPr>
-        <w:t>JEONG, J. H. et al. Random forests for global and regional crop yield predictions. PLOS ONE, v. 11, n. 6, e0156571, 2016.</w:t>
+        <w:t xml:space="preserve">IBGE – INSTITUTO BRASILEIRO DE GEOGRAFIA E ESTATÍSTICA. Produção Agrícola Municipal: tabela 1612 – lavouras temporárias. Rio de Janeiro: IBGE/SIDRA. Disponível em: https://sidra.ibge.gov.br/tabela/1612. Acesso em: 25 set. 2026.</w:t>
       </w:r>
     </w:p>
     <w:p>
       <w:pPr>
         <w:spacing w:after="160" w:line="276" w:lineRule="auto"/>
         <w:ind w:left="431" w:hanging="431"/>
-        <w:jc w:val="both"/>
+        <w:jc w:val="left"/>
       </w:pPr>
       <w:r>
         <w:rPr>
           <w:sz w:val="22"/>
           <w:szCs w:val="22"/>
         </w:rPr>
-        <w:t>NOAA – NATIONAL OCEANIC AND ATMOSPHERIC ADMINISTRATION. Climate Prediction Center. Oceanic Niño Index (ONI): Cold &amp; Warm Episodes by Season. Disponível em: https://origin.cpc.ncep.noaa.gov/products/analysis_monitoring/ensostuff/ONI_v5.php. Acesso em: 24 set. 2026.</w:t>
+        <w:t xml:space="preserve">IBGE – INSTITUTO BRASILEIRO DE GEOGRAFIA E ESTATÍSTICA. API de Localidades: municípios do Rio Grande do Sul. Disponível em: https://servicodados.ibge.gov.br/api/v1/localidades/estados/43/municipios. Acesso em: 22 out. 2026.</w:t>
       </w:r>
     </w:p>
     <w:p>
       <w:pPr>
         <w:spacing w:after="160" w:line="276" w:lineRule="auto"/>
         <w:ind w:left="431" w:hanging="431"/>
-        <w:jc w:val="both"/>
+        <w:jc w:val="left"/>
       </w:pPr>
       <w:r>
         <w:rPr>
           <w:sz w:val="22"/>
           <w:szCs w:val="22"/>
         </w:rPr>
-        <w:t>NÓIA JÚNIOR, R. S. et al. Effects of the El Niño Southern Oscillation phenomenon and sowing dates on soybean yield and on the occurrence of extreme weather events in southern Brazil. Agricultural and Forest Meteorology, v. 290, 108038, 2020.</w:t>
+        <w:t xml:space="preserve">INMET – INSTITUTO NACIONAL DE METEOROLOGIA. BDMEP – Banco de Dados Meteorológicos. Brasília, DF. Disponível em: https://bdmep.inmet.gov.br/. Acesso em: 25 set. 2026.</w:t>
       </w:r>
     </w:p>
     <w:p>
       <w:pPr>
         <w:spacing w:after="160" w:line="276" w:lineRule="auto"/>
         <w:ind w:left="431" w:hanging="431"/>
-        <w:jc w:val="both"/>
+        <w:jc w:val="left"/>
       </w:pPr>
       <w:r>
         <w:rPr>
           <w:sz w:val="22"/>
           <w:szCs w:val="22"/>
         </w:rPr>
-        <w:lastRenderedPageBreak/>
-        <w:t>PILAU, F. G. et al. Impact of ENSO-related rainfall variability on soybean yield in the state of Rio Grande do Sul, Brazil. Agrometeoros, v. 30, e027115, 2022.</w:t>
+        <w:t xml:space="preserve">JEONG, J. H. et al. Random forests for global and regional crop yield predictions. PLOS ONE, v. 11, n. 6, e0156571, 2016.</w:t>
       </w:r>
     </w:p>
     <w:p>
       <w:pPr>
         <w:spacing w:after="160" w:line="276" w:lineRule="auto"/>
         <w:ind w:left="431" w:hanging="431"/>
-        <w:jc w:val="both"/>
+        <w:jc w:val="left"/>
       </w:pPr>
       <w:r>
         <w:rPr>
           <w:sz w:val="22"/>
           <w:szCs w:val="22"/>
         </w:rPr>
-        <w:t>SOCIEDADE BRASILEIRA DE CIÊNCIA DO SOLO – NÚCLEO REGIONAL SUL / COMISSÃO DE QUÍMICA E FERTILIDADE DO SOLO – RS/SC. Manual de Calagem e Adubação para os Estados do Rio Grande do Sul e de Santa Catarina. Porto Alegre, 2016.</w:t>
+        <w:t xml:space="preserve">LUNDBERG, S. M.; LEE, S.-I. A unified approach to interpreting model predictions. In: Advances in Neural Information Processing Systems 30 (NIPS 2017). p. 4765–4774, 2017.</w:t>
       </w:r>
     </w:p>
     <w:p>
       <w:pPr>
         <w:spacing w:after="160" w:line="276" w:lineRule="auto"/>
         <w:ind w:left="431" w:hanging="431"/>
-        <w:jc w:val="both"/>
+        <w:jc w:val="left"/>
       </w:pPr>
       <w:r>
         <w:rPr>
           <w:sz w:val="22"/>
           <w:szCs w:val="22"/>
         </w:rPr>
-        <w:t>VAN KLOMPENBURG, T.; KASSAHUN, A.; CATAL, C. Crop yield prediction using machine learning: a systematic literature review. Computers and Electronics in Agriculture, v. 177, 105709, 2020.</w:t>
+        <w:t xml:space="preserve">NOAA – NATIONAL OCEANIC AND ATMOSPHERIC ADMINISTRATION. Climate Prediction Center. Oceanic Niño Index (ONI): Cold &amp; Warm Episodes by Season. Disponível em: https://origin.cpc.ncep.noaa.gov/products/analysis_monitoring/ensostuff/ONI_v5.php. Acesso em: 25 set. 2026.</w:t>
       </w:r>
     </w:p>
     <w:p>
       <w:pPr>
         <w:spacing w:after="160" w:line="276" w:lineRule="auto"/>
         <w:ind w:left="431" w:hanging="431"/>
-        <w:jc w:val="both"/>
+        <w:jc w:val="left"/>
       </w:pPr>
       <w:r>
         <w:rPr>
           <w:sz w:val="22"/>
           <w:szCs w:val="22"/>
         </w:rPr>
-        <w:t>VON BLOH, M. et al. Machine learning for soybean yield forecasting in Brazil. Agricultural and Forest Meteorology, v. 341, 109670, 2023.</w:t>
+        <w:t xml:space="preserve">NÓIA JÚNIOR, R. S. et al. Effects of the El Niño Southern Oscillation phenomenon and sowing dates on soybean yield and on the occurrence of extreme weather events in southern Brazil. Agricultural and Forest Meteorology, v. 290, 108038, 2020.</w:t>
+      </w:r>
+    </w:p>
+    <w:p>
+      <w:pPr>
+        <w:spacing w:after="160" w:line="276" w:lineRule="auto"/>
+        <w:ind w:left="431" w:hanging="431"/>
+        <w:jc w:val="left"/>
+      </w:pPr>
+      <w:r>
+        <w:rPr>
+          <w:sz w:val="22"/>
+          <w:szCs w:val="22"/>
+        </w:rPr>
+        <w:t xml:space="preserve">PEDREGOSA, F. et al. Scikit-learn: machine learning in Python. Journal of Machine Learning Research, v. 12, p. 2825–2830, 2011.</w:t>
+      </w:r>
+    </w:p>
+    <w:p>
+      <w:pPr>
+        <w:spacing w:after="160" w:line="276" w:lineRule="auto"/>
+        <w:ind w:left="431" w:hanging="431"/>
+        <w:jc w:val="left"/>
+      </w:pPr>
+      <w:r>
+        <w:rPr>
+          <w:sz w:val="22"/>
+          <w:szCs w:val="22"/>
+        </w:rPr>
+        <w:t xml:space="preserve">PILAU, F. G. et al. Impact of ENSO-related rainfall variability on soybean yield in the state of Rio Grande do Sul, Brazil. Agrometeoros, v. 30, e027115, 2022.</w:t>
+      </w:r>
+    </w:p>
+    <w:p>
+      <w:pPr>
+        <w:spacing w:after="160" w:line="276" w:lineRule="auto"/>
+        <w:ind w:left="431" w:hanging="431"/>
+        <w:jc w:val="left"/>
+      </w:pPr>
+      <w:r>
+        <w:rPr>
+          <w:sz w:val="22"/>
+          <w:szCs w:val="22"/>
+        </w:rPr>
+        <w:t xml:space="preserve">REUNIÃO DE PESQUISA DE SOJA DA REGIÃO SUL. Indicações técnicas para a cultura da soja no Rio Grande do Sul e em Santa Catarina, safras 2014/2015 e 2015/2016. Disponível em: https://www.infoteca.cnptia.embrapa.br/infoteca/handle/doc/1011192. Acesso em: 22 out. 2026.</w:t>
+      </w:r>
+    </w:p>
+    <w:p>
+      <w:pPr>
+        <w:spacing w:after="160" w:line="276" w:lineRule="auto"/>
+        <w:ind w:left="431" w:hanging="431"/>
+        <w:jc w:val="left"/>
+      </w:pPr>
+      <w:r>
+        <w:rPr>
+          <w:sz w:val="22"/>
+          <w:szCs w:val="22"/>
+        </w:rPr>
+        <w:t xml:space="preserve">SOCIEDADE BRASILEIRA DE CIÊNCIA DO SOLO – NÚCLEO REGIONAL SUL / COMISSÃO DE QUÍMICA E FERTILIDADE DO SOLO – RS/SC. Manual de Calagem e Adubação para os Estados do Rio Grande do Sul e de Santa Catarina. Porto Alegre, 2016.</w:t>
+      </w:r>
+    </w:p>
+    <w:p>
+      <w:pPr>
+        <w:spacing w:after="160" w:line="276" w:lineRule="auto"/>
+        <w:ind w:left="431" w:hanging="431"/>
+        <w:jc w:val="left"/>
+      </w:pPr>
+      <w:r>
+        <w:rPr>
+          <w:sz w:val="22"/>
+          <w:szCs w:val="22"/>
+        </w:rPr>
+        <w:t xml:space="preserve">VAN KLOMPENBURG, T.; KASSAHUN, A.; CATAL, C. Crop yield prediction using machine learning: a systematic literature review. Computers and Electronics in Agriculture, v. 177, 105709, 2020.</w:t>
+      </w:r>
+    </w:p>
+    <w:p>
+      <w:pPr>
+        <w:spacing w:after="160" w:line="276" w:lineRule="auto"/>
+        <w:ind w:left="431" w:hanging="431"/>
+        <w:jc w:val="left"/>
+      </w:pPr>
+      <w:r>
+        <w:rPr>
+          <w:sz w:val="22"/>
+          <w:szCs w:val="22"/>
+        </w:rPr>
+        <w:t xml:space="preserve">VON BLOH, M. et al. Machine learning for soybean yield forecasting in Brazil. Agricultural and Forest Meteorology, v. 341, 109670, 2023.</w:t>
       </w:r>
     </w:p>
     <w:sectPr>

--- a/artigo/word/Relatorio_N1_Soja_RS.docx
+++ b/artigo/word/Relatorio_N1_Soja_RS.docx
@@ -189,7 +189,7 @@
           <w:sz w:val="22"/>
           <w:szCs w:val="22"/>
         </w:rPr>
-        <w:t xml:space="preserve">O Rio Grande do Sul apresenta elevada variabilidade interanual na produtividade da soja, em grande parte causada por secas de verão. Este trabalho, na opção Framework, desenvolve e avalia uma abordagem de aprendizado de máquina para prever a produtividade municipal da soja no estado a partir de dados públicos: a Tabela 1612 do IBGE/SIDRA (municípios do RS, 2000–2025), dados diários das estações do INMET e o Oceanic Niño Index (ONI) da NOAA. O clima foi agregado por subperíodo do ciclo da cultura e complementado por um balanço hídrico diário (evapotranspiração de Hargreaves–Samani e modelo de balde). Cada previsão combina um patamar esperado – a média do município nas cinco safras anteriores – com um desvio explicado pelo clima, usando apenas informações disponíveis ao fim de março. Regressão Linear, Random Forest e Gradient Boosting foram comparados com duas linhas de base históricas, em validação com corte temporal (teste 2021–2025) e deixando uma safra de fora. O melhor modelo, uma regressão linear com déficit hídrico e limiares de seca extrema, reduziu o RMSE em 14% e 22% em relação à média histórica do município (740 e 684 kg/ha; R</w:t>
+        <w:t xml:space="preserve">O Rio Grande do Sul apresenta elevada variabilidade interanual na produtividade da soja, em grande parte causada por secas de verão. Este trabalho, na opção Framework, desenvolve e avalia uma abordagem de aprendizado de máquina para prever a produtividade municipal da soja no estado a partir de dados públicos: a Tabela 1612 do IBGE/SIDRA (municípios do RS, 2000–2025), dados climáticos diários das estações do INMET e da base em grade NASA POWER, e o Oceanic Niño Index (ONI) da NOAA. O clima foi agregado por subperíodo do ciclo da cultura e complementado por um balanço hídrico diário (evapotranspiração de Hargreaves–Samani e modelo de balde). Cada previsão combina um patamar esperado – a média do município nas cinco safras anteriores – com um desvio explicado pelo clima, usando apenas informações disponíveis ao fim de março. Regressão Linear, Random Forest e Gradient Boosting foram comparados com duas linhas de base históricas, em validação com corte temporal (teste 2021–2025) e deixando uma safra de fora. A troca das estações pelo NASA POWER ampliou a cobertura de 5.260 para 8.651 pares município–safra e reduziu o erro nos mesmos pares. O modelo final, uma regressão linear com um único termo de seca extrema para o déficit hídrico, reduziu o RMSE em 16% e 28% em relação à média histórica do município (739 e 638 kg/ha; R</w:t>
       </w:r>
       <w:r>
         <w:rPr>
@@ -208,7 +208,7 @@
           <w:sz w:val="22"/>
           <w:szCs w:val="22"/>
         </w:rPr>
-        <w:t xml:space="preserve"> de 0,31 e 0,26) e superou os modelos baseados em árvores. A chuva e a umidade relativa mínima de dezembro a fevereiro e o déficit hídrico foram os fatores dominantes, com perdas que se aceleram acima de um déficit de cerca de 243 mm. O modelo antecipou as secas de 2012 e 2023, mas não a de 2020, que não aparece nos dados das estações. Como aplicação, o rendimento esperado foi combinado com as tabelas da Embrapa/CQFS-RS/SC para gerar recomendações de adubação fosfatada e potássica por classe de teor do solo para a safra 2026.</w:t>
+        <w:t xml:space="preserve"> de 0,34 e 0,38) e superou os modelos baseados em árvores. A chuva e a umidade relativa mínima de dezembro a fevereiro foram os fatores dominantes, com perdas que se aceleram acima de um déficit de cerca de 290 mm. O modelo antecipou a seca de 2023 e parte das de 2012 e 2022, mas só uma pequena parcela da perda de 2020. Como aplicação, o rendimento esperado foi combinado com as tabelas da Embrapa/CQFS-RS/SC para gerar recomendações de adubação fosfatada e potássica por classe de teor do solo para a safra 2026.</w:t>
       </w:r>
     </w:p>
     <w:p>
@@ -296,7 +296,7 @@
           <w:sz w:val="22"/>
           <w:szCs w:val="22"/>
         </w:rPr>
-        <w:t xml:space="preserve">Rio Grande do Sul shows substantial year-to-year variability in soybean yield, largely driven by summer droughts. This work, under the Framework option, develops and evaluates a machine learning approach to forecast municipal soybean yield in the state from public data: IBGE/SIDRA Table 1612 (RS municipalities, 2000–2025), daily INMET weather station data and NOAA's Oceanic Niño Index (ONI). Climate was aggregated by crop development sub-period and complemented by a daily soil water balance (Hargreaves–Samani evapotranspiration and a bucket model). Each forecast combines an expected yield level – the municipality's mean over the five previous seasons – with a climate-driven deviation, using only information available by the end of March. Linear Regression, Random Forest and Gradient Boosting were compared against two historical baselines under a temporal split (test 2021–2025) and leave-one-season-out validation. The best model, a linear regression with water deficit and extreme-drought thresholds, reduced RMSE by 14% and 22% relative to the municipal historical mean (740 and 684 kg/ha; R</w:t>
+        <w:t xml:space="preserve">Rio Grande do Sul shows substantial year-to-year variability in soybean yield, largely driven by summer droughts. This work, under the Framework option, develops and evaluates a machine learning approach to forecast municipal soybean yield in the state from public data: IBGE/SIDRA Table 1612 (RS municipalities, 2000–2025), daily weather data from INMET stations and from the NASA POWER gridded dataset, and NOAA's Oceanic Niño Index (ONI). Climate was aggregated by crop development sub-period and complemented by a daily soil water balance (Hargreaves–Samani evapotranspiration and a bucket model). Each forecast combines an expected yield level – the municipality's mean over the five previous seasons – with a climate-driven deviation, using only information available by the end of March. Linear Regression, Random Forest and Gradient Boosting were compared against two historical baselines under a temporal split (test 2021–2025) and leave-one-season-out validation. Replacing station data with NASA POWER raised coverage from 5,260 to 8,651 municipality-season pairs and lowered the error on the same pairs. The final model, a linear regression with a single extreme-drought term for water deficit, reduced RMSE by 16% and 28% relative to the municipal historical mean (739 and 638 kg/ha; R</w:t>
       </w:r>
       <w:r>
         <w:rPr>
@@ -315,7 +315,7 @@
           <w:sz w:val="22"/>
           <w:szCs w:val="22"/>
         </w:rPr>
-        <w:t xml:space="preserve"> of 0.31 and 0.26) and outperformed the tree-based models. December–February rainfall, minimum relative humidity and water deficit were the dominant factors, with losses accelerating beyond a deficit of about 243 mm. The model anticipated the 2012 and 2023 droughts but not the 2020 one, which was not visible in station data. As an application, expected yields were combined with Embrapa/CQFS-RS/SC tables to produce phosphate and potassium fertilization recommendations by soil-test class for the 2026 season.</w:t>
+        <w:t xml:space="preserve"> of 0.34 and 0.38) and outperformed the tree-based models. December–February rainfall and minimum relative humidity were the dominant factors, with losses accelerating beyond a deficit of about 290 mm. The model anticipated the 2023 drought and part of the 2012 and 2022 ones, but only a small share of the 2020 loss. As an application, expected yields were combined with Embrapa/CQFS-RS/SC tables to produce phosphate and potassium fertilization recommendations by soil-test class for the 2026 season.</w:t>
       </w:r>
     </w:p>
     <w:p>
@@ -504,7 +504,21 @@
           <w:sz w:val="24"/>
           <w:szCs w:val="24"/>
         </w:rPr>
-        <w:t xml:space="preserve">construir atributos climáticos por subperíodo do ciclo da soja e de balanço hídrico a partir dos dados diários do INMET, além do ONI por safra;</w:t>
+        <w:t xml:space="preserve">construir atributos climáticos por subperíodo do ciclo da soja e de balanço hídrico a partir dos </w:t>
+      </w:r>
+      <w:r>
+        <w:rPr>
+          <w:sz w:val="24"/>
+          <w:szCs w:val="24"/>
+        </w:rPr>
+        <w:t xml:space="preserve">dados diários do INMET e do NASA POWER, além do ONI</w:t>
+      </w:r>
+      <w:r>
+        <w:rPr>
+          <w:sz w:val="24"/>
+          <w:szCs w:val="24"/>
+        </w:rPr>
+        <w:t xml:space="preserve"> por safra;</w:t>
       </w:r>
     </w:p>
     <w:p>
@@ -615,7 +629,21 @@
           <w:sz w:val="24"/>
           <w:szCs w:val="24"/>
         </w:rPr>
-        <w:t xml:space="preserve">O problema consiste em estimar a produtividade da soja para cada combinação município–safra no Rio Grande do Sul a partir de informações climáticas associadas àquela safra. A variável-alvo é o rendimento médio municipal da soja, expresso em kg/ha; as variáveis explicativas são formadas pelo histórico produtivo do município (patamar esperado), por variáveis climáticas por subperíodo do ciclo e de balanço hídrico (INMET) e pelo estado do ENOS (índice ONI). Os dados nunca são divididos de forma aleatória, para evitar vazamento de informação futura: o patamar de cada safra usa apenas safras anteriores, e os modelos são avaliados com corte temporal (treino com safras mais antigas, teste com as mais recentes) e deixando uma safra de fora. Os hiperparâmetros dos modelos de árvores foram fixados a priori, sem ajuste fino, para que as safras de teste não influenciem a escolha do modelo. Optou-se por tratar o problema como uma regressão em painel (municípios empilhados, com o patamar histórico do município como referência) em vez de um modelo de série temporal clássico por município, porque a série de cada município cobre cerca de 26 safras (2000–2025) – abaixo do mínimo prático para ajustar um ARIMA ou uma rede recorrente de forma confiável, agravado pela criação de novos municípios por desmembramento ao longo do período.</w:t>
+        <w:t xml:space="preserve">O problema consiste em estimar a produtividade da soja para cada combinação município–safra no Rio Grande do Sul a partir de informações climáticas associadas àquela safra. A variável-alvo é o rendimento médio municipal da soja, expresso em kg/ha; as variáveis explicativas são formadas pelo histórico produtivo do município (patamar esperado), por variáveis climáticas por subperíodo do ciclo e de </w:t>
+      </w:r>
+      <w:r>
+        <w:rPr>
+          <w:sz w:val="24"/>
+          <w:szCs w:val="24"/>
+        </w:rPr>
+        <w:t xml:space="preserve">balanço hídrico (INMET e NASA POWER) e pelo estado</w:t>
+      </w:r>
+      <w:r>
+        <w:rPr>
+          <w:sz w:val="24"/>
+          <w:szCs w:val="24"/>
+        </w:rPr>
+        <w:t xml:space="preserve"> do ENOS (índice ONI). Os dados nunca são divididos de forma aleatória, para evitar vazamento de informação futura: o patamar de cada safra usa apenas safras anteriores, e os modelos são avaliados com corte temporal (treino com safras mais antigas, teste com as mais recentes) e deixando uma safra de fora. Os hiperparâmetros dos modelos de árvores foram fixados a priori, sem ajuste fino, para que as safras de teste não influenciem a escolha do modelo. Optou-se por tratar o problema como uma regressão em painel (municípios empilhados, com o patamar histórico do município como referência) em vez de um modelo de série temporal clássico por município, porque a série de cada município cobre cerca de 26 safras (2000–2025) – abaixo do mínimo prático para ajustar um ARIMA ou uma rede recorrente de forma confiável, agravado pela criação de novos municípios por desmembramento ao longo do período.</w:t>
       </w:r>
     </w:p>
     <w:p>
@@ -659,7 +687,21 @@
           <w:sz w:val="24"/>
           <w:szCs w:val="24"/>
         </w:rPr>
-        <w:t xml:space="preserve">Diversos estudos aplicam aprendizado de máquina à previsão de produtividade agrícola. Jeong et al. (2016) mostraram que Random Forest supera modelos de regressão múltipla na previsão de produtividade de grãos em múltiplas regiões do mundo. Van Klompenburg, Kassahun e Catal (2020), em revisão sistemática, identificam Random Forest e redes neurais como os algoritmos mais utilizados para previsão de safra, destacando a importância de variáveis climáticas e a necessidade de validação temporal para evitar vazamento de dados. Especificamente para a soja no Sul do Brasil, Pilau et al. (2022) e Nóia Júnior et al. (2020) documentam efeito negativo consistente da fase fria do ENOS (La Niña) sobre a produtividade da soja no Rio Grande do Sul, o que justifica a inclusão do ONI como atributo. Von Bloh et al. (2023) comparam modelos de machine learning para previsão de produtividade de soja no Brasil e reforçam a vantagem de modelos baseados em árvores frente a baselines lineares quando há relações não lineares entre clima e rendimento. Este trabalho testa essa vantagem num cenário de dados limitados (cerca de 5 mil pares município–safra), com o patamar de produtividade calculado apenas com safras anteriores, e liga a previsão municipal a uma aplicação prática: a recomendação de adubação fosfatada e potássica.</w:t>
+        <w:t xml:space="preserve">Diversos estudos aplicam aprendizado de máquina à previsão de produtividade agrícola. Jeong et al. (2016) mostraram que Random Forest supera modelos de regressão múltipla na previsão de produtividade de grãos em múltiplas regiões do mundo. Van Klompenburg, Kassahun e Catal (2020), em revisão sistemática, identificam Random Forest e redes neurais como os algoritmos mais utilizados para previsão de safra, destacando a importância de variáveis climáticas e a necessidade de validação temporal para evitar vazamento de dados. Especificamente para a soja no Sul do Brasil, Pilau et al. (2022) e Nóia Júnior et al. (2020) documentam efeito negativo consistente da fase fria do ENOS (La Niña) sobre a produtividade da soja no Rio Grande do Sul, o que justifica a inclusão do ONI como atributo. Von Bloh et al. (2023) comparam modelos de machine learning para previsão de produtividade de soja no Brasil e reforçam a vantagem de modelos baseados em árvores frente a baselines lineares quando há relações não lineares entre clima e rendimento. Este trabalho testa essa vantagem num cenário de dados limitados (</w:t>
+      </w:r>
+      <w:r>
+        <w:rPr>
+          <w:sz w:val="24"/>
+          <w:szCs w:val="24"/>
+        </w:rPr>
+        <w:t xml:space="preserve">cerca de 8,6 mil pares</w:t>
+      </w:r>
+      <w:r>
+        <w:rPr>
+          <w:sz w:val="24"/>
+          <w:szCs w:val="24"/>
+        </w:rPr>
+        <w:t xml:space="preserve"> município–safra), com o patamar de produtividade calculado apenas com safras anteriores, e liga a previsão municipal a uma aplicação prática: a recomendação de adubação fosfatada e potássica.</w:t>
       </w:r>
     </w:p>
     <w:p>
@@ -1011,7 +1053,69 @@
                 <w:sz w:val="22"/>
                 <w:szCs w:val="22"/>
               </w:rPr>
-              <w:t xml:space="preserve">Variáveis climáticas por subperíodo do ciclo e balanço hídrico.</w:t>
+              <w:t xml:space="preserve">Variáveis climáticas por subperíodo do ciclo e balanço hídrico (Etapas 2–4) e comparação com o NASA POWER.</w:t>
+            </w:r>
+          </w:p>
+        </w:tc>
+      </w:tr>
+      <w:tr>
+        <w:tc>
+          <w:tcPr>
+            <w:tcW w:w="2300" w:type="dxa"/>
+            <w:tcMar>
+              <w:top w:w="80" w:type="dxa"/>
+              <w:left w:w="100" w:type="dxa"/>
+              <w:bottom w:w="80" w:type="dxa"/>
+              <w:right w:w="100" w:type="dxa"/>
+            </w:tcMar>
+          </w:tcPr>
+          <w:p>
+            <w:r>
+              <w:rPr>
+                <w:sz w:val="22"/>
+                <w:szCs w:val="22"/>
+              </w:rPr>
+              <w:t xml:space="preserve">NASA POWER (NASA/LaRC)</w:t>
+            </w:r>
+          </w:p>
+        </w:tc>
+        <w:tc>
+          <w:tcPr>
+            <w:tcW w:w="3400" w:type="dxa"/>
+            <w:tcMar>
+              <w:top w:w="80" w:type="dxa"/>
+              <w:left w:w="100" w:type="dxa"/>
+              <w:bottom w:w="80" w:type="dxa"/>
+              <w:right w:w="100" w:type="dxa"/>
+            </w:tcMar>
+          </w:tcPr>
+          <w:p>
+            <w:r>
+              <w:rPr>
+                <w:sz w:val="22"/>
+                <w:szCs w:val="22"/>
+              </w:rPr>
+              <w:t xml:space="preserve">Chuva, temperatura média, máxima e mínima, ponto de orvalho e umidade relativa diários, em grade de 0,5° × 0,625° (reanálise MERRA-2), sem falhas.</w:t>
+            </w:r>
+          </w:p>
+        </w:tc>
+        <w:tc>
+          <w:tcPr>
+            <w:tcW w:w="2800" w:type="dxa"/>
+            <w:tcMar>
+              <w:top w:w="80" w:type="dxa"/>
+              <w:left w:w="100" w:type="dxa"/>
+              <w:bottom w:w="80" w:type="dxa"/>
+              <w:right w:w="100" w:type="dxa"/>
+            </w:tcMar>
+          </w:tcPr>
+          <w:p>
+            <w:r>
+              <w:rPr>
+                <w:sz w:val="22"/>
+                <w:szCs w:val="22"/>
+              </w:rPr>
+              <w:t xml:space="preserve">Fonte do clima do modelo final (Etapa 5), para todos os municípios.</w:t>
             </w:r>
           </w:p>
         </w:tc>
@@ -2011,7 +2115,7 @@
                 <w:sz w:val="22"/>
                 <w:szCs w:val="22"/>
               </w:rPr>
-              <w:t xml:space="preserve">INMET</w:t>
+              <w:t xml:space="preserve">INMET / NASA POWER</w:t>
             </w:r>
           </w:p>
         </w:tc>
@@ -2093,7 +2197,7 @@
                 <w:sz w:val="22"/>
                 <w:szCs w:val="22"/>
               </w:rPr>
-              <w:t xml:space="preserve">INMET</w:t>
+              <w:t xml:space="preserve">INMET / NASA POWER</w:t>
             </w:r>
           </w:p>
         </w:tc>
@@ -2187,7 +2291,7 @@
                 <w:sz w:val="22"/>
                 <w:szCs w:val="22"/>
               </w:rPr>
-              <w:t xml:space="preserve">INMET (calculado)</w:t>
+              <w:t xml:space="preserve">INMET / NASA POWER (calculado)</w:t>
             </w:r>
           </w:p>
         </w:tc>
@@ -2263,7 +2367,21 @@
           <w:sz w:val="24"/>
           <w:szCs w:val="24"/>
         </w:rPr>
-        <w:t xml:space="preserve">Os dados brutos do SIDRA foram obtidos via API pública do IBGE (tabela 1612, variáveis de área plantada, área colhida, produção e rendimento médio, categoria soja em grão) para os 497 municípios do RS, 2000–2025 (26 safras), e reorganizados para o formato município × ano. O ONI foi agregado por janela de safra (outubro do ano anterior a março do ano da safra), também disponível até 2025. Os dados diários do INMET (45 estações automáticas do RS, 2000–2025, obtidos via BDMEP em duas etapas) foram associados a cada município pela estação mais próxima (distância de Haversine) e agregados na mesma janela de safra (soma de precipitação, média de temperatura), com combinações estação–safra de janela incompleta (menos de 150 dos ~182 dias esperados, por falha de equipamento ou estação recém-instalada) tratadas como ausentes em vez de soma parcial. Os dados de adubação fosfatada (Embrapa/CQFS-RS/SC) não foram integrados ao painel como variável, por serem uma tabela de referência por classe de solo, e não uma série observada por município; seu uso, como aplicação do modelo, é descrito na Seção 6.6.</w:t>
+        <w:t xml:space="preserve">Os dados brutos do SIDRA foram obtidos via API pública do IBGE (tabela 1612, variáveis de área plantada, área colhida, produção e rendimento médio, categoria soja em grão) para os 497 municípios do RS, 2000–2025 (26 safras), e reorganizados para o formato município × ano. O ONI foi agregado por janela de safra (outubro do ano anterior a março do ano da safra), também disponível até 2025. Os dados diários do INMET (45 estações automáticas do RS, 2000–2025, obtidos via BDMEP em duas etapas) foram associados a cada município pela estação mais próxima (distância de Haversine) e agregados na mesma janela de safra (soma de precipitação, média de temperatura), com combinações estação–safra de janela incompleta (menos de 150 dos ~182 dias esperados, por falha de equipamento ou estação recém-instalada) </w:t>
+      </w:r>
+      <w:r>
+        <w:rPr>
+          <w:sz w:val="24"/>
+          <w:szCs w:val="24"/>
+        </w:rPr>
+        <w:t xml:space="preserve">tratadas como ausentes em vez de soma parcial. Os dados diários do NASA POWER (2000–2025, outubro a maio) foram obtidos pela API pública do serviço; como todos os pontos de uma célula da grade recebem o mesmo valor, cada município foi associado à célula que contém a sua coordenada, e os 497 municípios caem em 87 células. A umidade relativa mínima, não fornecida pelo NASA POWER, foi estimada pela razão entre a pressão de vapor no ponto de orvalho e a pressão de saturação na temperatura máxima do dia (Allen et al., 1998). Os dados de adubação</w:t>
+      </w:r>
+      <w:r>
+        <w:rPr>
+          <w:sz w:val="24"/>
+          <w:szCs w:val="24"/>
+        </w:rPr>
+        <w:t xml:space="preserve"> fosfatada (Embrapa/CQFS-RS/SC) não foram integrados ao painel como variável, por serem uma tabela de referência por classe de solo, e não uma série observada por município; seu uso, como aplicação do modelo, é descrito na Seção 6.6.</w:t>
       </w:r>
     </w:p>
     <w:p>
@@ -2438,7 +2556,49 @@
           <w:sz w:val="24"/>
           <w:szCs w:val="24"/>
         </w:rPr>
-        <w:t xml:space="preserve">Considerando todos os pares município-safra, o rendimento médio observado sob La Niña (≈2.151 kg/ha) é inferior ao observado em safras neutras (≈2.432 kg/ha) e sob El Niño (≈2.395 kg/ha). Esse resultado é compatível com Pilau et al. (2022) e Nóia Júnior et al. (2020), que descrevem efeitos negativos consistentes da fase fria do ENOS sobre a produtividade da soja no sul do Brasil, e reforça o uso do ONI como atributo do modelo.</w:t>
+        <w:t xml:space="preserve">Considerando todos os pares município-safra, o rendimento médio observado sob La Niña </w:t>
+      </w:r>
+      <w:r>
+        <w:rPr>
+          <w:sz w:val="24"/>
+          <w:szCs w:val="24"/>
+        </w:rPr>
+        <w:t xml:space="preserve">(≈2.230 kg/ha)</w:t>
+      </w:r>
+      <w:r>
+        <w:rPr>
+          <w:sz w:val="24"/>
+          <w:szCs w:val="24"/>
+        </w:rPr>
+        <w:t xml:space="preserve"> é inferior ao observado em safras neutras </w:t>
+      </w:r>
+      <w:r>
+        <w:rPr>
+          <w:sz w:val="24"/>
+          <w:szCs w:val="24"/>
+        </w:rPr>
+        <w:t xml:space="preserve">(≈2.351 kg/ha)</w:t>
+      </w:r>
+      <w:r>
+        <w:rPr>
+          <w:sz w:val="24"/>
+          <w:szCs w:val="24"/>
+        </w:rPr>
+        <w:t xml:space="preserve"> e sob El Niño </w:t>
+      </w:r>
+      <w:r>
+        <w:rPr>
+          <w:sz w:val="24"/>
+          <w:szCs w:val="24"/>
+        </w:rPr>
+        <w:t xml:space="preserve">(≈2.462 kg/ha)</w:t>
+      </w:r>
+      <w:r>
+        <w:rPr>
+          <w:sz w:val="24"/>
+          <w:szCs w:val="24"/>
+        </w:rPr>
+        <w:t xml:space="preserve">. Esse resultado é compatível com Pilau et al. (2022) e Nóia Júnior et al. (2020), que descrevem efeitos negativos consistentes da fase fria do ENOS sobre a produtividade da soja no sul do Brasil, e reforça o uso do ONI como atributo do modelo.</w:t>
       </w:r>
     </w:p>
     <w:p>
@@ -2511,7 +2671,21 @@
           <w:sz w:val="24"/>
           <w:szCs w:val="24"/>
         </w:rPr>
-        <w:t xml:space="preserve">No nível município-safra (sem separar por município), a correlação entre rendimento e ONI médio da safra é fraca (≈0,22) e entre rendimento e precipitação acumulada na safra é moderada (≈0,38) – coerente com a literatura, mas mostra que variáveis agregadas simples não bastam sozinhas. A hipótese de que Random Forest e Gradient Boosting capturariam melhor as interações não lineares é avaliada na Seção 6. Limitações identificadas na base: (i) a janela do ONI usada é uma primeira aproximação; (ii) municípios distantes das 45 estações do INMET têm o clima estimado por uma estação potencialmente distante; (iii) períodos em que a estação estava em pane geram dados ausentes; (iv) a adubação fosfatada não é uma série observada (Seção 6.6).</w:t>
+        <w:t xml:space="preserve">No nível município-safra (sem separar por município), a correlação entre rendimento e ONI médio da safra </w:t>
+      </w:r>
+      <w:r>
+        <w:rPr>
+          <w:sz w:val="24"/>
+          <w:szCs w:val="24"/>
+        </w:rPr>
+        <w:t xml:space="preserve">é fraca (≈0,16)</w:t>
+      </w:r>
+      <w:r>
+        <w:rPr>
+          <w:sz w:val="24"/>
+          <w:szCs w:val="24"/>
+        </w:rPr>
+        <w:t xml:space="preserve"> e entre rendimento e precipitação acumulada na safra é moderada (≈0,38) – coerente com a literatura, mas mostra que variáveis agregadas simples não bastam sozinhas. A hipótese de que Random Forest e Gradient Boosting capturariam melhor as interações não lineares é avaliada na Seção 6. Limitações identificadas na base: (i) a janela do ONI usada é uma primeira aproximação; (ii) municípios distantes das 45 estações do INMET têm o clima estimado por uma estação potencialmente distante; (iii) períodos em que a estação estava em pane geram dados ausentes; (iv) a adubação fosfatada não é uma série observada (Seção 6.6).</w:t>
       </w:r>
     </w:p>
     <w:p>
@@ -2539,7 +2713,21 @@
           <w:sz w:val="24"/>
           <w:szCs w:val="24"/>
         </w:rPr>
-        <w:t xml:space="preserve">A pesquisa é aplicada, quantitativa e preditiva, com unidade de análise município–safra, restrita ao Rio Grande do Sul. A modelagem foi conduzida em quatro etapas, cada uma motivada pelo diagnóstico dos erros da anterior; todas estão em notebooks Python no GitHub do projeto. Duas alternativas de série temporal foram consideradas e descartadas: uma série agregada por estado (eliminaria a granularidade municipal) e um modelo de série temporal global (ex.: DeepAR, N-BEATS), por desproporção entre esforço e prazo e pelo tamanho reduzido da base.</w:t>
+        <w:t xml:space="preserve">A pesquisa é aplicada, quantitativa e preditiva, com unidade de análise município–safra, restrita ao Rio Grande do Sul. A modelagem foi </w:t>
+      </w:r>
+      <w:r>
+        <w:rPr>
+          <w:sz w:val="24"/>
+          <w:szCs w:val="24"/>
+        </w:rPr>
+        <w:t xml:space="preserve">conduzida em cinco etapas</w:t>
+      </w:r>
+      <w:r>
+        <w:rPr>
+          <w:sz w:val="24"/>
+          <w:szCs w:val="24"/>
+        </w:rPr>
+        <w:t xml:space="preserve">, cada uma motivada pelo diagnóstico dos erros da anterior; todas estão em notebooks Python no GitHub do projeto. Duas alternativas de série temporal foram consideradas e descartadas: uma série agregada por estado (eliminaria a granularidade municipal) e um modelo de série temporal global (ex.: DeepAR, N-BEATS), por desproporção entre esforço e prazo e pelo tamanho reduzido da base.</w:t>
       </w:r>
     </w:p>
     <w:p>
@@ -2751,7 +2939,7 @@
           <w:sz w:val="24"/>
           <w:szCs w:val="24"/>
         </w:rPr>
-        <w:t>5.2 Patamar esperado e modelos</w:t>
+        <w:t xml:space="preserve">5.2 Fonte do clima: estações INMET e NASA POWER</w:t>
       </w:r>
     </w:p>
     <w:p>
@@ -2765,8 +2953,14 @@
           <w:sz w:val="24"/>
           <w:szCs w:val="24"/>
         </w:rPr>
-        <w:t xml:space="preserve">Cada previsão é a soma de um </w:t>
-      </w:r>
+        <w:t xml:space="preserve">Nas Etapas 1 a 4, o clima de cada município veio da estação automática do INMET mais próxima. Com a exigência de cobertura mínima, cerca de metade dos pares município–safra com rendimento ficava fora do modelo por falta de dado da estação. Na Etapa 5, as mesmas variáveis (subperíodos, seca, calor, umidade mínima e balanço hídrico, com as mesmas regras) foram calculadas a partir do NASA POWER, base em grade sem falhas, na célula que contém cada município. As duas fontes foram comparadas em cada estação, e os modelos foram avaliados com cada uma delas nos mesmos pares município–safra, para separar o efeito da fonte do efeito da cobertura.</w:t>
+      </w:r>
+    </w:p>
+    <w:p>
+      <w:pPr>
+        <w:keepNext/>
+        <w:spacing w:before="280" w:after="160"/>
+      </w:pPr>
       <w:r>
         <w:rPr>
           <w:b/>
@@ -2774,30 +2968,7 @@
           <w:sz w:val="24"/>
           <w:szCs w:val="24"/>
         </w:rPr>
-        <w:t xml:space="preserve">patamar</w:t>
-      </w:r>
-      <w:r>
-        <w:rPr>
-          <w:sz w:val="24"/>
-          <w:szCs w:val="24"/>
-        </w:rPr>
-        <w:t xml:space="preserve"> – o rendimento esperado do município numa safra normal – e de um </w:t>
-      </w:r>
-      <w:r>
-        <w:rPr>
-          <w:b/>
-          <w:bCs/>
-          <w:sz w:val="24"/>
-          <w:szCs w:val="24"/>
-        </w:rPr>
-        <w:t xml:space="preserve">desvio</w:t>
-      </w:r>
-      <w:r>
-        <w:rPr>
-          <w:sz w:val="24"/>
-          <w:szCs w:val="24"/>
-        </w:rPr>
-        <w:t xml:space="preserve"> explicado pelo clima. Quatro formas de patamar foram comparadas, todas calculadas apenas com safras anteriores à prevista: reta de tendência estadual com todo o histórico, média móvel dos últimos 5 anos do município, média olímpica dos últimos 5 anos (descartando o melhor e o pior ano) e reta dos últimos 10 anos. A média móvel de 5 anos teve o melhor desempenho e foi adotada.</w:t>
+        <w:t xml:space="preserve">5.3 Patamar esperado e modelos</w:t>
       </w:r>
     </w:p>
     <w:p>
@@ -2811,74 +2982,8 @@
           <w:sz w:val="24"/>
           <w:szCs w:val="24"/>
         </w:rPr>
-        <w:t xml:space="preserve">O desvio foi modelado por: (F) regressão linear reduzida, com uma variável por fenômeno – chuva de out–nov, chuva de dez–fev e seu quadrado, chuva de março, dias de calor e umidade mínima de dez–fev; (H1) F acrescida do déficit hídrico; (H2) H1 acrescida de dois termos de seca extrema, max(0, U</w:t>
-      </w:r>
-      <w:r>
-        <w:rPr>
-          <w:sz w:val="24"/>
-          <w:szCs w:val="24"/>
-          <w:vertAlign w:val="subscript"/>
-        </w:rPr>
-        <w:t xml:space="preserve">20</w:t>
-      </w:r>
-      <w:r>
-        <w:rPr>
-          <w:sz w:val="24"/>
-          <w:szCs w:val="24"/>
-        </w:rPr>
-        <w:t xml:space="preserve"> − U) e max(0, D − D</w:t>
-      </w:r>
-      <w:r>
-        <w:rPr>
-          <w:sz w:val="24"/>
-          <w:szCs w:val="24"/>
-          <w:vertAlign w:val="subscript"/>
-        </w:rPr>
-        <w:t xml:space="preserve">80</w:t>
-      </w:r>
-      <w:r>
-        <w:rPr>
-          <w:sz w:val="24"/>
-          <w:szCs w:val="24"/>
-        </w:rPr>
-        <w:t xml:space="preserve">), em que U é a umidade mínima, D o déficit hídrico e U</w:t>
-      </w:r>
-      <w:r>
-        <w:rPr>
-          <w:sz w:val="24"/>
-          <w:szCs w:val="24"/>
-          <w:vertAlign w:val="subscript"/>
-        </w:rPr>
-        <w:t xml:space="preserve">20</w:t>
-      </w:r>
-      <w:r>
-        <w:rPr>
-          <w:sz w:val="24"/>
-          <w:szCs w:val="24"/>
-        </w:rPr>
-        <w:t xml:space="preserve"> e D</w:t>
-      </w:r>
-      <w:r>
-        <w:rPr>
-          <w:sz w:val="24"/>
-          <w:szCs w:val="24"/>
-          <w:vertAlign w:val="subscript"/>
-        </w:rPr>
-        <w:t xml:space="preserve">80</w:t>
-      </w:r>
-      <w:r>
-        <w:rPr>
-          <w:sz w:val="24"/>
-          <w:szCs w:val="24"/>
-        </w:rPr>
-        <w:t xml:space="preserve"> os níveis que delimitam as 20% safras mais secas do treino – esses termos valem zero em safras normais e permitem que a perda cresça mais rápido na seca forte; (GB) Gradient Boosting com todas as variáveis climáticas, o ONI e as do balanço hídrico; e a média simples de H2 e GB. Random Forest (500 árvores) foi avaliado nas primeiras etapas. Os hiperparâmetros das árvores foram fixados a priori (Gradient Boosting: taxa de aprendizado 0,05, até 500 iterações com parada antecipada). As linhas de base são a média histórica do município (todas as safras anteriores) e o rendimento da safra anterior. O modelo usa apenas informações disponíveis até o fim de março (a chuva de março é a última variável), permitindo a previsão cerca de um mês antes da colheita (abril–maio).</w:t>
-      </w:r>
-    </w:p>
-    <w:p>
-      <w:pPr>
-        <w:keepNext/>
-        <w:spacing w:before="280" w:after="160"/>
-      </w:pPr>
+        <w:t xml:space="preserve">Cada previsão é a soma de um </w:t>
+      </w:r>
       <w:r>
         <w:rPr>
           <w:b/>
@@ -2886,7 +2991,30 @@
           <w:sz w:val="24"/>
           <w:szCs w:val="24"/>
         </w:rPr>
-        <w:t>5.3 Validação e métricas</w:t>
+        <w:t xml:space="preserve">patamar</w:t>
+      </w:r>
+      <w:r>
+        <w:rPr>
+          <w:sz w:val="24"/>
+          <w:szCs w:val="24"/>
+        </w:rPr>
+        <w:t xml:space="preserve"> – o rendimento esperado do município numa safra normal – e de um </w:t>
+      </w:r>
+      <w:r>
+        <w:rPr>
+          <w:b/>
+          <w:bCs/>
+          <w:sz w:val="24"/>
+          <w:szCs w:val="24"/>
+        </w:rPr>
+        <w:t xml:space="preserve">desvio</w:t>
+      </w:r>
+      <w:r>
+        <w:rPr>
+          <w:sz w:val="24"/>
+          <w:szCs w:val="24"/>
+        </w:rPr>
+        <w:t xml:space="preserve"> explicado pelo clima. Quatro formas de patamar foram comparadas, todas calculadas apenas com safras anteriores à prevista: reta de tendência estadual com todo o histórico, média móvel dos últimos 5 anos do município, média olímpica dos últimos 5 anos (descartando o melhor e o pior ano) e reta dos últimos 10 anos. A média móvel de 5 anos teve o melhor desempenho e foi adotada.</w:t>
       </w:r>
     </w:p>
     <w:p>
@@ -2900,7 +3028,74 @@
           <w:sz w:val="24"/>
           <w:szCs w:val="24"/>
         </w:rPr>
-        <w:t xml:space="preserve">A base de modelagem tem 5.260 pares município–safra (448 municípios, safras 2005–2025) com rendimento, patamar e todas as variáveis climáticas. Foram usadas duas validações: (i) </w:t>
+        <w:t xml:space="preserve">O desvio foi modelado por: (F) regressão linear reduzida, com uma variável por fenômeno – chuva de out–nov, chuva de dez–fev e seu quadrado, chuva de março, dias de calor e umidade mínima de dez–fev; (H1) F acrescida do déficit hídrico; (H2) H1 acrescida de dois termos de seca extrema, max(0, U</w:t>
+      </w:r>
+      <w:r>
+        <w:rPr>
+          <w:sz w:val="24"/>
+          <w:szCs w:val="24"/>
+          <w:vertAlign w:val="subscript"/>
+        </w:rPr>
+        <w:t xml:space="preserve">20</w:t>
+      </w:r>
+      <w:r>
+        <w:rPr>
+          <w:sz w:val="24"/>
+          <w:szCs w:val="24"/>
+        </w:rPr>
+        <w:t xml:space="preserve"> − U) e max(0, D − D</w:t>
+      </w:r>
+      <w:r>
+        <w:rPr>
+          <w:sz w:val="24"/>
+          <w:szCs w:val="24"/>
+          <w:vertAlign w:val="subscript"/>
+        </w:rPr>
+        <w:t xml:space="preserve">80</w:t>
+      </w:r>
+      <w:r>
+        <w:rPr>
+          <w:sz w:val="24"/>
+          <w:szCs w:val="24"/>
+        </w:rPr>
+        <w:t xml:space="preserve">), em que U é a umidade mínima, D o déficit hídrico e U</w:t>
+      </w:r>
+      <w:r>
+        <w:rPr>
+          <w:sz w:val="24"/>
+          <w:szCs w:val="24"/>
+          <w:vertAlign w:val="subscript"/>
+        </w:rPr>
+        <w:t xml:space="preserve">20</w:t>
+      </w:r>
+      <w:r>
+        <w:rPr>
+          <w:sz w:val="24"/>
+          <w:szCs w:val="24"/>
+        </w:rPr>
+        <w:t xml:space="preserve"> e D</w:t>
+      </w:r>
+      <w:r>
+        <w:rPr>
+          <w:sz w:val="24"/>
+          <w:szCs w:val="24"/>
+          <w:vertAlign w:val="subscript"/>
+        </w:rPr>
+        <w:t xml:space="preserve">80</w:t>
+      </w:r>
+      <w:r>
+        <w:rPr>
+          <w:sz w:val="24"/>
+          <w:szCs w:val="24"/>
+        </w:rPr>
+        <w:t xml:space="preserve"> os níveis que delimitam as 20% safras mais secas do treino – esses termos valem zero em safras normais e permitem que a perda cresça mais rápido na seca forte; (GB) Gradient Boosting com todas as variáveis climáticas, o ONI e as do balanço hídrico; </w:t>
+      </w:r>
+      <w:r>
+        <w:rPr>
+          <w:sz w:val="24"/>
+          <w:szCs w:val="24"/>
+        </w:rPr>
+        <w:t xml:space="preserve">e a média simples de H2 e GB. Na Etapa 5, como F e H2 empataram com o clima do NASA POWER, foram testadas combinações dos dois: a média de F e H2, uma regressão Ridge com as variáveis do H2 (penalização escolhida por validação cruzada dentro do treino) e o F acrescido de apenas um dos termos de seca extrema – o de umidade ou o de déficit. Esta última variação, denominada </w:t>
       </w:r>
       <w:r>
         <w:rPr>
@@ -2909,15 +3104,43 @@
           <w:sz w:val="24"/>
           <w:szCs w:val="24"/>
         </w:rPr>
-        <w:t xml:space="preserve">corte temporal</w:t>
-      </w:r>
-      <w:r>
-        <w:rPr>
-          <w:sz w:val="24"/>
-          <w:szCs w:val="24"/>
-        </w:rPr>
-        <w:t xml:space="preserve">, com treino até 2020 (3.669 linhas) e teste em 2021–2025 (1.591 linhas), que simula a previsão real nas safras mais recentes; e (ii) </w:t>
-      </w:r>
+        <w:t xml:space="preserve">FL</w:t>
+      </w:r>
+      <w:r>
+        <w:rPr>
+          <w:sz w:val="24"/>
+          <w:szCs w:val="24"/>
+        </w:rPr>
+        <w:t xml:space="preserve"> (F + max(0, D − D</w:t>
+      </w:r>
+      <w:r>
+        <w:rPr>
+          <w:sz w:val="24"/>
+          <w:szCs w:val="24"/>
+          <w:vertAlign w:val="subscript"/>
+        </w:rPr>
+        <w:t xml:space="preserve">80</w:t>
+      </w:r>
+      <w:r>
+        <w:rPr>
+          <w:sz w:val="24"/>
+          <w:szCs w:val="24"/>
+        </w:rPr>
+        <w:t xml:space="preserve">)), foi a melhor de forma consistente e é o modelo final. Random Forest (500 árvores) foi avaliado nas primeiras etapas.</w:t>
+      </w:r>
+      <w:r>
+        <w:rPr>
+          <w:sz w:val="24"/>
+          <w:szCs w:val="24"/>
+        </w:rPr>
+        <w:t xml:space="preserve"> Os hiperparâmetros das árvores foram fixados a priori (Gradient Boosting: taxa de aprendizado 0,05, até 500 iterações com parada antecipada). As linhas de base são a média histórica do município (todas as safras anteriores) e o rendimento da safra anterior. O modelo usa apenas informações disponíveis até o fim de março (a chuva de março é a última variável), permitindo a previsão cerca de um mês antes da colheita (abril–maio).</w:t>
+      </w:r>
+    </w:p>
+    <w:p>
+      <w:pPr>
+        <w:keepNext/>
+        <w:spacing w:before="280" w:after="160"/>
+      </w:pPr>
       <w:r>
         <w:rPr>
           <w:b/>
@@ -2925,6 +3148,45 @@
           <w:sz w:val="24"/>
           <w:szCs w:val="24"/>
         </w:rPr>
+        <w:t xml:space="preserve">5.4 Validação e métricas</w:t>
+      </w:r>
+    </w:p>
+    <w:p>
+      <w:pPr>
+        <w:spacing w:after="200" w:line="276" w:lineRule="auto"/>
+        <w:ind w:firstLine="720"/>
+        <w:jc w:val="both"/>
+      </w:pPr>
+      <w:r>
+        <w:rPr>
+          <w:sz w:val="24"/>
+          <w:szCs w:val="24"/>
+        </w:rPr>
+        <w:t xml:space="preserve">Com o clima do NASA POWER, a base de modelagem tem 8.651 pares município–safra (450 municípios, safras 2005–2025) – todos os pares com rendimento e patamar –, contra 5.260 pares (448 municípios) com o clima das estações do INMET. Foram usadas duas validações: (i) </w:t>
+      </w:r>
+      <w:r>
+        <w:rPr>
+          <w:b/>
+          <w:bCs/>
+          <w:sz w:val="24"/>
+          <w:szCs w:val="24"/>
+        </w:rPr>
+        <w:t xml:space="preserve">corte temporal</w:t>
+      </w:r>
+      <w:r>
+        <w:rPr>
+          <w:sz w:val="24"/>
+          <w:szCs w:val="24"/>
+        </w:rPr>
+        <w:t xml:space="preserve">, com treino até 2020 (6.497 linhas) e teste em 2021–2025 (2.154 linhas), que simula a previsão real nas safras mais recentes; e (ii) </w:t>
+      </w:r>
+      <w:r>
+        <w:rPr>
+          <w:b/>
+          <w:bCs/>
+          <w:sz w:val="24"/>
+          <w:szCs w:val="24"/>
+        </w:rPr>
         <w:t xml:space="preserve">deixando uma safra de fora</w:t>
       </w:r>
       <w:r>
@@ -2932,7 +3194,7 @@
           <w:sz w:val="24"/>
           <w:szCs w:val="24"/>
         </w:rPr>
-        <w:t xml:space="preserve">, em que cada safra de 2008 a 2025 é prevista por um modelo treinado com todas as demais (5.125 linhas avaliadas), medindo a estabilidade da relação clima–rendimento. As métricas são RMSE, MAE, R</w:t>
+        <w:t xml:space="preserve">, em que cada safra de 2008 a 2025 é prevista por um modelo treinado com todas as demais (7.472 linhas avaliadas), medindo a estabilidade da relação clima–rendimento. As métricas são RMSE, MAE, R</w:t>
       </w:r>
       <w:r>
         <w:rPr>
@@ -2990,7 +3252,21 @@
           <w:sz w:val="24"/>
           <w:szCs w:val="24"/>
         </w:rPr>
-        <w:t xml:space="preserve">A Tabela 3 resume as quatro etapas. Na Etapa 1, nenhum modelo superou a média do período de teste (R</w:t>
+        <w:t xml:space="preserve">A Tabela 3 </w:t>
+      </w:r>
+      <w:r>
+        <w:rPr>
+          <w:sz w:val="24"/>
+          <w:szCs w:val="24"/>
+        </w:rPr>
+        <w:t xml:space="preserve">resume as cinco etapas</w:t>
+      </w:r>
+      <w:r>
+        <w:rPr>
+          <w:sz w:val="24"/>
+          <w:szCs w:val="24"/>
+        </w:rPr>
+        <w:t xml:space="preserve">. Na Etapa 1, nenhum modelo superou a média do período de teste (R</w:t>
       </w:r>
       <w:r>
         <w:rPr>
@@ -3020,7 +3296,14 @@
           <w:sz w:val="24"/>
           <w:szCs w:val="24"/>
         </w:rPr>
-        <w:t xml:space="preserve"> de 0,44, valor otimista porque a tendência usava safras posteriores à prevista; com o patamar calculado apenas com o passado (Etapa 3), o valor realista é ≈0,25.</w:t>
+        <w:t xml:space="preserve"> de 0,44, valor otimista porque a tendência usava safras posteriores à prevista; com o patamar calculado apenas com o passado (Etapa 3), </w:t>
+      </w:r>
+      <w:r>
+        <w:rPr>
+          <w:sz w:val="24"/>
+          <w:szCs w:val="24"/>
+        </w:rPr>
+        <w:t xml:space="preserve">o valor realista é ≈0,25. Na Etapa 4, o balanço hídrico e os limiares de seca extrema (H2) trouxeram um ganho pequeno. Na Etapa 5, a troca das estações pelo NASA POWER ampliou a base em 64% e reduziu o erro nos mesmos pares, e o modelo FL passou a ser o final.</w:t>
       </w:r>
     </w:p>
     <w:tbl>
@@ -3387,7 +3670,78 @@
                 <w:sz w:val="22"/>
                 <w:szCs w:val="22"/>
               </w:rPr>
-              <w:t xml:space="preserve">RMSE 740 / 684 (modelo final, H2).</w:t>
+              <w:t xml:space="preserve">RMSE 740 / 684 (H2).</w:t>
+            </w:r>
+          </w:p>
+        </w:tc>
+      </w:tr>
+      <w:tr>
+        <w:tc>
+          <w:tcPr>
+            <w:tcW w:w="1000" w:type="dxa"/>
+            <w:tcMar>
+              <w:top w:w="80" w:type="dxa"/>
+              <w:left w:w="100" w:type="dxa"/>
+              <w:bottom w:w="80" w:type="dxa"/>
+              <w:right w:w="100" w:type="dxa"/>
+            </w:tcMar>
+          </w:tcPr>
+          <w:p>
+            <w:pPr>
+              <w:keepNext/>
+            </w:pPr>
+            <w:r>
+              <w:rPr>
+                <w:sz w:val="22"/>
+                <w:szCs w:val="22"/>
+              </w:rPr>
+              <w:t xml:space="preserve">5</w:t>
+            </w:r>
+          </w:p>
+        </w:tc>
+        <w:tc>
+          <w:tcPr>
+            <w:tcW w:w="3200" w:type="dxa"/>
+            <w:tcMar>
+              <w:top w:w="80" w:type="dxa"/>
+              <w:left w:w="100" w:type="dxa"/>
+              <w:bottom w:w="80" w:type="dxa"/>
+              <w:right w:w="100" w:type="dxa"/>
+            </w:tcMar>
+          </w:tcPr>
+          <w:p>
+            <w:pPr>
+              <w:keepNext/>
+            </w:pPr>
+            <w:r>
+              <w:rPr>
+                <w:sz w:val="22"/>
+                <w:szCs w:val="22"/>
+              </w:rPr>
+              <w:t xml:space="preserve">Clima do NASA POWER (8.651 pares, +64%) e combinações de F e H2</w:t>
+            </w:r>
+          </w:p>
+        </w:tc>
+        <w:tc>
+          <w:tcPr>
+            <w:tcW w:w="4300" w:type="dxa"/>
+            <w:tcMar>
+              <w:top w:w="80" w:type="dxa"/>
+              <w:left w:w="100" w:type="dxa"/>
+              <w:bottom w:w="80" w:type="dxa"/>
+              <w:right w:w="100" w:type="dxa"/>
+            </w:tcMar>
+          </w:tcPr>
+          <w:p>
+            <w:pPr>
+              <w:keepNext/>
+            </w:pPr>
+            <w:r>
+              <w:rPr>
+                <w:sz w:val="22"/>
+                <w:szCs w:val="22"/>
+              </w:rPr>
+              <w:t xml:space="preserve">RMSE 739 / 638 (modelo final, FL).</w:t>
             </w:r>
           </w:p>
         </w:tc>
@@ -3431,10 +3785,433 @@
       </w:pPr>
       <w:r>
         <w:rPr>
-          <w:sz w:val="24"/>
-          <w:szCs w:val="24"/>
-        </w:rPr>
-        <w:t xml:space="preserve">A Tabela 4 compara os modelos nas duas validações. O modelo final (H2) reduziu o RMSE em 14% (corte temporal) e 22% (deixando uma safra de fora) em relação à média histórica do município, com MAE de 591 e 518 kg/ha. Repetir o rendimento da safra anterior foi a pior estratégia, pois propaga secas e recordes para a previsão seguinte. O déficit hídrico sozinho (H1) não melhorou o modelo, por medir a mesma seca que a chuva e a umidade de dez–fev (correlação ≈0,8 entre elas); o ganho veio dos limiares de seca extrema. Os modelos de árvores ficaram atrás da regressão linear em todos os cenários: Random Forest teve desempenho semelhante ou inferior ao do Gradient Boosting nas Etapas 1 e 2 e não foi levado adiante, e a combinação de H2 com Gradient Boosting foi melhor em uma validação e pior na outra.</w:t>
+          <w:b/>
+          <w:bCs/>
+          <w:sz w:val="24"/>
+          <w:szCs w:val="24"/>
+        </w:rPr>
+        <w:t xml:space="preserve">Fonte do clima.</w:t>
+      </w:r>
+      <w:r>
+        <w:rPr>
+          <w:sz w:val="24"/>
+          <w:szCs w:val="24"/>
+        </w:rPr>
+        <w:t xml:space="preserve"> Comparando cada estação do INMET com a célula do NASA POWER que a contém, a correlação entre safras ficou entre 0,78 e 0,89 para quase todas as variáveis (0,74 a 0,94 na média estadual de cada safra); a exceção foi a maior sequência de dias secos (0,53). Nos mesmos 5.260 pares município–safra, o clima do NASA POWER reduziu o erro de todos os modelos lineares (Tabela 4). Uma explicação provável é que a célula da grade (≈50 km) representa a média da área do município melhor que uma estação pontual, às vezes a dezenas de quilômetros, e não tem falhas a preencher.</w:t>
+      </w:r>
+    </w:p>
+    <w:tbl>
+      <w:tblPr>
+        <w:tblW w:w="8500" w:type="dxa"/>
+        <w:jc w:val="center"/>
+        <w:tblBorders>
+          <w:top w:val="single" w:sz="4" w:space="0" w:color="999999"/>
+          <w:left w:val="single" w:sz="4" w:space="0" w:color="999999"/>
+          <w:bottom w:val="single" w:sz="4" w:space="0" w:color="999999"/>
+          <w:right w:val="single" w:sz="4" w:space="0" w:color="999999"/>
+          <w:insideH w:val="single" w:sz="4" w:space="0" w:color="999999"/>
+          <w:insideV w:val="single" w:sz="4" w:space="0" w:color="999999"/>
+        </w:tblBorders>
+        <w:tblCellMar>
+          <w:left w:w="10" w:type="dxa"/>
+          <w:right w:w="10" w:type="dxa"/>
+        </w:tblCellMar>
+        <w:tblLook w:val="04A0" w:firstRow="1" w:lastRow="0" w:firstColumn="1" w:lastColumn="0" w:noHBand="0" w:noVBand="1"/>
+      </w:tblPr>
+      <w:tblGrid>
+        <w:gridCol w:w="3700"/>
+        <w:gridCol w:w="2400"/>
+        <w:gridCol w:w="2400"/>
+      </w:tblGrid>
+      <w:tr>
+        <w:trPr>
+          <w:tblHeader/>
+        </w:trPr>
+        <w:tc>
+          <w:tcPr>
+            <w:tcW w:w="3700" w:type="dxa"/>
+            <w:shd w:val="clear" w:color="auto" w:fill="D9D9D9"/>
+            <w:tcMar>
+              <w:top w:w="80" w:type="dxa"/>
+              <w:left w:w="100" w:type="dxa"/>
+              <w:bottom w:w="80" w:type="dxa"/>
+              <w:right w:w="100" w:type="dxa"/>
+            </w:tcMar>
+          </w:tcPr>
+          <w:p>
+            <w:r>
+              <w:rPr>
+                <w:b/>
+                <w:bCs/>
+                <w:sz w:val="22"/>
+                <w:szCs w:val="22"/>
+              </w:rPr>
+              <w:t xml:space="preserve">Modelo</w:t>
+            </w:r>
+          </w:p>
+        </w:tc>
+        <w:tc>
+          <w:tcPr>
+            <w:tcW w:w="2400" w:type="dxa"/>
+            <w:shd w:val="clear" w:color="auto" w:fill="D9D9D9"/>
+            <w:tcMar>
+              <w:top w:w="80" w:type="dxa"/>
+              <w:left w:w="100" w:type="dxa"/>
+              <w:bottom w:w="80" w:type="dxa"/>
+              <w:right w:w="100" w:type="dxa"/>
+            </w:tcMar>
+          </w:tcPr>
+          <w:p>
+            <w:pPr>
+              <w:jc w:val="center"/>
+            </w:pPr>
+            <w:r>
+              <w:rPr>
+                <w:b/>
+                <w:bCs/>
+                <w:sz w:val="22"/>
+                <w:szCs w:val="22"/>
+              </w:rPr>
+              <w:t xml:space="preserve">INMET</w:t>
+            </w:r>
+          </w:p>
+        </w:tc>
+        <w:tc>
+          <w:tcPr>
+            <w:tcW w:w="2400" w:type="dxa"/>
+            <w:shd w:val="clear" w:color="auto" w:fill="D9D9D9"/>
+            <w:tcMar>
+              <w:top w:w="80" w:type="dxa"/>
+              <w:left w:w="100" w:type="dxa"/>
+              <w:bottom w:w="80" w:type="dxa"/>
+              <w:right w:w="100" w:type="dxa"/>
+            </w:tcMar>
+          </w:tcPr>
+          <w:p>
+            <w:pPr>
+              <w:jc w:val="center"/>
+            </w:pPr>
+            <w:r>
+              <w:rPr>
+                <w:b/>
+                <w:bCs/>
+                <w:sz w:val="22"/>
+                <w:szCs w:val="22"/>
+              </w:rPr>
+              <w:t xml:space="preserve">NASA POWER</w:t>
+            </w:r>
+          </w:p>
+        </w:tc>
+      </w:tr>
+      <w:tr>
+        <w:tc>
+          <w:tcPr>
+            <w:tcW w:w="3700" w:type="dxa"/>
+            <w:tcMar>
+              <w:top w:w="80" w:type="dxa"/>
+              <w:left w:w="100" w:type="dxa"/>
+              <w:bottom w:w="80" w:type="dxa"/>
+              <w:right w:w="100" w:type="dxa"/>
+            </w:tcMar>
+          </w:tcPr>
+          <w:p>
+            <w:r>
+              <w:rPr>
+                <w:sz w:val="22"/>
+                <w:szCs w:val="22"/>
+              </w:rPr>
+              <w:t xml:space="preserve">F – Regressão linear reduzida</w:t>
+            </w:r>
+          </w:p>
+        </w:tc>
+        <w:tc>
+          <w:tcPr>
+            <w:tcW w:w="2400" w:type="dxa"/>
+            <w:tcMar>
+              <w:top w:w="80" w:type="dxa"/>
+              <w:left w:w="100" w:type="dxa"/>
+              <w:bottom w:w="80" w:type="dxa"/>
+              <w:right w:w="100" w:type="dxa"/>
+            </w:tcMar>
+          </w:tcPr>
+          <w:p>
+            <w:pPr>
+              <w:jc w:val="center"/>
+            </w:pPr>
+            <w:r>
+              <w:rPr>
+                <w:sz w:val="22"/>
+                <w:szCs w:val="22"/>
+              </w:rPr>
+              <w:t xml:space="preserve">767 / 689</w:t>
+            </w:r>
+          </w:p>
+        </w:tc>
+        <w:tc>
+          <w:tcPr>
+            <w:tcW w:w="2400" w:type="dxa"/>
+            <w:tcMar>
+              <w:top w:w="80" w:type="dxa"/>
+              <w:left w:w="100" w:type="dxa"/>
+              <w:bottom w:w="80" w:type="dxa"/>
+              <w:right w:w="100" w:type="dxa"/>
+            </w:tcMar>
+          </w:tcPr>
+          <w:p>
+            <w:pPr>
+              <w:jc w:val="center"/>
+            </w:pPr>
+            <w:r>
+              <w:rPr>
+                <w:sz w:val="22"/>
+                <w:szCs w:val="22"/>
+              </w:rPr>
+              <w:t xml:space="preserve">709 / 643</w:t>
+            </w:r>
+          </w:p>
+        </w:tc>
+      </w:tr>
+      <w:tr>
+        <w:tc>
+          <w:tcPr>
+            <w:tcW w:w="3700" w:type="dxa"/>
+            <w:tcMar>
+              <w:top w:w="80" w:type="dxa"/>
+              <w:left w:w="100" w:type="dxa"/>
+              <w:bottom w:w="80" w:type="dxa"/>
+              <w:right w:w="100" w:type="dxa"/>
+            </w:tcMar>
+          </w:tcPr>
+          <w:p>
+            <w:r>
+              <w:rPr>
+                <w:sz w:val="22"/>
+                <w:szCs w:val="22"/>
+              </w:rPr>
+              <w:t xml:space="preserve">H2 – F + déficit + dois limiares</w:t>
+            </w:r>
+          </w:p>
+        </w:tc>
+        <w:tc>
+          <w:tcPr>
+            <w:tcW w:w="2400" w:type="dxa"/>
+            <w:tcMar>
+              <w:top w:w="80" w:type="dxa"/>
+              <w:left w:w="100" w:type="dxa"/>
+              <w:bottom w:w="80" w:type="dxa"/>
+              <w:right w:w="100" w:type="dxa"/>
+            </w:tcMar>
+          </w:tcPr>
+          <w:p>
+            <w:pPr>
+              <w:jc w:val="center"/>
+            </w:pPr>
+            <w:r>
+              <w:rPr>
+                <w:sz w:val="22"/>
+                <w:szCs w:val="22"/>
+              </w:rPr>
+              <w:t xml:space="preserve">740 / 684</w:t>
+            </w:r>
+          </w:p>
+        </w:tc>
+        <w:tc>
+          <w:tcPr>
+            <w:tcW w:w="2400" w:type="dxa"/>
+            <w:tcMar>
+              <w:top w:w="80" w:type="dxa"/>
+              <w:left w:w="100" w:type="dxa"/>
+              <w:bottom w:w="80" w:type="dxa"/>
+              <w:right w:w="100" w:type="dxa"/>
+            </w:tcMar>
+          </w:tcPr>
+          <w:p>
+            <w:pPr>
+              <w:jc w:val="center"/>
+            </w:pPr>
+            <w:r>
+              <w:rPr>
+                <w:sz w:val="22"/>
+                <w:szCs w:val="22"/>
+              </w:rPr>
+              <w:t xml:space="preserve">700 / 656</w:t>
+            </w:r>
+          </w:p>
+        </w:tc>
+      </w:tr>
+      <w:tr>
+        <w:tc>
+          <w:tcPr>
+            <w:tcW w:w="3700" w:type="dxa"/>
+            <w:tcMar>
+              <w:top w:w="80" w:type="dxa"/>
+              <w:left w:w="100" w:type="dxa"/>
+              <w:bottom w:w="80" w:type="dxa"/>
+              <w:right w:w="100" w:type="dxa"/>
+            </w:tcMar>
+          </w:tcPr>
+          <w:p>
+            <w:r>
+              <w:rPr>
+                <w:sz w:val="22"/>
+                <w:szCs w:val="22"/>
+              </w:rPr>
+              <w:t xml:space="preserve">FL – F + limiar de déficit</w:t>
+            </w:r>
+          </w:p>
+        </w:tc>
+        <w:tc>
+          <w:tcPr>
+            <w:tcW w:w="2400" w:type="dxa"/>
+            <w:tcMar>
+              <w:top w:w="80" w:type="dxa"/>
+              <w:left w:w="100" w:type="dxa"/>
+              <w:bottom w:w="80" w:type="dxa"/>
+              <w:right w:w="100" w:type="dxa"/>
+            </w:tcMar>
+          </w:tcPr>
+          <w:p>
+            <w:pPr>
+              <w:jc w:val="center"/>
+            </w:pPr>
+            <w:r>
+              <w:rPr>
+                <w:sz w:val="22"/>
+                <w:szCs w:val="22"/>
+              </w:rPr>
+              <w:t xml:space="preserve">735 / 678</w:t>
+            </w:r>
+          </w:p>
+        </w:tc>
+        <w:tc>
+          <w:tcPr>
+            <w:tcW w:w="2400" w:type="dxa"/>
+            <w:tcMar>
+              <w:top w:w="80" w:type="dxa"/>
+              <w:left w:w="100" w:type="dxa"/>
+              <w:bottom w:w="80" w:type="dxa"/>
+              <w:right w:w="100" w:type="dxa"/>
+            </w:tcMar>
+          </w:tcPr>
+          <w:p>
+            <w:pPr>
+              <w:jc w:val="center"/>
+            </w:pPr>
+            <w:r>
+              <w:rPr>
+                <w:sz w:val="22"/>
+                <w:szCs w:val="22"/>
+              </w:rPr>
+              <w:t xml:space="preserve">698 / 651</w:t>
+            </w:r>
+          </w:p>
+        </w:tc>
+      </w:tr>
+      <w:tr>
+        <w:tc>
+          <w:tcPr>
+            <w:tcW w:w="3700" w:type="dxa"/>
+            <w:tcMar>
+              <w:top w:w="80" w:type="dxa"/>
+              <w:left w:w="100" w:type="dxa"/>
+              <w:bottom w:w="80" w:type="dxa"/>
+              <w:right w:w="100" w:type="dxa"/>
+            </w:tcMar>
+          </w:tcPr>
+          <w:p>
+            <w:r>
+              <w:rPr>
+                <w:sz w:val="22"/>
+                <w:szCs w:val="22"/>
+              </w:rPr>
+              <w:t xml:space="preserve">GB – Gradient Boosting</w:t>
+            </w:r>
+          </w:p>
+        </w:tc>
+        <w:tc>
+          <w:tcPr>
+            <w:tcW w:w="2400" w:type="dxa"/>
+            <w:tcMar>
+              <w:top w:w="80" w:type="dxa"/>
+              <w:left w:w="100" w:type="dxa"/>
+              <w:bottom w:w="80" w:type="dxa"/>
+              <w:right w:w="100" w:type="dxa"/>
+            </w:tcMar>
+          </w:tcPr>
+          <w:p>
+            <w:pPr>
+              <w:jc w:val="center"/>
+            </w:pPr>
+            <w:r>
+              <w:rPr>
+                <w:sz w:val="22"/>
+                <w:szCs w:val="22"/>
+              </w:rPr>
+              <w:t xml:space="preserve">811 / 738</w:t>
+            </w:r>
+          </w:p>
+        </w:tc>
+        <w:tc>
+          <w:tcPr>
+            <w:tcW w:w="2400" w:type="dxa"/>
+            <w:tcMar>
+              <w:top w:w="80" w:type="dxa"/>
+              <w:left w:w="100" w:type="dxa"/>
+              <w:bottom w:w="80" w:type="dxa"/>
+              <w:right w:w="100" w:type="dxa"/>
+            </w:tcMar>
+          </w:tcPr>
+          <w:p>
+            <w:pPr>
+              <w:jc w:val="center"/>
+            </w:pPr>
+            <w:r>
+              <w:rPr>
+                <w:sz w:val="22"/>
+                <w:szCs w:val="22"/>
+              </w:rPr>
+              <w:t xml:space="preserve">854 / 683</w:t>
+            </w:r>
+          </w:p>
+        </w:tc>
+      </w:tr>
+    </w:tbl>
+    <w:p>
+      <w:pPr>
+        <w:spacing w:before="120" w:after="300"/>
+        <w:jc w:val="center"/>
+      </w:pPr>
+      <w:r>
+        <w:rPr>
+          <w:i/>
+          <w:iCs/>
+          <w:sz w:val="22"/>
+          <w:szCs w:val="22"/>
+        </w:rPr>
+        <w:t xml:space="preserve">Tabela 4 – Mesmos 5.260 pares município–safra, clima das estações do INMET × clima do NASA POWER. RMSE em kg/ha (corte temporal / deixando uma safra de fora). Fonte: elaboração própria (2026).</w:t>
+      </w:r>
+    </w:p>
+    <w:p>
+      <w:pPr>
+        <w:spacing w:after="200" w:line="276" w:lineRule="auto"/>
+        <w:ind w:firstLine="720"/>
+        <w:jc w:val="both"/>
+      </w:pPr>
+      <w:r>
+        <w:rPr>
+          <w:b/>
+          <w:bCs/>
+          <w:sz w:val="24"/>
+          <w:szCs w:val="24"/>
+        </w:rPr>
+        <w:t xml:space="preserve">Modelo final.</w:t>
+      </w:r>
+      <w:r>
+        <w:rPr>
+          <w:sz w:val="24"/>
+          <w:szCs w:val="24"/>
+        </w:rPr>
+        <w:t xml:space="preserve"> A Tabela 5 compara os modelos com o NASA POWER em todos os 8.651 pares. O modelo final (FL) reduziu o RMSE em 16% (corte temporal) e 28% (deixando uma safra de fora) em relação à média histórica do município, com MAE de 580 e 479 kg/ha. Com essa fonte, F e H2 empataram (RMSE médio de 702 e 705 kg/ha nas duas validações), e por isso foram testadas combinações dos dois. O FL foi o melhor ou o segundo melhor nos três cenários avaliados – estações do INMET, NASA POWER nos mesmos pares e NASA POWER em todos os pares –, enquanto a média de F e H2 e a regressão Ridge não melhoraram em relação ao F. Como seis variações foram testadas nos mesmos dados, o resultado deve ser lido com cautela: o ganho do FL sobre o F é modesto (≈2% no RMSE médio) e concentrado no período 2021–2025, que teve as secas mais fortes da série, mas é consistente entre cenários e fontes. Ele também explica o desempenho do H2: o termo de déficit “normal” repete a informação da chuva e da umidade de dez–fev (correlação ≈0,8 entre elas), e o que acrescenta é apenas o limiar de seca extrema. Repetir o rendimento da safra anterior foi a pior estratégia, pois propaga secas e recordes para a previsão seguinte. Os modelos de árvores ficaram atrás da regressão linear: Random Forest teve desempenho semelhante ou inferior ao do Gradient Boosting nas Etapas 1 e 2 e não foi levado adiante.</w:t>
       </w:r>
     </w:p>
     <w:tbl>
@@ -3728,7 +4505,7 @@
                 <w:sz w:val="22"/>
                 <w:szCs w:val="22"/>
               </w:rPr>
-              <w:t xml:space="preserve">1.276</w:t>
+              <w:t xml:space="preserve">1.366</w:t>
             </w:r>
           </w:p>
         </w:tc>
@@ -3751,7 +4528,7 @@
                 <w:sz w:val="22"/>
                 <w:szCs w:val="22"/>
               </w:rPr>
-              <w:t xml:space="preserve">−1,05</w:t>
+              <w:t xml:space="preserve">−1,26</w:t>
             </w:r>
           </w:p>
         </w:tc>
@@ -3774,7 +4551,7 @@
                 <w:sz w:val="22"/>
                 <w:szCs w:val="22"/>
               </w:rPr>
-              <w:t xml:space="preserve">979</w:t>
+              <w:t xml:space="preserve">999</w:t>
             </w:r>
           </w:p>
         </w:tc>
@@ -3797,7 +4574,7 @@
                 <w:sz w:val="22"/>
                 <w:szCs w:val="22"/>
               </w:rPr>
-              <w:t xml:space="preserve">−0,51</w:t>
+              <w:t xml:space="preserve">−0,52</w:t>
             </w:r>
           </w:p>
         </w:tc>
@@ -3842,7 +4619,7 @@
                 <w:sz w:val="22"/>
                 <w:szCs w:val="22"/>
               </w:rPr>
-              <w:t xml:space="preserve">861</w:t>
+              <w:t xml:space="preserve">877</w:t>
             </w:r>
           </w:p>
         </w:tc>
@@ -3888,7 +4665,7 @@
                 <w:sz w:val="22"/>
                 <w:szCs w:val="22"/>
               </w:rPr>
-              <w:t xml:space="preserve">877</w:t>
+              <w:t xml:space="preserve">881</w:t>
             </w:r>
           </w:p>
         </w:tc>
@@ -3911,7 +4688,7 @@
                 <w:sz w:val="22"/>
                 <w:szCs w:val="22"/>
               </w:rPr>
-              <w:t xml:space="preserve">−0,21</w:t>
+              <w:t xml:space="preserve">−0,18</w:t>
             </w:r>
           </w:p>
         </w:tc>
@@ -3956,7 +4733,7 @@
                 <w:sz w:val="22"/>
                 <w:szCs w:val="22"/>
               </w:rPr>
-              <w:t xml:space="preserve">813</w:t>
+              <w:t xml:space="preserve">857</w:t>
             </w:r>
           </w:p>
         </w:tc>
@@ -3979,7 +4756,7 @@
                 <w:sz w:val="22"/>
                 <w:szCs w:val="22"/>
               </w:rPr>
-              <w:t xml:space="preserve">0,17</w:t>
+              <w:t xml:space="preserve">0,11</w:t>
             </w:r>
           </w:p>
         </w:tc>
@@ -4002,7 +4779,7 @@
                 <w:sz w:val="22"/>
                 <w:szCs w:val="22"/>
               </w:rPr>
-              <w:t xml:space="preserve">721</w:t>
+              <w:t xml:space="preserve">657</w:t>
             </w:r>
           </w:p>
         </w:tc>
@@ -4025,7 +4802,7 @@
                 <w:sz w:val="22"/>
                 <w:szCs w:val="22"/>
               </w:rPr>
-              <w:t xml:space="preserve">0,18</w:t>
+              <w:t xml:space="preserve">0,34</w:t>
             </w:r>
           </w:p>
         </w:tc>
@@ -4047,7 +4824,7 @@
                 <w:sz w:val="22"/>
                 <w:szCs w:val="22"/>
               </w:rPr>
-              <w:t xml:space="preserve">H1 – F + déficit hídrico</w:t>
+              <w:t xml:space="preserve">H2 – F + déficit + dois limiares</w:t>
             </w:r>
           </w:p>
         </w:tc>
@@ -4070,7 +4847,7 @@
                 <w:sz w:val="22"/>
                 <w:szCs w:val="22"/>
               </w:rPr>
-              <w:t xml:space="preserve">777</w:t>
+              <w:t xml:space="preserve">762</w:t>
             </w:r>
           </w:p>
         </w:tc>
@@ -4093,7 +4870,7 @@
                 <w:sz w:val="22"/>
                 <w:szCs w:val="22"/>
               </w:rPr>
-              <w:t xml:space="preserve">0,24</w:t>
+              <w:t xml:space="preserve">0,30</w:t>
             </w:r>
           </w:p>
         </w:tc>
@@ -4116,7 +4893,7 @@
                 <w:sz w:val="22"/>
                 <w:szCs w:val="22"/>
               </w:rPr>
-              <w:t xml:space="preserve">688</w:t>
+              <w:t xml:space="preserve">648</w:t>
             </w:r>
           </w:p>
         </w:tc>
@@ -4139,7 +4916,7 @@
                 <w:sz w:val="22"/>
                 <w:szCs w:val="22"/>
               </w:rPr>
-              <w:t xml:space="preserve">0,25</w:t>
+              <w:t xml:space="preserve">0,36</w:t>
             </w:r>
           </w:p>
         </w:tc>
@@ -4184,7 +4961,7 @@
                 <w:sz w:val="22"/>
                 <w:szCs w:val="22"/>
               </w:rPr>
-              <w:t xml:space="preserve">767</w:t>
+              <w:t xml:space="preserve">765</w:t>
             </w:r>
           </w:p>
         </w:tc>
@@ -4207,7 +4984,7 @@
                 <w:sz w:val="22"/>
                 <w:szCs w:val="22"/>
               </w:rPr>
-              <w:t xml:space="preserve">0,26</w:t>
+              <w:t xml:space="preserve">0,29</w:t>
             </w:r>
           </w:p>
         </w:tc>
@@ -4230,7 +5007,7 @@
                 <w:sz w:val="22"/>
                 <w:szCs w:val="22"/>
               </w:rPr>
-              <w:t xml:space="preserve">689</w:t>
+              <w:t xml:space="preserve">638</w:t>
             </w:r>
           </w:p>
         </w:tc>
@@ -4253,7 +5030,7 @@
                 <w:sz w:val="22"/>
                 <w:szCs w:val="22"/>
               </w:rPr>
-              <w:t xml:space="preserve">0,25</w:t>
+              <w:t xml:space="preserve">0,38</w:t>
             </w:r>
           </w:p>
         </w:tc>
@@ -4270,120 +5047,6 @@
             </w:tcMar>
           </w:tcPr>
           <w:p>
-            <w:r>
-              <w:rPr>
-                <w:sz w:val="22"/>
-                <w:szCs w:val="22"/>
-              </w:rPr>
-              <w:t xml:space="preserve">Média de H2 e GB</w:t>
-            </w:r>
-          </w:p>
-        </w:tc>
-        <w:tc>
-          <w:tcPr>
-            <w:tcW w:w="1200" w:type="dxa"/>
-            <w:tcMar>
-              <w:top w:w="80" w:type="dxa"/>
-              <w:left w:w="100" w:type="dxa"/>
-              <w:bottom w:w="80" w:type="dxa"/>
-              <w:right w:w="100" w:type="dxa"/>
-            </w:tcMar>
-          </w:tcPr>
-          <w:p>
-            <w:pPr>
-              <w:jc w:val="center"/>
-            </w:pPr>
-            <w:r>
-              <w:rPr>
-                <w:sz w:val="22"/>
-                <w:szCs w:val="22"/>
-              </w:rPr>
-              <w:t xml:space="preserve">755</w:t>
-            </w:r>
-          </w:p>
-        </w:tc>
-        <w:tc>
-          <w:tcPr>
-            <w:tcW w:w="1200" w:type="dxa"/>
-            <w:tcMar>
-              <w:top w:w="80" w:type="dxa"/>
-              <w:left w:w="100" w:type="dxa"/>
-              <w:bottom w:w="80" w:type="dxa"/>
-              <w:right w:w="100" w:type="dxa"/>
-            </w:tcMar>
-          </w:tcPr>
-          <w:p>
-            <w:pPr>
-              <w:jc w:val="center"/>
-            </w:pPr>
-            <w:r>
-              <w:rPr>
-                <w:sz w:val="22"/>
-                <w:szCs w:val="22"/>
-              </w:rPr>
-              <w:t xml:space="preserve">0,28</w:t>
-            </w:r>
-          </w:p>
-        </w:tc>
-        <w:tc>
-          <w:tcPr>
-            <w:tcW w:w="1200" w:type="dxa"/>
-            <w:tcMar>
-              <w:top w:w="80" w:type="dxa"/>
-              <w:left w:w="100" w:type="dxa"/>
-              <w:bottom w:w="80" w:type="dxa"/>
-              <w:right w:w="100" w:type="dxa"/>
-            </w:tcMar>
-          </w:tcPr>
-          <w:p>
-            <w:pPr>
-              <w:jc w:val="center"/>
-            </w:pPr>
-            <w:r>
-              <w:rPr>
-                <w:sz w:val="22"/>
-                <w:szCs w:val="22"/>
-              </w:rPr>
-              <w:t xml:space="preserve">677</w:t>
-            </w:r>
-          </w:p>
-        </w:tc>
-        <w:tc>
-          <w:tcPr>
-            <w:tcW w:w="1200" w:type="dxa"/>
-            <w:tcMar>
-              <w:top w:w="80" w:type="dxa"/>
-              <w:left w:w="100" w:type="dxa"/>
-              <w:bottom w:w="80" w:type="dxa"/>
-              <w:right w:w="100" w:type="dxa"/>
-            </w:tcMar>
-          </w:tcPr>
-          <w:p>
-            <w:pPr>
-              <w:jc w:val="center"/>
-            </w:pPr>
-            <w:r>
-              <w:rPr>
-                <w:sz w:val="22"/>
-                <w:szCs w:val="22"/>
-              </w:rPr>
-              <w:t xml:space="preserve">0,28</w:t>
-            </w:r>
-          </w:p>
-        </w:tc>
-      </w:tr>
-      <w:tr>
-        <w:tc>
-          <w:tcPr>
-            <w:tcW w:w="3700" w:type="dxa"/>
-            <w:tcMar>
-              <w:top w:w="80" w:type="dxa"/>
-              <w:left w:w="100" w:type="dxa"/>
-              <w:bottom w:w="80" w:type="dxa"/>
-              <w:right w:w="100" w:type="dxa"/>
-            </w:tcMar>
-          </w:tcPr>
-          <w:p>
             <w:pPr>
               <w:keepNext/>
             </w:pPr>
@@ -4394,7 +5057,7 @@
                 <w:sz w:val="22"/>
                 <w:szCs w:val="22"/>
               </w:rPr>
-              <w:t xml:space="preserve">H2 – H1 + limiares (final)</w:t>
+              <w:t xml:space="preserve">FL – F + limiar de déficit (final)</w:t>
             </w:r>
           </w:p>
         </w:tc>
@@ -4420,7 +5083,7 @@
                 <w:sz w:val="22"/>
                 <w:szCs w:val="22"/>
               </w:rPr>
-              <w:t xml:space="preserve">740</w:t>
+              <w:t xml:space="preserve">739</w:t>
             </w:r>
           </w:p>
         </w:tc>
@@ -4446,7 +5109,7 @@
                 <w:sz w:val="22"/>
                 <w:szCs w:val="22"/>
               </w:rPr>
-              <w:t xml:space="preserve">0,31</w:t>
+              <w:t xml:space="preserve">0,34</w:t>
             </w:r>
           </w:p>
         </w:tc>
@@ -4472,7 +5135,7 @@
                 <w:sz w:val="22"/>
                 <w:szCs w:val="22"/>
               </w:rPr>
-              <w:t xml:space="preserve">684</w:t>
+              <w:t xml:space="preserve">638</w:t>
             </w:r>
           </w:p>
         </w:tc>
@@ -4498,7 +5161,7 @@
                 <w:sz w:val="22"/>
                 <w:szCs w:val="22"/>
               </w:rPr>
-              <w:t xml:space="preserve">0,26</w:t>
+              <w:t xml:space="preserve">0,38</w:t>
             </w:r>
           </w:p>
         </w:tc>
@@ -4516,7 +5179,16 @@
           <w:sz w:val="22"/>
           <w:szCs w:val="22"/>
         </w:rPr>
-        <w:t xml:space="preserve">Tabela 4 – Desempenho dos modelos (Etapa 4). RMSE em kg/ha. Fonte: elaboração própria (2026).</w:t>
+        <w:t xml:space="preserve">Tabela 5 – Desempenho dos modelos com o clima do NASA POWER (Etapa 5, 8.651 pares município–safra). RMSE em kg/ha.</w:t>
+      </w:r>
+      <w:r>
+        <w:rPr>
+          <w:i/>
+          <w:iCs/>
+          <w:sz w:val="22"/>
+          <w:szCs w:val="22"/>
+        </w:rPr>
+        <w:t xml:space="preserve"> Fonte: elaboração própria (2026).</w:t>
       </w:r>
     </w:p>
     <w:p>
@@ -4545,7 +5217,7 @@
           <w:sz w:val="24"/>
           <w:szCs w:val="24"/>
         </w:rPr>
-        <w:t xml:space="preserve">Os coeficientes do modelo F, mais estáveis para interpretação, indicam (sobre o desvio em relação ao patamar): +208 kg/ha a cada 100 mm de chuva em dez–fev acima da média (≈417 mm), com ganho decrescente (termo quadrático negativo); +30 kg/ha por ponto percentual de umidade relativa mínima em dez–fev; +59 kg/ha a cada 100 mm de chuva em março; e −2,7 kg/ha por dia de calor. A chuva de out–nov não teve efeito significativo. A Figura 4 decompõe a previsão de cada safra na contribuição de cada fator: em média, a chuva de dez–fev move a previsão em ≈250 kg/ha e a umidade mínima em ≈170 kg/ha, enquanto chuva de março e calor pesam ≈35 kg/ha cada – o período de floração e enchimento concentra praticamente todo o efeito do clima. No modelo H2, os termos de seca extrema foram significativos: cada 100 mm de déficit acima de ≈243 mm reduz o rendimento em ≈300 kg/ha adicionais, e cada ponto de umidade mínima abaixo de ≈41,5% em ≈37 kg/ha adicionais, evidenciando que a perda se acelera quando a seca passa de um limite. O déficit hídrico foi o melhor indicador isolado de seca (correlação de −0,61 com o desvio do rendimento). Os p-valores tendem a ser otimistas, pois linhas da mesma safra compartilham o mesmo ano climático.</w:t>
+        <w:t xml:space="preserve">Os coeficientes do modelo final (FL, ajustado com todos os pares e o clima do NASA POWER) indicam, sobre o desvio em relação ao patamar: +378 kg/ha a cada 100 mm de chuva em dez–fev acima da média (≈370 mm), com ganho decrescente (termo quadrático negativo); +20 kg/ha por ponto percentual de umidade relativa mínima em dez–fev; e −258 kg/ha a cada 100 mm de déficit hídrico acima de ≈287 mm (o percentil 80 da base), a perda adicional da seca extrema. A Figura 4 decompõe a previsão de cada safra na contribuição de cada fator: em média, a chuva de dez–fev move a previsão em ≈376 kg/ha e a umidade mínima em ≈133 kg/ha; o termo de seca extrema (≈65 kg/ha em média) só atua nas safras mais secas (2005, 2012, 2022 e 2023), e as chuvas de out–nov e de março quase não pesam – o período de floração e enchimento concentra praticamente todo o efeito do clima. Os efeitos pequenos mudam de sinal ou perdem significância entre as fontes de clima e não devem ser interpretados isoladamente: os dias de calor, por exemplo, aparecem com contribuição positiva em safras quentes, o que reflete a colinearidade com a umidade mínima, e não um efeito agronômico. Com as estações do INMET, o déficit hídrico foi o melhor indicador isolado de seca (correlação de −0,61 com o desvio do rendimento). Os p-valores tendem a ser otimistas, pois linhas da mesma safra compartilham o mesmo ano climático.</w:t>
       </w:r>
     </w:p>
     <w:p>
@@ -4557,7 +5229,7 @@
       <w:r>
         <w:drawing>
           <wp:inline distT="0" distB="0" distL="0" distR="0">
-            <wp:extent cx="4860036" cy="3390722"/>
+            <wp:extent cx="4860036" cy="2835021"/>
             <wp:effectExtent l="0" t="0" r="0" b="0"/>
             <wp:docPr id="904" name="Imagem 904"/>
             <wp:cNvGraphicFramePr>
@@ -4579,7 +5251,7 @@
                   <pic:spPr>
                     <a:xfrm>
                       <a:off x="0" y="0"/>
-                      <a:ext cx="4860036" cy="3390722"/>
+                      <a:ext cx="4860036" cy="2835021"/>
                     </a:xfrm>
                     <a:prstGeom prst="rect">
                       <a:avLst/>
@@ -4604,7 +5276,25 @@
           <w:sz w:val="22"/>
           <w:szCs w:val="22"/>
         </w:rPr>
-        <w:t xml:space="preserve">Figura 4 – Contribuição de cada fator climático para o desvio do rendimento em relação ao patamar, por safra (modelo F; equivalente aos valores SHAP). Losango: desvio previsto; círculo: desvio observado. Fonte: elaboração própria (2026).</w:t>
+        <w:t xml:space="preserve">Figura 4 – Contribuição de cada fator climático para o desvio do rendimento em relação ao patamar, </w:t>
+      </w:r>
+      <w:r>
+        <w:rPr>
+          <w:i/>
+          <w:iCs/>
+          <w:sz w:val="22"/>
+          <w:szCs w:val="22"/>
+        </w:rPr>
+        <w:t xml:space="preserve">por safra (modelo FL com o clima do NASA POWER; equivalente aos valores SHAP)</w:t>
+      </w:r>
+      <w:r>
+        <w:rPr>
+          <w:i/>
+          <w:iCs/>
+          <w:sz w:val="22"/>
+          <w:szCs w:val="22"/>
+        </w:rPr>
+        <w:t xml:space="preserve">. Losango: desvio previsto; círculo: desvio observado. Fonte: elaboração própria (2026).</w:t>
       </w:r>
     </w:p>
     <w:p>
@@ -4633,7 +5323,7 @@
           <w:sz w:val="24"/>
           <w:szCs w:val="24"/>
         </w:rPr>
-        <w:t xml:space="preserve">A Figura 5 mostra, para cada safra prevista sem ter sido vista pelo modelo, o desvio médio estadual em relação ao patamar. As quebras de 2012 e 2023 foram antecipadas praticamente por inteiro, e a de 2022 passou de ≈25% para ≈36% de captação com o balanço hídrico e os limiares. A quebra de 2020 (≈1.180 kg/ha abaixo do patamar) não foi captada (≈3%): pelas estações do INMET, o verão de 2020 foi apenas moderadamente seco (déficit médio de 234 mm, contra 322 mm em 2012), com primavera chuvosa. A perda de 2020 não está nas variáveis disponíveis – possivelmente por chuva concentrada em poucos eventos, estações distantes das lavouras ou efeitos fora de dez–fev –, o que caracteriza um limite de informação, e não de algoritmo.</w:t>
+        <w:t xml:space="preserve">A Figura 5 mostra, para cada safra prevista sem ter sido vista pelo modelo, o desvio médio estadual em relação ao patamar. Com o modelo FL e o NASA POWER, a quebra de 2023 foi antecipada por inteiro, e as de 2012 e 2022 em parte (≈61% e ≈35%). A quebra de 2020 (≈1.130 kg/ha abaixo do patamar) foi a menos captada: ≈16%, contra ≈3% com as estações do INMET. Pelas estações, o verão de 2020 foi apenas moderadamente seco (déficit médio de 234 mm, contra 322 mm em 2012), com primavera chuvosa. A maior parte da perda de 2020 não está nas variáveis disponíveis – possivelmente por chuva concentrada em poucos eventos ou efeitos fora de dez–fev –, o que caracteriza um limite de informação, e não de algoritmo.</w:t>
       </w:r>
     </w:p>
     <w:p>
@@ -4645,7 +5335,7 @@
       <w:r>
         <w:drawing>
           <wp:inline distT="0" distB="0" distL="0" distR="0">
-            <wp:extent cx="4860036" cy="2162200"/>
+            <wp:extent cx="4860036" cy="2187016"/>
             <wp:effectExtent l="0" t="0" r="0" b="0"/>
             <wp:docPr id="905" name="Imagem 905"/>
             <wp:cNvGraphicFramePr>
@@ -4667,7 +5357,7 @@
                   <pic:spPr>
                     <a:xfrm>
                       <a:off x="0" y="0"/>
-                      <a:ext cx="4860036" cy="2162200"/>
+                      <a:ext cx="4860036" cy="2187016"/>
                     </a:xfrm>
                     <a:prstGeom prst="rect">
                       <a:avLst/>
@@ -4692,7 +5382,25 @@
           <w:sz w:val="22"/>
           <w:szCs w:val="22"/>
         </w:rPr>
-        <w:t xml:space="preserve">Figura 5 – Desvio médio estadual em relação ao patamar, por safra, na validação deixando uma safra de fora: observado e previsto pelos modelos F e H2. Fonte: elaboração própria (2026).</w:t>
+        <w:t xml:space="preserve">Figura 5 – Desvio médio estadual em relação ao patamar, por safra, na validação deixando uma safra de fora: </w:t>
+      </w:r>
+      <w:r>
+        <w:rPr>
+          <w:i/>
+          <w:iCs/>
+          <w:sz w:val="22"/>
+          <w:szCs w:val="22"/>
+        </w:rPr>
+        <w:t xml:space="preserve">observado e previsto pelos modelos F e FL, com o clima do NASA POWER.</w:t>
+      </w:r>
+      <w:r>
+        <w:rPr>
+          <w:i/>
+          <w:iCs/>
+          <w:sz w:val="22"/>
+          <w:szCs w:val="22"/>
+        </w:rPr>
+        <w:t xml:space="preserve"> Fonte: elaboração própria (2026).</w:t>
       </w:r>
     </w:p>
     <w:p>
@@ -4721,7 +5429,7 @@
           <w:sz w:val="24"/>
           <w:szCs w:val="24"/>
         </w:rPr>
-        <w:t xml:space="preserve">O erro relativo (MAE como percentual do rendimento médio) foi menor no Nordeste (17,8%) e no Noroeste (18,6%) – principal região produtora, com mais da metade das linhas da base – e maior no Sudeste (27,2%) e no Sudoeste (28,6%), regiões de produtividade média menor (Figura 6). Entre os 375 municípios com pelo menos 8 safras avaliadas, o erro relativo mediano foi de 19,9% (metade entre 16% e 25%), e municípios mais produtivos tiveram erro relativo menor (correlação de −0,62). Esses valores referem-se ao modelo F; o modelo H2 difere dele em menos de 1% no RMSE dessa validação.</w:t>
+        <w:t xml:space="preserve">Na validação deixando uma safra de fora, o erro relativo do modelo final (MAE como percentual do rendimento médio) foi menor no Nordeste (16,1%) e no Noroeste (17,1%) – principal região produtora, com mais da metade das linhas da base – e maior no Sudeste (27,4%) e no Sudoeste (28,1%), regiões de produtividade média menor (Figura 6). Entre os 424 municípios com pelo menos 8 safras avaliadas, o erro relativo mediano foi de 18,0% (metade entre 15% e 23%), e municípios mais produtivos tiveram erro relativo menor (correlação de −0,68). Na média estadual de cada safra, o erro foi de ≈250 kg/ha (≈10% do rendimento médio), com correlação de 0,78 com o observado.</w:t>
       </w:r>
     </w:p>
     <w:p>
@@ -4733,7 +5441,7 @@
       <w:r>
         <w:drawing>
           <wp:inline distT="0" distB="0" distL="0" distR="0">
-            <wp:extent cx="3780027" cy="2105331"/>
+            <wp:extent cx="3780027" cy="2126265"/>
             <wp:effectExtent l="0" t="0" r="0" b="0"/>
             <wp:docPr id="906" name="Imagem 906"/>
             <wp:cNvGraphicFramePr>
@@ -4755,7 +5463,7 @@
                   <pic:spPr>
                     <a:xfrm>
                       <a:off x="0" y="0"/>
-                      <a:ext cx="3780027" cy="2105331"/>
+                      <a:ext cx="3780027" cy="2126265"/>
                     </a:xfrm>
                     <a:prstGeom prst="rect">
                       <a:avLst/>
@@ -4780,7 +5488,25 @@
           <w:sz w:val="22"/>
           <w:szCs w:val="22"/>
         </w:rPr>
-        <w:t xml:space="preserve">Figura 6 – Erro relativo (MAE % do rendimento médio) por mesorregião do IBGE, nas duas validações (modelo F). Fonte: elaboração própria (2026).</w:t>
+        <w:t xml:space="preserve">Figura 6 – Erro relativo (MAE % do rendimento médio) por mesorregião do IBGE, </w:t>
+      </w:r>
+      <w:r>
+        <w:rPr>
+          <w:i/>
+          <w:iCs/>
+          <w:sz w:val="22"/>
+          <w:szCs w:val="22"/>
+        </w:rPr>
+        <w:t xml:space="preserve">nas duas validações (modelo FL com o clima do NASA POWER).</w:t>
+      </w:r>
+      <w:r>
+        <w:rPr>
+          <w:i/>
+          <w:iCs/>
+          <w:sz w:val="22"/>
+          <w:szCs w:val="22"/>
+        </w:rPr>
+        <w:t xml:space="preserve"> Fonte: elaboração própria (2026).</w:t>
       </w:r>
     </w:p>
     <w:p>
@@ -4899,7 +5625,21 @@
           <w:sz w:val="24"/>
           <w:szCs w:val="24"/>
         </w:rPr>
-        <w:t xml:space="preserve">O por tonelada adicional (aplicado aqui de forma proporcional). A dose é apresentada para as cinco classes, e o produtor identifica a sua pela análise de solo (Tabela 2.3). Duas regras de interpretação do grupo: doses zero da tabela (classe “Muito alto”, 1º cultivo) foram mantidas em zero, e rendimentos esperados abaixo de 2 t/ha usam a dose da tabela, sem redução. O resultado, para 431 municípios, está no arquivo recomendacao_adubacao_safra2026.csv (pasta dataset/processed do repositório); a Tabela 5 ilustra três mesorregiões.</w:t>
+        <w:t xml:space="preserve">O por tonelada adicional (aplicado aqui de forma proporcional). A dose é apresentada para as cinco classes, e o produtor identifica a sua pela análise de solo (Tabela 2.3). Duas regras de interpretação do grupo: doses zero da tabela (classe “Muito alto”, 1º cultivo) foram mantidas em zero, e rendimentos esperados abaixo de 2 t/ha usam a dose da tabela, sem redução. O resultado, para 431 municípios, está no arquivo recomendacao_adubacao_safra2026.csv (pasta dataset/processed do repositório); </w:t>
+      </w:r>
+      <w:r>
+        <w:rPr>
+          <w:sz w:val="24"/>
+          <w:szCs w:val="24"/>
+        </w:rPr>
+        <w:t xml:space="preserve">a Tabela 6 ilustra três mesorregiões</w:t>
+      </w:r>
+      <w:r>
+        <w:rPr>
+          <w:sz w:val="24"/>
+          <w:szCs w:val="24"/>
+        </w:rPr>
+        <w:t xml:space="preserve">.</w:t>
       </w:r>
     </w:p>
     <w:tbl>
@@ -6192,7 +6932,16 @@
           <w:sz w:val="22"/>
           <w:szCs w:val="22"/>
         </w:rPr>
-        <w:t xml:space="preserve">Tabela 5 – Dose recomendada no 1º cultivo (kg/ha) para o rendimento esperado mediano de três mesorregiões, por classe de teor do solo. Fonte: elaboração própria a partir de Embrapa/CQFS-RS/SC (2026).</w:t>
+        <w:t xml:space="preserve">Tabela 6 – Dose recomendada</w:t>
+      </w:r>
+      <w:r>
+        <w:rPr>
+          <w:i/>
+          <w:iCs/>
+          <w:sz w:val="22"/>
+          <w:szCs w:val="22"/>
+        </w:rPr>
+        <w:t xml:space="preserve"> no 1º cultivo (kg/ha) para o rendimento esperado mediano de três mesorregiões, por classe de teor do solo. Fonte: elaboração própria a partir de Embrapa/CQFS-RS/SC (2026).</w:t>
       </w:r>
     </w:p>
     <w:p>
@@ -6220,7 +6969,28 @@
           <w:sz w:val="24"/>
           <w:szCs w:val="24"/>
         </w:rPr>
-        <w:t xml:space="preserve">Ao contrário do que sugerem estudos com bases maiores (Jeong et al., 2016; Von Bloh et al., 2023), a regressão linear superou Random Forest e Gradient Boosting. Dois fatores explicam o resultado: a base tem cerca de 5 mil linhas e 21 safras, pouco para modelos mais flexíveis; e as secas recentes foram mais extremas que qualquer safra do treino – 2022 teve 44 dias de calor em dez–fev, contra no máximo 33 até 2020 –, e modelos de árvores não extrapolam além dos valores observados no treino. A não linearidade relevante (perda que se acelera na seca extrema) foi capturada por termos de limiar explícitos, mantendo o modelo interpretável.</w:t>
+        <w:t xml:space="preserve">Ao contrário do que sugerem estudos com bases maiores (Jeong et al., 2016; Von Bloh et al., 2023), a regressão linear superou Random Forest e Gradient Boosting. Dois fatores explicam o resultado: a base tem </w:t>
+      </w:r>
+      <w:r>
+        <w:rPr>
+          <w:sz w:val="24"/>
+          <w:szCs w:val="24"/>
+        </w:rPr>
+        <w:t xml:space="preserve">cerca de 8,6 mil linhas</w:t>
+      </w:r>
+      <w:r>
+        <w:rPr>
+          <w:sz w:val="24"/>
+          <w:szCs w:val="24"/>
+        </w:rPr>
+        <w:t xml:space="preserve"> e 21 safras, pouco para modelos mais flexíveis; e as secas recentes foram mais extremas que qualquer safra do treino – 2022 teve 44 dias de calor em dez–fev, contra no máximo 33 até 2020 –, e modelos de árvores não extrapolam além dos valores observados no treino. A não linearidade relevante (perda que se acelera na seca extrema) </w:t>
+      </w:r>
+      <w:r>
+        <w:rPr>
+          <w:sz w:val="24"/>
+          <w:szCs w:val="24"/>
+        </w:rPr>
+        <w:t xml:space="preserve">foi capturada por um termo de limiar explícito, mantendo o modelo interpretável. A fonte do clima pesou mais do que a escolha entre os modelos lineares: a troca das estações pelo NASA POWER reduziu o erro nos mesmos pares mais do que qualquer variação de modelo, além de incluir todos os municípios.</w:t>
       </w:r>
     </w:p>
     <w:p>
@@ -6234,7 +7004,21 @@
           <w:sz w:val="24"/>
           <w:szCs w:val="24"/>
         </w:rPr>
-        <w:t xml:space="preserve">O erro remanescente (≈20% por município) reflete principalmente limites de informação: metade dos pares município–safra com rendimento não tem clima do INMET com cobertura suficiente; o clima de cada município vem da estação mais próxima, que pode estar a dezenas de quilômetros; e fatores como pragas, doenças, data de semeadura e manejo não estão nos dados. O próprio rendimento municipal da PAM é uma estimativa, e alguns municípios apresentam valores idênticos em safras consecutivas. Hipóteses declaradas: CAD única de 75 mm e coeficiente de cultura igual a 1 no balanço hídrico; e, na adubação, uso de recomendação normativa (não de dose aplicada), com rendimento esperado que inclui três secas recentes e pode estar abaixo do potencial do produtor. Como extensões, a inclusão de clima em grade (ex.: NASA POWER) ampliaria a cobertura e aproximaria o clima das lavouras, e índices de vegetação por satélite (NDVI) poderiam captar perdas que o clima não explica, como a de 2020.</w:t>
+        <w:t xml:space="preserve">O erro remanescente (≈18% por município) reflete principalmente limites de informação: o NASA POWER é uma reanálise em grade de ≈50 km, não uma medição local, e municípios na mesma célula recebem o mesmo clima; a umidade relativa mínima é estimada, e não medida; e fatores</w:t>
+      </w:r>
+      <w:r>
+        <w:rPr>
+          <w:sz w:val="24"/>
+          <w:szCs w:val="24"/>
+        </w:rPr>
+        <w:t xml:space="preserve"> como pragas, doenças, data de semeadura e manejo não estão nos dados. O próprio rendimento municipal da PAM é uma estimativa, e alguns municípios apresentam valores idênticos em safras consecutivas. Hipóteses declaradas: CAD única de 75 mm e coeficiente de cultura igual a 1 no balanço hídrico; e, na adubação, uso de recomendação normativa (não de dose aplicada), com rendimento esperado que inclui três secas recentes e pode estar abaixo do potencial do produtor. </w:t>
+      </w:r>
+      <w:r>
+        <w:rPr>
+          <w:sz w:val="24"/>
+          <w:szCs w:val="24"/>
+        </w:rPr>
+        <w:t xml:space="preserve">Como extensão, índices de vegetação por satélite (NDVI) poderiam captar perdas que o clima não explica, como a maior parte da de 2020.</w:t>
       </w:r>
     </w:p>
     <w:p>
@@ -6262,7 +7046,49 @@
           <w:sz w:val="24"/>
           <w:szCs w:val="24"/>
         </w:rPr>
-        <w:t xml:space="preserve">O trabalho construiu uma base municipal integrada e reprodutível e um modelo que prevê, ao fim de março, o rendimento da soja de cada município do RS com erro ≈14–22% menor que a média histórica do município. Os resultados mostram que, para este problema, a forma de representar o clima e o patamar de produtividade pesou mais do que a escolha do algoritmo: resumir a chuva por subperíodo, calcular o patamar apenas com o passado e representar explicitamente a seca extrema trouxeram os ganhos, enquanto modelos de árvores não superaram a regressão linear. A chuva, a umidade e o déficit hídrico de dezembro a fevereiro concentram o efeito do clima. A aplicação em adubação mostra como a previsão pode apoiar uma decisão agronômica concreta, mantendo a análise de solo do produtor como referência.</w:t>
+        <w:t xml:space="preserve">O trabalho construiu uma base municipal integrada e reprodutível e um modelo que prevê, ao fim de março, o rendimento da soja de cada município do RS </w:t>
+      </w:r>
+      <w:r>
+        <w:rPr>
+          <w:sz w:val="24"/>
+          <w:szCs w:val="24"/>
+        </w:rPr>
+        <w:t xml:space="preserve">com erro ≈16–28% menor</w:t>
+      </w:r>
+      <w:r>
+        <w:rPr>
+          <w:sz w:val="24"/>
+          <w:szCs w:val="24"/>
+        </w:rPr>
+        <w:t xml:space="preserve"> que a média histórica do município. Os resultados mostram que, para este problema, a forma de representar o clima e o patamar de produtividade pesou mais do que a escolha do algoritmo: resumir a chuva por subperíodo, </w:t>
+      </w:r>
+      <w:r>
+        <w:rPr>
+          <w:sz w:val="24"/>
+          <w:szCs w:val="24"/>
+        </w:rPr>
+        <w:t xml:space="preserve">calcular o patamar apenas com o passado, usar um clima em grade sem falhas (NASA POWER) e representar explicitamente</w:t>
+      </w:r>
+      <w:r>
+        <w:rPr>
+          <w:sz w:val="24"/>
+          <w:szCs w:val="24"/>
+        </w:rPr>
+        <w:t xml:space="preserve"> a seca extrema trouxeram os ganhos, enquanto modelos de árvores não superaram a regressão linear. </w:t>
+      </w:r>
+      <w:r>
+        <w:rPr>
+          <w:sz w:val="24"/>
+          <w:szCs w:val="24"/>
+        </w:rPr>
+        <w:t xml:space="preserve">A chuva e a umidade de dezembro a fevereiro concentram o efeito do clima, e a perda se acelera quando o déficit hídrico passa de um limite.</w:t>
+      </w:r>
+      <w:r>
+        <w:rPr>
+          <w:sz w:val="24"/>
+          <w:szCs w:val="24"/>
+        </w:rPr>
+        <w:t xml:space="preserve"> A aplicação em adubação mostra como a previsão pode apoiar uma decisão agronômica concreta, mantendo a análise de solo do produtor como referência.</w:t>
       </w:r>
     </w:p>
     <w:p>
@@ -6425,6 +7251,20 @@
           <w:szCs w:val="22"/>
         </w:rPr>
         <w:t xml:space="preserve">LUNDBERG, S. M.; LEE, S.-I. A unified approach to interpreting model predictions. In: Advances in Neural Information Processing Systems 30 (NIPS 2017). p. 4765–4774, 2017.</w:t>
+      </w:r>
+    </w:p>
+    <w:p>
+      <w:pPr>
+        <w:spacing w:after="160" w:line="276" w:lineRule="auto"/>
+        <w:ind w:left="431" w:hanging="431"/>
+        <w:jc w:val="left"/>
+      </w:pPr>
+      <w:r>
+        <w:rPr>
+          <w:sz w:val="22"/>
+          <w:szCs w:val="22"/>
+        </w:rPr>
+        <w:t xml:space="preserve">NASA – NATIONAL AERONAUTICS AND SPACE ADMINISTRATION. Langley Research Center. POWER – Prediction Of Worldwide Energy Resources: Daily API. Disponível em: https://power.larc.nasa.gov/. Acesso em: 23 out. 2026.</w:t>
       </w:r>
     </w:p>
     <w:p>

--- a/artigo/word/Relatorio_N1_Soja_RS.docx
+++ b/artigo/word/Relatorio_N1_Soja_RS.docx
@@ -32,7 +32,7 @@
           <w:sz w:val="32"/>
           <w:szCs w:val="32"/>
         </w:rPr>
-        <w:t>Previsão de Produtividade da Soja com Machine Learning: Abordagem Orientada por Variáveis Climáticas e Agrícolas</w:t>
+        <w:t>Modelagem preditiva da produtividade da safra de soja com uso de aprendizado de máquina e dados agrometeorológicos</w:t>
       </w:r>
     </w:p>
     <w:p>

--- a/artigo/word/Relatorio_N1_Soja_RS.docx
+++ b/artigo/word/Relatorio_N1_Soja_RS.docx
@@ -49,26 +49,23 @@
     </w:p>
     <w:p>
       <w:pPr>
-        <w:spacing w:after="100"/>
-        <w:jc w:val="center"/>
-      </w:pPr>
-    </w:p>
-    <w:p>
-      <w:pPr>
-        <w:spacing w:after="200"/>
-        <w:jc w:val="center"/>
-      </w:pPr>
-    </w:p>
-    <w:p>
-      <w:pPr>
         <w:spacing w:after="40"/>
         <w:jc w:val="center"/>
+      </w:pPr>
+      <w:r>
         <w:rPr>
           <w:i/>
           <w:iCs/>
           <w:sz w:val="22"/>
           <w:szCs w:val="22"/>
         </w:rPr>
+        <w:t xml:space="preserve">Nome do Integrante 1, Nome do Integrante 2, Nome do Integrante 3</w:t>
+      </w:r>
+    </w:p>
+    <w:p>
+      <w:pPr>
+        <w:spacing w:after="200"/>
+        <w:jc w:val="center"/>
       </w:pPr>
     </w:p>
     <w:p>
@@ -87,20 +84,17 @@
       <w:pPr>
         <w:spacing w:after="40"/>
         <w:jc w:val="center"/>
-      </w:pPr>
-      <w:r>
         <w:rPr>
           <w:i/>
           <w:iCs/>
           <w:sz w:val="22"/>
           <w:szCs w:val="22"/>
         </w:rPr>
-        <w:t xml:space="preserve">Faculdade de Computação e Informática (FCI)</w:t>
-      </w:r>
-    </w:p>
-    <w:p>
-      <w:pPr>
-        <w:spacing w:after="200"/>
+      </w:pPr>
+    </w:p>
+    <w:p>
+      <w:pPr>
+        <w:spacing w:after="40"/>
         <w:jc w:val="center"/>
       </w:pPr>
       <w:r>
@@ -110,6 +104,21 @@
           <w:sz w:val="22"/>
           <w:szCs w:val="22"/>
         </w:rPr>
+        <w:t xml:space="preserve">Faculdade de Computação e Informática (FCI)</w:t>
+      </w:r>
+    </w:p>
+    <w:p>
+      <w:pPr>
+        <w:spacing w:after="200"/>
+        <w:jc w:val="center"/>
+      </w:pPr>
+      <w:r>
+        <w:rPr>
+          <w:i/>
+          <w:iCs/>
+          <w:sz w:val="22"/>
+          <w:szCs w:val="22"/>
+        </w:rPr>
         <w:t>Universidade Presbiteriana Mackenzie – São Paulo, SP – Brasil</w:t>
       </w:r>
     </w:p>
@@ -123,7 +132,7 @@
           <w:sz w:val="22"/>
           <w:szCs w:val="22"/>
         </w:rPr>
-        <w:t>2026</w:t>
+        <w:t xml:space="preserve">integrante1@mackenzie.br, integrante2@mackenzie.br, integrante3@mackenzie.br</w:t>
       </w:r>
     </w:p>
     <w:p>
@@ -189,7 +198,7 @@
           <w:sz w:val="22"/>
           <w:szCs w:val="22"/>
         </w:rPr>
-        <w:t xml:space="preserve">O Rio Grande do Sul apresenta elevada variabilidade interanual na produtividade da soja, em grande parte causada por secas de verão. Este trabalho, na opção Framework, desenvolve e avalia uma abordagem de aprendizado de máquina para prever a produtividade municipal da soja no estado a partir de dados públicos: a Tabela 1612 do IBGE/SIDRA (municípios do RS, 2000–2025), dados diários das estações do INMET e o Oceanic Niño Index (ONI) da NOAA. O clima foi agregado por subperíodo do ciclo da cultura e complementado por um balanço hídrico diário (evapotranspiração de Hargreaves–Samani e modelo de balde). Cada previsão combina um patamar esperado – a média do município nas cinco safras anteriores – com um desvio explicado pelo clima, usando apenas informações disponíveis ao fim de março. Regressão Linear, Random Forest e Gradient Boosting foram comparados com duas linhas de base históricas, em validação com corte temporal (teste 2021–2025) e deixando uma safra de fora. O melhor modelo, uma regressão linear com déficit hídrico e limiares de seca extrema, reduziu o RMSE em 14% e 22% em relação à média histórica do município (740 e 684 kg/ha; R</w:t>
+        <w:t xml:space="preserve">A produtividade da soja no Rio Grande do Sul varia muito entre safras, sobretudo por secas de verão. Este trabalho prevê o rendimento municipal da soja em 31 de março, só com dados publicados até essa data: o rendimento do IBGE (até a safra Y−2, pela defasagem de publicação), o clima diário do INMET por subperíodo do ciclo, um balanço hídrico e o ONI. Cada previsão soma à média das cinco últimas safras publicadas do município um desvio explicado pelo clima. Uma regressão linear com déficit hídrico e limiares de seca extrema superou os modelos de árvores e reduziu o RMSE em 22% frente à média histórica na validação deixando uma safra de fora, mas só empatou com ela no teste 2021–2025, de secas consecutivas. O rendimento esperado também gerou recomendações de adubação.</w:t>
       </w:r>
       <w:r>
         <w:rPr>
@@ -199,7 +208,7 @@
           <w:szCs w:val="22"/>
           <w:vertAlign w:val="superscript"/>
         </w:rPr>
-        <w:t xml:space="preserve">2</w:t>
+        <w:t xml:space="preserve"/>
       </w:r>
       <w:r>
         <w:rPr>
@@ -208,7 +217,7 @@
           <w:sz w:val="22"/>
           <w:szCs w:val="22"/>
         </w:rPr>
-        <w:t xml:space="preserve"> de 0,31 e 0,26) e superou os modelos baseados em árvores. A chuva e a umidade relativa mínima de dezembro a fevereiro e o déficit hídrico foram os fatores dominantes, com perdas que se aceleram acima de um déficit de cerca de 243 mm. O modelo antecipou as secas de 2012 e 2023, mas não a de 2020, que não aparece nos dados das estações. Como aplicação, o rendimento esperado foi combinado com as tabelas da Embrapa/CQFS-RS/SC para gerar recomendações de adubação fosfatada e potássica por classe de teor do solo para a safra 2026.</w:t>
+        <w:t xml:space="preserve"/>
       </w:r>
     </w:p>
     <w:p>
@@ -296,7 +305,7 @@
           <w:sz w:val="22"/>
           <w:szCs w:val="22"/>
         </w:rPr>
-        <w:t xml:space="preserve">Rio Grande do Sul shows substantial year-to-year variability in soybean yield, largely driven by summer droughts. This work, under the Framework option, develops and evaluates a machine learning approach to forecast municipal soybean yield in the state from public data: IBGE/SIDRA Table 1612 (RS municipalities, 2000–2025), daily INMET weather station data and NOAA's Oceanic Niño Index (ONI). Climate was aggregated by crop development sub-period and complemented by a daily soil water balance (Hargreaves–Samani evapotranspiration and a bucket model). Each forecast combines an expected yield level – the municipality's mean over the five previous seasons – with a climate-driven deviation, using only information available by the end of March. Linear Regression, Random Forest and Gradient Boosting were compared against two historical baselines under a temporal split (test 2021–2025) and leave-one-season-out validation. The best model, a linear regression with water deficit and extreme-drought thresholds, reduced RMSE by 14% and 22% relative to the municipal historical mean (740 and 684 kg/ha; R</w:t>
+        <w:t xml:space="preserve">Soybean yields in Rio Grande do Sul vary widely between seasons, mainly due to summer droughts. This work forecasts municipal soybean yield on March 31, using only data published by then: IBGE municipal yields (up to season Y−2, due to the publication lag), daily INMET weather aggregated by crop sub-period, a soil water balance and the ONI. Each forecast adds a climate-driven deviation to the mean of the municipality's five latest published seasons. A linear regression with water deficit and extreme-drought thresholds outperformed tree-based models and reduced RMSE by 22% relative to the historical mean in leave-one-season-out validation, but only matched it in the 2021–2025 test, marked by consecutive droughts. Expected yields also supported fertilization recommendations.</w:t>
       </w:r>
       <w:r>
         <w:rPr>
@@ -306,7 +315,7 @@
           <w:szCs w:val="22"/>
           <w:vertAlign w:val="superscript"/>
         </w:rPr>
-        <w:t xml:space="preserve">2</w:t>
+        <w:t xml:space="preserve"/>
       </w:r>
       <w:r>
         <w:rPr>
@@ -315,7 +324,7 @@
           <w:sz w:val="22"/>
           <w:szCs w:val="22"/>
         </w:rPr>
-        <w:t xml:space="preserve"> of 0.31 and 0.26) and outperformed the tree-based models. December–February rainfall, minimum relative humidity and water deficit were the dominant factors, with losses accelerating beyond a deficit of about 243 mm. The model anticipated the 2012 and 2023 droughts but not the 2020 one, which was not visible in station data. As an application, expected yields were combined with Embrapa/CQFS-RS/SC tables to produce phosphate and potassium fertilization recommendations by soil-test class for the 2026 season.</w:t>
+        <w:t xml:space="preserve"/>
       </w:r>
     </w:p>
     <w:p>
@@ -430,21 +439,6 @@
     </w:p>
     <w:p>
       <w:pPr>
-        <w:keepNext/>
-        <w:spacing w:before="280" w:after="160"/>
-      </w:pPr>
-      <w:r>
-        <w:rPr>
-          <w:b/>
-          <w:bCs/>
-          <w:sz w:val="24"/>
-          <w:szCs w:val="24"/>
-        </w:rPr>
-        <w:t>1.3 Objetivo</w:t>
-      </w:r>
-    </w:p>
-    <w:p>
-      <w:pPr>
         <w:spacing w:after="200" w:line="276" w:lineRule="auto"/>
         <w:ind w:firstLine="720"/>
         <w:jc w:val="both"/>
@@ -454,7 +448,36 @@
           <w:sz w:val="24"/>
           <w:szCs w:val="24"/>
         </w:rPr>
-        <w:t xml:space="preserve">O objetivo geral é desenvolver e avaliar uma abordagem de aprendizado de máquina supervisionado capaz de prever a produtividade da soja (kg/ha) por município do Rio Grande do Sul e por safra, a partir do histórico produtivo do município, de variáveis climáticas observadas e do sinal ENOS (ONI), comparando o desempenho dos modelos contra linhas de base históricas simples, e aplicar a previsão à recomendação de adubação fosfatada e potássica.</w:t>
+        <w:t xml:space="preserve">O trabalho se alinha aos Objetivos de Desenvolvimento Sustentável (ODS) da ONU: ao ODS 2 (Fome Zero e Agricultura Sustentável), em especial à meta 2.4, que trata de sistemas de produção de alimentos sustentáveis e resilientes, capazes de se adaptar a secas e a condições climáticas extremas; e ao ODS 13 (Ação Contra a Mudança Global do Clima), meta 13.1, de fortalecer a capacidade de adaptação a riscos relacionados ao clima. Uma estimativa antecipada da quebra de safra por município, somada a uma recomendação de adubação proporcional ao rendimento esperado, contribui para essas metas ao apoiar o planejamento diante da seca e o uso de fertilizantes ajustado ao potencial produtivo.</w:t>
+      </w:r>
+    </w:p>
+    <w:p>
+      <w:pPr>
+        <w:keepNext/>
+        <w:spacing w:before="280" w:after="160"/>
+      </w:pPr>
+      <w:r>
+        <w:rPr>
+          <w:b/>
+          <w:bCs/>
+          <w:sz w:val="24"/>
+          <w:szCs w:val="24"/>
+        </w:rPr>
+        <w:t>1.3 Objetivo</w:t>
+      </w:r>
+    </w:p>
+    <w:p>
+      <w:pPr>
+        <w:spacing w:after="200" w:line="276" w:lineRule="auto"/>
+        <w:ind w:firstLine="720"/>
+        <w:jc w:val="both"/>
+      </w:pPr>
+      <w:r>
+        <w:rPr>
+          <w:sz w:val="24"/>
+          <w:szCs w:val="24"/>
+        </w:rPr>
+        <w:t xml:space="preserve">O objetivo geral é desenvolver e avaliar uma abordagem de aprendizado de máquina supervisionado capaz de prever a produtividade da soja (kg/ha) por município do Rio Grande do Sul e por safra, com previsão emitida em 31 de março (cerca de um mês antes da colheita) e usando apenas informações publicadas até essa data, a partir do histórico produtivo do município, de variáveis climáticas observadas e do sinal ENOS (ONI), comparando o desempenho dos modelos contra linhas de base históricas simples, e aplicar a previsão à recomendação de adubação fosfatada e potássica.</w:t>
       </w:r>
     </w:p>
     <w:p>
@@ -522,7 +545,7 @@
           <w:sz w:val="24"/>
           <w:szCs w:val="24"/>
         </w:rPr>
-        <w:t xml:space="preserve">treinar e comparar Regressão Linear, Random Forest e Gradient Boosting contra linhas de base históricas (média histórica do município e rendimento da safra anterior), com validação temporal e deixando uma safra de fora;</w:t>
+        <w:t xml:space="preserve">treinar e comparar Regressão Linear, Random Forest e Gradient Boosting contra linhas de base históricas (média histórica do município e rendimento da última safra publicada), com validação temporal e deixando uma safra de fora;</w:t>
       </w:r>
     </w:p>
     <w:p>
@@ -540,7 +563,7 @@
           <w:sz w:val="24"/>
           <w:szCs w:val="24"/>
         </w:rPr>
-        <w:t xml:space="preserve">identificar os fatores climáticos mais influentes sobre a produtividade, pelos coeficientes do modelo e pela decomposição das previsões em contribuições por variável (equivalente ao SHAP);</w:t>
+        <w:t xml:space="preserve">identificar os fatores climáticos mais associados à variação da produtividade, pelos coeficientes do modelo e pela decomposição das previsões em contribuições por variável (equivalente ao SHAP);</w:t>
       </w:r>
     </w:p>
     <w:p>
@@ -587,7 +610,7 @@
           <w:sz w:val="24"/>
           <w:szCs w:val="24"/>
         </w:rPr>
-        <w:t xml:space="preserve">A opção escolhida é Framework. A solução foi implementada em Python, utilizando bibliotecas de ciência de dados e aprendizado de máquina, com destaque para pandas e NumPy no tratamento dos dados, Matplotlib na análise exploratória e scikit-learn (Pedregosa et al., 2011) na preparação, treinamento e avaliação dos modelos (Regressão Linear, Random Forest e Gradient Boosting) e SciPy nos testes estatísticos dos coeficientes. A interpretabilidade foi obtida pelos coeficientes do modelo linear e pela decomposição de cada previsão em contribuições por variável, que para modelos lineares coincide com os valores SHAP (Lundberg e Lee, 2017). O problema é tratado como regressão supervisionada, já que a variável-alvo é a produtividade em kg/ha.</w:t>
+        <w:t xml:space="preserve">A opção escolhida é Framework. A solução foi implementada em Python, utilizando bibliotecas de ciência de dados e aprendizado de máquina, com destaque para pandas e NumPy no tratamento dos dados, Matplotlib na análise exploratória e scikit-learn [Pedregosa et al. 2011] na preparação, treinamento e avaliação dos modelos (Regressão Linear, Random Forest e Gradient Boosting) e SciPy nos testes estatísticos dos coeficientes. A interpretabilidade foi obtida pelos coeficientes do modelo linear e pela decomposição de cada previsão em contribuições por variável, que para modelos lineares coincide com os valores SHAP [Lundberg e Lee 2017]. O problema é tratado como regressão supervisionada, já que a variável-alvo é a produtividade em kg/ha.</w:t>
       </w:r>
     </w:p>
     <w:p>
@@ -615,7 +638,7 @@
           <w:sz w:val="24"/>
           <w:szCs w:val="24"/>
         </w:rPr>
-        <w:t xml:space="preserve">O problema consiste em estimar a produtividade da soja para cada combinação município–safra no Rio Grande do Sul a partir de informações climáticas associadas àquela safra. A variável-alvo é o rendimento médio municipal da soja, expresso em kg/ha; as variáveis explicativas são formadas pelo histórico produtivo do município (patamar esperado), por variáveis climáticas por subperíodo do ciclo e de balanço hídrico (INMET) e pelo estado do ENOS (índice ONI). Os dados nunca são divididos de forma aleatória, para evitar vazamento de informação futura: o patamar de cada safra usa apenas safras anteriores, e os modelos são avaliados com corte temporal (treino com safras mais antigas, teste com as mais recentes) e deixando uma safra de fora. Os hiperparâmetros dos modelos de árvores foram fixados a priori, sem ajuste fino, para que as safras de teste não influenciem a escolha do modelo. Optou-se por tratar o problema como uma regressão em painel (municípios empilhados, com o patamar histórico do município como referência) em vez de um modelo de série temporal clássico por município, porque a série de cada município cobre cerca de 26 safras (2000–2025) – abaixo do mínimo prático para ajustar um ARIMA ou uma rede recorrente de forma confiável, agravado pela criação de novos municípios por desmembramento ao longo do período.</w:t>
+        <w:t xml:space="preserve">O problema consiste em estimar a produtividade da soja para cada combinação município–safra no Rio Grande do Sul a partir de informações climáticas associadas àquela safra. A variável-alvo é o rendimento médio municipal da soja, expresso em kg/ha; as variáveis explicativas são formadas pelo histórico produtivo do município (patamar esperado), por variáveis climáticas por subperíodo do ciclo e de balanço hídrico (INMET) e pelo estado do ENOS (índice ONI). Área plantada, área colhida e produção da própria safra não são usadas como preditores, pois só são conhecidas depois da colheita e o rendimento é a razão entre elas.</w:t>
       </w:r>
     </w:p>
     <w:p>
@@ -629,23 +652,7 @@
           <w:sz w:val="24"/>
           <w:szCs w:val="24"/>
         </w:rPr>
-        <w:t xml:space="preserve">O problema é formulado como regressão supervisionada. Foram comparados três modelos: Regressão Linear, interpretável; Random Forest (Breiman, 2001), um ensemble de árvores de decisão por </w:t>
-      </w:r>
-      <w:r>
-        <w:rPr>
-          <w:i/>
-          <w:iCs/>
-          <w:sz w:val="24"/>
-          <w:szCs w:val="24"/>
-        </w:rPr>
-        <w:t xml:space="preserve">bagging</w:t>
-      </w:r>
-      <w:r>
-        <w:rPr>
-          <w:sz w:val="24"/>
-          <w:szCs w:val="24"/>
-        </w:rPr>
-        <w:t xml:space="preserve">, adequado para capturar interações não lineares entre variáveis climáticas; e Gradient Boosting (Friedman, 2001), que constrói árvores sequencialmente para corrigir os erros residuais do conjunto anterior, geralmente com bom desempenho em dados tabulares. Para interpretar as previsões foi usado o conceito de SHAP (SHapley Additive exPlanations), técnica de Inteligência Artificial Explicável (XAI) que atribui a cada variável uma contribuição para a previsão individual. Como o melhor modelo é linear, os valores SHAP têm forma exata – coeficiente × (valor da variável − sua média) (Lundberg e Lee, 2017) –, permitindo identificar quais fatores climáticos mais pesam em cada safra.</w:t>
+        <w:t xml:space="preserve">A previsão da safra Y é emitida em 31 de março de Y, e só entram informações já disponíveis nessa data. O clima vai de outubro a março (a chuva de março é a última variável) e o ONI, de outubro a março. O histórico produtivo exige um cuidado adicional: a PAM é divulgada em setembro do ano seguinte à colheita – a PAM 2024, por exemplo, saiu em 11 de setembro de 2025 [IBGE 2025] –, de modo que em março de Y a última safra publicada é Y−2. Assim, a previsão da safra 2026 usa os rendimentos de 2020–2024; a de 2027, os de 2021–2025; e a de 2028, os de 2022–2026. Usar a safra Y−1 daria ao modelo um dado que só existirá seis meses depois da previsão.</w:t>
       </w:r>
     </w:p>
     <w:p>
@@ -659,7 +666,51 @@
           <w:sz w:val="24"/>
           <w:szCs w:val="24"/>
         </w:rPr>
-        <w:t xml:space="preserve">Diversos estudos aplicam aprendizado de máquina à previsão de produtividade agrícola. Jeong et al. (2016) mostraram que Random Forest supera modelos de regressão múltipla na previsão de produtividade de grãos em múltiplas regiões do mundo. Van Klompenburg, Kassahun e Catal (2020), em revisão sistemática, identificam Random Forest e redes neurais como os algoritmos mais utilizados para previsão de safra, destacando a importância de variáveis climáticas e a necessidade de validação temporal para evitar vazamento de dados. Especificamente para a soja no Sul do Brasil, Pilau et al. (2022) e Nóia Júnior et al. (2020) documentam efeito negativo consistente da fase fria do ENOS (La Niña) sobre a produtividade da soja no Rio Grande do Sul, o que justifica a inclusão do ONI como atributo. Von Bloh et al. (2023) comparam modelos de machine learning para previsão de produtividade de soja no Brasil e reforçam a vantagem de modelos baseados em árvores frente a baselines lineares quando há relações não lineares entre clima e rendimento. Este trabalho testa essa vantagem num cenário de dados limitados (cerca de 5 mil pares município–safra), com o patamar de produtividade calculado apenas com safras anteriores, e liga a previsão municipal a uma aplicação prática: a recomendação de adubação fosfatada e potássica.</w:t>
+        <w:t xml:space="preserve">Os dados nunca são divididos de forma aleatória, para evitar vazamento de informação futura: o patamar de cada safra usa apenas safras já publicadas, e os modelos são avaliados com corte temporal (treino com safras mais antigas, teste com as mais recentes) e deixando uma safra de fora. Os hiperparâmetros dos modelos de árvores foram fixados a priori, sem ajuste fino, para que as safras de teste não influenciem a escolha do modelo. Optou-se por tratar o problema como uma regressão em painel (municípios empilhados, com o patamar histórico do município como referência) em vez de um modelo de série temporal clássico por município, porque a série de cada município cobre cerca de 26 safras (2000–2025) – abaixo do mínimo prático para ajustar um ARIMA ou uma rede recorrente de forma confiável, agravado pela criação de novos municípios por desmembramento ao longo do período.</w:t>
+      </w:r>
+    </w:p>
+    <w:p>
+      <w:pPr>
+        <w:spacing w:after="200" w:line="276" w:lineRule="auto"/>
+        <w:ind w:firstLine="720"/>
+        <w:jc w:val="both"/>
+      </w:pPr>
+      <w:r>
+        <w:rPr>
+          <w:sz w:val="24"/>
+          <w:szCs w:val="24"/>
+        </w:rPr>
+        <w:t xml:space="preserve">O problema é formulado como regressão supervisionada. Foram comparados três modelos: Regressão Linear, interpretável; Random Forest [Breiman 2001], um ensemble de árvores de decisão por </w:t>
+      </w:r>
+      <w:r>
+        <w:rPr>
+          <w:i/>
+          <w:iCs/>
+          <w:sz w:val="24"/>
+          <w:szCs w:val="24"/>
+        </w:rPr>
+        <w:t xml:space="preserve">bagging</w:t>
+      </w:r>
+      <w:r>
+        <w:rPr>
+          <w:sz w:val="24"/>
+          <w:szCs w:val="24"/>
+        </w:rPr>
+        <w:t xml:space="preserve">, adequado para capturar interações não lineares entre variáveis climáticas; e Gradient Boosting [Friedman 2001], que constrói árvores sequencialmente para corrigir os erros residuais do conjunto anterior, geralmente com bom desempenho em dados tabulares. Para interpretar as previsões foi usado o conceito de SHAP (SHapley Additive exPlanations), técnica de Inteligência Artificial Explicável (XAI) que atribui a cada variável uma contribuição para a previsão individual. Como o melhor modelo é linear, os valores SHAP têm forma exata – coeficiente × (valor da variável − sua média) [Lundberg e Lee 2017] –, permitindo identificar quais fatores climáticos mais pesam na previsão de cada safra. Essas contribuições descrevem como o modelo chega à previsão e indicam associação estatística, não efeito causal: variáveis correlacionadas entre si (chuva, umidade e déficit hídrico medem a mesma seca) podem dividir o mesmo efeito de formas diferentes.</w:t>
+      </w:r>
+    </w:p>
+    <w:p>
+      <w:pPr>
+        <w:spacing w:after="200" w:line="276" w:lineRule="auto"/>
+        <w:ind w:firstLine="720"/>
+        <w:jc w:val="both"/>
+      </w:pPr>
+      <w:r>
+        <w:rPr>
+          <w:sz w:val="24"/>
+          <w:szCs w:val="24"/>
+        </w:rPr>
+        <w:t xml:space="preserve">Diversos estudos aplicam aprendizado de máquina à previsão de produtividade agrícola. [Jeong et al. 2016] mostraram que Random Forest supera modelos de regressão múltipla na previsão de produtividade de grãos em múltiplas regiões do mundo. [van Klompenburg et al. 2020], em revisão sistemática, identificam Random Forest e redes neurais como os algoritmos mais utilizados para previsão de safra, destacando a importância de variáveis climáticas e a necessidade de validação temporal para evitar vazamento de dados. Especificamente para a soja no Sul do Brasil, [Pilau et al. 2022, Nóia Júnior et al. 2020] documentam efeito negativo consistente da fase fria do ENOS (La Niña) sobre a produtividade da soja no Rio Grande do Sul, o que justifica a inclusão do ONI como atributo. [von Bloh et al. 2023] comparam modelos de machine learning para previsão de produtividade de soja no Brasil e reforçam a vantagem de modelos baseados em árvores frente a baselines lineares quando há relações não lineares entre clima e rendimento. Este trabalho testa essa vantagem num cenário de dados limitados (cerca de 5 mil pares município–safra), com o patamar de produtividade calculado apenas com safras já publicadas na data da previsão, e liga a previsão municipal a uma aplicação prática: a recomendação de adubação fosfatada e potássica.</w:t>
       </w:r>
     </w:p>
     <w:p>
@@ -687,7 +738,7 @@
           <w:sz w:val="24"/>
           <w:szCs w:val="24"/>
         </w:rPr>
-        <w:t xml:space="preserve">O projeto utiliza exclusivamente dados públicos e agregados em nível municipal, sem dados pessoais ou identificação de indivíduos, o que o mantém aderente à LGPD e dispensa submissão a Comitê de Ética. O principal risco ético está na interpretação do indicador: ele não deve ser tomado como recomendação automática de crédito, seguro ou decisão de plantio, e decisões com impacto econômico devem continuar envolvendo avaliação agronômica humana. Municípios com séries curtas ou estações meteorológicas com falhas podem apresentar desempenho inferior do modelo – essa limitação está documentada, assim como a natureza normativa (e não observacional) dos dados de adubação usados, já que não existe base pública do volume efetivamente aplicado por produtor. Pelo mesmo motivo, a recomendação de adubação gerada pelo modelo é apresentada por classe de teor do solo, para ser confrontada com a análise de solo de cada lavoura, e não como dose automática por município. Código, versões das bases e parâmetros dos modelos estão versionados no GitHub do projeto para permitir auditoria e reprodução.</w:t>
+        <w:t xml:space="preserve">O projeto utiliza exclusivamente dados públicos e agregados em nível municipal, sem dados pessoais ou identificação de indivíduos, o que o mantém aderente à LGPD e dispensa submissão a Comitê de Ética. O principal risco ético está na interpretação do indicador: ele não deve ser tomado como recomendação automática de crédito, seguro ou decisão de plantio, e decisões com impacto econômico devem continuar envolvendo avaliação agronômica humana. Municípios com séries curtas ou estações meteorológicas com falhas podem apresentar desempenho inferior do modelo – essa limitação está documentada, assim como a natureza normativa (e não observacional) dos dados de adubação usados, já que não existe base pública do volume efetivamente aplicado por produtor. Pelo mesmo motivo, a recomendação de adubação gerada pelo modelo é apresentada por classe de teor do solo, para ser confrontada com a análise de solo de cada lavoura, e não como dose automática por município; as doses são a recomendação normativa das tabelas aplicada ao rendimento esperado, e não a adubação efetivamente usada pelos produtores. Toda previsão deve ser comunicada com a sua incerteza: o erro absoluto médio é de ≈550 kg/ha por município–safra (≈21% do rendimento médio do município, chegando a 40% em municípios da fronteira oeste), e o modelo não antecipa quebras que não aparecem nas variáveis climáticas, como a de 2020. Código, versões das bases e parâmetros dos modelos estão versionados no GitHub do projeto para permitir auditoria e reprodução.</w:t>
       </w:r>
     </w:p>
     <w:p>
@@ -731,6 +782,22 @@
           <w:szCs w:val="24"/>
         </w:rPr>
         <w:t xml:space="preserve">Os dados foram capturados pelo grupo em fontes públicas e oficiais. A unidade final da base é município–safra, de modo que cada linha representa um município do Rio Grande do Sul em uma safra. A Tabela 1 apresenta as fontes utilizadas e a função de cada conjunto de dados no projeto.</w:t>
+      </w:r>
+    </w:p>
+    <w:p>
+      <w:pPr>
+        <w:keepNext/>
+        <w:spacing w:before="120" w:after="300"/>
+        <w:jc w:val="center"/>
+      </w:pPr>
+      <w:r>
+        <w:rPr>
+          <w:i/>
+          <w:iCs/>
+          <w:sz w:val="22"/>
+          <w:szCs w:val="22"/>
+        </w:rPr>
+        <w:t xml:space="preserve">Tabela 1 – Fontes de dados utilizadas no projeto. Fonte: elaboração própria (2026).</w:t>
       </w:r>
     </w:p>
     <w:tbl>
@@ -758,6 +825,7 @@
       </w:tblGrid>
       <w:tr>
         <w:trPr>
+          <w:cantSplit/>
           <w:tblHeader/>
         </w:trPr>
         <w:tc>
@@ -772,6 +840,9 @@
             </w:tcMar>
           </w:tcPr>
           <w:p>
+            <w:pPr>
+              <w:keepNext/>
+            </w:pPr>
             <w:r>
               <w:rPr>
                 <w:b/>
@@ -795,6 +866,9 @@
             </w:tcMar>
           </w:tcPr>
           <w:p>
+            <w:pPr>
+              <w:keepNext/>
+            </w:pPr>
             <w:r>
               <w:rPr>
                 <w:b/>
@@ -818,6 +892,9 @@
             </w:tcMar>
           </w:tcPr>
           <w:p>
+            <w:pPr>
+              <w:keepNext/>
+            </w:pPr>
             <w:r>
               <w:rPr>
                 <w:b/>
@@ -831,6 +908,9 @@
         </w:tc>
       </w:tr>
       <w:tr>
+        <w:trPr>
+          <w:cantSplit/>
+        </w:trPr>
         <w:tc>
           <w:tcPr>
             <w:tcW w:w="2300" w:type="dxa"/>
@@ -842,6 +922,9 @@
             </w:tcMar>
           </w:tcPr>
           <w:p>
+            <w:pPr>
+              <w:keepNext/>
+            </w:pPr>
             <w:r>
               <w:rPr>
                 <w:sz w:val="22"/>
@@ -862,6 +945,9 @@
             </w:tcMar>
           </w:tcPr>
           <w:p>
+            <w:pPr>
+              <w:keepNext/>
+            </w:pPr>
             <w:r>
               <w:rPr>
                 <w:sz w:val="22"/>
@@ -882,6 +968,9 @@
             </w:tcMar>
           </w:tcPr>
           <w:p>
+            <w:pPr>
+              <w:keepNext/>
+            </w:pPr>
             <w:r>
               <w:rPr>
                 <w:sz w:val="22"/>
@@ -893,6 +982,9 @@
         </w:tc>
       </w:tr>
       <w:tr>
+        <w:trPr>
+          <w:cantSplit/>
+        </w:trPr>
         <w:tc>
           <w:tcPr>
             <w:tcW w:w="2300" w:type="dxa"/>
@@ -904,6 +996,9 @@
             </w:tcMar>
           </w:tcPr>
           <w:p>
+            <w:pPr>
+              <w:keepNext/>
+            </w:pPr>
             <w:r>
               <w:rPr>
                 <w:sz w:val="22"/>
@@ -924,6 +1019,9 @@
             </w:tcMar>
           </w:tcPr>
           <w:p>
+            <w:pPr>
+              <w:keepNext/>
+            </w:pPr>
             <w:r>
               <w:rPr>
                 <w:sz w:val="22"/>
@@ -944,6 +1042,9 @@
             </w:tcMar>
           </w:tcPr>
           <w:p>
+            <w:pPr>
+              <w:keepNext/>
+            </w:pPr>
             <w:r>
               <w:rPr>
                 <w:sz w:val="22"/>
@@ -955,6 +1056,9 @@
         </w:tc>
       </w:tr>
       <w:tr>
+        <w:trPr>
+          <w:cantSplit/>
+        </w:trPr>
         <w:tc>
           <w:tcPr>
             <w:tcW w:w="2300" w:type="dxa"/>
@@ -966,6 +1070,9 @@
             </w:tcMar>
           </w:tcPr>
           <w:p>
+            <w:pPr>
+              <w:keepNext/>
+            </w:pPr>
             <w:r>
               <w:rPr>
                 <w:sz w:val="22"/>
@@ -986,6 +1093,9 @@
             </w:tcMar>
           </w:tcPr>
           <w:p>
+            <w:pPr>
+              <w:keepNext/>
+            </w:pPr>
             <w:r>
               <w:rPr>
                 <w:sz w:val="22"/>
@@ -1006,6 +1116,9 @@
             </w:tcMar>
           </w:tcPr>
           <w:p>
+            <w:pPr>
+              <w:keepNext/>
+            </w:pPr>
             <w:r>
               <w:rPr>
                 <w:sz w:val="22"/>
@@ -1017,6 +1130,9 @@
         </w:tc>
       </w:tr>
       <w:tr>
+        <w:trPr>
+          <w:cantSplit/>
+        </w:trPr>
         <w:tc>
           <w:tcPr>
             <w:tcW w:w="2300" w:type="dxa"/>
@@ -1028,6 +1144,9 @@
             </w:tcMar>
           </w:tcPr>
           <w:p>
+            <w:pPr>
+              <w:keepNext/>
+            </w:pPr>
             <w:r>
               <w:rPr>
                 <w:sz w:val="22"/>
@@ -1048,6 +1167,9 @@
             </w:tcMar>
           </w:tcPr>
           <w:p>
+            <w:pPr>
+              <w:keepNext/>
+            </w:pPr>
             <w:r>
               <w:rPr>
                 <w:sz w:val="22"/>
@@ -1113,6 +1235,9 @@
             </w:tcMar>
           </w:tcPr>
           <w:p>
+            <w:pPr>
+              <w:keepNext/>
+            </w:pPr>
             <w:r>
               <w:rPr>
                 <w:sz w:val="22"/>
@@ -1124,6 +1249,9 @@
         </w:tc>
       </w:tr>
       <w:tr>
+        <w:trPr>
+          <w:cantSplit/>
+        </w:trPr>
         <w:tc>
           <w:tcPr>
             <w:tcW w:w="2300" w:type="dxa"/>
@@ -1166,7 +1294,7 @@
                 <w:sz w:val="22"/>
                 <w:szCs w:val="22"/>
               </w:rPr>
-              <w:t xml:space="preserve">Mesorregião de cada município do RS.</w:t>
+              <w:t xml:space="preserve">Mesorregião de cada município do RS [IBGE 2026b].</w:t>
             </w:r>
           </w:p>
         </w:tc>
@@ -1197,6 +1325,36 @@
     </w:tbl>
     <w:p>
       <w:pPr>
+        <w:keepNext/>
+        <w:spacing w:before="280" w:after="160"/>
+      </w:pPr>
+      <w:r>
+        <w:rPr>
+          <w:b/>
+          <w:bCs/>
+          <w:sz w:val="24"/>
+          <w:szCs w:val="24"/>
+        </w:rPr>
+        <w:t>4.2 Estrutura da base integrada</w:t>
+      </w:r>
+    </w:p>
+    <w:p>
+      <w:pPr>
+        <w:spacing w:after="200" w:line="276" w:lineRule="auto"/>
+        <w:ind w:firstLine="720"/>
+        <w:jc w:val="both"/>
+      </w:pPr>
+      <w:r>
+        <w:rPr>
+          <w:sz w:val="24"/>
+          <w:szCs w:val="24"/>
+        </w:rPr>
+        <w:t xml:space="preserve">A base final tem como chave primária o código IBGE do município e a safra (ano_safra). A Tabela 2 resume as principais variáveis do painel município–safra resultante da integração das quatro fontes.</w:t>
+      </w:r>
+    </w:p>
+    <w:p>
+      <w:pPr>
+        <w:keepNext/>
         <w:spacing w:before="120" w:after="300"/>
         <w:jc w:val="center"/>
       </w:pPr>
@@ -1207,36 +1365,7 @@
           <w:sz w:val="22"/>
           <w:szCs w:val="22"/>
         </w:rPr>
-        <w:t xml:space="preserve">Tabela 1 – Fontes de dados utilizadas no projeto. Fonte: elaboração própria (2026).</w:t>
-      </w:r>
-    </w:p>
-    <w:p>
-      <w:pPr>
-        <w:keepNext/>
-        <w:spacing w:before="280" w:after="160"/>
-      </w:pPr>
-      <w:r>
-        <w:rPr>
-          <w:b/>
-          <w:bCs/>
-          <w:sz w:val="24"/>
-          <w:szCs w:val="24"/>
-        </w:rPr>
-        <w:t>4.2 Estrutura da base integrada</w:t>
-      </w:r>
-    </w:p>
-    <w:p>
-      <w:pPr>
-        <w:spacing w:after="200" w:line="276" w:lineRule="auto"/>
-        <w:ind w:firstLine="720"/>
-        <w:jc w:val="both"/>
-      </w:pPr>
-      <w:r>
-        <w:rPr>
-          <w:sz w:val="24"/>
-          <w:szCs w:val="24"/>
-        </w:rPr>
-        <w:t xml:space="preserve">A base final tem como chave primária o código IBGE do município e a safra (ano_safra). A Tabela 2 resume as principais variáveis do painel município–safra resultante da integração das quatro fontes.</w:t>
+        <w:t xml:space="preserve">Tabela 2 – Dicionário resumido da base integrada e das principais variáveis derivadas para a modelagem. Fonte: elaboração própria (2026).</w:t>
       </w:r>
     </w:p>
     <w:tbl>
@@ -1265,6 +1394,7 @@
       </w:tblGrid>
       <w:tr>
         <w:trPr>
+          <w:cantSplit/>
           <w:tblHeader/>
         </w:trPr>
         <w:tc>
@@ -1279,6 +1409,9 @@
             </w:tcMar>
           </w:tcPr>
           <w:p>
+            <w:pPr>
+              <w:keepNext/>
+            </w:pPr>
             <w:r>
               <w:rPr>
                 <w:b/>
@@ -1302,6 +1435,9 @@
             </w:tcMar>
           </w:tcPr>
           <w:p>
+            <w:pPr>
+              <w:keepNext/>
+            </w:pPr>
             <w:r>
               <w:rPr>
                 <w:b/>
@@ -1325,6 +1461,9 @@
             </w:tcMar>
           </w:tcPr>
           <w:p>
+            <w:pPr>
+              <w:keepNext/>
+            </w:pPr>
             <w:r>
               <w:rPr>
                 <w:b/>
@@ -1348,6 +1487,9 @@
             </w:tcMar>
           </w:tcPr>
           <w:p>
+            <w:pPr>
+              <w:keepNext/>
+            </w:pPr>
             <w:r>
               <w:rPr>
                 <w:b/>
@@ -1361,6 +1503,9 @@
         </w:tc>
       </w:tr>
       <w:tr>
+        <w:trPr>
+          <w:cantSplit/>
+        </w:trPr>
         <w:tc>
           <w:tcPr>
             <w:tcW w:w="2900" w:type="dxa"/>
@@ -1372,6 +1517,9 @@
             </w:tcMar>
           </w:tcPr>
           <w:p>
+            <w:pPr>
+              <w:keepNext/>
+            </w:pPr>
             <w:r>
               <w:rPr>
                 <w:sz w:val="22"/>
@@ -1392,6 +1540,9 @@
             </w:tcMar>
           </w:tcPr>
           <w:p>
+            <w:pPr>
+              <w:keepNext/>
+            </w:pPr>
             <w:r>
               <w:rPr>
                 <w:sz w:val="22"/>
@@ -1412,6 +1563,9 @@
             </w:tcMar>
           </w:tcPr>
           <w:p>
+            <w:pPr>
+              <w:keepNext/>
+            </w:pPr>
             <w:r>
               <w:rPr>
                 <w:sz w:val="22"/>
@@ -1432,6 +1586,9 @@
             </w:tcMar>
           </w:tcPr>
           <w:p>
+            <w:pPr>
+              <w:keepNext/>
+            </w:pPr>
             <w:r>
               <w:rPr>
                 <w:sz w:val="22"/>
@@ -1443,6 +1600,9 @@
         </w:tc>
       </w:tr>
       <w:tr>
+        <w:trPr>
+          <w:cantSplit/>
+        </w:trPr>
         <w:tc>
           <w:tcPr>
             <w:tcW w:w="2900" w:type="dxa"/>
@@ -1454,6 +1614,9 @@
             </w:tcMar>
           </w:tcPr>
           <w:p>
+            <w:pPr>
+              <w:keepNext/>
+            </w:pPr>
             <w:r>
               <w:rPr>
                 <w:sz w:val="22"/>
@@ -1474,6 +1637,9 @@
             </w:tcMar>
           </w:tcPr>
           <w:p>
+            <w:pPr>
+              <w:keepNext/>
+            </w:pPr>
             <w:r>
               <w:rPr>
                 <w:sz w:val="22"/>
@@ -1494,6 +1660,9 @@
             </w:tcMar>
           </w:tcPr>
           <w:p>
+            <w:pPr>
+              <w:keepNext/>
+            </w:pPr>
             <w:r>
               <w:rPr>
                 <w:sz w:val="22"/>
@@ -1514,6 +1683,9 @@
             </w:tcMar>
           </w:tcPr>
           <w:p>
+            <w:pPr>
+              <w:keepNext/>
+            </w:pPr>
             <w:r>
               <w:rPr>
                 <w:sz w:val="22"/>
@@ -1525,6 +1697,9 @@
         </w:tc>
       </w:tr>
       <w:tr>
+        <w:trPr>
+          <w:cantSplit/>
+        </w:trPr>
         <w:tc>
           <w:tcPr>
             <w:tcW w:w="2900" w:type="dxa"/>
@@ -1536,6 +1711,9 @@
             </w:tcMar>
           </w:tcPr>
           <w:p>
+            <w:pPr>
+              <w:keepNext/>
+            </w:pPr>
             <w:r>
               <w:rPr>
                 <w:sz w:val="22"/>
@@ -1556,6 +1734,9 @@
             </w:tcMar>
           </w:tcPr>
           <w:p>
+            <w:pPr>
+              <w:keepNext/>
+            </w:pPr>
             <w:r>
               <w:rPr>
                 <w:sz w:val="22"/>
@@ -1576,6 +1757,9 @@
             </w:tcMar>
           </w:tcPr>
           <w:p>
+            <w:pPr>
+              <w:keepNext/>
+            </w:pPr>
             <w:r>
               <w:rPr>
                 <w:sz w:val="22"/>
@@ -1596,6 +1780,9 @@
             </w:tcMar>
           </w:tcPr>
           <w:p>
+            <w:pPr>
+              <w:keepNext/>
+            </w:pPr>
             <w:r>
               <w:rPr>
                 <w:sz w:val="22"/>
@@ -1607,6 +1794,9 @@
         </w:tc>
       </w:tr>
       <w:tr>
+        <w:trPr>
+          <w:cantSplit/>
+        </w:trPr>
         <w:tc>
           <w:tcPr>
             <w:tcW w:w="2900" w:type="dxa"/>
@@ -1618,6 +1808,9 @@
             </w:tcMar>
           </w:tcPr>
           <w:p>
+            <w:pPr>
+              <w:keepNext/>
+            </w:pPr>
             <w:r>
               <w:rPr>
                 <w:sz w:val="22"/>
@@ -1638,6 +1831,9 @@
             </w:tcMar>
           </w:tcPr>
           <w:p>
+            <w:pPr>
+              <w:keepNext/>
+            </w:pPr>
             <w:r>
               <w:rPr>
                 <w:sz w:val="22"/>
@@ -1658,6 +1854,9 @@
             </w:tcMar>
           </w:tcPr>
           <w:p>
+            <w:pPr>
+              <w:keepNext/>
+            </w:pPr>
             <w:r>
               <w:rPr>
                 <w:sz w:val="22"/>
@@ -1678,6 +1877,9 @@
             </w:tcMar>
           </w:tcPr>
           <w:p>
+            <w:pPr>
+              <w:keepNext/>
+            </w:pPr>
             <w:r>
               <w:rPr>
                 <w:sz w:val="22"/>
@@ -1689,6 +1891,9 @@
         </w:tc>
       </w:tr>
       <w:tr>
+        <w:trPr>
+          <w:cantSplit/>
+        </w:trPr>
         <w:tc>
           <w:tcPr>
             <w:tcW w:w="2900" w:type="dxa"/>
@@ -1700,6 +1905,9 @@
             </w:tcMar>
           </w:tcPr>
           <w:p>
+            <w:pPr>
+              <w:keepNext/>
+            </w:pPr>
             <w:r>
               <w:rPr>
                 <w:sz w:val="22"/>
@@ -1720,6 +1928,9 @@
             </w:tcMar>
           </w:tcPr>
           <w:p>
+            <w:pPr>
+              <w:keepNext/>
+            </w:pPr>
             <w:r>
               <w:rPr>
                 <w:sz w:val="22"/>
@@ -1740,6 +1951,9 @@
             </w:tcMar>
           </w:tcPr>
           <w:p>
+            <w:pPr>
+              <w:keepNext/>
+            </w:pPr>
             <w:r>
               <w:rPr>
                 <w:sz w:val="22"/>
@@ -1760,6 +1974,9 @@
             </w:tcMar>
           </w:tcPr>
           <w:p>
+            <w:pPr>
+              <w:keepNext/>
+            </w:pPr>
             <w:r>
               <w:rPr>
                 <w:sz w:val="22"/>
@@ -1771,6 +1988,9 @@
         </w:tc>
       </w:tr>
       <w:tr>
+        <w:trPr>
+          <w:cantSplit/>
+        </w:trPr>
         <w:tc>
           <w:tcPr>
             <w:tcW w:w="2900" w:type="dxa"/>
@@ -1782,6 +2002,9 @@
             </w:tcMar>
           </w:tcPr>
           <w:p>
+            <w:pPr>
+              <w:keepNext/>
+            </w:pPr>
             <w:r>
               <w:rPr>
                 <w:sz w:val="22"/>
@@ -1802,6 +2025,9 @@
             </w:tcMar>
           </w:tcPr>
           <w:p>
+            <w:pPr>
+              <w:keepNext/>
+            </w:pPr>
             <w:r>
               <w:rPr>
                 <w:sz w:val="22"/>
@@ -1822,6 +2048,9 @@
             </w:tcMar>
           </w:tcPr>
           <w:p>
+            <w:pPr>
+              <w:keepNext/>
+            </w:pPr>
             <w:r>
               <w:rPr>
                 <w:sz w:val="22"/>
@@ -1842,6 +2071,9 @@
             </w:tcMar>
           </w:tcPr>
           <w:p>
+            <w:pPr>
+              <w:keepNext/>
+            </w:pPr>
             <w:r>
               <w:rPr>
                 <w:sz w:val="22"/>
@@ -1853,6 +2085,9 @@
         </w:tc>
       </w:tr>
       <w:tr>
+        <w:trPr>
+          <w:cantSplit/>
+        </w:trPr>
         <w:tc>
           <w:tcPr>
             <w:tcW w:w="2900" w:type="dxa"/>
@@ -1864,6 +2099,9 @@
             </w:tcMar>
           </w:tcPr>
           <w:p>
+            <w:pPr>
+              <w:keepNext/>
+            </w:pPr>
             <w:r>
               <w:rPr>
                 <w:sz w:val="22"/>
@@ -1884,6 +2122,9 @@
             </w:tcMar>
           </w:tcPr>
           <w:p>
+            <w:pPr>
+              <w:keepNext/>
+            </w:pPr>
             <w:r>
               <w:rPr>
                 <w:sz w:val="22"/>
@@ -1904,6 +2145,9 @@
             </w:tcMar>
           </w:tcPr>
           <w:p>
+            <w:pPr>
+              <w:keepNext/>
+            </w:pPr>
             <w:r>
               <w:rPr>
                 <w:sz w:val="22"/>
@@ -1924,6 +2168,9 @@
             </w:tcMar>
           </w:tcPr>
           <w:p>
+            <w:pPr>
+              <w:keepNext/>
+            </w:pPr>
             <w:r>
               <w:rPr>
                 <w:sz w:val="22"/>
@@ -1935,6 +2182,9 @@
         </w:tc>
       </w:tr>
       <w:tr>
+        <w:trPr>
+          <w:cantSplit/>
+        </w:trPr>
         <w:tc>
           <w:tcPr>
             <w:tcW w:w="2900" w:type="dxa"/>
@@ -1946,6 +2196,9 @@
             </w:tcMar>
           </w:tcPr>
           <w:p>
+            <w:pPr>
+              <w:keepNext/>
+            </w:pPr>
             <w:r>
               <w:rPr>
                 <w:sz w:val="22"/>
@@ -1966,6 +2219,9 @@
             </w:tcMar>
           </w:tcPr>
           <w:p>
+            <w:pPr>
+              <w:keepNext/>
+            </w:pPr>
             <w:r>
               <w:rPr>
                 <w:sz w:val="22"/>
@@ -1986,6 +2242,9 @@
             </w:tcMar>
           </w:tcPr>
           <w:p>
+            <w:pPr>
+              <w:keepNext/>
+            </w:pPr>
             <w:r>
               <w:rPr>
                 <w:sz w:val="22"/>
@@ -2006,6 +2265,9 @@
             </w:tcMar>
           </w:tcPr>
           <w:p>
+            <w:pPr>
+              <w:keepNext/>
+            </w:pPr>
             <w:r>
               <w:rPr>
                 <w:sz w:val="22"/>
@@ -2017,6 +2279,9 @@
         </w:tc>
       </w:tr>
       <w:tr>
+        <w:trPr>
+          <w:cantSplit/>
+        </w:trPr>
         <w:tc>
           <w:tcPr>
             <w:tcW w:w="2900" w:type="dxa"/>
@@ -2028,6 +2293,9 @@
             </w:tcMar>
           </w:tcPr>
           <w:p>
+            <w:pPr>
+              <w:keepNext/>
+            </w:pPr>
             <w:r>
               <w:rPr>
                 <w:sz w:val="22"/>
@@ -2048,6 +2316,9 @@
             </w:tcMar>
           </w:tcPr>
           <w:p>
+            <w:pPr>
+              <w:keepNext/>
+            </w:pPr>
             <w:r>
               <w:rPr>
                 <w:sz w:val="22"/>
@@ -2068,6 +2339,9 @@
             </w:tcMar>
           </w:tcPr>
           <w:p>
+            <w:pPr>
+              <w:keepNext/>
+            </w:pPr>
             <w:r>
               <w:rPr>
                 <w:sz w:val="22"/>
@@ -2088,6 +2362,9 @@
             </w:tcMar>
           </w:tcPr>
           <w:p>
+            <w:pPr>
+              <w:keepNext/>
+            </w:pPr>
             <w:r>
               <w:rPr>
                 <w:sz w:val="22"/>
@@ -2099,6 +2376,9 @@
         </w:tc>
       </w:tr>
       <w:tr>
+        <w:trPr>
+          <w:cantSplit/>
+        </w:trPr>
         <w:tc>
           <w:tcPr>
             <w:tcW w:w="2900" w:type="dxa"/>
@@ -2195,6 +2475,94 @@
     </w:tbl>
     <w:p>
       <w:pPr>
+        <w:keepNext/>
+        <w:spacing w:before="280" w:after="160"/>
+      </w:pPr>
+      <w:r>
+        <w:rPr>
+          <w:b/>
+          <w:bCs/>
+          <w:sz w:val="24"/>
+          <w:szCs w:val="24"/>
+        </w:rPr>
+        <w:t>4.3 Análise exploratória em Python</w:t>
+      </w:r>
+    </w:p>
+    <w:p>
+      <w:pPr>
+        <w:spacing w:after="200" w:line="276" w:lineRule="auto"/>
+        <w:ind w:firstLine="720"/>
+        <w:jc w:val="both"/>
+      </w:pPr>
+      <w:r>
+        <w:rPr>
+          <w:sz w:val="24"/>
+          <w:szCs w:val="24"/>
+        </w:rPr>
+        <w:t xml:space="preserve">A análise exploratória da N1 foi realizada em um notebook Python (disponível no GitHub do projeto, Seção 4.5) e cobriu: cobertura temporal dos dados (percentual de municípios com rendimento informado por safra), distribuição do rendimento, série temporal do rendimento médio estadual comparada ao ONI, rendimento por fase do ENOS e correlação entre rendimento e as demais variáveis – reproduzindo, com a base do RS, o tipo de verificação já documentado na literatura [Pilau et al. 2022]. O notebook parte da Tabela 1612 do SIDRA/IBGE, seleciona soja em grão para os municípios do RS, converte os valores numéricos e reorganiza as variáveis por município e safra; a mesma lógica é usada para integrar as fontes climáticas.</w:t>
+      </w:r>
+    </w:p>
+    <w:p>
+      <w:pPr>
+        <w:keepNext/>
+        <w:spacing w:before="280" w:after="160"/>
+      </w:pPr>
+      <w:r>
+        <w:rPr>
+          <w:b/>
+          <w:bCs/>
+          <w:sz w:val="24"/>
+          <w:szCs w:val="24"/>
+        </w:rPr>
+        <w:t>4.4 Preparação dos dados</w:t>
+      </w:r>
+    </w:p>
+    <w:p>
+      <w:pPr>
+        <w:spacing w:after="200" w:line="276" w:lineRule="auto"/>
+        <w:ind w:firstLine="720"/>
+        <w:jc w:val="both"/>
+      </w:pPr>
+      <w:r>
+        <w:rPr>
+          <w:sz w:val="24"/>
+          <w:szCs w:val="24"/>
+        </w:rPr>
+        <w:t xml:space="preserve">Os dados brutos do SIDRA foram obtidos via API pública do IBGE [IBGE 2026a] (tabela 1612, variáveis de área plantada, área colhida, produção e rendimento médio, categoria soja em grão) para os 497 municípios do RS, 2000–2025 (26 safras), e reorganizados para o formato município × ano. O ONI [NOAA 2026] foi agregado por janela de safra (outubro do ano anterior a março do ano da safra), também disponível até 2025. Os dados diários do INMET [INMET 2026] (45 estações automáticas do RS, 2000–2025, obtidos via BDMEP em duas etapas) foram associados a cada município pela estação mais próxima (distância de Haversine) e agregados na mesma janela de safra (soma de precipitação, média de temperatura), com combinações estação–safra de janela incompleta (menos de 150 dos ~182 dias esperados, por falha de equipamento ou estação recém-instalada) tratadas como ausentes em vez de soma parcial. Os dados de adubação fosfatada (Embrapa/CQFS-RS/SC) não foram integrados ao painel como variável, por serem uma tabela de referência por classe de solo, e não uma série observada por município; seu uso, como aplicação do modelo, é descrito na Seção 6.6.</w:t>
+      </w:r>
+    </w:p>
+    <w:p>
+      <w:pPr>
+        <w:keepNext/>
+        <w:spacing w:before="280" w:after="160"/>
+      </w:pPr>
+      <w:r>
+        <w:rPr>
+          <w:b/>
+          <w:bCs/>
+          <w:sz w:val="24"/>
+          <w:szCs w:val="24"/>
+        </w:rPr>
+        <w:t>4.5 Resultados iniciais da análise exploratória</w:t>
+      </w:r>
+    </w:p>
+    <w:p>
+      <w:pPr>
+        <w:spacing w:after="200" w:line="276" w:lineRule="auto"/>
+        <w:ind w:firstLine="720"/>
+        <w:jc w:val="both"/>
+      </w:pPr>
+      <w:r>
+        <w:rPr>
+          <w:sz w:val="24"/>
+          <w:szCs w:val="24"/>
+        </w:rPr>
+        <w:t xml:space="preserve">Até o momento, as quatro fontes de dados descritas na Seção 4.1 foram efetivamente coletadas e documentadas, e o painel município–safra foi construído e analisado em um notebook Python, reunindo 12.922 pares município-safra (497 municípios do Rio Grande do Sul entre 2000 e 2025). Nem todos têm a variável-alvo. Os símbolos do SIDRA – “-” (zero absoluto) e “...” (dado não disponível) – permitem separar ausência de cultivo de dado ausente (Tabela 3). Os pares sem cultivo não são dados faltantes: o município não plantou soja naquele ano. As perdas totais (área plantada sem área colhida; 10 dos 20 casos em 2005, ano da maior seca da série, e 3 em 2024) ficam fora do modelo porque o rendimento – produção dividida pela área colhida – não é definido, mas são quebras reais. Dos 10.540 pares com rendimento, 5.236 (safras 2006–2025) têm também clima do INMET com cobertura suficiente e patamar calculável, e formam a base de modelagem (Seção 5). O percentual de municípios do RS com produção de soja registrada na safra cresce de 70,4% em 2000 para 87,3% em 2025, refletindo a expansão histórica da cultura no estado – um ponto de atenção para a interpretação de médias estaduais nos anos iniciais da série.</w:t>
+      </w:r>
+    </w:p>
+    <w:p>
+      <w:pPr>
+        <w:keepNext/>
         <w:spacing w:before="120" w:after="300"/>
         <w:jc w:val="center"/>
       </w:pPr>
@@ -2205,96 +2573,449 @@
           <w:sz w:val="22"/>
           <w:szCs w:val="22"/>
         </w:rPr>
-        <w:t xml:space="preserve">Tabela 2 – Dicionário resumido da base integrada e das principais variáveis derivadas para a modelagem. Fonte: elaboração própria (2026).</w:t>
-      </w:r>
-    </w:p>
-    <w:p>
-      <w:pPr>
-        <w:keepNext/>
-        <w:spacing w:before="280" w:after="160"/>
-      </w:pPr>
-      <w:r>
-        <w:rPr>
-          <w:b/>
-          <w:bCs/>
-          <w:sz w:val="24"/>
-          <w:szCs w:val="24"/>
-        </w:rPr>
-        <w:t>4.3 Análise exploratória em Python</w:t>
-      </w:r>
-    </w:p>
-    <w:p>
-      <w:pPr>
-        <w:spacing w:after="200" w:line="276" w:lineRule="auto"/>
-        <w:ind w:firstLine="720"/>
-        <w:jc w:val="both"/>
-      </w:pPr>
-      <w:r>
-        <w:rPr>
-          <w:sz w:val="24"/>
-          <w:szCs w:val="24"/>
-        </w:rPr>
-        <w:t xml:space="preserve">A análise exploratória da N1 foi realizada em um notebook Python (disponível no GitHub do projeto, Seção 4.5) e cobriu: cobertura temporal dos dados (percentual de municípios com rendimento informado por safra), distribuição do rendimento, série temporal do rendimento médio estadual comparada ao ONI, rendimento por fase do ENOS e correlação entre rendimento e as demais variáveis – reproduzindo, com a base do RS, o tipo de verificação já documentado na literatura (Pilau et al., 2022). O notebook parte da Tabela 1612 do SIDRA/IBGE, seleciona soja em grão para os municípios do RS, converte os valores numéricos e reorganiza as variáveis por município e safra; a mesma lógica é usada para integrar as fontes climáticas.</w:t>
-      </w:r>
-    </w:p>
-    <w:p>
-      <w:pPr>
-        <w:keepNext/>
-        <w:spacing w:before="280" w:after="160"/>
-      </w:pPr>
-      <w:r>
-        <w:rPr>
-          <w:b/>
-          <w:bCs/>
-          <w:sz w:val="24"/>
-          <w:szCs w:val="24"/>
-        </w:rPr>
-        <w:t>4.4 Preparação dos dados</w:t>
-      </w:r>
-    </w:p>
-    <w:p>
-      <w:pPr>
-        <w:spacing w:after="200" w:line="276" w:lineRule="auto"/>
-        <w:ind w:firstLine="720"/>
-        <w:jc w:val="both"/>
-      </w:pPr>
-      <w:r>
-        <w:rPr>
-          <w:sz w:val="24"/>
-          <w:szCs w:val="24"/>
-        </w:rPr>
-        <w:t xml:space="preserve">Os dados brutos do SIDRA foram obtidos via API pública do IBGE (tabela 1612, variáveis de área plantada, área colhida, produção e rendimento médio, categoria soja em grão) para os 497 municípios do RS, 2000–2025 (26 safras), e reorganizados para o formato município × ano. O ONI foi agregado por janela de safra (outubro do ano anterior a março do ano da safra), também disponível até 2025. Os dados diários do INMET (45 estações automáticas do RS, 2000–2025, obtidos via BDMEP em duas etapas) foram associados a cada município pela estação mais próxima (distância de Haversine) e agregados na mesma janela de safra (soma de precipitação, média de temperatura), com combinações estação–safra de janela incompleta (menos de 150 dos ~182 dias esperados, por falha de equipamento ou estação recém-instalada) tratadas como ausentes em vez de soma parcial. Os dados de adubação fosfatada (Embrapa/CQFS-RS/SC) não foram integrados ao painel como variável, por serem uma tabela de referência por classe de solo, e não uma série observada por município; seu uso, como aplicação do modelo, é descrito na Seção 6.6.</w:t>
-      </w:r>
-    </w:p>
-    <w:p>
-      <w:pPr>
-        <w:keepNext/>
-        <w:spacing w:before="280" w:after="160"/>
-      </w:pPr>
-      <w:r>
-        <w:rPr>
-          <w:b/>
-          <w:bCs/>
-          <w:sz w:val="24"/>
-          <w:szCs w:val="24"/>
-        </w:rPr>
-        <w:t>4.5 Resultados iniciais da análise exploratória</w:t>
-      </w:r>
-    </w:p>
-    <w:p>
-      <w:pPr>
-        <w:spacing w:after="200" w:line="276" w:lineRule="auto"/>
-        <w:ind w:firstLine="720"/>
-        <w:jc w:val="both"/>
-      </w:pPr>
-      <w:r>
-        <w:rPr>
-          <w:sz w:val="24"/>
-          <w:szCs w:val="24"/>
-        </w:rPr>
-        <w:t xml:space="preserve">Até o momento, as quatro fontes de dados descritas na Seção 4.1 foram efetivamente coletadas e documentadas, e o painel município–safra foi construído e analisado em um notebook Python, reunindo 12.922 pares município-safra (497 municípios do Rio Grande do Sul entre 2000 e 2025). O percentual de municípios do RS com produção de soja registrada na safra cresce de 70,4% em 2000 para 87,3% em 2025, refletindo a expansão histórica da cultura no estado – um ponto de atenção para a interpretação de médias estaduais nos anos iniciais da série.</w:t>
-      </w:r>
-    </w:p>
+        <w:t xml:space="preserve">Tabela 3 – Situação dos 12.922 pares município–safra segundo os símbolos do SIDRA. Fonte: elaboração própria a partir de IBGE/SIDRA (2026).</w:t>
+      </w:r>
+    </w:p>
+    <w:tbl>
+      <w:tblPr>
+        <w:tblW w:w="8500" w:type="dxa"/>
+        <w:jc w:val="center"/>
+        <w:tblBorders>
+          <w:top w:val="single" w:sz="4" w:space="0" w:color="999999"/>
+          <w:left w:val="single" w:sz="4" w:space="0" w:color="999999"/>
+          <w:bottom w:val="single" w:sz="4" w:space="0" w:color="999999"/>
+          <w:right w:val="single" w:sz="4" w:space="0" w:color="999999"/>
+          <w:insideH w:val="single" w:sz="4" w:space="0" w:color="999999"/>
+          <w:insideV w:val="single" w:sz="4" w:space="0" w:color="999999"/>
+        </w:tblBorders>
+        <w:tblCellMar>
+          <w:left w:w="10" w:type="dxa"/>
+          <w:right w:w="10" w:type="dxa"/>
+        </w:tblCellMar>
+        <w:tblLook w:val="04A0" w:firstRow="1" w:lastRow="0" w:firstColumn="1" w:lastColumn="0" w:noHBand="0" w:noVBand="1"/>
+      </w:tblPr>
+      <w:tblGrid>
+        <w:gridCol w:w="2300"/>
+        <w:gridCol w:w="3400"/>
+        <w:gridCol w:w="2800"/>
+      </w:tblGrid>
+      <w:tr>
+        <w:trPr>
+          <w:cantSplit/>
+          <w:tblHeader/>
+        </w:trPr>
+        <w:tc>
+          <w:tcPr>
+            <w:tcW w:w="2300" w:type="dxa"/>
+            <w:shd w:val="clear" w:color="auto" w:fill="D9D9D9"/>
+            <w:tcMar>
+              <w:top w:w="80" w:type="dxa"/>
+              <w:left w:w="100" w:type="dxa"/>
+              <w:bottom w:w="80" w:type="dxa"/>
+              <w:right w:w="100" w:type="dxa"/>
+            </w:tcMar>
+          </w:tcPr>
+          <w:p>
+            <w:pPr>
+              <w:keepNext/>
+            </w:pPr>
+            <w:r>
+              <w:rPr>
+                <w:b/>
+                <w:bCs/>
+                <w:sz w:val="22"/>
+                <w:szCs w:val="22"/>
+              </w:rPr>
+              <w:t xml:space="preserve">Situação</w:t>
+            </w:r>
+          </w:p>
+        </w:tc>
+        <w:tc>
+          <w:tcPr>
+            <w:tcW w:w="3400" w:type="dxa"/>
+            <w:shd w:val="clear" w:color="auto" w:fill="D9D9D9"/>
+            <w:tcMar>
+              <w:top w:w="80" w:type="dxa"/>
+              <w:left w:w="100" w:type="dxa"/>
+              <w:bottom w:w="80" w:type="dxa"/>
+              <w:right w:w="100" w:type="dxa"/>
+            </w:tcMar>
+          </w:tcPr>
+          <w:p>
+            <w:pPr>
+              <w:keepNext/>
+            </w:pPr>
+            <w:r>
+              <w:rPr>
+                <w:b/>
+                <w:bCs/>
+                <w:sz w:val="22"/>
+                <w:szCs w:val="22"/>
+              </w:rPr>
+              <w:t xml:space="preserve">Regra e casos</w:t>
+            </w:r>
+          </w:p>
+        </w:tc>
+        <w:tc>
+          <w:tcPr>
+            <w:tcW w:w="2800" w:type="dxa"/>
+            <w:shd w:val="clear" w:color="auto" w:fill="D9D9D9"/>
+            <w:tcMar>
+              <w:top w:w="80" w:type="dxa"/>
+              <w:left w:w="100" w:type="dxa"/>
+              <w:bottom w:w="80" w:type="dxa"/>
+              <w:right w:w="100" w:type="dxa"/>
+            </w:tcMar>
+          </w:tcPr>
+          <w:p>
+            <w:pPr>
+              <w:keepNext/>
+            </w:pPr>
+            <w:r>
+              <w:rPr>
+                <w:b/>
+                <w:bCs/>
+                <w:sz w:val="22"/>
+                <w:szCs w:val="22"/>
+              </w:rPr>
+              <w:t xml:space="preserve">Pares</w:t>
+            </w:r>
+          </w:p>
+        </w:tc>
+      </w:tr>
+      <w:tr>
+        <w:trPr>
+          <w:cantSplit/>
+        </w:trPr>
+        <w:tc>
+          <w:tcPr>
+            <w:tcW w:w="2300" w:type="dxa"/>
+            <w:tcMar>
+              <w:top w:w="80" w:type="dxa"/>
+              <w:left w:w="100" w:type="dxa"/>
+              <w:bottom w:w="80" w:type="dxa"/>
+              <w:right w:w="100" w:type="dxa"/>
+            </w:tcMar>
+          </w:tcPr>
+          <w:p>
+            <w:pPr>
+              <w:keepNext/>
+            </w:pPr>
+            <w:r>
+              <w:rPr>
+                <w:sz w:val="22"/>
+                <w:szCs w:val="22"/>
+              </w:rPr>
+              <w:t xml:space="preserve">Com rendimento</w:t>
+            </w:r>
+          </w:p>
+        </w:tc>
+        <w:tc>
+          <w:tcPr>
+            <w:tcW w:w="3400" w:type="dxa"/>
+            <w:tcMar>
+              <w:top w:w="80" w:type="dxa"/>
+              <w:left w:w="100" w:type="dxa"/>
+              <w:bottom w:w="80" w:type="dxa"/>
+              <w:right w:w="100" w:type="dxa"/>
+            </w:tcMar>
+          </w:tcPr>
+          <w:p>
+            <w:pPr>
+              <w:keepNext/>
+            </w:pPr>
+            <w:r>
+              <w:rPr>
+                <w:sz w:val="22"/>
+                <w:szCs w:val="22"/>
+              </w:rPr>
+              <w:t xml:space="preserve">Rendimento numérico</w:t>
+            </w:r>
+          </w:p>
+        </w:tc>
+        <w:tc>
+          <w:tcPr>
+            <w:tcW w:w="2800" w:type="dxa"/>
+            <w:tcMar>
+              <w:top w:w="80" w:type="dxa"/>
+              <w:left w:w="100" w:type="dxa"/>
+              <w:bottom w:w="80" w:type="dxa"/>
+              <w:right w:w="100" w:type="dxa"/>
+            </w:tcMar>
+          </w:tcPr>
+          <w:p>
+            <w:pPr>
+              <w:keepNext/>
+            </w:pPr>
+            <w:r>
+              <w:rPr>
+                <w:sz w:val="22"/>
+                <w:szCs w:val="22"/>
+              </w:rPr>
+              <w:t xml:space="preserve">10.540</w:t>
+            </w:r>
+          </w:p>
+        </w:tc>
+      </w:tr>
+      <w:tr>
+        <w:trPr>
+          <w:cantSplit/>
+        </w:trPr>
+        <w:tc>
+          <w:tcPr>
+            <w:tcW w:w="2300" w:type="dxa"/>
+            <w:tcMar>
+              <w:top w:w="80" w:type="dxa"/>
+              <w:left w:w="100" w:type="dxa"/>
+              <w:bottom w:w="80" w:type="dxa"/>
+              <w:right w:w="100" w:type="dxa"/>
+            </w:tcMar>
+          </w:tcPr>
+          <w:p>
+            <w:pPr>
+              <w:keepNext/>
+            </w:pPr>
+            <w:r>
+              <w:rPr>
+                <w:sz w:val="22"/>
+                <w:szCs w:val="22"/>
+              </w:rPr>
+              <w:t xml:space="preserve">Sem cultivo</w:t>
+            </w:r>
+          </w:p>
+        </w:tc>
+        <w:tc>
+          <w:tcPr>
+            <w:tcW w:w="3400" w:type="dxa"/>
+            <w:tcMar>
+              <w:top w:w="80" w:type="dxa"/>
+              <w:left w:w="100" w:type="dxa"/>
+              <w:bottom w:w="80" w:type="dxa"/>
+              <w:right w:w="100" w:type="dxa"/>
+            </w:tcMar>
+          </w:tcPr>
+          <w:p>
+            <w:pPr>
+              <w:keepNext/>
+            </w:pPr>
+            <w:r>
+              <w:rPr>
+                <w:sz w:val="22"/>
+                <w:szCs w:val="22"/>
+              </w:rPr>
+              <w:t xml:space="preserve">Área plantada “-” (zero)</w:t>
+            </w:r>
+          </w:p>
+        </w:tc>
+        <w:tc>
+          <w:tcPr>
+            <w:tcW w:w="2800" w:type="dxa"/>
+            <w:tcMar>
+              <w:top w:w="80" w:type="dxa"/>
+              <w:left w:w="100" w:type="dxa"/>
+              <w:bottom w:w="80" w:type="dxa"/>
+              <w:right w:w="100" w:type="dxa"/>
+            </w:tcMar>
+          </w:tcPr>
+          <w:p>
+            <w:pPr>
+              <w:keepNext/>
+            </w:pPr>
+            <w:r>
+              <w:rPr>
+                <w:sz w:val="22"/>
+                <w:szCs w:val="22"/>
+              </w:rPr>
+              <w:t xml:space="preserve">2.308</w:t>
+            </w:r>
+          </w:p>
+        </w:tc>
+      </w:tr>
+      <w:tr>
+        <w:trPr>
+          <w:cantSplit/>
+        </w:trPr>
+        <w:tc>
+          <w:tcPr>
+            <w:tcW w:w="2300" w:type="dxa"/>
+            <w:tcMar>
+              <w:top w:w="80" w:type="dxa"/>
+              <w:left w:w="100" w:type="dxa"/>
+              <w:bottom w:w="80" w:type="dxa"/>
+              <w:right w:w="100" w:type="dxa"/>
+            </w:tcMar>
+          </w:tcPr>
+          <w:p>
+            <w:pPr>
+              <w:keepNext/>
+            </w:pPr>
+            <w:r>
+              <w:rPr>
+                <w:sz w:val="22"/>
+                <w:szCs w:val="22"/>
+              </w:rPr>
+              <w:t xml:space="preserve">Dado não disponível</w:t>
+            </w:r>
+          </w:p>
+        </w:tc>
+        <w:tc>
+          <w:tcPr>
+            <w:tcW w:w="3400" w:type="dxa"/>
+            <w:tcMar>
+              <w:top w:w="80" w:type="dxa"/>
+              <w:left w:w="100" w:type="dxa"/>
+              <w:bottom w:w="80" w:type="dxa"/>
+              <w:right w:w="100" w:type="dxa"/>
+            </w:tcMar>
+          </w:tcPr>
+          <w:p>
+            <w:pPr>
+              <w:keepNext/>
+            </w:pPr>
+            <w:r>
+              <w:rPr>
+                <w:sz w:val="22"/>
+                <w:szCs w:val="22"/>
+              </w:rPr>
+              <w:t xml:space="preserve">“...”: 29 municípios em 2000 (instalados em 2001), Pinto Bandeira (2000–2012), Cachoeirinha (2014–2025) e Imbé (2020)</w:t>
+            </w:r>
+          </w:p>
+        </w:tc>
+        <w:tc>
+          <w:tcPr>
+            <w:tcW w:w="2800" w:type="dxa"/>
+            <w:tcMar>
+              <w:top w:w="80" w:type="dxa"/>
+              <w:left w:w="100" w:type="dxa"/>
+              <w:bottom w:w="80" w:type="dxa"/>
+              <w:right w:w="100" w:type="dxa"/>
+            </w:tcMar>
+          </w:tcPr>
+          <w:p>
+            <w:pPr>
+              <w:keepNext/>
+            </w:pPr>
+            <w:r>
+              <w:rPr>
+                <w:sz w:val="22"/>
+                <w:szCs w:val="22"/>
+              </w:rPr>
+              <w:t xml:space="preserve">54</w:t>
+            </w:r>
+          </w:p>
+        </w:tc>
+      </w:tr>
+      <w:tr>
+        <w:trPr>
+          <w:cantSplit/>
+        </w:trPr>
+        <w:tc>
+          <w:tcPr>
+            <w:tcW w:w="2300" w:type="dxa"/>
+            <w:tcMar>
+              <w:top w:w="80" w:type="dxa"/>
+              <w:left w:w="100" w:type="dxa"/>
+              <w:bottom w:w="80" w:type="dxa"/>
+              <w:right w:w="100" w:type="dxa"/>
+            </w:tcMar>
+          </w:tcPr>
+          <w:p>
+            <w:r>
+              <w:rPr>
+                <w:sz w:val="22"/>
+                <w:szCs w:val="22"/>
+              </w:rPr>
+              <w:t xml:space="preserve">Perda total</w:t>
+            </w:r>
+          </w:p>
+        </w:tc>
+        <w:tc>
+          <w:tcPr>
+            <w:tcW w:w="3400" w:type="dxa"/>
+            <w:tcMar>
+              <w:top w:w="80" w:type="dxa"/>
+              <w:left w:w="100" w:type="dxa"/>
+              <w:bottom w:w="80" w:type="dxa"/>
+              <w:right w:w="100" w:type="dxa"/>
+            </w:tcMar>
+          </w:tcPr>
+          <w:p>
+            <w:r>
+              <w:rPr>
+                <w:sz w:val="22"/>
+                <w:szCs w:val="22"/>
+              </w:rPr>
+              <w:t xml:space="preserve">Área plantada &gt; 0 e área colhida zero</w:t>
+            </w:r>
+            <w:r>
+              <w:rPr>
+                <w:sz w:val="22"/>
+                <w:szCs w:val="22"/>
+                <w:vertAlign w:val="subscript"/>
+              </w:rPr>
+              <w:t xml:space="preserve"/>
+            </w:r>
+            <w:r>
+              <w:rPr>
+                <w:sz w:val="22"/>
+                <w:szCs w:val="22"/>
+              </w:rPr>
+              <w:t xml:space="preserve"/>
+            </w:r>
+            <w:r>
+              <w:rPr>
+                <w:sz w:val="22"/>
+                <w:szCs w:val="22"/>
+                <w:vertAlign w:val="subscript"/>
+              </w:rPr>
+              <w:t xml:space="preserve"/>
+            </w:r>
+            <w:r>
+              <w:rPr>
+                <w:sz w:val="22"/>
+                <w:szCs w:val="22"/>
+              </w:rPr>
+              <w:t xml:space="preserve"/>
+            </w:r>
+            <w:r>
+              <w:rPr>
+                <w:sz w:val="22"/>
+                <w:szCs w:val="22"/>
+                <w:vertAlign w:val="subscript"/>
+              </w:rPr>
+              <w:t xml:space="preserve"/>
+            </w:r>
+            <w:r>
+              <w:rPr>
+                <w:sz w:val="22"/>
+                <w:szCs w:val="22"/>
+              </w:rPr>
+              <w:t xml:space="preserve"/>
+            </w:r>
+          </w:p>
+        </w:tc>
+        <w:tc>
+          <w:tcPr>
+            <w:tcW w:w="2800" w:type="dxa"/>
+            <w:tcMar>
+              <w:top w:w="80" w:type="dxa"/>
+              <w:left w:w="100" w:type="dxa"/>
+              <w:bottom w:w="80" w:type="dxa"/>
+              <w:right w:w="100" w:type="dxa"/>
+            </w:tcMar>
+          </w:tcPr>
+          <w:p>
+            <w:r>
+              <w:rPr>
+                <w:sz w:val="22"/>
+                <w:szCs w:val="22"/>
+              </w:rPr>
+              <w:t xml:space="preserve">20</w:t>
+            </w:r>
+          </w:p>
+        </w:tc>
+      </w:tr>
+    </w:tbl>
     <w:p>
       <w:pPr>
         <w:keepNext/>
@@ -2438,7 +3159,7 @@
           <w:sz w:val="24"/>
           <w:szCs w:val="24"/>
         </w:rPr>
-        <w:t xml:space="preserve">Considerando todos os pares município-safra, o rendimento médio observado sob La Niña (≈2.151 kg/ha) é inferior ao observado em safras neutras (≈2.432 kg/ha) e sob El Niño (≈2.395 kg/ha). Esse resultado é compatível com Pilau et al. (2022) e Nóia Júnior et al. (2020), que descrevem efeitos negativos consistentes da fase fria do ENOS sobre a produtividade da soja no sul do Brasil, e reforça o uso do ONI como atributo do modelo.</w:t>
+        <w:t xml:space="preserve">Considerando todos os pares município-safra, o rendimento médio observado sob La Niña (≈2.151 kg/ha) é inferior ao observado em safras neutras (≈2.432 kg/ha) e sob El Niño (≈2.395 kg/ha). Esse resultado é compatível com [Pilau et al. 2022, Nóia Júnior et al. 2020], que descrevem efeitos negativos consistentes da fase fria do ENOS sobre a produtividade da soja no sul do Brasil, e reforça o uso do ONI como atributo do modelo.</w:t>
       </w:r>
     </w:p>
     <w:p>
@@ -2598,7 +3319,7 @@
           <w:sz w:val="24"/>
           <w:szCs w:val="24"/>
         </w:rPr>
-        <w:t xml:space="preserve">Como chuva e umidade não medem diretamente a falta de água no solo, foi calculado um balanço hídrico diário por estação. A evapotranspiração de referência foi estimada pelo método de Hargreaves–Samani (Hargreaves e Samani, 1985), recomendado pela FAO quando não há medição de radiação solar (Allen et al., 1998):</w:t>
+        <w:t xml:space="preserve">Como chuva e umidade não medem diretamente a falta de água no solo, foi calculado um balanço hídrico diário por estação. A evapotranspiração de referência foi estimada pelo método de Hargreaves–Samani [Hargreaves e Samani 1985], recomendado pela FAO quando não há medição de radiação solar [Allen et al. 1998]:</w:t>
       </w:r>
     </w:p>
     <w:p>
@@ -2797,7 +3518,7 @@
           <w:sz w:val="24"/>
           <w:szCs w:val="24"/>
         </w:rPr>
-        <w:t xml:space="preserve"> explicado pelo clima. Quatro formas de patamar foram comparadas, todas calculadas apenas com safras anteriores à prevista: reta de tendência estadual com todo o histórico, média móvel dos últimos 5 anos do município, média olímpica dos últimos 5 anos (descartando o melhor e o pior ano) e reta dos últimos 10 anos. A média móvel de 5 anos teve o melhor desempenho e foi adotada.</w:t>
+        <w:t xml:space="preserve"> explicado pelo clima. Quatro formas de patamar foram comparadas, todas calculadas apenas com as safras já publicadas na data da previsão (até Y−2): reta de tendência estadual com todo o histórico, média móvel das 5 últimas safras publicadas do município (Y−6 a Y−2), média olímpica dessas 5 safras (descartando a melhor e a pior) e reta das 10 últimas safras publicadas. A média móvel de 5 safras teve o melhor desempenho e foi adotada.</w:t>
       </w:r>
     </w:p>
     <w:p>
@@ -2871,7 +3592,7 @@
           <w:sz w:val="24"/>
           <w:szCs w:val="24"/>
         </w:rPr>
-        <w:t xml:space="preserve"> os níveis que delimitam as 20% safras mais secas do treino – esses termos valem zero em safras normais e permitem que a perda cresça mais rápido na seca forte; (GB) Gradient Boosting com todas as variáveis climáticas, o ONI e as do balanço hídrico; e a média simples de H2 e GB. Random Forest (500 árvores) foi avaliado nas primeiras etapas. Os hiperparâmetros das árvores foram fixados a priori (Gradient Boosting: taxa de aprendizado 0,05, até 500 iterações com parada antecipada). As linhas de base são a média histórica do município (todas as safras anteriores) e o rendimento da safra anterior. O modelo usa apenas informações disponíveis até o fim de março (a chuva de março é a última variável), permitindo a previsão cerca de um mês antes da colheita (abril–maio).</w:t>
+        <w:t xml:space="preserve"> os níveis que delimitam as 20% safras mais secas do treino – esses termos valem zero em safras normais e permitem que a perda cresça mais rápido na seca forte; (GB) Gradient Boosting com todas as variáveis climáticas, o ONI e as do balanço hídrico; e a média simples de H2 e GB. Random Forest (500 árvores) foi avaliado nas primeiras etapas. Os hiperparâmetros das árvores foram fixados a priori (Gradient Boosting: taxa de aprendizado 0,05, até 500 iterações com parada antecipada). As linhas de base são a média histórica do município (todas as safras publicadas) e o rendimento da última safra publicada (Y−2), versão operacional da linha de base “safra anterior”. O modelo usa apenas informações disponíveis até 31 de março (a chuva de março é a última variável), permitindo a previsão cerca de um mês antes da colheita (abril–maio). Para medir quanto custa respeitar a defasagem de publicação, os modelos também foram avaliados com o patamar até Y−1, cenário que só seria possível com uma estimativa antecipada da safra anterior por município.</w:t>
       </w:r>
     </w:p>
     <w:p>
@@ -2900,7 +3621,7 @@
           <w:sz w:val="24"/>
           <w:szCs w:val="24"/>
         </w:rPr>
-        <w:t xml:space="preserve">A base de modelagem tem 5.260 pares município–safra (448 municípios, safras 2005–2025) com rendimento, patamar e todas as variáveis climáticas. Foram usadas duas validações: (i) </w:t>
+        <w:t xml:space="preserve">A base de modelagem tem 5.236 pares município–safra (448 municípios, safras 2006–2025) com rendimento, patamar e todas as variáveis climáticas. Foram usadas duas validações: (i) </w:t>
       </w:r>
       <w:r>
         <w:rPr>
@@ -2916,7 +3637,7 @@
           <w:sz w:val="24"/>
           <w:szCs w:val="24"/>
         </w:rPr>
-        <w:t xml:space="preserve">, com treino até 2020 (3.669 linhas) e teste em 2021–2025 (1.591 linhas), que simula a previsão real nas safras mais recentes; e (ii) </w:t>
+        <w:t xml:space="preserve">, com treino até 2020 (3.645 linhas) e teste em 2021–2025 (1.591 linhas), que simula a previsão real nas safras mais recentes; e (ii) </w:t>
       </w:r>
       <w:r>
         <w:rPr>
@@ -2932,7 +3653,7 @@
           <w:sz w:val="24"/>
           <w:szCs w:val="24"/>
         </w:rPr>
-        <w:t xml:space="preserve">, em que cada safra de 2008 a 2025 é prevista por um modelo treinado com todas as demais (5.125 linhas avaliadas), medindo a estabilidade da relação clima–rendimento. As métricas são RMSE, MAE, R</w:t>
+        <w:t xml:space="preserve">, em que cada safra de 2008 a 2025 é prevista por um modelo treinado com todas as demais (5.125 linhas avaliadas), medindo a estabilidade da relação clima–rendimento. Na segunda validação o clima é ajustado também com safras posteriores à prevista, o que é próprio dela, mas o patamar continua usando só safras publicadas. No corte temporal, a rigor, o rendimento de 2020 ainda não estaria publicado em março de 2021 e entra no treino do clima; o efeito se limita aos coeficientes do clima e a uma das cinco safras de teste. As métricas são RMSE, MAE, R</w:t>
       </w:r>
       <w:r>
         <w:rPr>
@@ -2990,7 +3711,7 @@
           <w:sz w:val="24"/>
           <w:szCs w:val="24"/>
         </w:rPr>
-        <w:t xml:space="preserve">A Tabela 3 resume as quatro etapas. Na Etapa 1, nenhum modelo superou a média do período de teste (R</w:t>
+        <w:t xml:space="preserve">A Tabela 4 resume as quatro etapas. Na Etapa 1, nenhum modelo superou a média do período de teste (R</w:t>
       </w:r>
       <w:r>
         <w:rPr>
@@ -3020,7 +3741,23 @@
           <w:sz w:val="24"/>
           <w:szCs w:val="24"/>
         </w:rPr>
-        <w:t xml:space="preserve"> de 0,44, valor otimista porque a tendência usava safras posteriores à prevista; com o patamar calculado apenas com o passado (Etapa 3), o valor realista é ≈0,25.</w:t>
+        <w:t xml:space="preserve"> de 0,44, valor otimista porque a tendência usava safras posteriores à prevista; com o patamar calculado apenas com as safras publicadas (Etapa 3), o valor realista é ≈0,20.</w:t>
+      </w:r>
+    </w:p>
+    <w:p>
+      <w:pPr>
+        <w:keepNext/>
+        <w:spacing w:before="120" w:after="300"/>
+        <w:jc w:val="center"/>
+      </w:pPr>
+      <w:r>
+        <w:rPr>
+          <w:i/>
+          <w:iCs/>
+          <w:sz w:val="22"/>
+          <w:szCs w:val="22"/>
+        </w:rPr>
+        <w:t xml:space="preserve">Tabela 4 – Evolução da modelagem por etapa. RMSE em kg/ha (corte temporal / deixando uma safra de fora). Fonte: elaboração própria (2026).</w:t>
       </w:r>
     </w:p>
     <w:tbl>
@@ -3048,6 +3785,7 @@
       </w:tblGrid>
       <w:tr>
         <w:trPr>
+          <w:cantSplit/>
           <w:tblHeader/>
         </w:trPr>
         <w:tc>
@@ -3062,6 +3800,9 @@
             </w:tcMar>
           </w:tcPr>
           <w:p>
+            <w:pPr>
+              <w:keepNext/>
+            </w:pPr>
             <w:r>
               <w:rPr>
                 <w:b/>
@@ -3085,6 +3826,9 @@
             </w:tcMar>
           </w:tcPr>
           <w:p>
+            <w:pPr>
+              <w:keepNext/>
+            </w:pPr>
             <w:r>
               <w:rPr>
                 <w:b/>
@@ -3108,6 +3852,9 @@
             </w:tcMar>
           </w:tcPr>
           <w:p>
+            <w:pPr>
+              <w:keepNext/>
+            </w:pPr>
             <w:r>
               <w:rPr>
                 <w:b/>
@@ -3121,6 +3868,9 @@
         </w:tc>
       </w:tr>
       <w:tr>
+        <w:trPr>
+          <w:cantSplit/>
+        </w:trPr>
         <w:tc>
           <w:tcPr>
             <w:tcW w:w="1000" w:type="dxa"/>
@@ -3132,6 +3882,9 @@
             </w:tcMar>
           </w:tcPr>
           <w:p>
+            <w:pPr>
+              <w:keepNext/>
+            </w:pPr>
             <w:r>
               <w:rPr>
                 <w:sz w:val="22"/>
@@ -3152,6 +3905,9 @@
             </w:tcMar>
           </w:tcPr>
           <w:p>
+            <w:pPr>
+              <w:keepNext/>
+            </w:pPr>
             <w:r>
               <w:rPr>
                 <w:sz w:val="22"/>
@@ -3172,6 +3928,9 @@
             </w:tcMar>
           </w:tcPr>
           <w:p>
+            <w:pPr>
+              <w:keepNext/>
+            </w:pPr>
             <w:r>
               <w:rPr>
                 <w:sz w:val="22"/>
@@ -3198,6 +3957,9 @@
         </w:tc>
       </w:tr>
       <w:tr>
+        <w:trPr>
+          <w:cantSplit/>
+        </w:trPr>
         <w:tc>
           <w:tcPr>
             <w:tcW w:w="1000" w:type="dxa"/>
@@ -3209,6 +3971,9 @@
             </w:tcMar>
           </w:tcPr>
           <w:p>
+            <w:pPr>
+              <w:keepNext/>
+            </w:pPr>
             <w:r>
               <w:rPr>
                 <w:sz w:val="22"/>
@@ -3229,6 +3994,9 @@
             </w:tcMar>
           </w:tcPr>
           <w:p>
+            <w:pPr>
+              <w:keepNext/>
+            </w:pPr>
             <w:r>
               <w:rPr>
                 <w:sz w:val="22"/>
@@ -3249,6 +4017,9 @@
             </w:tcMar>
           </w:tcPr>
           <w:p>
+            <w:pPr>
+              <w:keepNext/>
+            </w:pPr>
             <w:r>
               <w:rPr>
                 <w:sz w:val="22"/>
@@ -3260,6 +4031,9 @@
         </w:tc>
       </w:tr>
       <w:tr>
+        <w:trPr>
+          <w:cantSplit/>
+        </w:trPr>
         <w:tc>
           <w:tcPr>
             <w:tcW w:w="1000" w:type="dxa"/>
@@ -3271,6 +4045,9 @@
             </w:tcMar>
           </w:tcPr>
           <w:p>
+            <w:pPr>
+              <w:keepNext/>
+            </w:pPr>
             <w:r>
               <w:rPr>
                 <w:sz w:val="22"/>
@@ -3291,12 +4068,15 @@
             </w:tcMar>
           </w:tcPr>
           <w:p>
-            <w:r>
-              <w:rPr>
-                <w:sz w:val="22"/>
-                <w:szCs w:val="22"/>
-              </w:rPr>
-              <w:t xml:space="preserve">Patamar com safras anteriores (média móvel 5 anos)</w:t>
+            <w:pPr>
+              <w:keepNext/>
+            </w:pPr>
+            <w:r>
+              <w:rPr>
+                <w:sz w:val="22"/>
+                <w:szCs w:val="22"/>
+              </w:rPr>
+              <w:t xml:space="preserve">Patamar com safras publicadas (média móvel 5 safras, até Y−2)</w:t>
             </w:r>
           </w:p>
         </w:tc>
@@ -3311,17 +4091,23 @@
             </w:tcMar>
           </w:tcPr>
           <w:p>
-            <w:r>
-              <w:rPr>
-                <w:sz w:val="22"/>
-                <w:szCs w:val="22"/>
-              </w:rPr>
-              <w:t xml:space="preserve">RMSE 767 / 689; supera as linhas de base.</w:t>
+            <w:pPr>
+              <w:keepNext/>
+            </w:pPr>
+            <w:r>
+              <w:rPr>
+                <w:sz w:val="22"/>
+                <w:szCs w:val="22"/>
+              </w:rPr>
+              <w:t xml:space="preserve">RMSE 873 / 714; supera as linhas de base na validação deixando uma safra de fora e empata com a média histórica no corte temporal.</w:t>
             </w:r>
           </w:p>
         </w:tc>
       </w:tr>
       <w:tr>
+        <w:trPr>
+          <w:cantSplit/>
+        </w:trPr>
         <w:tc>
           <w:tcPr>
             <w:tcW w:w="1000" w:type="dxa"/>
@@ -3387,7 +4173,7 @@
                 <w:sz w:val="22"/>
                 <w:szCs w:val="22"/>
               </w:rPr>
-              <w:t xml:space="preserve">RMSE 740 / 684 (modelo final, H2).</w:t>
+              <w:t xml:space="preserve">RMSE 870 / 706 (modelo final, H2).</w:t>
             </w:r>
           </w:p>
         </w:tc>
@@ -3395,6 +4181,36 @@
     </w:tbl>
     <w:p>
       <w:pPr>
+        <w:keepNext/>
+        <w:spacing w:before="280" w:after="160"/>
+      </w:pPr>
+      <w:r>
+        <w:rPr>
+          <w:b/>
+          <w:bCs/>
+          <w:sz w:val="24"/>
+          <w:szCs w:val="24"/>
+        </w:rPr>
+        <w:t>6.2 Comparação dos modelos</w:t>
+      </w:r>
+    </w:p>
+    <w:p>
+      <w:pPr>
+        <w:spacing w:after="200" w:line="276" w:lineRule="auto"/>
+        <w:ind w:firstLine="720"/>
+        <w:jc w:val="both"/>
+      </w:pPr>
+      <w:r>
+        <w:rPr>
+          <w:sz w:val="24"/>
+          <w:szCs w:val="24"/>
+        </w:rPr>
+        <w:t xml:space="preserve">A Tabela 5 compara os modelos nas duas validações. Na validação deixando uma safra de fora, que cobre 18 safras, o modelo final (H2) reduziu o RMSE em 22% em relação à média histórica do município (706 × 901 kg/ha; MAE de 553 kg/ha). No corte temporal 2021–2025, nenhum modelo com clima superou a média histórica: H2 ficou 1,5% acima dela (870 × 857 kg/ha; MAE de 716 kg/ha), com viés de +501 kg/ha. Esse período teve secas fortes em 2022, 2023 e 2025, e o patamar de cada safra só conhece o que foi publicado dois anos antes – para 2023, a média de 2017–2021, que ainda não inclui a quebra de 2022 –, enquanto a média histórica, que inclui as safras mais baixas do início da série, fica mais próxima do nível dessas safras ruins. Repetir o rendimento da última safra publicada foi a pior estratégia, pois propaga secas e recordes para as previsões seguintes. O déficit hídrico sozinho (H1) não melhorou o modelo, por medir a mesma seca que a chuva e a umidade de dez–fev (correlação ≈0,8 entre elas); o ganho veio dos limiares de seca extrema. Os modelos de árvores ficaram atrás da regressão linear em todos os cenários: Random Forest teve desempenho semelhante ou inferior ao do Gradient Boosting nas Etapas 1 e 2 e não foi levado adiante, e a combinação de H2 com Gradient Boosting foi melhor em uma validação e pior na outra.</w:t>
+      </w:r>
+    </w:p>
+    <w:p>
+      <w:pPr>
+        <w:keepNext/>
         <w:spacing w:before="120" w:after="300"/>
         <w:jc w:val="center"/>
       </w:pPr>
@@ -3405,36 +4221,7 @@
           <w:sz w:val="22"/>
           <w:szCs w:val="22"/>
         </w:rPr>
-        <w:t xml:space="preserve">Tabela 3 – Evolução da modelagem por etapa. RMSE em kg/ha (corte temporal / deixando uma safra de fora). Fonte: elaboração própria (2026).</w:t>
-      </w:r>
-    </w:p>
-    <w:p>
-      <w:pPr>
-        <w:keepNext/>
-        <w:spacing w:before="280" w:after="160"/>
-      </w:pPr>
-      <w:r>
-        <w:rPr>
-          <w:b/>
-          <w:bCs/>
-          <w:sz w:val="24"/>
-          <w:szCs w:val="24"/>
-        </w:rPr>
-        <w:t>6.2 Comparação dos modelos</w:t>
-      </w:r>
-    </w:p>
-    <w:p>
-      <w:pPr>
-        <w:spacing w:after="200" w:line="276" w:lineRule="auto"/>
-        <w:ind w:firstLine="720"/>
-        <w:jc w:val="both"/>
-      </w:pPr>
-      <w:r>
-        <w:rPr>
-          <w:sz w:val="24"/>
-          <w:szCs w:val="24"/>
-        </w:rPr>
-        <w:t xml:space="preserve">A Tabela 4 compara os modelos nas duas validações. O modelo final (H2) reduziu o RMSE em 14% (corte temporal) e 22% (deixando uma safra de fora) em relação à média histórica do município, com MAE de 591 e 518 kg/ha. Repetir o rendimento da safra anterior foi a pior estratégia, pois propaga secas e recordes para a previsão seguinte. O déficit hídrico sozinho (H1) não melhorou o modelo, por medir a mesma seca que a chuva e a umidade de dez–fev (correlação ≈0,8 entre elas); o ganho veio dos limiares de seca extrema. Os modelos de árvores ficaram atrás da regressão linear em todos os cenários: Random Forest teve desempenho semelhante ou inferior ao do Gradient Boosting nas Etapas 1 e 2 e não foi levado adiante, e a combinação de H2 com Gradient Boosting foi melhor em uma validação e pior na outra.</w:t>
+        <w:t xml:space="preserve">Tabela 5 – Desempenho dos modelos (Etapa 4). RMSE em kg/ha. Fonte: elaboração própria (2026).</w:t>
       </w:r>
     </w:p>
     <w:tbl>
@@ -3464,6 +4251,7 @@
       </w:tblGrid>
       <w:tr>
         <w:trPr>
+          <w:cantSplit/>
           <w:tblHeader/>
         </w:trPr>
         <w:tc>
@@ -3479,6 +4267,9 @@
             </w:tcMar>
           </w:tcPr>
           <w:p>
+            <w:pPr>
+              <w:keepNext/>
+            </w:pPr>
             <w:r>
               <w:rPr>
                 <w:b/>
@@ -3504,6 +4295,7 @@
           </w:tcPr>
           <w:p>
             <w:pPr>
+              <w:keepNext/>
               <w:jc w:val="center"/>
             </w:pPr>
             <w:r>
@@ -3531,6 +4323,7 @@
           </w:tcPr>
           <w:p>
             <w:pPr>
+              <w:keepNext/>
               <w:jc w:val="center"/>
             </w:pPr>
             <w:r>
@@ -3547,6 +4340,7 @@
       </w:tr>
       <w:tr>
         <w:trPr>
+          <w:cantSplit/>
           <w:tblHeader/>
         </w:trPr>
         <w:tc>
@@ -3561,7 +4355,11 @@
               <w:right w:w="100" w:type="dxa"/>
             </w:tcMar>
           </w:tcPr>
-          <w:p/>
+          <w:p>
+            <w:pPr>
+              <w:keepNext/>
+            </w:pPr>
+          </w:p>
         </w:tc>
         <w:tc>
           <w:tcPr>
@@ -3576,6 +4374,7 @@
           </w:tcPr>
           <w:p>
             <w:pPr>
+              <w:keepNext/>
               <w:jc w:val="center"/>
             </w:pPr>
             <w:r>
@@ -3602,6 +4401,7 @@
           </w:tcPr>
           <w:p>
             <w:pPr>
+              <w:keepNext/>
               <w:jc w:val="center"/>
             </w:pPr>
             <w:r>
@@ -3638,6 +4438,7 @@
           </w:tcPr>
           <w:p>
             <w:pPr>
+              <w:keepNext/>
               <w:jc w:val="center"/>
             </w:pPr>
             <w:r>
@@ -3664,6 +4465,7 @@
           </w:tcPr>
           <w:p>
             <w:pPr>
+              <w:keepNext/>
               <w:jc w:val="center"/>
             </w:pPr>
             <w:r>
@@ -3689,6 +4491,9 @@
         </w:tc>
       </w:tr>
       <w:tr>
+        <w:trPr>
+          <w:cantSplit/>
+        </w:trPr>
         <w:tc>
           <w:tcPr>
             <w:tcW w:w="3700" w:type="dxa"/>
@@ -3700,12 +4505,15 @@
             </w:tcMar>
           </w:tcPr>
           <w:p>
-            <w:r>
-              <w:rPr>
-                <w:sz w:val="22"/>
-                <w:szCs w:val="22"/>
-              </w:rPr>
-              <w:t xml:space="preserve">Linha de base: safra anterior</w:t>
+            <w:pPr>
+              <w:keepNext/>
+            </w:pPr>
+            <w:r>
+              <w:rPr>
+                <w:sz w:val="22"/>
+                <w:szCs w:val="22"/>
+              </w:rPr>
+              <w:t xml:space="preserve">Linha de base: última safra publicada</w:t>
             </w:r>
           </w:p>
         </w:tc>
@@ -3721,6 +4529,7 @@
           </w:tcPr>
           <w:p>
             <w:pPr>
+              <w:keepNext/>
               <w:jc w:val="center"/>
             </w:pPr>
             <w:r>
@@ -3728,7 +4537,7 @@
                 <w:sz w:val="22"/>
                 <w:szCs w:val="22"/>
               </w:rPr>
-              <w:t xml:space="preserve">1.276</w:t>
+              <w:t xml:space="preserve">1.200</w:t>
             </w:r>
           </w:p>
         </w:tc>
@@ -3744,6 +4553,7 @@
           </w:tcPr>
           <w:p>
             <w:pPr>
+              <w:keepNext/>
               <w:jc w:val="center"/>
             </w:pPr>
             <w:r>
@@ -3751,7 +4561,7 @@
                 <w:sz w:val="22"/>
                 <w:szCs w:val="22"/>
               </w:rPr>
-              <w:t xml:space="preserve">−1,05</w:t>
+              <w:t xml:space="preserve">−0,81</w:t>
             </w:r>
           </w:p>
         </w:tc>
@@ -3767,6 +4577,7 @@
           </w:tcPr>
           <w:p>
             <w:pPr>
+              <w:keepNext/>
               <w:jc w:val="center"/>
             </w:pPr>
             <w:r>
@@ -3774,7 +4585,7 @@
                 <w:sz w:val="22"/>
                 <w:szCs w:val="22"/>
               </w:rPr>
-              <w:t xml:space="preserve">979</w:t>
+              <w:t xml:space="preserve">957</w:t>
             </w:r>
           </w:p>
         </w:tc>
@@ -3790,6 +4601,7 @@
           </w:tcPr>
           <w:p>
             <w:pPr>
+              <w:keepNext/>
               <w:jc w:val="center"/>
             </w:pPr>
             <w:r>
@@ -3797,12 +4609,15 @@
                 <w:sz w:val="22"/>
                 <w:szCs w:val="22"/>
               </w:rPr>
-              <w:t xml:space="preserve">−0,51</w:t>
+              <w:t xml:space="preserve">−0,45</w:t>
             </w:r>
           </w:p>
         </w:tc>
       </w:tr>
       <w:tr>
+        <w:trPr>
+          <w:cantSplit/>
+        </w:trPr>
         <w:tc>
           <w:tcPr>
             <w:tcW w:w="3700" w:type="dxa"/>
@@ -3814,6 +4629,9 @@
             </w:tcMar>
           </w:tcPr>
           <w:p>
+            <w:pPr>
+              <w:keepNext/>
+            </w:pPr>
             <w:r>
               <w:rPr>
                 <w:sz w:val="22"/>
@@ -3835,6 +4653,7 @@
           </w:tcPr>
           <w:p>
             <w:pPr>
+              <w:keepNext/>
               <w:jc w:val="center"/>
             </w:pPr>
             <w:r>
@@ -3842,7 +4661,7 @@
                 <w:sz w:val="22"/>
                 <w:szCs w:val="22"/>
               </w:rPr>
-              <w:t xml:space="preserve">861</w:t>
+              <w:t xml:space="preserve">857</w:t>
             </w:r>
           </w:p>
         </w:tc>
@@ -3858,6 +4677,7 @@
           </w:tcPr>
           <w:p>
             <w:pPr>
+              <w:keepNext/>
               <w:jc w:val="center"/>
             </w:pPr>
             <w:r>
@@ -3865,7 +4685,7 @@
                 <w:sz w:val="22"/>
                 <w:szCs w:val="22"/>
               </w:rPr>
-              <w:t xml:space="preserve">0,07</w:t>
+              <w:t xml:space="preserve">0,08</w:t>
             </w:r>
           </w:p>
         </w:tc>
@@ -3881,6 +4701,7 @@
           </w:tcPr>
           <w:p>
             <w:pPr>
+              <w:keepNext/>
               <w:jc w:val="center"/>
             </w:pPr>
             <w:r>
@@ -3888,7 +4709,7 @@
                 <w:sz w:val="22"/>
                 <w:szCs w:val="22"/>
               </w:rPr>
-              <w:t xml:space="preserve">877</w:t>
+              <w:t xml:space="preserve">901</w:t>
             </w:r>
           </w:p>
         </w:tc>
@@ -3904,6 +4725,7 @@
           </w:tcPr>
           <w:p>
             <w:pPr>
+              <w:keepNext/>
               <w:jc w:val="center"/>
             </w:pPr>
             <w:r>
@@ -3911,12 +4733,15 @@
                 <w:sz w:val="22"/>
                 <w:szCs w:val="22"/>
               </w:rPr>
-              <w:t xml:space="preserve">−0,21</w:t>
+              <w:t xml:space="preserve">−0,28</w:t>
             </w:r>
           </w:p>
         </w:tc>
       </w:tr>
       <w:tr>
+        <w:trPr>
+          <w:cantSplit/>
+        </w:trPr>
         <w:tc>
           <w:tcPr>
             <w:tcW w:w="3700" w:type="dxa"/>
@@ -3928,6 +4753,9 @@
             </w:tcMar>
           </w:tcPr>
           <w:p>
+            <w:pPr>
+              <w:keepNext/>
+            </w:pPr>
             <w:r>
               <w:rPr>
                 <w:sz w:val="22"/>
@@ -3949,6 +4777,7 @@
           </w:tcPr>
           <w:p>
             <w:pPr>
+              <w:keepNext/>
               <w:jc w:val="center"/>
             </w:pPr>
             <w:r>
@@ -3956,7 +4785,7 @@
                 <w:sz w:val="22"/>
                 <w:szCs w:val="22"/>
               </w:rPr>
-              <w:t xml:space="preserve">813</w:t>
+              <w:t xml:space="preserve">939</w:t>
             </w:r>
           </w:p>
         </w:tc>
@@ -3972,6 +4801,7 @@
           </w:tcPr>
           <w:p>
             <w:pPr>
+              <w:keepNext/>
               <w:jc w:val="center"/>
             </w:pPr>
             <w:r>
@@ -3979,7 +4809,7 @@
                 <w:sz w:val="22"/>
                 <w:szCs w:val="22"/>
               </w:rPr>
-              <w:t xml:space="preserve">0,17</w:t>
+              <w:t xml:space="preserve">−0,11</w:t>
             </w:r>
           </w:p>
         </w:tc>
@@ -3995,6 +4825,7 @@
           </w:tcPr>
           <w:p>
             <w:pPr>
+              <w:keepNext/>
               <w:jc w:val="center"/>
             </w:pPr>
             <w:r>
@@ -4002,7 +4833,7 @@
                 <w:sz w:val="22"/>
                 <w:szCs w:val="22"/>
               </w:rPr>
-              <w:t xml:space="preserve">721</w:t>
+              <w:t xml:space="preserve">753</w:t>
             </w:r>
           </w:p>
         </w:tc>
@@ -4018,6 +4849,7 @@
           </w:tcPr>
           <w:p>
             <w:pPr>
+              <w:keepNext/>
               <w:jc w:val="center"/>
             </w:pPr>
             <w:r>
@@ -4025,12 +4857,15 @@
                 <w:sz w:val="22"/>
                 <w:szCs w:val="22"/>
               </w:rPr>
-              <w:t xml:space="preserve">0,18</w:t>
+              <w:t xml:space="preserve">0,11</w:t>
             </w:r>
           </w:p>
         </w:tc>
       </w:tr>
       <w:tr>
+        <w:trPr>
+          <w:cantSplit/>
+        </w:trPr>
         <w:tc>
           <w:tcPr>
             <w:tcW w:w="3700" w:type="dxa"/>
@@ -4042,6 +4877,9 @@
             </w:tcMar>
           </w:tcPr>
           <w:p>
+            <w:pPr>
+              <w:keepNext/>
+            </w:pPr>
             <w:r>
               <w:rPr>
                 <w:sz w:val="22"/>
@@ -4063,6 +4901,7 @@
           </w:tcPr>
           <w:p>
             <w:pPr>
+              <w:keepNext/>
               <w:jc w:val="center"/>
             </w:pPr>
             <w:r>
@@ -4070,7 +4909,7 @@
                 <w:sz w:val="22"/>
                 <w:szCs w:val="22"/>
               </w:rPr>
-              <w:t xml:space="preserve">777</w:t>
+              <w:t xml:space="preserve">902</w:t>
             </w:r>
           </w:p>
         </w:tc>
@@ -4086,6 +4925,7 @@
           </w:tcPr>
           <w:p>
             <w:pPr>
+              <w:keepNext/>
               <w:jc w:val="center"/>
             </w:pPr>
             <w:r>
@@ -4093,7 +4933,7 @@
                 <w:sz w:val="22"/>
                 <w:szCs w:val="22"/>
               </w:rPr>
-              <w:t xml:space="preserve">0,24</w:t>
+              <w:t xml:space="preserve">−0,02</w:t>
             </w:r>
           </w:p>
         </w:tc>
@@ -4109,6 +4949,7 @@
           </w:tcPr>
           <w:p>
             <w:pPr>
+              <w:keepNext/>
               <w:jc w:val="center"/>
             </w:pPr>
             <w:r>
@@ -4116,7 +4957,7 @@
                 <w:sz w:val="22"/>
                 <w:szCs w:val="22"/>
               </w:rPr>
-              <w:t xml:space="preserve">688</w:t>
+              <w:t xml:space="preserve">712</w:t>
             </w:r>
           </w:p>
         </w:tc>
@@ -4132,6 +4973,7 @@
           </w:tcPr>
           <w:p>
             <w:pPr>
+              <w:keepNext/>
               <w:jc w:val="center"/>
             </w:pPr>
             <w:r>
@@ -4139,12 +4981,15 @@
                 <w:sz w:val="22"/>
                 <w:szCs w:val="22"/>
               </w:rPr>
-              <w:t xml:space="preserve">0,25</w:t>
+              <w:t xml:space="preserve">0,20</w:t>
             </w:r>
           </w:p>
         </w:tc>
       </w:tr>
       <w:tr>
+        <w:trPr>
+          <w:cantSplit/>
+        </w:trPr>
         <w:tc>
           <w:tcPr>
             <w:tcW w:w="3700" w:type="dxa"/>
@@ -4156,6 +5001,9 @@
             </w:tcMar>
           </w:tcPr>
           <w:p>
+            <w:pPr>
+              <w:keepNext/>
+            </w:pPr>
             <w:r>
               <w:rPr>
                 <w:sz w:val="22"/>
@@ -4177,6 +5025,7 @@
           </w:tcPr>
           <w:p>
             <w:pPr>
+              <w:keepNext/>
               <w:jc w:val="center"/>
             </w:pPr>
             <w:r>
@@ -4184,7 +5033,7 @@
                 <w:sz w:val="22"/>
                 <w:szCs w:val="22"/>
               </w:rPr>
-              <w:t xml:space="preserve">767</w:t>
+              <w:t xml:space="preserve">873</w:t>
             </w:r>
           </w:p>
         </w:tc>
@@ -4200,6 +5049,7 @@
           </w:tcPr>
           <w:p>
             <w:pPr>
+              <w:keepNext/>
               <w:jc w:val="center"/>
             </w:pPr>
             <w:r>
@@ -4207,7 +5057,7 @@
                 <w:sz w:val="22"/>
                 <w:szCs w:val="22"/>
               </w:rPr>
-              <w:t xml:space="preserve">0,26</w:t>
+              <w:t xml:space="preserve">0,04</w:t>
             </w:r>
           </w:p>
         </w:tc>
@@ -4223,6 +5073,7 @@
           </w:tcPr>
           <w:p>
             <w:pPr>
+              <w:keepNext/>
               <w:jc w:val="center"/>
             </w:pPr>
             <w:r>
@@ -4230,7 +5081,7 @@
                 <w:sz w:val="22"/>
                 <w:szCs w:val="22"/>
               </w:rPr>
-              <w:t xml:space="preserve">689</w:t>
+              <w:t xml:space="preserve">714</w:t>
             </w:r>
           </w:p>
         </w:tc>
@@ -4246,6 +5097,7 @@
           </w:tcPr>
           <w:p>
             <w:pPr>
+              <w:keepNext/>
               <w:jc w:val="center"/>
             </w:pPr>
             <w:r>
@@ -4253,12 +5105,15 @@
                 <w:sz w:val="22"/>
                 <w:szCs w:val="22"/>
               </w:rPr>
-              <w:t xml:space="preserve">0,25</w:t>
+              <w:t xml:space="preserve">0,20</w:t>
             </w:r>
           </w:p>
         </w:tc>
       </w:tr>
       <w:tr>
+        <w:trPr>
+          <w:cantSplit/>
+        </w:trPr>
         <w:tc>
           <w:tcPr>
             <w:tcW w:w="3700" w:type="dxa"/>
@@ -4270,6 +5125,9 @@
             </w:tcMar>
           </w:tcPr>
           <w:p>
+            <w:pPr>
+              <w:keepNext/>
+            </w:pPr>
             <w:r>
               <w:rPr>
                 <w:sz w:val="22"/>
@@ -4291,6 +5149,7 @@
           </w:tcPr>
           <w:p>
             <w:pPr>
+              <w:keepNext/>
               <w:jc w:val="center"/>
             </w:pPr>
             <w:r>
@@ -4298,7 +5157,7 @@
                 <w:sz w:val="22"/>
                 <w:szCs w:val="22"/>
               </w:rPr>
-              <w:t xml:space="preserve">755</w:t>
+              <w:t xml:space="preserve">891</w:t>
             </w:r>
           </w:p>
         </w:tc>
@@ -4314,6 +5173,7 @@
           </w:tcPr>
           <w:p>
             <w:pPr>
+              <w:keepNext/>
               <w:jc w:val="center"/>
             </w:pPr>
             <w:r>
@@ -4321,7 +5181,7 @@
                 <w:sz w:val="22"/>
                 <w:szCs w:val="22"/>
               </w:rPr>
-              <w:t xml:space="preserve">0,28</w:t>
+              <w:t xml:space="preserve">0,00</w:t>
             </w:r>
           </w:p>
         </w:tc>
@@ -4337,6 +5197,7 @@
           </w:tcPr>
           <w:p>
             <w:pPr>
+              <w:keepNext/>
               <w:jc w:val="center"/>
             </w:pPr>
             <w:r>
@@ -4344,7 +5205,7 @@
                 <w:sz w:val="22"/>
                 <w:szCs w:val="22"/>
               </w:rPr>
-              <w:t xml:space="preserve">677</w:t>
+              <w:t xml:space="preserve">705</w:t>
             </w:r>
           </w:p>
         </w:tc>
@@ -4360,6 +5221,7 @@
           </w:tcPr>
           <w:p>
             <w:pPr>
+              <w:keepNext/>
               <w:jc w:val="center"/>
             </w:pPr>
             <w:r>
@@ -4367,12 +5229,15 @@
                 <w:sz w:val="22"/>
                 <w:szCs w:val="22"/>
               </w:rPr>
-              <w:t xml:space="preserve">0,28</w:t>
+              <w:t xml:space="preserve">0,22</w:t>
             </w:r>
           </w:p>
         </w:tc>
       </w:tr>
       <w:tr>
+        <w:trPr>
+          <w:cantSplit/>
+        </w:trPr>
         <w:tc>
           <w:tcPr>
             <w:tcW w:w="3700" w:type="dxa"/>
@@ -4420,7 +5285,7 @@
                 <w:sz w:val="22"/>
                 <w:szCs w:val="22"/>
               </w:rPr>
-              <w:t xml:space="preserve">740</w:t>
+              <w:t xml:space="preserve">870</w:t>
             </w:r>
           </w:p>
         </w:tc>
@@ -4446,7 +5311,7 @@
                 <w:sz w:val="22"/>
                 <w:szCs w:val="22"/>
               </w:rPr>
-              <w:t xml:space="preserve">0,31</w:t>
+              <w:t xml:space="preserve">0,05</w:t>
             </w:r>
           </w:p>
         </w:tc>
@@ -4472,7 +5337,7 @@
                 <w:sz w:val="22"/>
                 <w:szCs w:val="22"/>
               </w:rPr>
-              <w:t xml:space="preserve">684</w:t>
+              <w:t xml:space="preserve">706</w:t>
             </w:r>
           </w:p>
         </w:tc>
@@ -4498,7 +5363,7 @@
                 <w:sz w:val="22"/>
                 <w:szCs w:val="22"/>
               </w:rPr>
-              <w:t xml:space="preserve">0,26</w:t>
+              <w:t xml:space="preserve">0,21</w:t>
             </w:r>
           </w:p>
         </w:tc>
@@ -4506,6 +5371,36 @@
     </w:tbl>
     <w:p>
       <w:pPr>
+        <w:keepNext/>
+        <w:spacing w:before="280" w:after="160"/>
+      </w:pPr>
+      <w:r>
+        <w:rPr>
+          <w:b/>
+          <w:bCs/>
+          <w:sz w:val="24"/>
+          <w:szCs w:val="24"/>
+        </w:rPr>
+        <w:t>6.3 Custo da defasagem de publicação</w:t>
+      </w:r>
+    </w:p>
+    <w:p>
+      <w:pPr>
+        <w:spacing w:after="200" w:line="276" w:lineRule="auto"/>
+        <w:ind w:firstLine="720"/>
+        <w:jc w:val="both"/>
+      </w:pPr>
+      <w:r>
+        <w:rPr>
+          <w:sz w:val="24"/>
+          <w:szCs w:val="24"/>
+        </w:rPr>
+        <w:t xml:space="preserve">A Tabela 6 compara os modelos com o patamar calculado até Y−2 (o que está publicado em março) e até Y−1 (cenário hipotético, como se o rendimento da safra anterior já estivesse disponível). Respeitar a data real de publicação aumenta o RMSE de H2 em 17% no corte temporal e em 3% na validação deixando uma safra de fora. A perda se concentra nas secas seguidas de 2022–2023: sem a safra anterior, o patamar demora mais a acompanhar a queda. Com Y−1, H2 superaria a média histórica em 14% também no corte temporal. Uma estimativa antecipada do rendimento da safra anterior por município seria, portanto, a informação de maior valor para melhorar a previsão.</w:t>
+      </w:r>
+    </w:p>
+    <w:p>
+      <w:pPr>
+        <w:keepNext/>
         <w:spacing w:before="120" w:after="300"/>
         <w:jc w:val="center"/>
       </w:pPr>
@@ -4516,9 +5411,656 @@
           <w:sz w:val="22"/>
           <w:szCs w:val="22"/>
         </w:rPr>
-        <w:t xml:space="preserve">Tabela 4 – Desempenho dos modelos (Etapa 4). RMSE em kg/ha. Fonte: elaboração própria (2026).</w:t>
-      </w:r>
-    </w:p>
+        <w:t xml:space="preserve">Tabela 6 – RMSE (kg/ha) e R² (entre parênteses) com o patamar até Y−2 (publicado) e até Y−1 (hipotético). Fonte: elaboração própria (2026).</w:t>
+      </w:r>
+    </w:p>
+    <w:tbl>
+      <w:tblPr>
+        <w:tblW w:w="8500" w:type="dxa"/>
+        <w:jc w:val="center"/>
+        <w:tblBorders>
+          <w:top w:val="single" w:sz="4" w:space="0" w:color="999999"/>
+          <w:left w:val="single" w:sz="4" w:space="0" w:color="999999"/>
+          <w:bottom w:val="single" w:sz="4" w:space="0" w:color="999999"/>
+          <w:right w:val="single" w:sz="4" w:space="0" w:color="999999"/>
+          <w:insideH w:val="single" w:sz="4" w:space="0" w:color="999999"/>
+          <w:insideV w:val="single" w:sz="4" w:space="0" w:color="999999"/>
+        </w:tblBorders>
+        <w:tblCellMar>
+          <w:left w:w="10" w:type="dxa"/>
+          <w:right w:w="10" w:type="dxa"/>
+        </w:tblCellMar>
+        <w:tblLook w:val="04A0" w:firstRow="1" w:lastRow="0" w:firstColumn="1" w:lastColumn="0" w:noHBand="0" w:noVBand="1"/>
+      </w:tblPr>
+      <w:tblGrid>
+        <w:gridCol w:w="3700"/>
+        <w:gridCol w:w="1200"/>
+        <w:gridCol w:w="1200"/>
+        <w:gridCol w:w="1200"/>
+        <w:gridCol w:w="1200"/>
+      </w:tblGrid>
+      <w:tr>
+        <w:trPr>
+          <w:cantSplit/>
+          <w:tblHeader/>
+        </w:trPr>
+        <w:tc>
+          <w:tcPr>
+            <w:tcW w:w="3700" w:type="dxa"/>
+            <w:vMerge w:val="restart"/>
+            <w:shd w:val="clear" w:color="auto" w:fill="D9D9D9"/>
+            <w:tcMar>
+              <w:top w:w="80" w:type="dxa"/>
+              <w:left w:w="100" w:type="dxa"/>
+              <w:bottom w:w="80" w:type="dxa"/>
+              <w:right w:w="100" w:type="dxa"/>
+            </w:tcMar>
+          </w:tcPr>
+          <w:p>
+            <w:pPr>
+              <w:keepNext/>
+            </w:pPr>
+            <w:r>
+              <w:rPr>
+                <w:b/>
+                <w:bCs/>
+                <w:sz w:val="22"/>
+                <w:szCs w:val="22"/>
+              </w:rPr>
+              <w:t xml:space="preserve">Modelo</w:t>
+            </w:r>
+          </w:p>
+        </w:tc>
+        <w:tc>
+          <w:tcPr>
+            <w:tcW w:w="2400" w:type="dxa"/>
+            <w:gridSpan w:val="2"/>
+            <w:shd w:val="clear" w:color="auto" w:fill="D9D9D9"/>
+            <w:tcMar>
+              <w:top w:w="80" w:type="dxa"/>
+              <w:left w:w="100" w:type="dxa"/>
+              <w:bottom w:w="80" w:type="dxa"/>
+              <w:right w:w="100" w:type="dxa"/>
+            </w:tcMar>
+          </w:tcPr>
+          <w:p>
+            <w:pPr>
+              <w:keepNext/>
+              <w:jc w:val="center"/>
+            </w:pPr>
+            <w:r>
+              <w:rPr>
+                <w:b/>
+                <w:bCs/>
+                <w:sz w:val="22"/>
+                <w:szCs w:val="22"/>
+              </w:rPr>
+              <w:t xml:space="preserve">Corte 2021–2025</w:t>
+            </w:r>
+          </w:p>
+        </w:tc>
+        <w:tc>
+          <w:tcPr>
+            <w:tcW w:w="2400" w:type="dxa"/>
+            <w:gridSpan w:val="2"/>
+            <w:shd w:val="clear" w:color="auto" w:fill="D9D9D9"/>
+            <w:tcMar>
+              <w:top w:w="80" w:type="dxa"/>
+              <w:left w:w="100" w:type="dxa"/>
+              <w:bottom w:w="80" w:type="dxa"/>
+              <w:right w:w="100" w:type="dxa"/>
+            </w:tcMar>
+          </w:tcPr>
+          <w:p>
+            <w:pPr>
+              <w:keepNext/>
+              <w:jc w:val="center"/>
+            </w:pPr>
+            <w:r>
+              <w:rPr>
+                <w:b/>
+                <w:bCs/>
+                <w:sz w:val="22"/>
+                <w:szCs w:val="22"/>
+              </w:rPr>
+              <w:t xml:space="preserve">Uma safra de fora</w:t>
+            </w:r>
+          </w:p>
+        </w:tc>
+      </w:tr>
+      <w:tr>
+        <w:trPr>
+          <w:cantSplit/>
+          <w:tblHeader/>
+        </w:trPr>
+        <w:tc>
+          <w:tcPr>
+            <w:tcW w:w="3700" w:type="dxa"/>
+            <w:vMerge/>
+            <w:shd w:val="clear" w:color="auto" w:fill="D9D9D9"/>
+            <w:tcMar>
+              <w:top w:w="80" w:type="dxa"/>
+              <w:left w:w="100" w:type="dxa"/>
+              <w:bottom w:w="80" w:type="dxa"/>
+              <w:right w:w="100" w:type="dxa"/>
+            </w:tcMar>
+          </w:tcPr>
+          <w:p>
+            <w:pPr>
+              <w:keepNext/>
+            </w:pPr>
+          </w:p>
+        </w:tc>
+        <w:tc>
+          <w:tcPr>
+            <w:tcW w:w="1200" w:type="dxa"/>
+            <w:shd w:val="clear" w:color="auto" w:fill="D9D9D9"/>
+            <w:tcMar>
+              <w:top w:w="80" w:type="dxa"/>
+              <w:left w:w="100" w:type="dxa"/>
+              <w:bottom w:w="80" w:type="dxa"/>
+              <w:right w:w="100" w:type="dxa"/>
+            </w:tcMar>
+          </w:tcPr>
+          <w:p>
+            <w:pPr>
+              <w:keepNext/>
+              <w:jc w:val="center"/>
+            </w:pPr>
+            <w:r>
+              <w:rPr>
+                <w:b/>
+                <w:bCs/>
+                <w:sz w:val="22"/>
+                <w:szCs w:val="22"/>
+              </w:rPr>
+              <w:t xml:space="preserve">Y−2</w:t>
+            </w:r>
+          </w:p>
+        </w:tc>
+        <w:tc>
+          <w:tcPr>
+            <w:tcW w:w="1200" w:type="dxa"/>
+            <w:shd w:val="clear" w:color="auto" w:fill="D9D9D9"/>
+            <w:tcMar>
+              <w:top w:w="80" w:type="dxa"/>
+              <w:left w:w="100" w:type="dxa"/>
+              <w:bottom w:w="80" w:type="dxa"/>
+              <w:right w:w="100" w:type="dxa"/>
+            </w:tcMar>
+          </w:tcPr>
+          <w:p>
+            <w:pPr>
+              <w:keepNext/>
+              <w:jc w:val="center"/>
+            </w:pPr>
+            <w:r>
+              <w:rPr>
+                <w:b/>
+                <w:bCs/>
+                <w:sz w:val="22"/>
+                <w:szCs w:val="22"/>
+              </w:rPr>
+              <w:t xml:space="preserve">Y−1</w:t>
+            </w:r>
+            <w:r>
+              <w:rPr>
+                <w:b/>
+                <w:bCs/>
+                <w:sz w:val="22"/>
+                <w:szCs w:val="22"/>
+              </w:rPr>
+              <w:t xml:space="preserve"/>
+            </w:r>
+          </w:p>
+        </w:tc>
+        <w:tc>
+          <w:tcPr>
+            <w:tcW w:w="1200" w:type="dxa"/>
+            <w:shd w:val="clear" w:color="auto" w:fill="D9D9D9"/>
+            <w:tcMar>
+              <w:top w:w="80" w:type="dxa"/>
+              <w:left w:w="100" w:type="dxa"/>
+              <w:bottom w:w="80" w:type="dxa"/>
+              <w:right w:w="100" w:type="dxa"/>
+            </w:tcMar>
+          </w:tcPr>
+          <w:p>
+            <w:pPr>
+              <w:keepNext/>
+              <w:jc w:val="center"/>
+            </w:pPr>
+            <w:r>
+              <w:rPr>
+                <w:b/>
+                <w:bCs/>
+                <w:sz w:val="22"/>
+                <w:szCs w:val="22"/>
+              </w:rPr>
+              <w:t xml:space="preserve">Y−2</w:t>
+            </w:r>
+          </w:p>
+        </w:tc>
+        <w:tc>
+          <w:tcPr>
+            <w:tcW w:w="1200" w:type="dxa"/>
+            <w:shd w:val="clear" w:color="auto" w:fill="D9D9D9"/>
+            <w:tcMar>
+              <w:top w:w="80" w:type="dxa"/>
+              <w:left w:w="100" w:type="dxa"/>
+              <w:bottom w:w="80" w:type="dxa"/>
+              <w:right w:w="100" w:type="dxa"/>
+            </w:tcMar>
+          </w:tcPr>
+          <w:p>
+            <w:pPr>
+              <w:keepNext/>
+              <w:jc w:val="center"/>
+            </w:pPr>
+            <w:r>
+              <w:rPr>
+                <w:b/>
+                <w:bCs/>
+                <w:sz w:val="22"/>
+                <w:szCs w:val="22"/>
+              </w:rPr>
+              <w:t xml:space="preserve">Y−1</w:t>
+            </w:r>
+            <w:r>
+              <w:rPr>
+                <w:b/>
+                <w:bCs/>
+                <w:sz w:val="22"/>
+                <w:szCs w:val="22"/>
+              </w:rPr>
+              <w:t xml:space="preserve"/>
+            </w:r>
+          </w:p>
+        </w:tc>
+      </w:tr>
+      <w:tr>
+        <w:trPr>
+          <w:cantSplit/>
+        </w:trPr>
+        <w:tc>
+          <w:tcPr>
+            <w:tcW w:w="3700" w:type="dxa"/>
+            <w:tcMar>
+              <w:top w:w="80" w:type="dxa"/>
+              <w:left w:w="100" w:type="dxa"/>
+              <w:bottom w:w="80" w:type="dxa"/>
+              <w:right w:w="100" w:type="dxa"/>
+            </w:tcMar>
+          </w:tcPr>
+          <w:p>
+            <w:pPr>
+              <w:keepNext/>
+            </w:pPr>
+            <w:r>
+              <w:rPr>
+                <w:sz w:val="22"/>
+                <w:szCs w:val="22"/>
+              </w:rPr>
+              <w:t xml:space="preserve">Média histórica</w:t>
+            </w:r>
+          </w:p>
+        </w:tc>
+        <w:tc>
+          <w:tcPr>
+            <w:tcW w:w="1200" w:type="dxa"/>
+            <w:tcMar>
+              <w:top w:w="80" w:type="dxa"/>
+              <w:left w:w="100" w:type="dxa"/>
+              <w:bottom w:w="80" w:type="dxa"/>
+              <w:right w:w="100" w:type="dxa"/>
+            </w:tcMar>
+          </w:tcPr>
+          <w:p>
+            <w:pPr>
+              <w:keepNext/>
+              <w:jc w:val="center"/>
+            </w:pPr>
+            <w:r>
+              <w:rPr>
+                <w:sz w:val="22"/>
+                <w:szCs w:val="22"/>
+              </w:rPr>
+              <w:t xml:space="preserve">857 (0,08)</w:t>
+            </w:r>
+          </w:p>
+        </w:tc>
+        <w:tc>
+          <w:tcPr>
+            <w:tcW w:w="1200" w:type="dxa"/>
+            <w:tcMar>
+              <w:top w:w="80" w:type="dxa"/>
+              <w:left w:w="100" w:type="dxa"/>
+              <w:bottom w:w="80" w:type="dxa"/>
+              <w:right w:w="100" w:type="dxa"/>
+            </w:tcMar>
+          </w:tcPr>
+          <w:p>
+            <w:pPr>
+              <w:keepNext/>
+              <w:jc w:val="center"/>
+            </w:pPr>
+            <w:r>
+              <w:rPr>
+                <w:sz w:val="22"/>
+                <w:szCs w:val="22"/>
+              </w:rPr>
+              <w:t xml:space="preserve">861 (0,07)</w:t>
+            </w:r>
+          </w:p>
+        </w:tc>
+        <w:tc>
+          <w:tcPr>
+            <w:tcW w:w="1200" w:type="dxa"/>
+            <w:tcMar>
+              <w:top w:w="80" w:type="dxa"/>
+              <w:left w:w="100" w:type="dxa"/>
+              <w:bottom w:w="80" w:type="dxa"/>
+              <w:right w:w="100" w:type="dxa"/>
+            </w:tcMar>
+          </w:tcPr>
+          <w:p>
+            <w:pPr>
+              <w:keepNext/>
+              <w:jc w:val="center"/>
+            </w:pPr>
+            <w:r>
+              <w:rPr>
+                <w:sz w:val="22"/>
+                <w:szCs w:val="22"/>
+              </w:rPr>
+              <w:t xml:space="preserve">901 (−0,28)</w:t>
+            </w:r>
+          </w:p>
+        </w:tc>
+        <w:tc>
+          <w:tcPr>
+            <w:tcW w:w="1200" w:type="dxa"/>
+            <w:tcMar>
+              <w:top w:w="80" w:type="dxa"/>
+              <w:left w:w="100" w:type="dxa"/>
+              <w:bottom w:w="80" w:type="dxa"/>
+              <w:right w:w="100" w:type="dxa"/>
+            </w:tcMar>
+          </w:tcPr>
+          <w:p>
+            <w:pPr>
+              <w:keepNext/>
+              <w:jc w:val="center"/>
+            </w:pPr>
+            <w:r>
+              <w:rPr>
+                <w:sz w:val="22"/>
+                <w:szCs w:val="22"/>
+              </w:rPr>
+              <w:t xml:space="preserve">877 (−0,21)</w:t>
+            </w:r>
+          </w:p>
+        </w:tc>
+      </w:tr>
+      <w:tr>
+        <w:trPr>
+          <w:cantSplit/>
+        </w:trPr>
+        <w:tc>
+          <w:tcPr>
+            <w:tcW w:w="3700" w:type="dxa"/>
+            <w:tcMar>
+              <w:top w:w="80" w:type="dxa"/>
+              <w:left w:w="100" w:type="dxa"/>
+              <w:bottom w:w="80" w:type="dxa"/>
+              <w:right w:w="100" w:type="dxa"/>
+            </w:tcMar>
+          </w:tcPr>
+          <w:p>
+            <w:pPr>
+              <w:keepNext/>
+            </w:pPr>
+            <w:r>
+              <w:rPr>
+                <w:sz w:val="22"/>
+                <w:szCs w:val="22"/>
+              </w:rPr>
+              <w:t xml:space="preserve">F</w:t>
+            </w:r>
+          </w:p>
+        </w:tc>
+        <w:tc>
+          <w:tcPr>
+            <w:tcW w:w="1200" w:type="dxa"/>
+            <w:tcMar>
+              <w:top w:w="80" w:type="dxa"/>
+              <w:left w:w="100" w:type="dxa"/>
+              <w:bottom w:w="80" w:type="dxa"/>
+              <w:right w:w="100" w:type="dxa"/>
+            </w:tcMar>
+          </w:tcPr>
+          <w:p>
+            <w:pPr>
+              <w:keepNext/>
+              <w:jc w:val="center"/>
+            </w:pPr>
+            <w:r>
+              <w:rPr>
+                <w:sz w:val="22"/>
+                <w:szCs w:val="22"/>
+              </w:rPr>
+              <w:t xml:space="preserve">873 (0,04)</w:t>
+            </w:r>
+          </w:p>
+        </w:tc>
+        <w:tc>
+          <w:tcPr>
+            <w:tcW w:w="1200" w:type="dxa"/>
+            <w:tcMar>
+              <w:top w:w="80" w:type="dxa"/>
+              <w:left w:w="100" w:type="dxa"/>
+              <w:bottom w:w="80" w:type="dxa"/>
+              <w:right w:w="100" w:type="dxa"/>
+            </w:tcMar>
+          </w:tcPr>
+          <w:p>
+            <w:pPr>
+              <w:keepNext/>
+              <w:jc w:val="center"/>
+            </w:pPr>
+            <w:r>
+              <w:rPr>
+                <w:sz w:val="22"/>
+                <w:szCs w:val="22"/>
+              </w:rPr>
+              <w:t xml:space="preserve">770 (0,25)</w:t>
+            </w:r>
+          </w:p>
+        </w:tc>
+        <w:tc>
+          <w:tcPr>
+            <w:tcW w:w="1200" w:type="dxa"/>
+            <w:tcMar>
+              <w:top w:w="80" w:type="dxa"/>
+              <w:left w:w="100" w:type="dxa"/>
+              <w:bottom w:w="80" w:type="dxa"/>
+              <w:right w:w="100" w:type="dxa"/>
+            </w:tcMar>
+          </w:tcPr>
+          <w:p>
+            <w:pPr>
+              <w:keepNext/>
+              <w:jc w:val="center"/>
+            </w:pPr>
+            <w:r>
+              <w:rPr>
+                <w:sz w:val="22"/>
+                <w:szCs w:val="22"/>
+              </w:rPr>
+              <w:t xml:space="preserve">714 (0,20)</w:t>
+            </w:r>
+          </w:p>
+        </w:tc>
+        <w:tc>
+          <w:tcPr>
+            <w:tcW w:w="1200" w:type="dxa"/>
+            <w:tcMar>
+              <w:top w:w="80" w:type="dxa"/>
+              <w:left w:w="100" w:type="dxa"/>
+              <w:bottom w:w="80" w:type="dxa"/>
+              <w:right w:w="100" w:type="dxa"/>
+            </w:tcMar>
+          </w:tcPr>
+          <w:p>
+            <w:pPr>
+              <w:keepNext/>
+              <w:jc w:val="center"/>
+            </w:pPr>
+            <w:r>
+              <w:rPr>
+                <w:sz w:val="22"/>
+                <w:szCs w:val="22"/>
+              </w:rPr>
+              <w:t xml:space="preserve">689 (0,25)</w:t>
+            </w:r>
+          </w:p>
+        </w:tc>
+      </w:tr>
+      <w:tr>
+        <w:trPr>
+          <w:cantSplit/>
+        </w:trPr>
+        <w:tc>
+          <w:tcPr>
+            <w:tcW w:w="3700" w:type="dxa"/>
+            <w:tcMar>
+              <w:top w:w="80" w:type="dxa"/>
+              <w:left w:w="100" w:type="dxa"/>
+              <w:bottom w:w="80" w:type="dxa"/>
+              <w:right w:w="100" w:type="dxa"/>
+            </w:tcMar>
+          </w:tcPr>
+          <w:p>
+            <w:pPr>
+              <w:keepNext/>
+            </w:pPr>
+            <w:r>
+              <w:rPr>
+                <w:b/>
+                <w:bCs/>
+                <w:sz w:val="22"/>
+                <w:szCs w:val="22"/>
+              </w:rPr>
+              <w:t xml:space="preserve">H2 (final)</w:t>
+            </w:r>
+          </w:p>
+        </w:tc>
+        <w:tc>
+          <w:tcPr>
+            <w:tcW w:w="1200" w:type="dxa"/>
+            <w:tcMar>
+              <w:top w:w="80" w:type="dxa"/>
+              <w:left w:w="100" w:type="dxa"/>
+              <w:bottom w:w="80" w:type="dxa"/>
+              <w:right w:w="100" w:type="dxa"/>
+            </w:tcMar>
+          </w:tcPr>
+          <w:p>
+            <w:pPr>
+              <w:keepNext/>
+              <w:jc w:val="center"/>
+            </w:pPr>
+            <w:r>
+              <w:rPr>
+                <w:b/>
+                <w:bCs/>
+                <w:sz w:val="22"/>
+                <w:szCs w:val="22"/>
+              </w:rPr>
+              <w:t xml:space="preserve">870 (0,05)</w:t>
+            </w:r>
+          </w:p>
+        </w:tc>
+        <w:tc>
+          <w:tcPr>
+            <w:tcW w:w="1200" w:type="dxa"/>
+            <w:tcMar>
+              <w:top w:w="80" w:type="dxa"/>
+              <w:left w:w="100" w:type="dxa"/>
+              <w:bottom w:w="80" w:type="dxa"/>
+              <w:right w:w="100" w:type="dxa"/>
+            </w:tcMar>
+          </w:tcPr>
+          <w:p>
+            <w:pPr>
+              <w:keepNext/>
+              <w:jc w:val="center"/>
+            </w:pPr>
+            <w:r>
+              <w:rPr>
+                <w:b/>
+                <w:bCs/>
+                <w:sz w:val="22"/>
+                <w:szCs w:val="22"/>
+              </w:rPr>
+              <w:t xml:space="preserve">743 (0,31)</w:t>
+            </w:r>
+          </w:p>
+        </w:tc>
+        <w:tc>
+          <w:tcPr>
+            <w:tcW w:w="1200" w:type="dxa"/>
+            <w:tcMar>
+              <w:top w:w="80" w:type="dxa"/>
+              <w:left w:w="100" w:type="dxa"/>
+              <w:bottom w:w="80" w:type="dxa"/>
+              <w:right w:w="100" w:type="dxa"/>
+            </w:tcMar>
+          </w:tcPr>
+          <w:p>
+            <w:pPr>
+              <w:keepNext/>
+              <w:jc w:val="center"/>
+            </w:pPr>
+            <w:r>
+              <w:rPr>
+                <w:b/>
+                <w:bCs/>
+                <w:sz w:val="22"/>
+                <w:szCs w:val="22"/>
+              </w:rPr>
+              <w:t xml:space="preserve">706 (0,21)</w:t>
+            </w:r>
+          </w:p>
+        </w:tc>
+        <w:tc>
+          <w:tcPr>
+            <w:tcW w:w="1200" w:type="dxa"/>
+            <w:tcMar>
+              <w:top w:w="80" w:type="dxa"/>
+              <w:left w:w="100" w:type="dxa"/>
+              <w:bottom w:w="80" w:type="dxa"/>
+              <w:right w:w="100" w:type="dxa"/>
+            </w:tcMar>
+          </w:tcPr>
+          <w:p>
+            <w:pPr>
+              <w:keepNext/>
+              <w:jc w:val="center"/>
+            </w:pPr>
+            <w:r>
+              <w:rPr>
+                <w:b/>
+                <w:bCs/>
+                <w:sz w:val="22"/>
+                <w:szCs w:val="22"/>
+              </w:rPr>
+              <w:t xml:space="preserve">684 (0,26)</w:t>
+            </w:r>
+          </w:p>
+        </w:tc>
+      </w:tr>
+    </w:tbl>
     <w:p>
       <w:pPr>
         <w:keepNext/>
@@ -4531,7 +6073,7 @@
           <w:sz w:val="24"/>
           <w:szCs w:val="24"/>
         </w:rPr>
-        <w:t>6.3 Fatores climáticos</w:t>
+        <w:t>6.4 Fatores climáticos</w:t>
       </w:r>
     </w:p>
     <w:p>
@@ -4545,7 +6087,7 @@
           <w:sz w:val="24"/>
           <w:szCs w:val="24"/>
         </w:rPr>
-        <w:t xml:space="preserve">Os coeficientes do modelo F, mais estáveis para interpretação, indicam (sobre o desvio em relação ao patamar): +208 kg/ha a cada 100 mm de chuva em dez–fev acima da média (≈417 mm), com ganho decrescente (termo quadrático negativo); +30 kg/ha por ponto percentual de umidade relativa mínima em dez–fev; +59 kg/ha a cada 100 mm de chuva em março; e −2,7 kg/ha por dia de calor. A chuva de out–nov não teve efeito significativo. A Figura 4 decompõe a previsão de cada safra na contribuição de cada fator: em média, a chuva de dez–fev move a previsão em ≈250 kg/ha e a umidade mínima em ≈170 kg/ha, enquanto chuva de março e calor pesam ≈35 kg/ha cada – o período de floração e enchimento concentra praticamente todo o efeito do clima. No modelo H2, os termos de seca extrema foram significativos: cada 100 mm de déficit acima de ≈243 mm reduz o rendimento em ≈300 kg/ha adicionais, e cada ponto de umidade mínima abaixo de ≈41,5% em ≈37 kg/ha adicionais, evidenciando que a perda se acelera quando a seca passa de um limite. O déficit hídrico foi o melhor indicador isolado de seca (correlação de −0,61 com o desvio do rendimento). Os p-valores tendem a ser otimistas, pois linhas da mesma safra compartilham o mesmo ano climático.</w:t>
+        <w:t xml:space="preserve">Os coeficientes do modelo F, mais estáveis para interpretação, indicam (sobre o desvio em relação ao patamar): +221 kg/ha a cada 100 mm de chuva em dez–fev acima da média (≈418 mm), com ganho decrescente (termo quadrático negativo); +32 kg/ha por ponto percentual de umidade relativa mínima em dez–fev; +47 kg/ha a cada 100 mm de chuva em março; e −4,1 kg/ha por dia de calor. A chuva de out–nov não teve efeito significativo. A Figura 4 decompõe a previsão de cada safra na contribuição de cada fator: em média, a chuva de dez–fev move a previsão em ≈260 kg/ha e a umidade mínima em ≈180 kg/ha, os dias de calor em ≈55 kg/ha e a chuva de março em ≈30 kg/ha – o período de floração e enchimento concentra quase todo o efeito do clima. No modelo H2, os termos de seca extrema foram significativos: cada 100 mm de déficit acima de ≈238 mm está associado a ≈240 kg/ha a menos, e cada ponto de umidade mínima abaixo de ≈41,6% a ≈41 kg/ha a menos, indicando que a perda se acelera quando a seca passa de um limite. O déficit hídrico foi o melhor indicador isolado de seca (correlação de −0,62 com o desvio do rendimento). Os coeficientes e as contribuições medem associação, dado o modelo, e não efeito causal de cada variável. Os p-valores tendem a ser otimistas, pois linhas da mesma safra compartilham o mesmo ano climático.</w:t>
       </w:r>
     </w:p>
     <w:p>
@@ -4619,7 +6161,7 @@
           <w:sz w:val="24"/>
           <w:szCs w:val="24"/>
         </w:rPr>
-        <w:t>6.4 Safras de seca</w:t>
+        <w:t>6.5 Safras de seca</w:t>
       </w:r>
     </w:p>
     <w:p>
@@ -4633,7 +6175,7 @@
           <w:sz w:val="24"/>
           <w:szCs w:val="24"/>
         </w:rPr>
-        <w:t xml:space="preserve">A Figura 5 mostra, para cada safra prevista sem ter sido vista pelo modelo, o desvio médio estadual em relação ao patamar. As quebras de 2012 e 2023 foram antecipadas praticamente por inteiro, e a de 2022 passou de ≈25% para ≈36% de captação com o balanço hídrico e os limiares. A quebra de 2020 (≈1.180 kg/ha abaixo do patamar) não foi captada (≈3%): pelas estações do INMET, o verão de 2020 foi apenas moderadamente seco (déficit médio de 234 mm, contra 322 mm em 2012), com primavera chuvosa. A perda de 2020 não está nas variáveis disponíveis – possivelmente por chuva concentrada em poucos eventos, estações distantes das lavouras ou efeitos fora de dez–fev –, o que caracteriza um limite de informação, e não de algoritmo.</w:t>
+        <w:t xml:space="preserve">A Figura 5 mostra, para cada safra prevista sem ter sido vista pelo modelo, o desvio médio estadual em relação ao patamar. A quebra de 2012 foi antecipada por inteiro (e até superestimada); com o balanço hídrico e os limiares, a captação da quebra de 2023 passou de ≈52% para ≈62%, e a de 2022, de ≈35% para ≈47%. A quebra de 2020 (≈1.075 kg/ha abaixo do patamar) não foi captada (≈7%): pelas estações do INMET, o verão de 2020 foi apenas moderadamente seco (déficit médio de 234 mm, contra 322 mm em 2012), com primavera chuvosa. A perda de 2020 não está nas variáveis disponíveis – possivelmente por chuva concentrada em poucos eventos, estações distantes das lavouras ou efeitos fora de dez–fev –, o que caracteriza um limite de informação, e não de algoritmo.</w:t>
       </w:r>
     </w:p>
     <w:p>
@@ -4707,7 +6249,7 @@
           <w:sz w:val="24"/>
           <w:szCs w:val="24"/>
         </w:rPr>
-        <w:t>6.5 Erro por região e por município</w:t>
+        <w:t>6.6 Erro por região e por município</w:t>
       </w:r>
     </w:p>
     <w:p>
@@ -4721,7 +6263,7 @@
           <w:sz w:val="24"/>
           <w:szCs w:val="24"/>
         </w:rPr>
-        <w:t xml:space="preserve">O erro relativo (MAE como percentual do rendimento médio) foi menor no Nordeste (17,8%) e no Noroeste (18,6%) – principal região produtora, com mais da metade das linhas da base – e maior no Sudeste (27,2%) e no Sudoeste (28,6%), regiões de produtividade média menor (Figura 6). Entre os 375 municípios com pelo menos 8 safras avaliadas, o erro relativo mediano foi de 19,9% (metade entre 16% e 25%), e municípios mais produtivos tiveram erro relativo menor (correlação de −0,62). Esses valores referem-se ao modelo F; o modelo H2 difere dele em menos de 1% no RMSE dessa validação.</w:t>
+        <w:t xml:space="preserve">O erro relativo (MAE como percentual do rendimento médio) foi menor no Nordeste (18,8%) e no Noroeste (20,4%) – principal região produtora, com mais da metade das linhas da base – e maior no Sudeste (27,7%) e no Sudoeste (30,2%), regiões de produtividade média menor (Figura 6; validação deixando uma safra de fora). Entre os 375 municípios com pelo menos 8 safras avaliadas, o erro relativo mediano foi de 21,2% (metade entre 17% e 27%), e municípios mais produtivos tiveram erro relativo menor (correlação de −0,62). Esses valores referem-se ao modelo F; o modelo H2 difere dele em cerca de 1% no RMSE dessa validação.</w:t>
       </w:r>
     </w:p>
     <w:p>
@@ -4795,7 +6337,7 @@
           <w:sz w:val="24"/>
           <w:szCs w:val="24"/>
         </w:rPr>
-        <w:t>6.6 Aplicação: recomendação de adubação</w:t>
+        <w:t>6.7 Aplicação: recomendação de adubação</w:t>
       </w:r>
     </w:p>
     <w:p>
@@ -4809,7 +6351,7 @@
           <w:sz w:val="24"/>
           <w:szCs w:val="24"/>
         </w:rPr>
-        <w:t xml:space="preserve">Como não há dado público de adubação efetivamente aplicada por município e safra, as tabelas da Embrapa/CQFS-RS/SC (Reunião de Pesquisa de Soja da Região Sul, 2014; SBCS/CQFS-RS/SC, 2016) foram usadas como aplicação do modelo, e não como variável de previsão. A adubação é decidida no plantio, antes do clima do verão; por isso, o rendimento esperado usado é o patamar do modelo (média do município em 2021–2025). A Tabela 2.4 da Embrapa indica a dose de P</w:t>
+        <w:t xml:space="preserve">Como não há dado público de adubação efetivamente aplicada por município e safra, as tabelas da Embrapa/CQFS-RS/SC [Reunião de Pesquisa de Soja da Região Sul 2014, SBCS/CQFS-RS/SC 2016] foram usadas como aplicação do modelo, e não como variável de previsão. A adubação é decidida no plantio, antes do clima do verão; por isso, o rendimento esperado usado é o patamar do modelo. No plantio da safra 2026 (out–nov/2025), a última PAM publicada é a de 2024, e o patamar é a média do município em 2020–2024; para a safra 2027, a janela passa a 2021–2025, e assim por diante. As doses resultantes são atributos normativos – o que as tabelas recomendam para o rendimento esperado –, e não a adubação efetivamente aplicada. A Tabela 2.4 da Embrapa indica a dose de P</w:t>
       </w:r>
       <w:r>
         <w:rPr>
@@ -4899,7 +6441,23 @@
           <w:sz w:val="24"/>
           <w:szCs w:val="24"/>
         </w:rPr>
-        <w:t xml:space="preserve">O por tonelada adicional (aplicado aqui de forma proporcional). A dose é apresentada para as cinco classes, e o produtor identifica a sua pela análise de solo (Tabela 2.3). Duas regras de interpretação do grupo: doses zero da tabela (classe “Muito alto”, 1º cultivo) foram mantidas em zero, e rendimentos esperados abaixo de 2 t/ha usam a dose da tabela, sem redução. O resultado, para 431 municípios, está no arquivo recomendacao_adubacao_safra2026.csv (pasta dataset/processed do repositório); a Tabela 5 ilustra três mesorregiões.</w:t>
+        <w:t xml:space="preserve">O por tonelada adicional (aplicado aqui de forma proporcional). A dose é apresentada para as cinco classes, e o produtor identifica a sua pela análise de solo (Tabela 2.3). Duas regras de interpretação do grupo: doses zero da tabela (classe “Muito alto”, 1º cultivo) foram mantidas em zero, e rendimentos esperados abaixo de 2 t/ha usam a dose da tabela, sem redução. O resultado, para 429 municípios, está no arquivo recomendacao_adubacao_safra2026.csv (pasta dataset/processed do repositório); a Tabela 7 ilustra três mesorregiões.</w:t>
+      </w:r>
+    </w:p>
+    <w:p>
+      <w:pPr>
+        <w:keepNext/>
+        <w:spacing w:before="120" w:after="300"/>
+        <w:jc w:val="center"/>
+      </w:pPr>
+      <w:r>
+        <w:rPr>
+          <w:i/>
+          <w:iCs/>
+          <w:sz w:val="22"/>
+          <w:szCs w:val="22"/>
+        </w:rPr>
+        <w:t xml:space="preserve">Tabela 7 – Dose recomendada no 1º cultivo (kg/ha) para o rendimento esperado mediano de três mesorregiões, por classe de teor do solo. Fonte: elaboração própria a partir de Embrapa/CQFS-RS/SC (2026).</w:t>
       </w:r>
     </w:p>
     <w:tbl>
@@ -4931,6 +6489,7 @@
       </w:tblGrid>
       <w:tr>
         <w:trPr>
+          <w:cantSplit/>
           <w:tblHeader/>
         </w:trPr>
         <w:tc>
@@ -4945,6 +6504,9 @@
             </w:tcMar>
           </w:tcPr>
           <w:p>
+            <w:pPr>
+              <w:keepNext/>
+            </w:pPr>
             <w:r>
               <w:rPr>
                 <w:b/>
@@ -4969,6 +6531,7 @@
           </w:tcPr>
           <w:p>
             <w:pPr>
+              <w:keepNext/>
               <w:jc w:val="center"/>
             </w:pPr>
             <w:r>
@@ -4995,6 +6558,7 @@
           </w:tcPr>
           <w:p>
             <w:pPr>
+              <w:keepNext/>
               <w:jc w:val="center"/>
             </w:pPr>
             <w:r>
@@ -5021,6 +6585,7 @@
           </w:tcPr>
           <w:p>
             <w:pPr>
+              <w:keepNext/>
               <w:jc w:val="center"/>
             </w:pPr>
             <w:r>
@@ -5047,6 +6612,7 @@
           </w:tcPr>
           <w:p>
             <w:pPr>
+              <w:keepNext/>
               <w:jc w:val="center"/>
             </w:pPr>
             <w:r>
@@ -5073,6 +6639,7 @@
           </w:tcPr>
           <w:p>
             <w:pPr>
+              <w:keepNext/>
               <w:jc w:val="center"/>
             </w:pPr>
             <w:r>
@@ -5099,6 +6666,7 @@
           </w:tcPr>
           <w:p>
             <w:pPr>
+              <w:keepNext/>
               <w:jc w:val="center"/>
             </w:pPr>
             <w:r>
@@ -5114,6 +6682,9 @@
         </w:tc>
       </w:tr>
       <w:tr>
+        <w:trPr>
+          <w:cantSplit/>
+        </w:trPr>
         <w:tc>
           <w:tcPr>
             <w:tcW w:w="2500" w:type="dxa"/>
@@ -5126,12 +6697,15 @@
             </w:tcMar>
           </w:tcPr>
           <w:p>
-            <w:r>
-              <w:rPr>
-                <w:sz w:val="22"/>
-                <w:szCs w:val="22"/>
-              </w:rPr>
-              <w:t xml:space="preserve">Nordeste (2.911 kg/ha)</w:t>
+            <w:pPr>
+              <w:keepNext/>
+            </w:pPr>
+            <w:r>
+              <w:rPr>
+                <w:sz w:val="22"/>
+                <w:szCs w:val="22"/>
+              </w:rPr>
+              <w:t xml:space="preserve">Nordeste (2.774 kg/ha)</w:t>
             </w:r>
           </w:p>
         </w:tc>
@@ -5147,6 +6721,7 @@
           </w:tcPr>
           <w:p>
             <w:pPr>
+              <w:keepNext/>
               <w:jc w:val="center"/>
             </w:pPr>
             <w:r>
@@ -5193,6 +6768,7 @@
           </w:tcPr>
           <w:p>
             <w:pPr>
+              <w:keepNext/>
               <w:jc w:val="center"/>
             </w:pPr>
             <w:r>
@@ -5200,7 +6776,7 @@
                 <w:sz w:val="22"/>
                 <w:szCs w:val="22"/>
               </w:rPr>
-              <w:t xml:space="preserve">124</w:t>
+              <w:t xml:space="preserve">122</w:t>
             </w:r>
           </w:p>
         </w:tc>
@@ -5216,6 +6792,7 @@
           </w:tcPr>
           <w:p>
             <w:pPr>
+              <w:keepNext/>
               <w:jc w:val="center"/>
             </w:pPr>
             <w:r>
@@ -5223,7 +6800,7 @@
                 <w:sz w:val="22"/>
                 <w:szCs w:val="22"/>
               </w:rPr>
-              <w:t xml:space="preserve">84</w:t>
+              <w:t xml:space="preserve">82</w:t>
             </w:r>
           </w:p>
         </w:tc>
@@ -5239,6 +6816,7 @@
           </w:tcPr>
           <w:p>
             <w:pPr>
+              <w:keepNext/>
               <w:jc w:val="center"/>
             </w:pPr>
             <w:r>
@@ -5246,7 +6824,7 @@
                 <w:sz w:val="22"/>
                 <w:szCs w:val="22"/>
               </w:rPr>
-              <w:t xml:space="preserve">74</w:t>
+              <w:t xml:space="preserve">72</w:t>
             </w:r>
           </w:p>
         </w:tc>
@@ -5262,6 +6840,7 @@
           </w:tcPr>
           <w:p>
             <w:pPr>
+              <w:keepNext/>
               <w:jc w:val="center"/>
             </w:pPr>
             <w:r>
@@ -5269,7 +6848,7 @@
                 <w:sz w:val="22"/>
                 <w:szCs w:val="22"/>
               </w:rPr>
-              <w:t xml:space="preserve">44</w:t>
+              <w:t xml:space="preserve">42</w:t>
             </w:r>
           </w:p>
         </w:tc>
@@ -5285,6 +6864,7 @@
           </w:tcPr>
           <w:p>
             <w:pPr>
+              <w:keepNext/>
               <w:jc w:val="center"/>
             </w:pPr>
             <w:r>
@@ -5298,6 +6878,9 @@
         </w:tc>
       </w:tr>
       <w:tr>
+        <w:trPr>
+          <w:cantSplit/>
+        </w:trPr>
         <w:tc>
           <w:tcPr>
             <w:tcW w:w="2500" w:type="dxa"/>
@@ -5309,7 +6892,11 @@
               <w:right w:w="100" w:type="dxa"/>
             </w:tcMar>
           </w:tcPr>
-          <w:p/>
+          <w:p>
+            <w:pPr>
+              <w:keepNext/>
+            </w:pPr>
+          </w:p>
         </w:tc>
         <w:tc>
           <w:tcPr>
@@ -5323,6 +6910,7 @@
           </w:tcPr>
           <w:p>
             <w:pPr>
+              <w:keepNext/>
               <w:jc w:val="center"/>
             </w:pPr>
             <w:r>
@@ -5361,6 +6949,7 @@
           </w:tcPr>
           <w:p>
             <w:pPr>
+              <w:keepNext/>
               <w:jc w:val="center"/>
             </w:pPr>
             <w:r>
@@ -5368,7 +6957,7 @@
                 <w:sz w:val="22"/>
                 <w:szCs w:val="22"/>
               </w:rPr>
-              <w:t xml:space="preserve">148</w:t>
+              <w:t xml:space="preserve">144</w:t>
             </w:r>
           </w:p>
         </w:tc>
@@ -5384,6 +6973,7 @@
           </w:tcPr>
           <w:p>
             <w:pPr>
+              <w:keepNext/>
               <w:jc w:val="center"/>
             </w:pPr>
             <w:r>
@@ -5391,7 +6981,7 @@
                 <w:sz w:val="22"/>
                 <w:szCs w:val="22"/>
               </w:rPr>
-              <w:t xml:space="preserve">108</w:t>
+              <w:t xml:space="preserve">104</w:t>
             </w:r>
           </w:p>
         </w:tc>
@@ -5407,6 +6997,7 @@
           </w:tcPr>
           <w:p>
             <w:pPr>
+              <w:keepNext/>
               <w:jc w:val="center"/>
             </w:pPr>
             <w:r>
@@ -5414,7 +7005,7 @@
                 <w:sz w:val="22"/>
                 <w:szCs w:val="22"/>
               </w:rPr>
-              <w:t xml:space="preserve">98</w:t>
+              <w:t xml:space="preserve">94</w:t>
             </w:r>
           </w:p>
         </w:tc>
@@ -5430,6 +7021,7 @@
           </w:tcPr>
           <w:p>
             <w:pPr>
+              <w:keepNext/>
               <w:jc w:val="center"/>
             </w:pPr>
             <w:r>
@@ -5437,7 +7029,7 @@
                 <w:sz w:val="22"/>
                 <w:szCs w:val="22"/>
               </w:rPr>
-              <w:t xml:space="preserve">68</w:t>
+              <w:t xml:space="preserve">64</w:t>
             </w:r>
           </w:p>
         </w:tc>
@@ -5453,6 +7045,7 @@
           </w:tcPr>
           <w:p>
             <w:pPr>
+              <w:keepNext/>
               <w:jc w:val="center"/>
             </w:pPr>
             <w:r>
@@ -5466,6 +7059,9 @@
         </w:tc>
       </w:tr>
       <w:tr>
+        <w:trPr>
+          <w:cantSplit/>
+        </w:trPr>
         <w:tc>
           <w:tcPr>
             <w:tcW w:w="2500" w:type="dxa"/>
@@ -5478,12 +7074,15 @@
             </w:tcMar>
           </w:tcPr>
           <w:p>
-            <w:r>
-              <w:rPr>
-                <w:sz w:val="22"/>
-                <w:szCs w:val="22"/>
-              </w:rPr>
-              <w:t xml:space="preserve">Noroeste (2.515 kg/ha)</w:t>
+            <w:pPr>
+              <w:keepNext/>
+            </w:pPr>
+            <w:r>
+              <w:rPr>
+                <w:sz w:val="22"/>
+                <w:szCs w:val="22"/>
+              </w:rPr>
+              <w:t xml:space="preserve">Noroeste (2.544 kg/ha)</w:t>
             </w:r>
           </w:p>
         </w:tc>
@@ -5499,6 +7098,7 @@
           </w:tcPr>
           <w:p>
             <w:pPr>
+              <w:keepNext/>
               <w:jc w:val="center"/>
             </w:pPr>
             <w:r>
@@ -5545,6 +7145,7 @@
           </w:tcPr>
           <w:p>
             <w:pPr>
+              <w:keepNext/>
               <w:jc w:val="center"/>
             </w:pPr>
             <w:r>
@@ -5568,6 +7169,7 @@
           </w:tcPr>
           <w:p>
             <w:pPr>
+              <w:keepNext/>
               <w:jc w:val="center"/>
             </w:pPr>
             <w:r>
@@ -5591,6 +7193,7 @@
           </w:tcPr>
           <w:p>
             <w:pPr>
+              <w:keepNext/>
               <w:jc w:val="center"/>
             </w:pPr>
             <w:r>
@@ -5614,6 +7217,7 @@
           </w:tcPr>
           <w:p>
             <w:pPr>
+              <w:keepNext/>
               <w:jc w:val="center"/>
             </w:pPr>
             <w:r>
@@ -5637,6 +7241,7 @@
           </w:tcPr>
           <w:p>
             <w:pPr>
+              <w:keepNext/>
               <w:jc w:val="center"/>
             </w:pPr>
             <w:r>
@@ -5650,6 +7255,9 @@
         </w:tc>
       </w:tr>
       <w:tr>
+        <w:trPr>
+          <w:cantSplit/>
+        </w:trPr>
         <w:tc>
           <w:tcPr>
             <w:tcW w:w="2500" w:type="dxa"/>
@@ -5661,7 +7269,11 @@
               <w:right w:w="100" w:type="dxa"/>
             </w:tcMar>
           </w:tcPr>
-          <w:p/>
+          <w:p>
+            <w:pPr>
+              <w:keepNext/>
+            </w:pPr>
+          </w:p>
         </w:tc>
         <w:tc>
           <w:tcPr>
@@ -5675,6 +7287,7 @@
           </w:tcPr>
           <w:p>
             <w:pPr>
+              <w:keepNext/>
               <w:jc w:val="center"/>
             </w:pPr>
             <w:r>
@@ -5713,6 +7326,7 @@
           </w:tcPr>
           <w:p>
             <w:pPr>
+              <w:keepNext/>
               <w:jc w:val="center"/>
             </w:pPr>
             <w:r>
@@ -5720,7 +7334,7 @@
                 <w:sz w:val="22"/>
                 <w:szCs w:val="22"/>
               </w:rPr>
-              <w:t xml:space="preserve">138</w:t>
+              <w:t xml:space="preserve">139</w:t>
             </w:r>
           </w:p>
         </w:tc>
@@ -5736,6 +7350,7 @@
           </w:tcPr>
           <w:p>
             <w:pPr>
+              <w:keepNext/>
               <w:jc w:val="center"/>
             </w:pPr>
             <w:r>
@@ -5743,7 +7358,7 @@
                 <w:sz w:val="22"/>
                 <w:szCs w:val="22"/>
               </w:rPr>
-              <w:t xml:space="preserve">98</w:t>
+              <w:t xml:space="preserve">99</w:t>
             </w:r>
           </w:p>
         </w:tc>
@@ -5759,6 +7374,7 @@
           </w:tcPr>
           <w:p>
             <w:pPr>
+              <w:keepNext/>
               <w:jc w:val="center"/>
             </w:pPr>
             <w:r>
@@ -5766,7 +7382,7 @@
                 <w:sz w:val="22"/>
                 <w:szCs w:val="22"/>
               </w:rPr>
-              <w:t xml:space="preserve">88</w:t>
+              <w:t xml:space="preserve">89</w:t>
             </w:r>
           </w:p>
         </w:tc>
@@ -5782,6 +7398,7 @@
           </w:tcPr>
           <w:p>
             <w:pPr>
+              <w:keepNext/>
               <w:jc w:val="center"/>
             </w:pPr>
             <w:r>
@@ -5789,7 +7406,7 @@
                 <w:sz w:val="22"/>
                 <w:szCs w:val="22"/>
               </w:rPr>
-              <w:t xml:space="preserve">58</w:t>
+              <w:t xml:space="preserve">59</w:t>
             </w:r>
           </w:p>
         </w:tc>
@@ -5805,6 +7422,7 @@
           </w:tcPr>
           <w:p>
             <w:pPr>
+              <w:keepNext/>
               <w:jc w:val="center"/>
             </w:pPr>
             <w:r>
@@ -5818,6 +7436,9 @@
         </w:tc>
       </w:tr>
       <w:tr>
+        <w:trPr>
+          <w:cantSplit/>
+        </w:trPr>
         <w:tc>
           <w:tcPr>
             <w:tcW w:w="2500" w:type="dxa"/>
@@ -5830,12 +7451,15 @@
             </w:tcMar>
           </w:tcPr>
           <w:p>
-            <w:r>
-              <w:rPr>
-                <w:sz w:val="22"/>
-                <w:szCs w:val="22"/>
-              </w:rPr>
-              <w:t xml:space="preserve">Sudoeste (1.755 kg/ha)</w:t>
+            <w:pPr>
+              <w:keepNext/>
+            </w:pPr>
+            <w:r>
+              <w:rPr>
+                <w:sz w:val="22"/>
+                <w:szCs w:val="22"/>
+              </w:rPr>
+              <w:t xml:space="preserve">Sudoeste (1.760 kg/ha)</w:t>
             </w:r>
           </w:p>
         </w:tc>
@@ -5851,6 +7475,7 @@
           </w:tcPr>
           <w:p>
             <w:pPr>
+              <w:keepNext/>
               <w:jc w:val="center"/>
             </w:pPr>
             <w:r>
@@ -5897,6 +7522,7 @@
           </w:tcPr>
           <w:p>
             <w:pPr>
+              <w:keepNext/>
               <w:jc w:val="center"/>
             </w:pPr>
             <w:r>
@@ -5920,6 +7546,7 @@
           </w:tcPr>
           <w:p>
             <w:pPr>
+              <w:keepNext/>
               <w:jc w:val="center"/>
             </w:pPr>
             <w:r>
@@ -5943,6 +7570,7 @@
           </w:tcPr>
           <w:p>
             <w:pPr>
+              <w:keepNext/>
               <w:jc w:val="center"/>
             </w:pPr>
             <w:r>
@@ -5966,6 +7594,7 @@
           </w:tcPr>
           <w:p>
             <w:pPr>
+              <w:keepNext/>
               <w:jc w:val="center"/>
             </w:pPr>
             <w:r>
@@ -5989,6 +7618,7 @@
           </w:tcPr>
           <w:p>
             <w:pPr>
+              <w:keepNext/>
               <w:jc w:val="center"/>
             </w:pPr>
             <w:r>
@@ -6002,6 +7632,9 @@
         </w:tc>
       </w:tr>
       <w:tr>
+        <w:trPr>
+          <w:cantSplit/>
+        </w:trPr>
         <w:tc>
           <w:tcPr>
             <w:tcW w:w="2500" w:type="dxa"/>
@@ -6180,21 +7813,6 @@
         </w:tc>
       </w:tr>
     </w:tbl>
-    <w:p>
-      <w:pPr>
-        <w:spacing w:before="120" w:after="300"/>
-        <w:jc w:val="center"/>
-      </w:pPr>
-      <w:r>
-        <w:rPr>
-          <w:i/>
-          <w:iCs/>
-          <w:sz w:val="22"/>
-          <w:szCs w:val="22"/>
-        </w:rPr>
-        <w:t xml:space="preserve">Tabela 5 – Dose recomendada no 1º cultivo (kg/ha) para o rendimento esperado mediano de três mesorregiões, por classe de teor do solo. Fonte: elaboração própria a partir de Embrapa/CQFS-RS/SC (2026).</w:t>
-      </w:r>
-    </w:p>
     <w:p>
       <w:pPr>
         <w:keepNext/>
@@ -6220,7 +7838,7 @@
           <w:sz w:val="24"/>
           <w:szCs w:val="24"/>
         </w:rPr>
-        <w:t xml:space="preserve">Ao contrário do que sugerem estudos com bases maiores (Jeong et al., 2016; Von Bloh et al., 2023), a regressão linear superou Random Forest e Gradient Boosting. Dois fatores explicam o resultado: a base tem cerca de 5 mil linhas e 21 safras, pouco para modelos mais flexíveis; e as secas recentes foram mais extremas que qualquer safra do treino – 2022 teve 44 dias de calor em dez–fev, contra no máximo 33 até 2020 –, e modelos de árvores não extrapolam além dos valores observados no treino. A não linearidade relevante (perda que se acelera na seca extrema) foi capturada por termos de limiar explícitos, mantendo o modelo interpretável.</w:t>
+        <w:t xml:space="preserve">Ao contrário do que sugerem estudos com bases maiores [Jeong et al. 2016, von Bloh et al. 2023], a regressão linear superou Random Forest e Gradient Boosting. Dois fatores explicam o resultado: a base tem cerca de 5 mil linhas e 21 safras, pouco para modelos mais flexíveis; e as secas recentes foram mais extremas que qualquer safra do treino – 2022 teve 44 dias de calor em dez–fev, contra no máximo 33 até 2020 –, e modelos de árvores não extrapolam além dos valores observados no treino. A não linearidade relevante (perda que se acelera na seca extrema) foi capturada por termos de limiar explícitos, mantendo o modelo interpretável.</w:t>
       </w:r>
     </w:p>
     <w:p>
@@ -6234,7 +7852,21 @@
           <w:sz w:val="24"/>
           <w:szCs w:val="24"/>
         </w:rPr>
-        <w:t xml:space="preserve">O erro remanescente (≈20% por município) reflete principalmente limites de informação: metade dos pares município–safra com rendimento não tem clima do INMET com cobertura suficiente; o clima de cada município vem da estação mais próxima, que pode estar a dezenas de quilômetros; e fatores como pragas, doenças, data de semeadura e manejo não estão nos dados. O próprio rendimento municipal da PAM é uma estimativa, e alguns municípios apresentam valores idênticos em safras consecutivas. Hipóteses declaradas: CAD única de 75 mm e coeficiente de cultura igual a 1 no balanço hídrico; e, na adubação, uso de recomendação normativa (não de dose aplicada), com rendimento esperado que inclui três secas recentes e pode estar abaixo do potencial do produtor. Como extensões, a inclusão de clima em grade (ex.: NASA POWER) ampliaria a cobertura e aproximaria o clima das lavouras, e índices de vegetação por satélite (NDVI) poderiam captar perdas que o clima não explica, como a de 2020.</w:t>
+        <w:t xml:space="preserve">O resultado mais sensível é o do corte 2021–2025. Com o patamar restrito às safras publicadas, o modelo não superou a média histórica nesse período, embora tenha acertado a direção das safras (correlação de 0,84 entre as médias estaduais prevista e observada). A comparação com o cenário Y−1 mostra que a maior parte dessa diferença vem da defasagem de publicação da PAM, e não do componente climático: o modelo responde ao clima, mas parte de um patamar que ainda não “viu” as quebras mais recentes. Fixar a data de emissão e restringir os dados ao que estava publicado reduz os números, mas dá uma medida realista do desempenho no uso operacional nas próximas safras (2026, 2027, 2028).</w:t>
+      </w:r>
+    </w:p>
+    <w:p>
+      <w:pPr>
+        <w:spacing w:after="200" w:line="276" w:lineRule="auto"/>
+        <w:ind w:firstLine="720"/>
+        <w:jc w:val="both"/>
+      </w:pPr>
+      <w:r>
+        <w:rPr>
+          <w:sz w:val="24"/>
+          <w:szCs w:val="24"/>
+        </w:rPr>
+        <w:t xml:space="preserve">O erro remanescente (≈21% por município) reflete principalmente limites de informação: metade dos pares município–safra com rendimento não tem clima do INMET com cobertura suficiente; o clima de cada município vem da estação mais próxima, que pode estar a dezenas de quilômetros; e fatores como pragas, doenças, data de semeadura e manejo não estão nos dados. O próprio rendimento municipal da PAM é uma estimativa, e alguns municípios apresentam valores idênticos em safras consecutivas. Hipóteses declaradas: CAD única de 75 mm e coeficiente de cultura igual a 1 no balanço hídrico; e, na adubação, uso de recomendação normativa (não de dose aplicada), com rendimento esperado (2020–2024) que inclui três secas e pode estar abaixo do potencial do produtor. Como extensões, a inclusão de clima em grade (ex.: NASA POWER) ampliaria a cobertura e aproximaria o clima das lavouras, e índices de vegetação por satélite (NDVI) poderiam captar perdas que o clima não explica, como a de 2020.</w:t>
       </w:r>
     </w:p>
     <w:p>
@@ -6262,7 +7894,7 @@
           <w:sz w:val="24"/>
           <w:szCs w:val="24"/>
         </w:rPr>
-        <w:t xml:space="preserve">O trabalho construiu uma base municipal integrada e reprodutível e um modelo que prevê, ao fim de março, o rendimento da soja de cada município do RS com erro ≈14–22% menor que a média histórica do município. Os resultados mostram que, para este problema, a forma de representar o clima e o patamar de produtividade pesou mais do que a escolha do algoritmo: resumir a chuva por subperíodo, calcular o patamar apenas com o passado e representar explicitamente a seca extrema trouxeram os ganhos, enquanto modelos de árvores não superaram a regressão linear. A chuva, a umidade e o déficit hídrico de dezembro a fevereiro concentram o efeito do clima. A aplicação em adubação mostra como a previsão pode apoiar uma decisão agronômica concreta, mantendo a análise de solo do produtor como referência.</w:t>
+        <w:t xml:space="preserve">O trabalho construiu uma base municipal integrada e reprodutível e um modelo que prevê, em 31 de março e apenas com dados já publicados, o rendimento da soja de cada município do RS. Na validação deixando uma safra de fora, o erro foi 22% menor que o da média histórica do município; no período 2021–2025, de secas consecutivas, o modelo empatou com ela, e a defasagem de publicação da PAM explica a maior parte dessa diferença. Os resultados mostram que, para este problema, a forma de representar o clima e o patamar de produtividade pesou mais do que a escolha do algoritmo: resumir a chuva por subperíodo, calcular o patamar apenas com as safras publicadas e representar explicitamente a seca extrema trouxeram os ganhos, enquanto modelos de árvores não superaram a regressão linear. A chuva, a umidade e o déficit hídrico de dezembro a fevereiro são as variáveis mais associadas ao desvio do rendimento. A aplicação em adubação mostra como a previsão pode apoiar uma decisão agronômica concreta, mantendo a análise de solo do produtor como referência.</w:t>
       </w:r>
     </w:p>
     <w:p>
@@ -6298,7 +7930,7 @@
           <w:sz w:val="28"/>
           <w:szCs w:val="28"/>
         </w:rPr>
-        <w:t>9. Referências</w:t>
+        <w:t xml:space="preserve">Referências</w:t>
       </w:r>
     </w:p>
     <w:p>
@@ -6312,7 +7944,7 @@
           <w:sz w:val="22"/>
           <w:szCs w:val="22"/>
         </w:rPr>
-        <w:t xml:space="preserve">ALLEN, R. G.; PEREIRA, L. S.; RAES, D.; SMITH, M. Crop evapotranspiration: guidelines for computing crop water requirements. FAO Irrigation and Drainage Paper 56. Roma: FAO, 1998.</w:t>
+        <w:t xml:space="preserve">Allen, R. G., Pereira, L. S., Raes, D. e Smith, M. (1998). Crop evapotranspiration: guidelines for computing crop water requirements. FAO Irrigation and Drainage Paper 56. FAO, Roma.</w:t>
       </w:r>
     </w:p>
     <w:p>
@@ -6326,7 +7958,7 @@
           <w:sz w:val="22"/>
           <w:szCs w:val="22"/>
         </w:rPr>
-        <w:t xml:space="preserve">BREIMAN, L. Random forests. Machine Learning, v. 45, p. 5–32, 2001.</w:t>
+        <w:t xml:space="preserve">Breiman, L. (2001). Random forests. Machine Learning, 45:5–32.</w:t>
       </w:r>
     </w:p>
     <w:p>
@@ -6340,7 +7972,7 @@
           <w:sz w:val="22"/>
           <w:szCs w:val="22"/>
         </w:rPr>
-        <w:t xml:space="preserve">FRIEDMAN, J. H. Greedy function approximation: a gradient boosting machine. The Annals of Statistics, v. 29, n. 5, p. 1189–1232, 2001.</w:t>
+        <w:t xml:space="preserve">Friedman, J. H. (2001). Greedy function approximation: a gradient boosting machine. The Annals of Statistics, 29(5):1189–1232.</w:t>
       </w:r>
     </w:p>
     <w:p>
@@ -6354,7 +7986,7 @@
           <w:sz w:val="22"/>
           <w:szCs w:val="22"/>
         </w:rPr>
-        <w:t xml:space="preserve">HARGREAVES, G. H.; SAMANI, Z. A. Reference crop evapotranspiration from temperature. Applied Engineering in Agriculture, v. 1, n. 2, p. 96–99, 1985.</w:t>
+        <w:t xml:space="preserve">Hargreaves, G. H. e Samani, Z. A. (1985). Reference crop evapotranspiration from temperature. Applied Engineering in Agriculture, 1(2):96–99.</w:t>
       </w:r>
     </w:p>
     <w:p>
@@ -6368,7 +8000,7 @@
           <w:sz w:val="22"/>
           <w:szCs w:val="22"/>
         </w:rPr>
-        <w:t xml:space="preserve">IBGE – INSTITUTO BRASILEIRO DE GEOGRAFIA E ESTATÍSTICA. Produção Agrícola Municipal: tabela 1612 – lavouras temporárias. Rio de Janeiro: IBGE/SIDRA. Disponível em: https://sidra.ibge.gov.br/tabela/1612. Acesso em: 25 set. 2026.</w:t>
+        <w:t xml:space="preserve">IBGE (2025). PAM 2024: com queda nos preços e na safra de grãos, valor da produção agrícola cai pelo segundo ano seguido. Agência IBGE Notícias, 11 set. 2025. https://agenciadenoticias.ibge.gov.br/pt/agencia-noticias/44465-pam-2024-com-queda-nos-precos-e-na-safra-de-graos-valor-da-producao-agricola-cai-pelo-segundo-ano-seguido.html. Acesso em: 24 out. 2026.</w:t>
       </w:r>
     </w:p>
     <w:p>
@@ -6382,7 +8014,7 @@
           <w:sz w:val="22"/>
           <w:szCs w:val="22"/>
         </w:rPr>
-        <w:t xml:space="preserve">IBGE – INSTITUTO BRASILEIRO DE GEOGRAFIA E ESTATÍSTICA. API de Localidades: municípios do Rio Grande do Sul. Disponível em: https://servicodados.ibge.gov.br/api/v1/localidades/estados/43/municipios. Acesso em: 22 out. 2026.</w:t>
+        <w:t xml:space="preserve">IBGE (2026a). Produção Agrícola Municipal: tabela 1612 – lavouras temporárias. IBGE/SIDRA. https://sidra.ibge.gov.br/tabela/1612. Acesso em: 25 set. 2026.</w:t>
       </w:r>
     </w:p>
     <w:p>
@@ -6396,7 +8028,7 @@
           <w:sz w:val="22"/>
           <w:szCs w:val="22"/>
         </w:rPr>
-        <w:t xml:space="preserve">INMET – INSTITUTO NACIONAL DE METEOROLOGIA. BDMEP – Banco de Dados Meteorológicos. Brasília, DF. Disponível em: https://bdmep.inmet.gov.br/. Acesso em: 25 set. 2026.</w:t>
+        <w:t xml:space="preserve">IBGE (2026b). API de Localidades: municípios do Rio Grande do Sul. https://servicodados.ibge.gov.br/api/v1/localidades/estados/43/municipios. Acesso em: 22 out. 2026.</w:t>
       </w:r>
     </w:p>
     <w:p>
@@ -6410,7 +8042,7 @@
           <w:sz w:val="22"/>
           <w:szCs w:val="22"/>
         </w:rPr>
-        <w:t xml:space="preserve">JEONG, J. H. et al. Random forests for global and regional crop yield predictions. PLOS ONE, v. 11, n. 6, e0156571, 2016.</w:t>
+        <w:t xml:space="preserve">INMET (2026). BDMEP – Banco de Dados Meteorológicos. Instituto Nacional de Meteorologia. https://bdmep.inmet.gov.br/. Acesso em: 25 set. 2026.</w:t>
       </w:r>
     </w:p>
     <w:p>
@@ -6424,7 +8056,7 @@
           <w:sz w:val="22"/>
           <w:szCs w:val="22"/>
         </w:rPr>
-        <w:t xml:space="preserve">LUNDBERG, S. M.; LEE, S.-I. A unified approach to interpreting model predictions. In: Advances in Neural Information Processing Systems 30 (NIPS 2017). p. 4765–4774, 2017.</w:t>
+        <w:t xml:space="preserve">Jeong, J. H. et al. (2016). Random forests for global and regional crop yield predictions. PLOS ONE, 11(6):e0156571.</w:t>
       </w:r>
     </w:p>
     <w:p>
@@ -6438,7 +8070,7 @@
           <w:sz w:val="22"/>
           <w:szCs w:val="22"/>
         </w:rPr>
-        <w:t xml:space="preserve">NOAA – NATIONAL OCEANIC AND ATMOSPHERIC ADMINISTRATION. Climate Prediction Center. Oceanic Niño Index (ONI): Cold &amp; Warm Episodes by Season. Disponível em: https://origin.cpc.ncep.noaa.gov/products/analysis_monitoring/ensostuff/ONI_v5.php. Acesso em: 25 set. 2026.</w:t>
+        <w:t xml:space="preserve">Lundberg, S. M. e Lee, S.-I. (2017). A unified approach to interpreting model predictions. In Advances in Neural Information Processing Systems 30 (NIPS 2017), p. 4765–4774.</w:t>
       </w:r>
     </w:p>
     <w:p>
@@ -6452,7 +8084,7 @@
           <w:sz w:val="22"/>
           <w:szCs w:val="22"/>
         </w:rPr>
-        <w:t xml:space="preserve">NÓIA JÚNIOR, R. S. et al. Effects of the El Niño Southern Oscillation phenomenon and sowing dates on soybean yield and on the occurrence of extreme weather events in southern Brazil. Agricultural and Forest Meteorology, v. 290, 108038, 2020.</w:t>
+        <w:t xml:space="preserve">NOAA (2026). Oceanic Niño Index (ONI): cold &amp; warm episodes by season. Climate Prediction Center. https://origin.cpc.ncep.noaa.gov/products/analysis_monitoring/ensostuff/ONI_v5.php. Acesso em: 25 set. 2026.</w:t>
       </w:r>
     </w:p>
     <w:p>
@@ -6466,7 +8098,7 @@
           <w:sz w:val="22"/>
           <w:szCs w:val="22"/>
         </w:rPr>
-        <w:t xml:space="preserve">PEDREGOSA, F. et al. Scikit-learn: machine learning in Python. Journal of Machine Learning Research, v. 12, p. 2825–2830, 2011.</w:t>
+        <w:t xml:space="preserve">Nóia Júnior, R. S. et al. (2020). Effects of the El Niño Southern Oscillation phenomenon and sowing dates on soybean yield and on the occurrence of extreme weather events in southern Brazil. Agricultural and Forest Meteorology, 290:108038.</w:t>
       </w:r>
     </w:p>
     <w:p>
@@ -6480,7 +8112,7 @@
           <w:sz w:val="22"/>
           <w:szCs w:val="22"/>
         </w:rPr>
-        <w:t xml:space="preserve">PILAU, F. G. et al. Impact of ENSO-related rainfall variability on soybean yield in the state of Rio Grande do Sul, Brazil. Agrometeoros, v. 30, e027115, 2022.</w:t>
+        <w:t xml:space="preserve">Pedregosa, F. et al. (2011). Scikit-learn: machine learning in Python. Journal of Machine Learning Research, 12:2825–2830.</w:t>
       </w:r>
     </w:p>
     <w:p>
@@ -6494,7 +8126,7 @@
           <w:sz w:val="22"/>
           <w:szCs w:val="22"/>
         </w:rPr>
-        <w:t xml:space="preserve">REUNIÃO DE PESQUISA DE SOJA DA REGIÃO SUL. Indicações técnicas para a cultura da soja no Rio Grande do Sul e em Santa Catarina, safras 2014/2015 e 2015/2016. Disponível em: https://www.infoteca.cnptia.embrapa.br/infoteca/handle/doc/1011192. Acesso em: 22 out. 2026.</w:t>
+        <w:t xml:space="preserve">Pilau, F. G. et al. (2022). Impact of ENSO-related rainfall variability on soybean yield in the state of Rio Grande do Sul, Brazil. Agrometeoros, 30:e027115.</w:t>
       </w:r>
     </w:p>
     <w:p>
@@ -6508,7 +8140,7 @@
           <w:sz w:val="22"/>
           <w:szCs w:val="22"/>
         </w:rPr>
-        <w:t xml:space="preserve">SOCIEDADE BRASILEIRA DE CIÊNCIA DO SOLO – NÚCLEO REGIONAL SUL / COMISSÃO DE QUÍMICA E FERTILIDADE DO SOLO – RS/SC. Manual de Calagem e Adubação para os Estados do Rio Grande do Sul e de Santa Catarina. Porto Alegre, 2016.</w:t>
+        <w:t xml:space="preserve">Reunião de Pesquisa de Soja da Região Sul (2014). Indicações técnicas para a cultura da soja no Rio Grande do Sul e em Santa Catarina, safras 2014/2015 e 2015/2016. https://www.infoteca.cnptia.embrapa.br/infoteca/handle/doc/1011192. Acesso em: 22 out. 2026.</w:t>
       </w:r>
     </w:p>
     <w:p>
@@ -6522,7 +8154,7 @@
           <w:sz w:val="22"/>
           <w:szCs w:val="22"/>
         </w:rPr>
-        <w:t xml:space="preserve">VAN KLOMPENBURG, T.; KASSAHUN, A.; CATAL, C. Crop yield prediction using machine learning: a systematic literature review. Computers and Electronics in Agriculture, v. 177, 105709, 2020.</w:t>
+        <w:t xml:space="preserve">SBCS/CQFS-RS/SC (2016). Manual de Calagem e Adubação para os Estados do Rio Grande do Sul e de Santa Catarina. Sociedade Brasileira de Ciência do Solo – Núcleo Regional Sul, Comissão de Química e Fertilidade do Solo – RS/SC, Porto Alegre.</w:t>
       </w:r>
     </w:p>
     <w:p>
@@ -6536,7 +8168,21 @@
           <w:sz w:val="22"/>
           <w:szCs w:val="22"/>
         </w:rPr>
-        <w:t xml:space="preserve">VON BLOH, M. et al. Machine learning for soybean yield forecasting in Brazil. Agricultural and Forest Meteorology, v. 341, 109670, 2023.</w:t>
+        <w:t xml:space="preserve">van Klompenburg, T., Kassahun, A. e Catal, C. (2020). Crop yield prediction using machine learning: a systematic literature review. Computers and Electronics in Agriculture, 177:105709.</w:t>
+      </w:r>
+    </w:p>
+    <w:p>
+      <w:pPr>
+        <w:spacing w:after="160" w:line="276" w:lineRule="auto"/>
+        <w:ind w:left="431" w:hanging="431"/>
+        <w:jc w:val="left"/>
+      </w:pPr>
+      <w:r>
+        <w:rPr>
+          <w:sz w:val="22"/>
+          <w:szCs w:val="22"/>
+        </w:rPr>
+        <w:t xml:space="preserve">von Bloh, M. et al. (2023). Machine learning for soybean yield forecasting in Brazil. Agricultural and Forest Meteorology, 341:109670.</w:t>
       </w:r>
     </w:p>
     <w:sectPr>

--- a/artigo/word/Relatorio_N1_Soja_RS.docx
+++ b/artigo/word/Relatorio_N1_Soja_RS.docx
@@ -198,7 +198,7 @@
           <w:sz w:val="22"/>
           <w:szCs w:val="22"/>
         </w:rPr>
-        <w:t xml:space="preserve">A produtividade da soja no Rio Grande do Sul varia muito entre safras, sobretudo por secas de verão. Este trabalho prevê o rendimento municipal da soja em 31 de março, só com dados publicados até essa data: o rendimento do IBGE (até a safra Y−2, pela defasagem de publicação), o clima diário do INMET por subperíodo do ciclo, um balanço hídrico e o ONI. Cada previsão soma à média das cinco últimas safras publicadas do município um desvio explicado pelo clima. Uma regressão linear com déficit hídrico e limiares de seca extrema superou os modelos de árvores e reduziu o RMSE em 22% frente à média histórica na validação deixando uma safra de fora, mas só empatou com ela no teste 2021–2025, de secas consecutivas. O rendimento esperado também gerou recomendações de adubação.</w:t>
+        <w:t>A produtividade da soja no Rio Grande do Sul varia muito entre safras, sobretudo por secas de verão. Este trabalho prevê o rendimento municipal da soja em 31 de março, só com dados publicados até essa data: o rendimento do IBGE (até a safra Y−2, pela defasagem de publicação), o clima diário em grade do NASA POWER por subperíodo do ciclo, um balanço hídrico e o ONI. Cada previsão soma à média das cinco últimas safras publicadas do município um desvio explicado pelo clima. Uma regressão linear com um limiar de seca extrema superou os modelos de árvores e reduziu o RMSE frente à média histórica em 31% na validação deixando uma safra de fora e em 11% no teste 2021–2025, de secas consecutivas. Para 2026, subestimou em 23% a estimativa do IBGE; para 2027, sob El Niño, a perspectiva é de safra acima da média recente. O rendimento esperado também gerou recomendações de adubação.</w:t>
       </w:r>
       <w:r>
         <w:rPr>
@@ -305,7 +305,7 @@
           <w:sz w:val="22"/>
           <w:szCs w:val="22"/>
         </w:rPr>
-        <w:t xml:space="preserve">Soybean yields in Rio Grande do Sul vary widely between seasons, mainly due to summer droughts. This work forecasts municipal soybean yield on March 31, using only data published by then: IBGE municipal yields (up to season Y−2, due to the publication lag), daily INMET weather aggregated by crop sub-period, a soil water balance and the ONI. Each forecast adds a climate-driven deviation to the mean of the municipality's five latest published seasons. A linear regression with water deficit and extreme-drought thresholds outperformed tree-based models and reduced RMSE by 22% relative to the historical mean in leave-one-season-out validation, but only matched it in the 2021–2025 test, marked by consecutive droughts. Expected yields also supported fertilization recommendations.</w:t>
+        <w:t>Soybean yields in Rio Grande do Sul vary widely between seasons, mainly due to summer droughts. This work forecasts municipal soybean yield on March 31, using only data published by then: IBGE municipal yields (up to season Y−2), gridded NASA POWER weather by crop sub-period, a soil water balance and the ONI. Each forecast adds a climate-driven deviation to the mean of the municipality's five latest published seasons. A linear regression with an extreme-drought threshold outperformed tree-based models and reduced RMSE relative to the historical mean by 31% in leave-one-season-out validation and by 11% in the 2021–2025 test. For 2026, it underestimated the official IBGE estimate by 23%; under El Niño, the 2027 outlook is above the recent average.</w:t>
       </w:r>
       <w:r>
         <w:rPr>
@@ -527,7 +527,7 @@
           <w:sz w:val="24"/>
           <w:szCs w:val="24"/>
         </w:rPr>
-        <w:t xml:space="preserve">construir atributos climáticos por subperíodo do ciclo da soja e de balanço hídrico a partir dos dados diários do INMET, além do ONI por safra;</w:t>
+        <w:t>construir atributos climáticos por subperíodo do ciclo da soja e de balanço hídrico a partir dos dados diários do INMET e do NASA POWER, além do ONI por safra;</w:t>
       </w:r>
     </w:p>
     <w:p>
@@ -581,6 +581,24 @@
           <w:sz w:val="24"/>
           <w:szCs w:val="24"/>
         </w:rPr>
+        <w:t xml:space="preserve">aplicar o modelo final à safra 2026, comparando a previsão com a estimativa oficial do IBGE (LSPA), e montar a perspectiva da safra 2027 por cenários climáticos;</w:t>
+      </w:r>
+    </w:p>
+    <w:p>
+      <w:pPr>
+        <w:pStyle w:val="PargrafodaLista"/>
+        <w:numPr>
+          <w:ilvl w:val="0"/>
+          <w:numId w:val="2"/>
+        </w:numPr>
+        <w:spacing w:after="120" w:line="276" w:lineRule="auto"/>
+        <w:jc w:val="both"/>
+      </w:pPr>
+      <w:r>
+        <w:rPr>
+          <w:sz w:val="24"/>
+          <w:szCs w:val="24"/>
+        </w:rPr>
         <w:t xml:space="preserve">combinar o rendimento esperado com as recomendações agronômicas da Embrapa/CQFS-RS/SC para gerar a dose de adubação fosfatada e potássica por classe de teor do solo.</w:t>
       </w:r>
     </w:p>
@@ -638,7 +656,7 @@
           <w:sz w:val="24"/>
           <w:szCs w:val="24"/>
         </w:rPr>
-        <w:t xml:space="preserve">O problema consiste em estimar a produtividade da soja para cada combinação município–safra no Rio Grande do Sul a partir de informações climáticas associadas àquela safra. A variável-alvo é o rendimento médio municipal da soja, expresso em kg/ha; as variáveis explicativas são formadas pelo histórico produtivo do município (patamar esperado), por variáveis climáticas por subperíodo do ciclo e de balanço hídrico (INMET) e pelo estado do ENOS (índice ONI). Área plantada, área colhida e produção da própria safra não são usadas como preditores, pois só são conhecidas depois da colheita e o rendimento é a razão entre elas.</w:t>
+        <w:t>O problema consiste em estimar a produtividade da soja para cada combinação município–safra no Rio Grande do Sul a partir de informações climáticas associadas àquela safra. A variável-alvo é o rendimento médio municipal da soja, expresso em kg/ha; as variáveis explicativas são formadas pelo histórico produtivo do município (patamar esperado), por variáveis climáticas por subperíodo do ciclo e de balanço hídrico (INMET e NASA POWER) e pelo estado do ENOS (índice ONI). Área plantada, área colhida e produção da própria safra não são usadas como preditores, pois só são conhecidas depois da colheita e o rendimento é a razão entre elas.</w:t>
       </w:r>
     </w:p>
     <w:p>
@@ -710,7 +728,7 @@
           <w:sz w:val="24"/>
           <w:szCs w:val="24"/>
         </w:rPr>
-        <w:t xml:space="preserve">Diversos estudos aplicam aprendizado de máquina à previsão de produtividade agrícola. [Jeong et al. 2016] mostraram que Random Forest supera modelos de regressão múltipla na previsão de produtividade de grãos em múltiplas regiões do mundo. [van Klompenburg et al. 2020], em revisão sistemática, identificam Random Forest e redes neurais como os algoritmos mais utilizados para previsão de safra, destacando a importância de variáveis climáticas e a necessidade de validação temporal para evitar vazamento de dados. Especificamente para a soja no Sul do Brasil, [Pilau et al. 2022, Nóia Júnior et al. 2020] documentam efeito negativo consistente da fase fria do ENOS (La Niña) sobre a produtividade da soja no Rio Grande do Sul, o que justifica a inclusão do ONI como atributo. [von Bloh et al. 2023] comparam modelos de machine learning para previsão de produtividade de soja no Brasil e reforçam a vantagem de modelos baseados em árvores frente a baselines lineares quando há relações não lineares entre clima e rendimento. Este trabalho testa essa vantagem num cenário de dados limitados (cerca de 5 mil pares município–safra), com o patamar de produtividade calculado apenas com safras já publicadas na data da previsão, e liga a previsão municipal a uma aplicação prática: a recomendação de adubação fosfatada e potássica.</w:t>
+        <w:t>Diversos estudos aplicam aprendizado de máquina à previsão de produtividade agrícola. [Jeong et al. 2016] mostraram que Random Forest supera modelos de regressão múltipla na previsão de produtividade de grãos em múltiplas regiões do mundo. [van Klompenburg et al. 2020], em revisão sistemática, identificam Random Forest e redes neurais como os algoritmos mais utilizados para previsão de safra, destacando a importância de variáveis climáticas e a necessidade de validação temporal para evitar vazamento de dados. Especificamente para a soja no Sul do Brasil, [Pilau et al. 2022, Nóia Júnior et al. 2020] documentam efeito negativo consistente da fase fria do ENOS (La Niña) sobre a produtividade da soja no Rio Grande do Sul, o que justifica a inclusão do ONI como atributo. [von Bloh et al. 2023] comparam modelos de machine learning para previsão de produtividade de soja no Brasil e reforçam a vantagem de modelos baseados em árvores frente a baselines lineares quando há relações não lineares entre clima e rendimento. Este trabalho testa essa vantagem num cenário de dados limitados (5 a 8 mil pares município–safra), com o patamar de produtividade calculado apenas com safras já publicadas na data da previsão, e liga a previsão municipal a uma aplicação prática: a recomendação de adubação fosfatada e potássica.</w:t>
       </w:r>
     </w:p>
     <w:p>
@@ -738,7 +756,7 @@
           <w:sz w:val="24"/>
           <w:szCs w:val="24"/>
         </w:rPr>
-        <w:t xml:space="preserve">O projeto utiliza exclusivamente dados públicos e agregados em nível municipal, sem dados pessoais ou identificação de indivíduos, o que o mantém aderente à LGPD e dispensa submissão a Comitê de Ética. O principal risco ético está na interpretação do indicador: ele não deve ser tomado como recomendação automática de crédito, seguro ou decisão de plantio, e decisões com impacto econômico devem continuar envolvendo avaliação agronômica humana. Municípios com séries curtas ou estações meteorológicas com falhas podem apresentar desempenho inferior do modelo – essa limitação está documentada, assim como a natureza normativa (e não observacional) dos dados de adubação usados, já que não existe base pública do volume efetivamente aplicado por produtor. Pelo mesmo motivo, a recomendação de adubação gerada pelo modelo é apresentada por classe de teor do solo, para ser confrontada com a análise de solo de cada lavoura, e não como dose automática por município; as doses são a recomendação normativa das tabelas aplicada ao rendimento esperado, e não a adubação efetivamente usada pelos produtores. Toda previsão deve ser comunicada com a sua incerteza: o erro absoluto médio é de ≈550 kg/ha por município–safra (≈21% do rendimento médio do município, chegando a 40% em municípios da fronteira oeste), e o modelo não antecipa quebras que não aparecem nas variáveis climáticas, como a de 2020. Código, versões das bases e parâmetros dos modelos estão versionados no GitHub do projeto para permitir auditoria e reprodução.</w:t>
+        <w:t>O projeto utiliza exclusivamente dados públicos e agregados em nível municipal, sem dados pessoais ou identificação de indivíduos, o que o mantém aderente à LGPD e dispensa submissão a Comitê de Ética. O principal risco ético está na interpretação do indicador: ele não deve ser tomado como recomendação automática de crédito, seguro ou decisão de plantio, e decisões com impacto econômico devem continuar envolvendo avaliação agronômica humana. Municípios com séries curtas ou estações meteorológicas com falhas podem apresentar desempenho inferior do modelo – essa limitação está documentada, assim como a natureza normativa (e não observacional) dos dados de adubação usados, já que não existe base pública do volume efetivamente aplicado por produtor. Pelo mesmo motivo, a recomendação de adubação gerada pelo modelo é apresentada por classe de teor do solo, para ser confrontada com a análise de solo de cada lavoura, e não como dose automática por município; as doses são a recomendação normativa das tabelas aplicada ao rendimento esperado, e não a adubação efetivamente usada pelos produtores. Toda previsão deve ser comunicada com a sua incerteza: o erro absoluto médio é de ≈480 kg/ha por município–safra (≈19% do rendimento médio, chegando a 29% no Sudoeste), o modelo não antecipa quebras que não aparecem nas variáveis climáticas, como a de 2020, e subestimou a safra 2026 em 23%. Por isso a previsão é publicada com intervalo de 80%, e não como valor único. Código, versões das bases e parâmetros dos modelos estão versionados no GitHub do projeto para permitir auditoria e reprodução.</w:t>
       </w:r>
     </w:p>
     <w:p>
@@ -1125,6 +1143,154 @@
                 <w:szCs w:val="22"/>
               </w:rPr>
               <w:t xml:space="preserve">Variáveis climáticas por subperíodo do ciclo e balanço hídrico.</w:t>
+            </w:r>
+          </w:p>
+        </w:tc>
+      </w:tr>
+      <w:tr>
+        <w:trPr>
+          <w:cantSplit/>
+        </w:trPr>
+        <w:tc>
+          <w:tcPr>
+            <w:tcW w:w="2300" w:type="dxa"/>
+            <w:tcMar>
+              <w:top w:w="80" w:type="dxa"/>
+              <w:left w:w="100" w:type="dxa"/>
+              <w:bottom w:w="80" w:type="dxa"/>
+              <w:right w:w="100" w:type="dxa"/>
+            </w:tcMar>
+          </w:tcPr>
+          <w:p>
+            <w:pPr>
+              <w:keepNext/>
+            </w:pPr>
+            <w:r>
+              <w:rPr>
+                <w:sz w:val="22"/>
+                <w:szCs w:val="22"/>
+              </w:rPr>
+              <w:t xml:space="preserve">NASA POWER</w:t>
+            </w:r>
+          </w:p>
+        </w:tc>
+        <w:tc>
+          <w:tcPr>
+            <w:tcW w:w="3400" w:type="dxa"/>
+            <w:tcMar>
+              <w:top w:w="80" w:type="dxa"/>
+              <w:left w:w="100" w:type="dxa"/>
+              <w:bottom w:w="80" w:type="dxa"/>
+              <w:right w:w="100" w:type="dxa"/>
+            </w:tcMar>
+          </w:tcPr>
+          <w:p>
+            <w:pPr>
+              <w:keepNext/>
+            </w:pPr>
+            <w:r>
+              <w:rPr>
+                <w:sz w:val="22"/>
+                <w:szCs w:val="22"/>
+              </w:rPr>
+              <w:t xml:space="preserve">Chuva, temperatura máxima e mínima e ponto de orvalho diários em grade (0,5° × 0,625°; 87 células no RS), 2000–maio/2026, sem falhas.</w:t>
+            </w:r>
+          </w:p>
+        </w:tc>
+        <w:tc>
+          <w:tcPr>
+            <w:tcW w:w="2800" w:type="dxa"/>
+            <w:tcMar>
+              <w:top w:w="80" w:type="dxa"/>
+              <w:left w:w="100" w:type="dxa"/>
+              <w:bottom w:w="80" w:type="dxa"/>
+              <w:right w:w="100" w:type="dxa"/>
+            </w:tcMar>
+          </w:tcPr>
+          <w:p>
+            <w:pPr>
+              <w:keepNext/>
+            </w:pPr>
+            <w:r>
+              <w:rPr>
+                <w:sz w:val="22"/>
+                <w:szCs w:val="22"/>
+              </w:rPr>
+              <w:t xml:space="preserve">Mesmas variáveis climáticas, para todos os municípios (Etapas 5 e 6).</w:t>
+            </w:r>
+          </w:p>
+        </w:tc>
+      </w:tr>
+      <w:tr>
+        <w:trPr>
+          <w:cantSplit/>
+        </w:trPr>
+        <w:tc>
+          <w:tcPr>
+            <w:tcW w:w="2300" w:type="dxa"/>
+            <w:tcMar>
+              <w:top w:w="80" w:type="dxa"/>
+              <w:left w:w="100" w:type="dxa"/>
+              <w:bottom w:w="80" w:type="dxa"/>
+              <w:right w:w="100" w:type="dxa"/>
+            </w:tcMar>
+          </w:tcPr>
+          <w:p>
+            <w:pPr>
+              <w:keepNext/>
+            </w:pPr>
+            <w:r>
+              <w:rPr>
+                <w:sz w:val="22"/>
+                <w:szCs w:val="22"/>
+              </w:rPr>
+              <w:t xml:space="preserve">IBGE/SIDRA – LSPA (Tabela 6588)</w:t>
+            </w:r>
+          </w:p>
+        </w:tc>
+        <w:tc>
+          <w:tcPr>
+            <w:tcW w:w="3400" w:type="dxa"/>
+            <w:tcMar>
+              <w:top w:w="80" w:type="dxa"/>
+              <w:left w:w="100" w:type="dxa"/>
+              <w:bottom w:w="80" w:type="dxa"/>
+              <w:right w:w="100" w:type="dxa"/>
+            </w:tcMar>
+          </w:tcPr>
+          <w:p>
+            <w:pPr>
+              <w:keepNext/>
+            </w:pPr>
+            <w:r>
+              <w:rPr>
+                <w:sz w:val="22"/>
+                <w:szCs w:val="22"/>
+              </w:rPr>
+              <w:t xml:space="preserve">Estimativa mensal do rendimento da safra corrente no RS.</w:t>
+            </w:r>
+          </w:p>
+        </w:tc>
+        <w:tc>
+          <w:tcPr>
+            <w:tcW w:w="2800" w:type="dxa"/>
+            <w:tcMar>
+              <w:top w:w="80" w:type="dxa"/>
+              <w:left w:w="100" w:type="dxa"/>
+              <w:bottom w:w="80" w:type="dxa"/>
+              <w:right w:w="100" w:type="dxa"/>
+            </w:tcMar>
+          </w:tcPr>
+          <w:p>
+            <w:pPr>
+              <w:keepNext/>
+            </w:pPr>
+            <w:r>
+              <w:rPr>
+                <w:sz w:val="22"/>
+                <w:szCs w:val="22"/>
+              </w:rPr>
+              <w:t xml:space="preserve">Referência para a previsão da safra 2026.</w:t>
             </w:r>
           </w:p>
         </w:tc>
@@ -2273,7 +2439,7 @@
                 <w:sz w:val="22"/>
                 <w:szCs w:val="22"/>
               </w:rPr>
-              <w:t xml:space="preserve">INMET</w:t>
+              <w:t>INMET / NASA POWER</w:t>
             </w:r>
           </w:p>
         </w:tc>
@@ -2370,7 +2536,7 @@
                 <w:sz w:val="22"/>
                 <w:szCs w:val="22"/>
               </w:rPr>
-              <w:t xml:space="preserve">INMET</w:t>
+              <w:t>INMET / NASA POWER</w:t>
             </w:r>
           </w:p>
         </w:tc>
@@ -2467,7 +2633,7 @@
                 <w:sz w:val="22"/>
                 <w:szCs w:val="22"/>
               </w:rPr>
-              <w:t xml:space="preserve">INMET (calculado)</w:t>
+              <w:t>INMET / NASA POWER (calculado)</w:t>
             </w:r>
           </w:p>
         </w:tc>
@@ -2528,7 +2694,7 @@
           <w:sz w:val="24"/>
           <w:szCs w:val="24"/>
         </w:rPr>
-        <w:t xml:space="preserve">Os dados brutos do SIDRA foram obtidos via API pública do IBGE [IBGE 2026a] (tabela 1612, variáveis de área plantada, área colhida, produção e rendimento médio, categoria soja em grão) para os 497 municípios do RS, 2000–2025 (26 safras), e reorganizados para o formato município × ano. O ONI [NOAA 2026] foi agregado por janela de safra (outubro do ano anterior a março do ano da safra), também disponível até 2025. Os dados diários do INMET [INMET 2026] (45 estações automáticas do RS, 2000–2025, obtidos via BDMEP em duas etapas) foram associados a cada município pela estação mais próxima (distância de Haversine) e agregados na mesma janela de safra (soma de precipitação, média de temperatura), com combinações estação–safra de janela incompleta (menos de 150 dos ~182 dias esperados, por falha de equipamento ou estação recém-instalada) tratadas como ausentes em vez de soma parcial. Os dados de adubação fosfatada (Embrapa/CQFS-RS/SC) não foram integrados ao painel como variável, por serem uma tabela de referência por classe de solo, e não uma série observada por município; seu uso, como aplicação do modelo, é descrito na Seção 6.6.</w:t>
+        <w:t>Os dados brutos do SIDRA foram obtidos via API pública do IBGE [IBGE 2026a] (tabela 1612, variáveis de área plantada, área colhida, produção e rendimento médio, categoria soja em grão) para os 497 municípios do RS, 2000–2025 (26 safras), e reorganizados para o formato município × ano. O ONI [NOAA 2026] foi agregado por janela de safra (outubro do ano anterior a março do ano da safra), também disponível até 2025. Os dados diários do INMET [INMET 2026] (45 estações automáticas do RS, 2000–2025, obtidos via BDMEP em duas etapas) foram associados a cada município pela estação mais próxima (distância de Haversine) e agregados na mesma janela de safra (soma de precipitação, média de temperatura), com combinações estação–safra de janela incompleta (menos de 150 dos ~182 dias esperados, por falha de equipamento ou estação recém-instalada) tratadas como ausentes em vez de soma parcial. Como metade dos pares com rendimento ficava sem clima do INMET, foi usada também a grade diária do NASA POWER [NASA 2026] (baixada pela API pública, 87 células cobrindo o RS): cada município foi associado à célula que contém sua sede, e a umidade relativa mínima foi estimada pelo ponto de orvalho e pela temperatura máxima (FAO-56 [Allen et al. 1998]). A grade não tem falhas e cobre todos os municípios. Os dados de adubação fosfatada (Embrapa/CQFS-RS/SC) não foram integrados ao painel como variável, por serem uma tabela de referência por classe de solo, e não uma série observada por município; seu uso, como aplicação do modelo, é descrito na Seção 6.10.</w:t>
       </w:r>
     </w:p>
     <w:p>
@@ -2557,7 +2723,7 @@
           <w:sz w:val="24"/>
           <w:szCs w:val="24"/>
         </w:rPr>
-        <w:t xml:space="preserve">Até o momento, as quatro fontes de dados descritas na Seção 4.1 foram efetivamente coletadas e documentadas, e o painel município–safra foi construído e analisado em um notebook Python, reunindo 12.922 pares município-safra (497 municípios do Rio Grande do Sul entre 2000 e 2025). Nem todos têm a variável-alvo. Os símbolos do SIDRA – “-” (zero absoluto) e “...” (dado não disponível) – permitem separar ausência de cultivo de dado ausente (Tabela 3). Os pares sem cultivo não são dados faltantes: o município não plantou soja naquele ano. As perdas totais (área plantada sem área colhida; 10 dos 20 casos em 2005, ano da maior seca da série, e 3 em 2024) ficam fora do modelo porque o rendimento – produção dividida pela área colhida – não é definido, mas são quebras reais. Dos 10.540 pares com rendimento, 5.236 (safras 2006–2025) têm também clima do INMET com cobertura suficiente e patamar calculável, e formam a base de modelagem (Seção 5). O percentual de municípios do RS com produção de soja registrada na safra cresce de 70,4% em 2000 para 87,3% em 2025, refletindo a expansão histórica da cultura no estado – um ponto de atenção para a interpretação de médias estaduais nos anos iniciais da série.</w:t>
+        <w:t>Até o momento, as quatro fontes de dados descritas na Seção 4.1 foram efetivamente coletadas e documentadas, e o painel município–safra foi construído e analisado em um notebook Python, reunindo 12.922 pares município-safra (497 municípios do Rio Grande do Sul entre 2000 e 2025). Nem todos têm a variável-alvo. Os símbolos do SIDRA – “-” (zero absoluto) e “...” (dado não disponível) – permitem separar ausência de cultivo de dado ausente (Tabela 3). Os pares sem cultivo não são dados faltantes: o município não plantou soja naquele ano. As perdas totais (área plantada sem área colhida; 10 dos 20 casos em 2005, ano da maior seca da série, e 3 em 2024) ficam fora do modelo porque o rendimento – produção dividida pela área colhida – não é definido, mas são quebras reais. Dos 10.540 pares com rendimento, 5.236 (safras 2006–2025) têm também clima do INMET com cobertura suficiente e patamar calculável, e formam a base de modelagem das Etapas 3 e 4; com o NASA POWER, a base passa a 8.261 pares (todas as linhas com rendimento desde 2006) nas Etapas 5 e 6 (Seção 5). O percentual de municípios do RS com produção de soja registrada na safra cresce de 70,4% em 2000 para 87,3% em 2025, refletindo a expansão histórica da cultura no estado – um ponto de atenção para a interpretação de médias estaduais nos anos iniciais da série.</w:t>
       </w:r>
     </w:p>
     <w:p>
@@ -3159,7 +3325,7 @@
           <w:sz w:val="24"/>
           <w:szCs w:val="24"/>
         </w:rPr>
-        <w:t xml:space="preserve">Considerando todos os pares município-safra, o rendimento médio observado sob La Niña (≈2.151 kg/ha) é inferior ao observado em safras neutras (≈2.432 kg/ha) e sob El Niño (≈2.395 kg/ha). Esse resultado é compatível com [Pilau et al. 2022, Nóia Júnior et al. 2020], que descrevem efeitos negativos consistentes da fase fria do ENOS sobre a produtividade da soja no sul do Brasil, e reforça o uso do ONI como atributo do modelo.</w:t>
+        <w:t>Considerando todos os pares município-safra, o rendimento médio observado sob La Niña (≈2.230 kg/ha) é inferior ao observado em safras neutras (≈2.351 kg/ha) e sob El Niño (≈2.462 kg/ha). Esse resultado é compatível com [Pilau et al. 2022, Nóia Júnior et al. 2020], que descrevem efeitos negativos consistentes da fase fria do ENOS sobre a produtividade da soja no sul do Brasil, e reforça o uso do ONI como atributo do modelo.</w:t>
       </w:r>
     </w:p>
     <w:p>
@@ -3232,7 +3398,7 @@
           <w:sz w:val="24"/>
           <w:szCs w:val="24"/>
         </w:rPr>
-        <w:t xml:space="preserve">No nível município-safra (sem separar por município), a correlação entre rendimento e ONI médio da safra é fraca (≈0,22) e entre rendimento e precipitação acumulada na safra é moderada (≈0,38) – coerente com a literatura, mas mostra que variáveis agregadas simples não bastam sozinhas. A hipótese de que Random Forest e Gradient Boosting capturariam melhor as interações não lineares é avaliada na Seção 6. Limitações identificadas na base: (i) a janela do ONI usada é uma primeira aproximação; (ii) municípios distantes das 45 estações do INMET têm o clima estimado por uma estação potencialmente distante; (iii) períodos em que a estação estava em pane geram dados ausentes; (iv) a adubação fosfatada não é uma série observada (Seção 6.6).</w:t>
+        <w:t>No nível município-safra (sem separar por município), a correlação entre rendimento e ONI médio da safra é fraca (≈0,16) e entre rendimento e precipitação acumulada na safra é moderada (≈0,38) – coerente com a literatura, mas mostra que variáveis agregadas simples não bastam sozinhas. A hipótese de que Random Forest e Gradient Boosting capturariam melhor as interações não lineares é avaliada na Seção 6. Limitações identificadas na base: (i) a janela do ONI usada é uma primeira aproximação; (ii) municípios distantes das 45 estações do INMET têm o clima estimado por uma estação potencialmente distante; (iii) períodos em que a estação estava em pane geram dados ausentes – (ii) e (iii) motivaram o uso do NASA POWER nas Etapas 5 e 6; (iv) a adubação fosfatada não é uma série observada (Seção 6.10).</w:t>
       </w:r>
     </w:p>
     <w:p>
@@ -3260,7 +3426,7 @@
           <w:sz w:val="24"/>
           <w:szCs w:val="24"/>
         </w:rPr>
-        <w:t xml:space="preserve">A pesquisa é aplicada, quantitativa e preditiva, com unidade de análise município–safra, restrita ao Rio Grande do Sul. A modelagem foi conduzida em quatro etapas, cada uma motivada pelo diagnóstico dos erros da anterior; todas estão em notebooks Python no GitHub do projeto. Duas alternativas de série temporal foram consideradas e descartadas: uma série agregada por estado (eliminaria a granularidade municipal) e um modelo de série temporal global (ex.: DeepAR, N-BEATS), por desproporção entre esforço e prazo e pelo tamanho reduzido da base.</w:t>
+        <w:t>A pesquisa é aplicada, quantitativa e preditiva, com unidade de análise município–safra, restrita ao Rio Grande do Sul. A modelagem foi conduzida em cinco etapas, cada uma motivada pelo diagnóstico dos erros da anterior, e uma sexta aplica o modelo final às safras 2026 e 2027; todas estão em notebooks Python no GitHub do projeto. Duas alternativas de série temporal foram consideradas e descartadas: uma série agregada por estado (eliminaria a granularidade municipal) e um modelo de série temporal global (ex.: DeepAR, N-BEATS), por desproporção entre esforço e prazo e pelo tamanho reduzido da base.</w:t>
       </w:r>
     </w:p>
     <w:p>
@@ -3457,7 +3623,7 @@
           <w:sz w:val="24"/>
           <w:szCs w:val="24"/>
         </w:rPr>
-        <w:t xml:space="preserve"> é a radiação no topo da atmosfera, calculada a partir da latitude da estação e do dia do ano. O solo foi representado como um reservatório (modelo de balde) com capacidade de água disponível (CAD) de 75 mm, cheio em 1º de outubro; a cada dia entra a chuva e sai a evapotranspiração, e a parcela da demanda não atendida quando o reservatório se esgota é o déficit hídrico do dia. A variável usada é o déficit acumulado em dez–fev. Duas hipóteses são declaradas: CAD única para todo o estado e coeficiente de cultura igual a 1. A sensibilidade à CAD foi testada (50 e 100 mm) e não alterou o resultado.</w:t>
+        <w:t xml:space="preserve"> é a radiação no topo da atmosfera, calculada a partir da latitude da estação e do dia do ano. O solo foi representado como um reservatório (modelo de balde) com capacidade de água disponível (CAD) de 75 mm, cheio em 1º de outubro; a cada dia entra a chuva e sai a evapotranspiração, e a parcela da demanda não atendida quando o reservatório se esgota é o déficit hídrico do dia. A variável usada é o déficit acumulado em dez–fev. Duas hipóteses são declaradas: CAD única para todo o estado e coeficiente de cultura igual a 1. A sensibilidade à CAD foi testada (50 e 100 mm) e não alterou o resultado. Nas Etapas 5 e 6, as mesmas variáveis e o mesmo balanço hídrico foram calculados por célula do NASA POWER, com a latitude da célula.</w:t>
       </w:r>
     </w:p>
     <w:p>
@@ -3592,7 +3758,7 @@
           <w:sz w:val="24"/>
           <w:szCs w:val="24"/>
         </w:rPr>
-        <w:t xml:space="preserve"> os níveis que delimitam as 20% safras mais secas do treino – esses termos valem zero em safras normais e permitem que a perda cresça mais rápido na seca forte; (GB) Gradient Boosting com todas as variáveis climáticas, o ONI e as do balanço hídrico; e a média simples de H2 e GB. Random Forest (500 árvores) foi avaliado nas primeiras etapas. Os hiperparâmetros das árvores foram fixados a priori (Gradient Boosting: taxa de aprendizado 0,05, até 500 iterações com parada antecipada). As linhas de base são a média histórica do município (todas as safras publicadas) e o rendimento da última safra publicada (Y−2), versão operacional da linha de base “safra anterior”. O modelo usa apenas informações disponíveis até 31 de março (a chuva de março é a última variável), permitindo a previsão cerca de um mês antes da colheita (abril–maio). Para medir quanto custa respeitar a defasagem de publicação, os modelos também foram avaliados com o patamar até Y−1, cenário que só seria possível com uma estimativa antecipada da safra anterior por município.</w:t>
+        <w:t xml:space="preserve"> os níveis que delimitam as 20% safras mais secas do treino – esses termos valem zero em safras normais e permitem que a perda cresça mais rápido na seca forte; (FL) F acrescida apenas do limiar de déficit, max(0, D − D₈₀); (GB) Gradient Boosting com todas as variáveis climáticas, o ONI e as do balanço hídrico; e a média simples de H2 e GB. Com o NASA POWER foram testadas também a média de F e H2, uma regressão Ridge com as variáveis de H2 e F acrescida só do limiar de umidade. Médias, limiares e penalização são calculados apenas com o treino de cada rodada. Random Forest (500 árvores) foi avaliado nas primeiras etapas. Os hiperparâmetros das árvores foram fixados a priori (Gradient Boosting: taxa de aprendizado 0,05, até 500 iterações com parada antecipada). As linhas de base são a média histórica do município (todas as safras publicadas) e o rendimento da última safra publicada (Y−2), versão operacional da linha de base “safra anterior”. O modelo usa apenas informações disponíveis até 31 de março (a chuva de março é a última variável), permitindo a previsão cerca de um mês antes da colheita (abril–maio). Para medir quanto custa respeitar a defasagem de publicação, os modelos também foram avaliados com o patamar até Y−1, cenário que só seria possível com uma estimativa antecipada da safra anterior por município.</w:t>
       </w:r>
     </w:p>
     <w:p>
@@ -3621,7 +3787,7 @@
           <w:sz w:val="24"/>
           <w:szCs w:val="24"/>
         </w:rPr>
-        <w:t xml:space="preserve">A base de modelagem tem 5.236 pares município–safra (448 municípios, safras 2006–2025) com rendimento, patamar e todas as variáveis climáticas. Foram usadas duas validações: (i) </w:t>
+        <w:t xml:space="preserve">Com o INMET (Etapas 3 e 4), a base de modelagem tem 5.236 pares município–safra (448 municípios, safras 2006–2025) com rendimento, patamar e todas as variáveis climáticas; com o NASA POWER (Etapas 5 e 6), 8.261 pares (449 municípios). Foram usadas duas validações: (i) </w:t>
       </w:r>
       <w:r>
         <w:rPr>
@@ -3637,7 +3803,7 @@
           <w:sz w:val="24"/>
           <w:szCs w:val="24"/>
         </w:rPr>
-        <w:t xml:space="preserve">, com treino até 2020 (3.645 linhas) e teste em 2021–2025 (1.591 linhas), que simula a previsão real nas safras mais recentes; e (ii) </w:t>
+        <w:t xml:space="preserve">, com treino até 2020 e teste em 2021–2025 (3.645 e 1.591 linhas com o INMET; 6.107 e 2.154 com o NASA POWER), que simula a previsão real nas safras mais recentes; e (ii) </w:t>
       </w:r>
       <w:r>
         <w:rPr>
@@ -3653,7 +3819,7 @@
           <w:sz w:val="24"/>
           <w:szCs w:val="24"/>
         </w:rPr>
-        <w:t xml:space="preserve">, em que cada safra de 2008 a 2025 é prevista por um modelo treinado com todas as demais (5.125 linhas avaliadas), medindo a estabilidade da relação clima–rendimento. Na segunda validação o clima é ajustado também com safras posteriores à prevista, o que é próprio dela, mas o patamar continua usando só safras publicadas. No corte temporal, a rigor, o rendimento de 2020 ainda não estaria publicado em março de 2021 e entra no treino do clima; o efeito se limita aos coeficientes do clima e a uma das cinco safras de teste. As métricas são RMSE, MAE, R</w:t>
+        <w:t>, em que cada safra de 2008 a 2025 é prevista por um modelo treinado com todas as demais (5.125 linhas avaliadas com o INMET; 7.472 com o NASA POWER), medindo a estabilidade da relação clima–rendimento. Para comparar as fontes de forma justa, os modelos com o NASA POWER também foram avaliados só nas linhas que têm clima do INMET. Na segunda validação o clima é ajustado também com safras posteriores à prevista, o que é próprio dela, mas o patamar continua usando só safras publicadas. No corte temporal, a rigor, o rendimento de 2020 ainda não estaria publicado em março de 2021 e entra no treino do clima; o efeito se limita aos coeficientes do clima e a uma das cinco safras de teste. As métricas são RMSE, MAE, R</w:t>
       </w:r>
       <w:r>
         <w:rPr>
@@ -3669,6 +3835,49 @@
           <w:szCs w:val="24"/>
         </w:rPr>
         <w:t xml:space="preserve"> e viés médio (previsto − observado). O modelo final é o de menor RMSE médio nas duas validações.</w:t>
+      </w:r>
+    </w:p>
+    <w:p>
+      <w:pPr>
+        <w:keepNext/>
+        <w:spacing w:before="280" w:after="160"/>
+      </w:pPr>
+      <w:r>
+        <w:rPr>
+          <w:b/>
+          <w:bCs/>
+          <w:sz w:val="24"/>
+          <w:szCs w:val="24"/>
+        </w:rPr>
+        <w:t xml:space="preserve">5.4 Previsão da safra 2026 e perspectiva da safra 2027</w:t>
+      </w:r>
+    </w:p>
+    <w:p>
+      <w:pPr>
+        <w:spacing w:after="200" w:line="276" w:lineRule="auto"/>
+        <w:ind w:firstLine="720"/>
+        <w:jc w:val="both"/>
+      </w:pPr>
+      <w:r>
+        <w:rPr>
+          <w:sz w:val="24"/>
+          <w:szCs w:val="24"/>
+        </w:rPr>
+        <w:t xml:space="preserve">Para 2026, o modelo final é treinado com todas as safras 2006–2025 e aplicado ao patamar 2020–2024 e ao clima de outubro/2025 a março/2026 do NASA POWER, nos 434 municípios que colheram soja em 2025. A média estadual é ponderada pela área plantada, como na PAM, e o intervalo de 80% vem dos percentis 10 e 90 do erro da média estadual na validação deixando uma safra de fora. Como a PAM de 2026 só sai em setembro de 2027, a referência é o LSPA de setembro/2026 [IBGE 2026c], que em 2007–2025 ficou em média a 7 kg/ha da PAM.</w:t>
+      </w:r>
+    </w:p>
+    <w:p>
+      <w:pPr>
+        <w:spacing w:after="200" w:line="276" w:lineRule="auto"/>
+        <w:ind w:firstLine="720"/>
+        <w:jc w:val="both"/>
+      </w:pPr>
+      <w:r>
+        <w:rPr>
+          <w:sz w:val="24"/>
+          <w:szCs w:val="24"/>
+        </w:rPr>
+        <w:t xml:space="preserve">Para 2027, em outubro/2026 o patamar já é conhecido (2021–2025), mas o clima de dezembro a março ainda não. Não se prevê o clima: o modelo é aplicado ao patamar de 2027 com o clima observado em cada uma das 21 safras de 2006 a 2026 (cenários), e os cenários são separados pela fase do ENOS da safra de origem (ONI médio ≥ +0,5: El Niño; ≤ −0,5: La Niña), já que o ONI estava em +2,2 em julho–setembro/2026.</w:t>
       </w:r>
     </w:p>
     <w:p>
@@ -3711,7 +3920,7 @@
           <w:sz w:val="24"/>
           <w:szCs w:val="24"/>
         </w:rPr>
-        <w:t xml:space="preserve">A Tabela 4 resume as quatro etapas. Na Etapa 1, nenhum modelo superou a média do período de teste (R</w:t>
+        <w:t>A Tabela 4 resume as seis etapas. Na Etapa 1, nenhum modelo superou a média do período de teste (R</w:t>
       </w:r>
       <w:r>
         <w:rPr>
@@ -4025,7 +4234,7 @@
                 <w:sz w:val="22"/>
                 <w:szCs w:val="22"/>
               </w:rPr>
-              <w:t xml:space="preserve">Clima explica as safras, mas viés de +500 a +750 kg/ha em 2021–2025 pela tendência extrapolada.</w:t>
+              <w:t>Clima explica as safras, mas viés de +490 a +740 kg/ha em 2021–2025 pela tendência extrapolada.</w:t>
             </w:r>
           </w:p>
         </w:tc>
@@ -4173,7 +4382,155 @@
                 <w:sz w:val="22"/>
                 <w:szCs w:val="22"/>
               </w:rPr>
-              <w:t xml:space="preserve">RMSE 870 / 706 (modelo final, H2).</w:t>
+              <w:t>RMSE 870 / 706 (H2).</w:t>
+            </w:r>
+          </w:p>
+        </w:tc>
+      </w:tr>
+      <w:tr>
+        <w:trPr>
+          <w:cantSplit/>
+        </w:trPr>
+        <w:tc>
+          <w:tcPr>
+            <w:tcW w:w="1000" w:type="dxa"/>
+            <w:tcMar>
+              <w:top w:w="80" w:type="dxa"/>
+              <w:left w:w="100" w:type="dxa"/>
+              <w:bottom w:w="80" w:type="dxa"/>
+              <w:right w:w="100" w:type="dxa"/>
+            </w:tcMar>
+          </w:tcPr>
+          <w:p>
+            <w:pPr>
+              <w:keepNext/>
+            </w:pPr>
+            <w:r>
+              <w:rPr>
+                <w:sz w:val="22"/>
+                <w:szCs w:val="22"/>
+              </w:rPr>
+              <w:t xml:space="preserve">5</w:t>
+            </w:r>
+          </w:p>
+        </w:tc>
+        <w:tc>
+          <w:tcPr>
+            <w:tcW w:w="3200" w:type="dxa"/>
+            <w:tcMar>
+              <w:top w:w="80" w:type="dxa"/>
+              <w:left w:w="100" w:type="dxa"/>
+              <w:bottom w:w="80" w:type="dxa"/>
+              <w:right w:w="100" w:type="dxa"/>
+            </w:tcMar>
+          </w:tcPr>
+          <w:p>
+            <w:pPr>
+              <w:keepNext/>
+            </w:pPr>
+            <w:r>
+              <w:rPr>
+                <w:sz w:val="22"/>
+                <w:szCs w:val="22"/>
+              </w:rPr>
+              <w:t xml:space="preserve">Clima do NASA POWER (grade, sem falhas)</w:t>
+            </w:r>
+          </w:p>
+        </w:tc>
+        <w:tc>
+          <w:tcPr>
+            <w:tcW w:w="4300" w:type="dxa"/>
+            <w:tcMar>
+              <w:top w:w="80" w:type="dxa"/>
+              <w:left w:w="100" w:type="dxa"/>
+              <w:bottom w:w="80" w:type="dxa"/>
+              <w:right w:w="100" w:type="dxa"/>
+            </w:tcMar>
+          </w:tcPr>
+          <w:p>
+            <w:pPr>
+              <w:keepNext/>
+            </w:pPr>
+            <w:r>
+              <w:rPr>
+                <w:sz w:val="22"/>
+                <w:szCs w:val="22"/>
+              </w:rPr>
+              <w:t>Base de 5.236 para 8.261 linhas; modelo final FL: RMSE 772 / 626, R² 0,28 / 0,40.</w:t>
+            </w:r>
+          </w:p>
+        </w:tc>
+      </w:tr>
+      <w:tr>
+        <w:trPr>
+          <w:cantSplit/>
+        </w:trPr>
+        <w:tc>
+          <w:tcPr>
+            <w:tcW w:w="1000" w:type="dxa"/>
+            <w:tcMar>
+              <w:top w:w="80" w:type="dxa"/>
+              <w:left w:w="100" w:type="dxa"/>
+              <w:bottom w:w="80" w:type="dxa"/>
+              <w:right w:w="100" w:type="dxa"/>
+            </w:tcMar>
+          </w:tcPr>
+          <w:p>
+            <w:pPr>
+              <w:keepNext/>
+            </w:pPr>
+            <w:r>
+              <w:rPr>
+                <w:sz w:val="22"/>
+                <w:szCs w:val="22"/>
+              </w:rPr>
+              <w:t xml:space="preserve">6</w:t>
+            </w:r>
+          </w:p>
+        </w:tc>
+        <w:tc>
+          <w:tcPr>
+            <w:tcW w:w="3200" w:type="dxa"/>
+            <w:tcMar>
+              <w:top w:w="80" w:type="dxa"/>
+              <w:left w:w="100" w:type="dxa"/>
+              <w:bottom w:w="80" w:type="dxa"/>
+              <w:right w:w="100" w:type="dxa"/>
+            </w:tcMar>
+          </w:tcPr>
+          <w:p>
+            <w:pPr>
+              <w:keepNext/>
+            </w:pPr>
+            <w:r>
+              <w:rPr>
+                <w:sz w:val="22"/>
+                <w:szCs w:val="22"/>
+              </w:rPr>
+              <w:t xml:space="preserve">Aplicação às safras 2026 e 2027</w:t>
+            </w:r>
+          </w:p>
+        </w:tc>
+        <w:tc>
+          <w:tcPr>
+            <w:tcW w:w="4300" w:type="dxa"/>
+            <w:tcMar>
+              <w:top w:w="80" w:type="dxa"/>
+              <w:left w:w="100" w:type="dxa"/>
+              <w:bottom w:w="80" w:type="dxa"/>
+              <w:right w:w="100" w:type="dxa"/>
+            </w:tcMar>
+          </w:tcPr>
+          <w:p>
+            <w:pPr>
+              <w:keepNext/>
+            </w:pPr>
+            <w:r>
+              <w:rPr>
+                <w:sz w:val="22"/>
+                <w:szCs w:val="22"/>
+              </w:rPr>
+              <w:t>FL reconfirmado; 2026 prevista em 2.097 kg/ha (LSPA: 2.734); 2027 com mediana de 2.831 kg/ha sob El Niño.</w:t>
             </w:r>
           </w:p>
         </w:tc>
@@ -4191,7 +4548,7 @@
           <w:sz w:val="24"/>
           <w:szCs w:val="24"/>
         </w:rPr>
-        <w:t>6.2 Comparação dos modelos</w:t>
+        <w:t>6.2 Comparação dos modelos com o clima do INMET (Etapas 3 e 4)</w:t>
       </w:r>
     </w:p>
     <w:p>
@@ -4205,7 +4562,7 @@
           <w:sz w:val="24"/>
           <w:szCs w:val="24"/>
         </w:rPr>
-        <w:t xml:space="preserve">A Tabela 5 compara os modelos nas duas validações. Na validação deixando uma safra de fora, que cobre 18 safras, o modelo final (H2) reduziu o RMSE em 22% em relação à média histórica do município (706 × 901 kg/ha; MAE de 553 kg/ha). No corte temporal 2021–2025, nenhum modelo com clima superou a média histórica: H2 ficou 1,5% acima dela (870 × 857 kg/ha; MAE de 716 kg/ha), com viés de +501 kg/ha. Esse período teve secas fortes em 2022, 2023 e 2025, e o patamar de cada safra só conhece o que foi publicado dois anos antes – para 2023, a média de 2017–2021, que ainda não inclui a quebra de 2022 –, enquanto a média histórica, que inclui as safras mais baixas do início da série, fica mais próxima do nível dessas safras ruins. Repetir o rendimento da última safra publicada foi a pior estratégia, pois propaga secas e recordes para as previsões seguintes. O déficit hídrico sozinho (H1) não melhorou o modelo, por medir a mesma seca que a chuva e a umidade de dez–fev (correlação ≈0,8 entre elas); o ganho veio dos limiares de seca extrema. Os modelos de árvores ficaram atrás da regressão linear em todos os cenários: Random Forest teve desempenho semelhante ou inferior ao do Gradient Boosting nas Etapas 1 e 2 e não foi levado adiante, e a combinação de H2 com Gradient Boosting foi melhor em uma validação e pior na outra.</w:t>
+        <w:t>A Tabela 5 compara os modelos nas duas validações, com o clima do INMET. Na validação deixando uma safra de fora, que cobre 18 safras, o melhor modelo com o INMET (H2) reduziu o RMSE em 22% em relação à média histórica do município (706 × 901 kg/ha; MAE de 553 kg/ha). No corte temporal 2021–2025, nenhum modelo com clima superou a média histórica: H2 ficou 1,5% acima dela (870 × 857 kg/ha; MAE de 716 kg/ha), com viés de +501 kg/ha. Esse período teve secas fortes em 2022, 2023 e 2025, e o patamar de cada safra só conhece o que foi publicado dois anos antes – para 2023, a média de 2017–2021, que ainda não inclui a quebra de 2022 –, enquanto a média histórica, que inclui as safras mais baixas do início da série, fica mais próxima do nível dessas safras ruins. Repetir o rendimento da última safra publicada foi a pior estratégia, pois propaga secas e recordes para as previsões seguintes. O déficit hídrico sozinho (H1) não melhorou o modelo, por medir a mesma seca que a chuva e a umidade de dez–fev (correlação ≈0,8 entre elas); o ganho veio dos limiares de seca extrema. Os modelos de árvores ficaram atrás da regressão linear em todos os cenários, e a combinação de H2 com Gradient Boosting não superou H2 em nenhuma das validações. O Random Forest foi comparado nas Etapas 1 e 2 (Tabela 6): no corte 2021–2025, teve RMSE de 1.031 kg/ha na Etapa 1, pior que o do Gradient Boosting (1.013) e o da regressão linear (935), e de 1.037 kg/ha na Etapa 2, pior que o do Gradient Boosting (1.018) e o da regressão linear (831). Como não trouxe ganho sobre o Gradient Boosting, não foi levado às Etapas 3 e 4.</w:t>
       </w:r>
     </w:p>
     <w:p>
@@ -4221,7 +4578,7 @@
           <w:sz w:val="22"/>
           <w:szCs w:val="22"/>
         </w:rPr>
-        <w:t xml:space="preserve">Tabela 5 – Desempenho dos modelos (Etapa 4). RMSE em kg/ha. Fonte: elaboração própria (2026).</w:t>
+        <w:t>Tabela 5 – Desempenho dos modelos com o clima do INMET (Etapa 4). RMSE em kg/ha. Fonte: elaboração própria (2026).</w:t>
       </w:r>
     </w:p>
     <w:tbl>
@@ -4785,7 +5142,7 @@
                 <w:sz w:val="22"/>
                 <w:szCs w:val="22"/>
               </w:rPr>
-              <w:t xml:space="preserve">939</w:t>
+              <w:t>942</w:t>
             </w:r>
           </w:p>
         </w:tc>
@@ -4809,7 +5166,7 @@
                 <w:sz w:val="22"/>
                 <w:szCs w:val="22"/>
               </w:rPr>
-              <w:t xml:space="preserve">−0,11</w:t>
+              <w:t>−0,12</w:t>
             </w:r>
           </w:p>
         </w:tc>
@@ -4833,7 +5190,7 @@
                 <w:sz w:val="22"/>
                 <w:szCs w:val="22"/>
               </w:rPr>
-              <w:t xml:space="preserve">753</w:t>
+              <w:t>777</w:t>
             </w:r>
           </w:p>
         </w:tc>
@@ -4857,7 +5214,7 @@
                 <w:sz w:val="22"/>
                 <w:szCs w:val="22"/>
               </w:rPr>
-              <w:t xml:space="preserve">0,11</w:t>
+              <w:t>0,05</w:t>
             </w:r>
           </w:p>
         </w:tc>
@@ -5205,7 +5562,7 @@
                 <w:sz w:val="22"/>
                 <w:szCs w:val="22"/>
               </w:rPr>
-              <w:t xml:space="preserve">705</w:t>
+              <w:t>722</w:t>
             </w:r>
           </w:p>
         </w:tc>
@@ -5229,7 +5586,7 @@
                 <w:sz w:val="22"/>
                 <w:szCs w:val="22"/>
               </w:rPr>
-              <w:t xml:space="preserve">0,22</w:t>
+              <w:t>0,18</w:t>
             </w:r>
           </w:p>
         </w:tc>
@@ -5259,7 +5616,7 @@
                 <w:sz w:val="22"/>
                 <w:szCs w:val="22"/>
               </w:rPr>
-              <w:t xml:space="preserve">H2 – H1 + limiares (final)</w:t>
+              <w:t>H2 – H1 + limiares</w:t>
             </w:r>
           </w:p>
         </w:tc>
@@ -5369,35 +5726,6 @@
         </w:tc>
       </w:tr>
     </w:tbl>
-    <w:p>
-      <w:pPr>
-        <w:keepNext/>
-        <w:spacing w:before="280" w:after="160"/>
-      </w:pPr>
-      <w:r>
-        <w:rPr>
-          <w:b/>
-          <w:bCs/>
-          <w:sz w:val="24"/>
-          <w:szCs w:val="24"/>
-        </w:rPr>
-        <w:t>6.3 Custo da defasagem de publicação</w:t>
-      </w:r>
-    </w:p>
-    <w:p>
-      <w:pPr>
-        <w:spacing w:after="200" w:line="276" w:lineRule="auto"/>
-        <w:ind w:firstLine="720"/>
-        <w:jc w:val="both"/>
-      </w:pPr>
-      <w:r>
-        <w:rPr>
-          <w:sz w:val="24"/>
-          <w:szCs w:val="24"/>
-        </w:rPr>
-        <w:t xml:space="preserve">A Tabela 6 compara os modelos com o patamar calculado até Y−2 (o que está publicado em março) e até Y−1 (cenário hipotético, como se o rendimento da safra anterior já estivesse disponível). Respeitar a data real de publicação aumenta o RMSE de H2 em 17% no corte temporal e em 3% na validação deixando uma safra de fora. A perda se concentra nas secas seguidas de 2022–2023: sem a safra anterior, o patamar demora mais a acompanhar a queda. Com Y−1, H2 superaria a média histórica em 14% também no corte temporal. Uma estimativa antecipada do rendimento da safra anterior por município seria, portanto, a informação de maior valor para melhorar a previsão.</w:t>
-      </w:r>
-    </w:p>
     <w:p>
       <w:pPr>
         <w:keepNext/>
@@ -5411,7 +5739,7 @@
           <w:sz w:val="22"/>
           <w:szCs w:val="22"/>
         </w:rPr>
-        <w:t xml:space="preserve">Tabela 6 – RMSE (kg/ha) e R² (entre parênteses) com o patamar até Y−2 (publicado) e até Y−1 (hipotético). Fonte: elaboração própria (2026).</w:t>
+        <w:t>Tabela 6 – Regressão linear, Random Forest e Gradient Boosting nas Etapas 1 e 2, no corte 2021–2025. RMSE em kg/ha. Cada etapa usa uma base diferente (5.869 e 4.859 linhas), por isso os valores só são comparáveis dentro da mesma etapa. Fonte: elaboração própria (2026).</w:t>
       </w:r>
     </w:p>
     <w:tbl>
@@ -5495,7 +5823,7 @@
                 <w:sz w:val="22"/>
                 <w:szCs w:val="22"/>
               </w:rPr>
-              <w:t xml:space="preserve">Corte 2021–2025</w:t>
+              <w:t xml:space="preserve">Etapa 1</w:t>
             </w:r>
           </w:p>
         </w:tc>
@@ -5523,7 +5851,7 @@
                 <w:sz w:val="22"/>
                 <w:szCs w:val="22"/>
               </w:rPr>
-              <w:t xml:space="preserve">Uma safra de fora</w:t>
+              <w:t xml:space="preserve">Etapa 2</w:t>
             </w:r>
           </w:p>
         </w:tc>
@@ -5574,7 +5902,7 @@
                 <w:sz w:val="22"/>
                 <w:szCs w:val="22"/>
               </w:rPr>
-              <w:t xml:space="preserve">Y−2</w:t>
+              <w:t xml:space="preserve">RMSE</w:t>
             </w:r>
           </w:p>
         </w:tc>
@@ -5601,8 +5929,26 @@
                 <w:sz w:val="22"/>
                 <w:szCs w:val="22"/>
               </w:rPr>
-              <w:t xml:space="preserve">Y−1</w:t>
-            </w:r>
+              <w:t xml:space="preserve">R²</w:t>
+            </w:r>
+          </w:p>
+        </w:tc>
+        <w:tc>
+          <w:tcPr>
+            <w:tcW w:w="1200" w:type="dxa"/>
+            <w:shd w:val="clear" w:color="auto" w:fill="D9D9D9"/>
+            <w:tcMar>
+              <w:top w:w="80" w:type="dxa"/>
+              <w:left w:w="100" w:type="dxa"/>
+              <w:bottom w:w="80" w:type="dxa"/>
+              <w:right w:w="100" w:type="dxa"/>
+            </w:tcMar>
+          </w:tcPr>
+          <w:p>
+            <w:pPr>
+              <w:keepNext/>
+              <w:jc w:val="center"/>
+            </w:pPr>
             <w:r>
               <w:rPr>
                 <w:b/>
@@ -5610,7 +5956,7 @@
                 <w:sz w:val="22"/>
                 <w:szCs w:val="22"/>
               </w:rPr>
-              <w:t xml:space="preserve"/>
+              <w:t xml:space="preserve">RMSE</w:t>
             </w:r>
           </w:p>
         </w:tc>
@@ -5637,43 +5983,7 @@
                 <w:sz w:val="22"/>
                 <w:szCs w:val="22"/>
               </w:rPr>
-              <w:t xml:space="preserve">Y−2</w:t>
-            </w:r>
-          </w:p>
-        </w:tc>
-        <w:tc>
-          <w:tcPr>
-            <w:tcW w:w="1200" w:type="dxa"/>
-            <w:shd w:val="clear" w:color="auto" w:fill="D9D9D9"/>
-            <w:tcMar>
-              <w:top w:w="80" w:type="dxa"/>
-              <w:left w:w="100" w:type="dxa"/>
-              <w:bottom w:w="80" w:type="dxa"/>
-              <w:right w:w="100" w:type="dxa"/>
-            </w:tcMar>
-          </w:tcPr>
-          <w:p>
-            <w:pPr>
-              <w:keepNext/>
-              <w:jc w:val="center"/>
-            </w:pPr>
-            <w:r>
-              <w:rPr>
-                <w:b/>
-                <w:bCs/>
-                <w:sz w:val="22"/>
-                <w:szCs w:val="22"/>
-              </w:rPr>
-              <w:t xml:space="preserve">Y−1</w:t>
-            </w:r>
-            <w:r>
-              <w:rPr>
-                <w:b/>
-                <w:bCs/>
-                <w:sz w:val="22"/>
-                <w:szCs w:val="22"/>
-              </w:rPr>
-              <w:t xml:space="preserve"/>
+              <w:t xml:space="preserve">R²</w:t>
             </w:r>
           </w:p>
         </w:tc>
@@ -5701,7 +6011,7 @@
                 <w:sz w:val="22"/>
                 <w:szCs w:val="22"/>
               </w:rPr>
-              <w:t xml:space="preserve">Média histórica</w:t>
+              <w:t xml:space="preserve">Regressão linear</w:t>
             </w:r>
           </w:p>
         </w:tc>
@@ -5725,7 +6035,7 @@
                 <w:sz w:val="22"/>
                 <w:szCs w:val="22"/>
               </w:rPr>
-              <w:t xml:space="preserve">857 (0,08)</w:t>
+              <w:t xml:space="preserve">935</w:t>
             </w:r>
           </w:p>
         </w:tc>
@@ -5749,7 +6059,7 @@
                 <w:sz w:val="22"/>
                 <w:szCs w:val="22"/>
               </w:rPr>
-              <w:t xml:space="preserve">861 (0,07)</w:t>
+              <w:t xml:space="preserve">−0,12</w:t>
             </w:r>
           </w:p>
         </w:tc>
@@ -5773,7 +6083,7 @@
                 <w:sz w:val="22"/>
                 <w:szCs w:val="22"/>
               </w:rPr>
-              <w:t xml:space="preserve">901 (−0,28)</w:t>
+              <w:t xml:space="preserve">831</w:t>
             </w:r>
           </w:p>
         </w:tc>
@@ -5797,7 +6107,7 @@
                 <w:sz w:val="22"/>
                 <w:szCs w:val="22"/>
               </w:rPr>
-              <w:t xml:space="preserve">877 (−0,21)</w:t>
+              <w:t xml:space="preserve">0,12</w:t>
             </w:r>
           </w:p>
         </w:tc>
@@ -5825,7 +6135,7 @@
                 <w:sz w:val="22"/>
                 <w:szCs w:val="22"/>
               </w:rPr>
-              <w:t xml:space="preserve">F</w:t>
+              <w:t xml:space="preserve">Random Forest</w:t>
             </w:r>
           </w:p>
         </w:tc>
@@ -5849,7 +6159,7 @@
                 <w:sz w:val="22"/>
                 <w:szCs w:val="22"/>
               </w:rPr>
-              <w:t xml:space="preserve">873 (0,04)</w:t>
+              <w:t xml:space="preserve">1.031</w:t>
             </w:r>
           </w:p>
         </w:tc>
@@ -5873,7 +6183,7 @@
                 <w:sz w:val="22"/>
                 <w:szCs w:val="22"/>
               </w:rPr>
-              <w:t xml:space="preserve">770 (0,25)</w:t>
+              <w:t xml:space="preserve">−0,36</w:t>
             </w:r>
           </w:p>
         </w:tc>
@@ -5897,7 +6207,7 @@
                 <w:sz w:val="22"/>
                 <w:szCs w:val="22"/>
               </w:rPr>
-              <w:t xml:space="preserve">714 (0,20)</w:t>
+              <w:t xml:space="preserve">1.037</w:t>
             </w:r>
           </w:p>
         </w:tc>
@@ -5921,7 +6231,7 @@
                 <w:sz w:val="22"/>
                 <w:szCs w:val="22"/>
               </w:rPr>
-              <w:t xml:space="preserve">689 (0,25)</w:t>
+              <w:t xml:space="preserve">−0,38</w:t>
             </w:r>
           </w:p>
         </w:tc>
@@ -5946,12 +6256,10 @@
             </w:pPr>
             <w:r>
               <w:rPr>
-                <w:b/>
-                <w:bCs/>
-                <w:sz w:val="22"/>
-                <w:szCs w:val="22"/>
-              </w:rPr>
-              <w:t xml:space="preserve">H2 (final)</w:t>
+                <w:sz w:val="22"/>
+                <w:szCs w:val="22"/>
+              </w:rPr>
+              <w:t xml:space="preserve">Gradient Boosting</w:t>
             </w:r>
           </w:p>
         </w:tc>
@@ -5972,12 +6280,10 @@
             </w:pPr>
             <w:r>
               <w:rPr>
-                <w:b/>
-                <w:bCs/>
-                <w:sz w:val="22"/>
-                <w:szCs w:val="22"/>
-              </w:rPr>
-              <w:t xml:space="preserve">870 (0,05)</w:t>
+                <w:sz w:val="22"/>
+                <w:szCs w:val="22"/>
+              </w:rPr>
+              <w:t xml:space="preserve">1.013</w:t>
             </w:r>
           </w:p>
         </w:tc>
@@ -5998,12 +6304,10 @@
             </w:pPr>
             <w:r>
               <w:rPr>
-                <w:b/>
-                <w:bCs/>
-                <w:sz w:val="22"/>
-                <w:szCs w:val="22"/>
-              </w:rPr>
-              <w:t xml:space="preserve">743 (0,31)</w:t>
+                <w:sz w:val="22"/>
+                <w:szCs w:val="22"/>
+              </w:rPr>
+              <w:t xml:space="preserve">−0,31</w:t>
             </w:r>
           </w:p>
         </w:tc>
@@ -6024,12 +6328,10 @@
             </w:pPr>
             <w:r>
               <w:rPr>
-                <w:b/>
-                <w:bCs/>
-                <w:sz w:val="22"/>
-                <w:szCs w:val="22"/>
-              </w:rPr>
-              <w:t xml:space="preserve">706 (0,21)</w:t>
+                <w:sz w:val="22"/>
+                <w:szCs w:val="22"/>
+              </w:rPr>
+              <w:t xml:space="preserve">1.018</w:t>
             </w:r>
           </w:p>
         </w:tc>
@@ -6050,12 +6352,10 @@
             </w:pPr>
             <w:r>
               <w:rPr>
-                <w:b/>
-                <w:bCs/>
-                <w:sz w:val="22"/>
-                <w:szCs w:val="22"/>
-              </w:rPr>
-              <w:t xml:space="preserve">684 (0,26)</w:t>
+                <w:sz w:val="22"/>
+                <w:szCs w:val="22"/>
+              </w:rPr>
+              <w:t xml:space="preserve">−0,33</w:t>
             </w:r>
           </w:p>
         </w:tc>
@@ -6073,7 +6373,7 @@
           <w:sz w:val="24"/>
           <w:szCs w:val="24"/>
         </w:rPr>
-        <w:t>6.4 Fatores climáticos</w:t>
+        <w:t>6.3 Custo da defasagem de publicação</w:t>
       </w:r>
     </w:p>
     <w:p>
@@ -6087,7 +6387,2145 @@
           <w:sz w:val="24"/>
           <w:szCs w:val="24"/>
         </w:rPr>
-        <w:t xml:space="preserve">Os coeficientes do modelo F, mais estáveis para interpretação, indicam (sobre o desvio em relação ao patamar): +221 kg/ha a cada 100 mm de chuva em dez–fev acima da média (≈418 mm), com ganho decrescente (termo quadrático negativo); +32 kg/ha por ponto percentual de umidade relativa mínima em dez–fev; +47 kg/ha a cada 100 mm de chuva em março; e −4,1 kg/ha por dia de calor. A chuva de out–nov não teve efeito significativo. A Figura 4 decompõe a previsão de cada safra na contribuição de cada fator: em média, a chuva de dez–fev move a previsão em ≈260 kg/ha e a umidade mínima em ≈180 kg/ha, os dias de calor em ≈55 kg/ha e a chuva de março em ≈30 kg/ha – o período de floração e enchimento concentra quase todo o efeito do clima. No modelo H2, os termos de seca extrema foram significativos: cada 100 mm de déficit acima de ≈238 mm está associado a ≈240 kg/ha a menos, e cada ponto de umidade mínima abaixo de ≈41,6% a ≈41 kg/ha a menos, indicando que a perda se acelera quando a seca passa de um limite. O déficit hídrico foi o melhor indicador isolado de seca (correlação de −0,62 com o desvio do rendimento). Os coeficientes e as contribuições medem associação, dado o modelo, e não efeito causal de cada variável. Os p-valores tendem a ser otimistas, pois linhas da mesma safra compartilham o mesmo ano climático.</w:t>
+        <w:t>A Tabela 7 compara os modelos com o patamar calculado até Y−2 (o que está publicado em março) e até Y−1 (cenário hipotético, como se o rendimento da safra anterior já estivesse disponível), com o clima do INMET. Respeitar a data real de publicação aumenta o RMSE de H2 em 17% no corte temporal e em 3% na validação deixando uma safra de fora. A perda se concentra nas secas seguidas de 2022–2023: sem a safra anterior, o patamar demora mais a acompanhar a queda. Com Y−1, H2 superaria a média histórica em 14% também no corte temporal. Uma estimativa antecipada do rendimento da safra anterior por município seria, portanto, a informação de maior valor para melhorar a previsão.</w:t>
+      </w:r>
+    </w:p>
+    <w:p>
+      <w:pPr>
+        <w:keepNext/>
+        <w:spacing w:before="120" w:after="300"/>
+        <w:jc w:val="center"/>
+      </w:pPr>
+      <w:r>
+        <w:rPr>
+          <w:i/>
+          <w:iCs/>
+          <w:sz w:val="22"/>
+          <w:szCs w:val="22"/>
+        </w:rPr>
+        <w:t>Tabela 7 – RMSE (kg/ha) e R² (entre parênteses) com o patamar até Y−2 (publicado) e até Y−1 (hipotético). Fonte: elaboração própria (2026).</w:t>
+      </w:r>
+    </w:p>
+    <w:tbl>
+      <w:tblPr>
+        <w:tblW w:w="8500" w:type="dxa"/>
+        <w:jc w:val="center"/>
+        <w:tblBorders>
+          <w:top w:val="single" w:sz="4" w:space="0" w:color="999999"/>
+          <w:left w:val="single" w:sz="4" w:space="0" w:color="999999"/>
+          <w:bottom w:val="single" w:sz="4" w:space="0" w:color="999999"/>
+          <w:right w:val="single" w:sz="4" w:space="0" w:color="999999"/>
+          <w:insideH w:val="single" w:sz="4" w:space="0" w:color="999999"/>
+          <w:insideV w:val="single" w:sz="4" w:space="0" w:color="999999"/>
+        </w:tblBorders>
+        <w:tblCellMar>
+          <w:left w:w="10" w:type="dxa"/>
+          <w:right w:w="10" w:type="dxa"/>
+        </w:tblCellMar>
+        <w:tblLook w:val="04A0" w:firstRow="1" w:lastRow="0" w:firstColumn="1" w:lastColumn="0" w:noHBand="0" w:noVBand="1"/>
+      </w:tblPr>
+      <w:tblGrid>
+        <w:gridCol w:w="3700"/>
+        <w:gridCol w:w="1200"/>
+        <w:gridCol w:w="1200"/>
+        <w:gridCol w:w="1200"/>
+        <w:gridCol w:w="1200"/>
+      </w:tblGrid>
+      <w:tr>
+        <w:trPr>
+          <w:cantSplit/>
+          <w:tblHeader/>
+        </w:trPr>
+        <w:tc>
+          <w:tcPr>
+            <w:tcW w:w="3700" w:type="dxa"/>
+            <w:vMerge w:val="restart"/>
+            <w:shd w:val="clear" w:color="auto" w:fill="D9D9D9"/>
+            <w:tcMar>
+              <w:top w:w="80" w:type="dxa"/>
+              <w:left w:w="100" w:type="dxa"/>
+              <w:bottom w:w="80" w:type="dxa"/>
+              <w:right w:w="100" w:type="dxa"/>
+            </w:tcMar>
+          </w:tcPr>
+          <w:p>
+            <w:pPr>
+              <w:keepNext/>
+            </w:pPr>
+            <w:r>
+              <w:rPr>
+                <w:b/>
+                <w:bCs/>
+                <w:sz w:val="22"/>
+                <w:szCs w:val="22"/>
+              </w:rPr>
+              <w:t xml:space="preserve">Modelo</w:t>
+            </w:r>
+          </w:p>
+        </w:tc>
+        <w:tc>
+          <w:tcPr>
+            <w:tcW w:w="2400" w:type="dxa"/>
+            <w:gridSpan w:val="2"/>
+            <w:shd w:val="clear" w:color="auto" w:fill="D9D9D9"/>
+            <w:tcMar>
+              <w:top w:w="80" w:type="dxa"/>
+              <w:left w:w="100" w:type="dxa"/>
+              <w:bottom w:w="80" w:type="dxa"/>
+              <w:right w:w="100" w:type="dxa"/>
+            </w:tcMar>
+          </w:tcPr>
+          <w:p>
+            <w:pPr>
+              <w:keepNext/>
+              <w:jc w:val="center"/>
+            </w:pPr>
+            <w:r>
+              <w:rPr>
+                <w:b/>
+                <w:bCs/>
+                <w:sz w:val="22"/>
+                <w:szCs w:val="22"/>
+              </w:rPr>
+              <w:t xml:space="preserve">Corte 2021–2025</w:t>
+            </w:r>
+          </w:p>
+        </w:tc>
+        <w:tc>
+          <w:tcPr>
+            <w:tcW w:w="2400" w:type="dxa"/>
+            <w:gridSpan w:val="2"/>
+            <w:shd w:val="clear" w:color="auto" w:fill="D9D9D9"/>
+            <w:tcMar>
+              <w:top w:w="80" w:type="dxa"/>
+              <w:left w:w="100" w:type="dxa"/>
+              <w:bottom w:w="80" w:type="dxa"/>
+              <w:right w:w="100" w:type="dxa"/>
+            </w:tcMar>
+          </w:tcPr>
+          <w:p>
+            <w:pPr>
+              <w:keepNext/>
+              <w:jc w:val="center"/>
+            </w:pPr>
+            <w:r>
+              <w:rPr>
+                <w:b/>
+                <w:bCs/>
+                <w:sz w:val="22"/>
+                <w:szCs w:val="22"/>
+              </w:rPr>
+              <w:t xml:space="preserve">Uma safra de fora</w:t>
+            </w:r>
+          </w:p>
+        </w:tc>
+      </w:tr>
+      <w:tr>
+        <w:trPr>
+          <w:cantSplit/>
+          <w:tblHeader/>
+        </w:trPr>
+        <w:tc>
+          <w:tcPr>
+            <w:tcW w:w="3700" w:type="dxa"/>
+            <w:vMerge/>
+            <w:shd w:val="clear" w:color="auto" w:fill="D9D9D9"/>
+            <w:tcMar>
+              <w:top w:w="80" w:type="dxa"/>
+              <w:left w:w="100" w:type="dxa"/>
+              <w:bottom w:w="80" w:type="dxa"/>
+              <w:right w:w="100" w:type="dxa"/>
+            </w:tcMar>
+          </w:tcPr>
+          <w:p>
+            <w:pPr>
+              <w:keepNext/>
+            </w:pPr>
+          </w:p>
+        </w:tc>
+        <w:tc>
+          <w:tcPr>
+            <w:tcW w:w="1200" w:type="dxa"/>
+            <w:shd w:val="clear" w:color="auto" w:fill="D9D9D9"/>
+            <w:tcMar>
+              <w:top w:w="80" w:type="dxa"/>
+              <w:left w:w="100" w:type="dxa"/>
+              <w:bottom w:w="80" w:type="dxa"/>
+              <w:right w:w="100" w:type="dxa"/>
+            </w:tcMar>
+          </w:tcPr>
+          <w:p>
+            <w:pPr>
+              <w:keepNext/>
+              <w:jc w:val="center"/>
+            </w:pPr>
+            <w:r>
+              <w:rPr>
+                <w:b/>
+                <w:bCs/>
+                <w:sz w:val="22"/>
+                <w:szCs w:val="22"/>
+              </w:rPr>
+              <w:t xml:space="preserve">Y−2</w:t>
+            </w:r>
+          </w:p>
+        </w:tc>
+        <w:tc>
+          <w:tcPr>
+            <w:tcW w:w="1200" w:type="dxa"/>
+            <w:shd w:val="clear" w:color="auto" w:fill="D9D9D9"/>
+            <w:tcMar>
+              <w:top w:w="80" w:type="dxa"/>
+              <w:left w:w="100" w:type="dxa"/>
+              <w:bottom w:w="80" w:type="dxa"/>
+              <w:right w:w="100" w:type="dxa"/>
+            </w:tcMar>
+          </w:tcPr>
+          <w:p>
+            <w:pPr>
+              <w:keepNext/>
+              <w:jc w:val="center"/>
+            </w:pPr>
+            <w:r>
+              <w:rPr>
+                <w:b/>
+                <w:bCs/>
+                <w:sz w:val="22"/>
+                <w:szCs w:val="22"/>
+              </w:rPr>
+              <w:t xml:space="preserve">Y−1</w:t>
+            </w:r>
+            <w:r>
+              <w:rPr>
+                <w:b/>
+                <w:bCs/>
+                <w:sz w:val="22"/>
+                <w:szCs w:val="22"/>
+              </w:rPr>
+              <w:t xml:space="preserve"/>
+            </w:r>
+          </w:p>
+        </w:tc>
+        <w:tc>
+          <w:tcPr>
+            <w:tcW w:w="1200" w:type="dxa"/>
+            <w:shd w:val="clear" w:color="auto" w:fill="D9D9D9"/>
+            <w:tcMar>
+              <w:top w:w="80" w:type="dxa"/>
+              <w:left w:w="100" w:type="dxa"/>
+              <w:bottom w:w="80" w:type="dxa"/>
+              <w:right w:w="100" w:type="dxa"/>
+            </w:tcMar>
+          </w:tcPr>
+          <w:p>
+            <w:pPr>
+              <w:keepNext/>
+              <w:jc w:val="center"/>
+            </w:pPr>
+            <w:r>
+              <w:rPr>
+                <w:b/>
+                <w:bCs/>
+                <w:sz w:val="22"/>
+                <w:szCs w:val="22"/>
+              </w:rPr>
+              <w:t xml:space="preserve">Y−2</w:t>
+            </w:r>
+          </w:p>
+        </w:tc>
+        <w:tc>
+          <w:tcPr>
+            <w:tcW w:w="1200" w:type="dxa"/>
+            <w:shd w:val="clear" w:color="auto" w:fill="D9D9D9"/>
+            <w:tcMar>
+              <w:top w:w="80" w:type="dxa"/>
+              <w:left w:w="100" w:type="dxa"/>
+              <w:bottom w:w="80" w:type="dxa"/>
+              <w:right w:w="100" w:type="dxa"/>
+            </w:tcMar>
+          </w:tcPr>
+          <w:p>
+            <w:pPr>
+              <w:keepNext/>
+              <w:jc w:val="center"/>
+            </w:pPr>
+            <w:r>
+              <w:rPr>
+                <w:b/>
+                <w:bCs/>
+                <w:sz w:val="22"/>
+                <w:szCs w:val="22"/>
+              </w:rPr>
+              <w:t xml:space="preserve">Y−1</w:t>
+            </w:r>
+            <w:r>
+              <w:rPr>
+                <w:b/>
+                <w:bCs/>
+                <w:sz w:val="22"/>
+                <w:szCs w:val="22"/>
+              </w:rPr>
+              <w:t xml:space="preserve"/>
+            </w:r>
+          </w:p>
+        </w:tc>
+      </w:tr>
+      <w:tr>
+        <w:trPr>
+          <w:cantSplit/>
+        </w:trPr>
+        <w:tc>
+          <w:tcPr>
+            <w:tcW w:w="3700" w:type="dxa"/>
+            <w:tcMar>
+              <w:top w:w="80" w:type="dxa"/>
+              <w:left w:w="100" w:type="dxa"/>
+              <w:bottom w:w="80" w:type="dxa"/>
+              <w:right w:w="100" w:type="dxa"/>
+            </w:tcMar>
+          </w:tcPr>
+          <w:p>
+            <w:pPr>
+              <w:keepNext/>
+            </w:pPr>
+            <w:r>
+              <w:rPr>
+                <w:sz w:val="22"/>
+                <w:szCs w:val="22"/>
+              </w:rPr>
+              <w:t xml:space="preserve">Média histórica</w:t>
+            </w:r>
+          </w:p>
+        </w:tc>
+        <w:tc>
+          <w:tcPr>
+            <w:tcW w:w="1200" w:type="dxa"/>
+            <w:tcMar>
+              <w:top w:w="80" w:type="dxa"/>
+              <w:left w:w="100" w:type="dxa"/>
+              <w:bottom w:w="80" w:type="dxa"/>
+              <w:right w:w="100" w:type="dxa"/>
+            </w:tcMar>
+          </w:tcPr>
+          <w:p>
+            <w:pPr>
+              <w:keepNext/>
+              <w:jc w:val="center"/>
+            </w:pPr>
+            <w:r>
+              <w:rPr>
+                <w:sz w:val="22"/>
+                <w:szCs w:val="22"/>
+              </w:rPr>
+              <w:t xml:space="preserve">857 (0,08)</w:t>
+            </w:r>
+          </w:p>
+        </w:tc>
+        <w:tc>
+          <w:tcPr>
+            <w:tcW w:w="1200" w:type="dxa"/>
+            <w:tcMar>
+              <w:top w:w="80" w:type="dxa"/>
+              <w:left w:w="100" w:type="dxa"/>
+              <w:bottom w:w="80" w:type="dxa"/>
+              <w:right w:w="100" w:type="dxa"/>
+            </w:tcMar>
+          </w:tcPr>
+          <w:p>
+            <w:pPr>
+              <w:keepNext/>
+              <w:jc w:val="center"/>
+            </w:pPr>
+            <w:r>
+              <w:rPr>
+                <w:sz w:val="22"/>
+                <w:szCs w:val="22"/>
+              </w:rPr>
+              <w:t xml:space="preserve">861 (0,07)</w:t>
+            </w:r>
+          </w:p>
+        </w:tc>
+        <w:tc>
+          <w:tcPr>
+            <w:tcW w:w="1200" w:type="dxa"/>
+            <w:tcMar>
+              <w:top w:w="80" w:type="dxa"/>
+              <w:left w:w="100" w:type="dxa"/>
+              <w:bottom w:w="80" w:type="dxa"/>
+              <w:right w:w="100" w:type="dxa"/>
+            </w:tcMar>
+          </w:tcPr>
+          <w:p>
+            <w:pPr>
+              <w:keepNext/>
+              <w:jc w:val="center"/>
+            </w:pPr>
+            <w:r>
+              <w:rPr>
+                <w:sz w:val="22"/>
+                <w:szCs w:val="22"/>
+              </w:rPr>
+              <w:t xml:space="preserve">901 (−0,28)</w:t>
+            </w:r>
+          </w:p>
+        </w:tc>
+        <w:tc>
+          <w:tcPr>
+            <w:tcW w:w="1200" w:type="dxa"/>
+            <w:tcMar>
+              <w:top w:w="80" w:type="dxa"/>
+              <w:left w:w="100" w:type="dxa"/>
+              <w:bottom w:w="80" w:type="dxa"/>
+              <w:right w:w="100" w:type="dxa"/>
+            </w:tcMar>
+          </w:tcPr>
+          <w:p>
+            <w:pPr>
+              <w:keepNext/>
+              <w:jc w:val="center"/>
+            </w:pPr>
+            <w:r>
+              <w:rPr>
+                <w:sz w:val="22"/>
+                <w:szCs w:val="22"/>
+              </w:rPr>
+              <w:t xml:space="preserve">877 (−0,21)</w:t>
+            </w:r>
+          </w:p>
+        </w:tc>
+      </w:tr>
+      <w:tr>
+        <w:trPr>
+          <w:cantSplit/>
+        </w:trPr>
+        <w:tc>
+          <w:tcPr>
+            <w:tcW w:w="3700" w:type="dxa"/>
+            <w:tcMar>
+              <w:top w:w="80" w:type="dxa"/>
+              <w:left w:w="100" w:type="dxa"/>
+              <w:bottom w:w="80" w:type="dxa"/>
+              <w:right w:w="100" w:type="dxa"/>
+            </w:tcMar>
+          </w:tcPr>
+          <w:p>
+            <w:pPr>
+              <w:keepNext/>
+            </w:pPr>
+            <w:r>
+              <w:rPr>
+                <w:sz w:val="22"/>
+                <w:szCs w:val="22"/>
+              </w:rPr>
+              <w:t xml:space="preserve">F</w:t>
+            </w:r>
+          </w:p>
+        </w:tc>
+        <w:tc>
+          <w:tcPr>
+            <w:tcW w:w="1200" w:type="dxa"/>
+            <w:tcMar>
+              <w:top w:w="80" w:type="dxa"/>
+              <w:left w:w="100" w:type="dxa"/>
+              <w:bottom w:w="80" w:type="dxa"/>
+              <w:right w:w="100" w:type="dxa"/>
+            </w:tcMar>
+          </w:tcPr>
+          <w:p>
+            <w:pPr>
+              <w:keepNext/>
+              <w:jc w:val="center"/>
+            </w:pPr>
+            <w:r>
+              <w:rPr>
+                <w:sz w:val="22"/>
+                <w:szCs w:val="22"/>
+              </w:rPr>
+              <w:t xml:space="preserve">873 (0,04)</w:t>
+            </w:r>
+          </w:p>
+        </w:tc>
+        <w:tc>
+          <w:tcPr>
+            <w:tcW w:w="1200" w:type="dxa"/>
+            <w:tcMar>
+              <w:top w:w="80" w:type="dxa"/>
+              <w:left w:w="100" w:type="dxa"/>
+              <w:bottom w:w="80" w:type="dxa"/>
+              <w:right w:w="100" w:type="dxa"/>
+            </w:tcMar>
+          </w:tcPr>
+          <w:p>
+            <w:pPr>
+              <w:keepNext/>
+              <w:jc w:val="center"/>
+            </w:pPr>
+            <w:r>
+              <w:rPr>
+                <w:sz w:val="22"/>
+                <w:szCs w:val="22"/>
+              </w:rPr>
+              <w:t xml:space="preserve">770 (0,25)</w:t>
+            </w:r>
+          </w:p>
+        </w:tc>
+        <w:tc>
+          <w:tcPr>
+            <w:tcW w:w="1200" w:type="dxa"/>
+            <w:tcMar>
+              <w:top w:w="80" w:type="dxa"/>
+              <w:left w:w="100" w:type="dxa"/>
+              <w:bottom w:w="80" w:type="dxa"/>
+              <w:right w:w="100" w:type="dxa"/>
+            </w:tcMar>
+          </w:tcPr>
+          <w:p>
+            <w:pPr>
+              <w:keepNext/>
+              <w:jc w:val="center"/>
+            </w:pPr>
+            <w:r>
+              <w:rPr>
+                <w:sz w:val="22"/>
+                <w:szCs w:val="22"/>
+              </w:rPr>
+              <w:t xml:space="preserve">714 (0,20)</w:t>
+            </w:r>
+          </w:p>
+        </w:tc>
+        <w:tc>
+          <w:tcPr>
+            <w:tcW w:w="1200" w:type="dxa"/>
+            <w:tcMar>
+              <w:top w:w="80" w:type="dxa"/>
+              <w:left w:w="100" w:type="dxa"/>
+              <w:bottom w:w="80" w:type="dxa"/>
+              <w:right w:w="100" w:type="dxa"/>
+            </w:tcMar>
+          </w:tcPr>
+          <w:p>
+            <w:pPr>
+              <w:keepNext/>
+              <w:jc w:val="center"/>
+            </w:pPr>
+            <w:r>
+              <w:rPr>
+                <w:sz w:val="22"/>
+                <w:szCs w:val="22"/>
+              </w:rPr>
+              <w:t xml:space="preserve">689 (0,25)</w:t>
+            </w:r>
+          </w:p>
+        </w:tc>
+      </w:tr>
+      <w:tr>
+        <w:trPr>
+          <w:cantSplit/>
+        </w:trPr>
+        <w:tc>
+          <w:tcPr>
+            <w:tcW w:w="3700" w:type="dxa"/>
+            <w:tcMar>
+              <w:top w:w="80" w:type="dxa"/>
+              <w:left w:w="100" w:type="dxa"/>
+              <w:bottom w:w="80" w:type="dxa"/>
+              <w:right w:w="100" w:type="dxa"/>
+            </w:tcMar>
+          </w:tcPr>
+          <w:p>
+            <w:pPr>
+              <w:keepNext/>
+            </w:pPr>
+            <w:r>
+              <w:rPr>
+                <w:b/>
+                <w:bCs/>
+                <w:sz w:val="22"/>
+                <w:szCs w:val="22"/>
+              </w:rPr>
+              <w:t>H2</w:t>
+            </w:r>
+          </w:p>
+        </w:tc>
+        <w:tc>
+          <w:tcPr>
+            <w:tcW w:w="1200" w:type="dxa"/>
+            <w:tcMar>
+              <w:top w:w="80" w:type="dxa"/>
+              <w:left w:w="100" w:type="dxa"/>
+              <w:bottom w:w="80" w:type="dxa"/>
+              <w:right w:w="100" w:type="dxa"/>
+            </w:tcMar>
+          </w:tcPr>
+          <w:p>
+            <w:pPr>
+              <w:keepNext/>
+              <w:jc w:val="center"/>
+            </w:pPr>
+            <w:r>
+              <w:rPr>
+                <w:b/>
+                <w:bCs/>
+                <w:sz w:val="22"/>
+                <w:szCs w:val="22"/>
+              </w:rPr>
+              <w:t xml:space="preserve">870 (0,05)</w:t>
+            </w:r>
+          </w:p>
+        </w:tc>
+        <w:tc>
+          <w:tcPr>
+            <w:tcW w:w="1200" w:type="dxa"/>
+            <w:tcMar>
+              <w:top w:w="80" w:type="dxa"/>
+              <w:left w:w="100" w:type="dxa"/>
+              <w:bottom w:w="80" w:type="dxa"/>
+              <w:right w:w="100" w:type="dxa"/>
+            </w:tcMar>
+          </w:tcPr>
+          <w:p>
+            <w:pPr>
+              <w:keepNext/>
+              <w:jc w:val="center"/>
+            </w:pPr>
+            <w:r>
+              <w:rPr>
+                <w:b/>
+                <w:bCs/>
+                <w:sz w:val="22"/>
+                <w:szCs w:val="22"/>
+              </w:rPr>
+              <w:t xml:space="preserve">743 (0,31)</w:t>
+            </w:r>
+          </w:p>
+        </w:tc>
+        <w:tc>
+          <w:tcPr>
+            <w:tcW w:w="1200" w:type="dxa"/>
+            <w:tcMar>
+              <w:top w:w="80" w:type="dxa"/>
+              <w:left w:w="100" w:type="dxa"/>
+              <w:bottom w:w="80" w:type="dxa"/>
+              <w:right w:w="100" w:type="dxa"/>
+            </w:tcMar>
+          </w:tcPr>
+          <w:p>
+            <w:pPr>
+              <w:keepNext/>
+              <w:jc w:val="center"/>
+            </w:pPr>
+            <w:r>
+              <w:rPr>
+                <w:b/>
+                <w:bCs/>
+                <w:sz w:val="22"/>
+                <w:szCs w:val="22"/>
+              </w:rPr>
+              <w:t xml:space="preserve">706 (0,21)</w:t>
+            </w:r>
+          </w:p>
+        </w:tc>
+        <w:tc>
+          <w:tcPr>
+            <w:tcW w:w="1200" w:type="dxa"/>
+            <w:tcMar>
+              <w:top w:w="80" w:type="dxa"/>
+              <w:left w:w="100" w:type="dxa"/>
+              <w:bottom w:w="80" w:type="dxa"/>
+              <w:right w:w="100" w:type="dxa"/>
+            </w:tcMar>
+          </w:tcPr>
+          <w:p>
+            <w:pPr>
+              <w:keepNext/>
+              <w:jc w:val="center"/>
+            </w:pPr>
+            <w:r>
+              <w:rPr>
+                <w:b/>
+                <w:bCs/>
+                <w:sz w:val="22"/>
+                <w:szCs w:val="22"/>
+              </w:rPr>
+              <w:t xml:space="preserve">684 (0,26)</w:t>
+            </w:r>
+          </w:p>
+        </w:tc>
+      </w:tr>
+    </w:tbl>
+    <w:p>
+      <w:pPr>
+        <w:keepNext/>
+        <w:spacing w:before="280" w:after="160"/>
+      </w:pPr>
+      <w:r>
+        <w:rPr>
+          <w:b/>
+          <w:bCs/>
+          <w:sz w:val="24"/>
+          <w:szCs w:val="24"/>
+        </w:rPr>
+        <w:t xml:space="preserve">6.4 Clima do NASA POWER e modelo final (Etapas 5 e 6)</w:t>
+      </w:r>
+    </w:p>
+    <w:p>
+      <w:pPr>
+        <w:spacing w:after="200" w:line="276" w:lineRule="auto"/>
+        <w:ind w:firstLine="720"/>
+        <w:jc w:val="both"/>
+      </w:pPr>
+      <w:r>
+        <w:rPr>
+          <w:sz w:val="24"/>
+          <w:szCs w:val="24"/>
+        </w:rPr>
+        <w:t xml:space="preserve">Comparando cada estação do INMET com a célula do NASA POWER que a contém, a correlação entre safras ficou entre 0,78 e 0,89 para quase todas as variáveis (0,84 no déficit hídrico); a exceção é a maior sequência de dias secos (0,53). O NASA POWER tem ≈6% menos chuva em dez–fev e umidade mínima ≈4 pontos maior, diferenças de nível que não prejudicam o modelo, treinado com a própria fonte. Com a grade, a base passou de 5.236 para 8.261 pares município–safra (+58%), com ganho em todas as mesorregiões (+43% a +80%).</w:t>
+      </w:r>
+    </w:p>
+    <w:p>
+      <w:pPr>
+        <w:spacing w:after="200" w:line="276" w:lineRule="auto"/>
+        <w:ind w:firstLine="720"/>
+        <w:jc w:val="both"/>
+      </w:pPr>
+      <w:r>
+        <w:rPr>
+          <w:sz w:val="24"/>
+          <w:szCs w:val="24"/>
+        </w:rPr>
+        <w:t>A Tabela 8 mostra que, nas mesmas linhas, só trocar a fonte do clima reduziu o erro de todos os modelos lineares: o H2 passou de 870 para 739 kg/ha no corte temporal e de 706 para 637 kg/ha na validação deixando uma safra de fora. Uma explicação provável é que a célula (≈50 km) representa a média da área do município melhor que uma estação pontual, às vezes a dezenas de quilômetros, e não tem falhas a preencher. Entre as seis variações lineares testadas, o FL (F + limiar de déficit) teve o menor RMSE médio com o NASA POWER, nas mesmas linhas do INMET (675 kg/ha) e em todas as linhas (699 kg/ha), e com o INMET ficou praticamente empatado com a melhor variação (773 × 772 kg/ha) – por isso foi adotado como modelo final. O termo de déficit “normal” de H2 repete a informação da chuva e da umidade de dez–fev; o que acrescenta é só o limiar.</w:t>
+      </w:r>
+    </w:p>
+    <w:p>
+      <w:pPr>
+        <w:keepNext/>
+        <w:spacing w:before="120" w:after="300"/>
+        <w:jc w:val="center"/>
+      </w:pPr>
+      <w:r>
+        <w:rPr>
+          <w:i/>
+          <w:iCs/>
+          <w:sz w:val="22"/>
+          <w:szCs w:val="22"/>
+        </w:rPr>
+        <w:t>Tabela 8 – RMSE (kg/ha) e R² com o clima do INMET e do NASA POWER. Fonte: elaboração própria a partir de INMET e NASA POWER (2026).</w:t>
+      </w:r>
+    </w:p>
+    <w:tbl>
+      <w:tblPr>
+        <w:tblW w:w="8500" w:type="dxa"/>
+        <w:jc w:val="center"/>
+        <w:tblBorders>
+          <w:top w:val="single" w:sz="4" w:space="0" w:color="999999"/>
+          <w:left w:val="single" w:sz="4" w:space="0" w:color="999999"/>
+          <w:bottom w:val="single" w:sz="4" w:space="0" w:color="999999"/>
+          <w:right w:val="single" w:sz="4" w:space="0" w:color="999999"/>
+          <w:insideH w:val="single" w:sz="4" w:space="0" w:color="999999"/>
+          <w:insideV w:val="single" w:sz="4" w:space="0" w:color="999999"/>
+        </w:tblBorders>
+        <w:tblCellMar>
+          <w:left w:w="10" w:type="dxa"/>
+          <w:right w:w="10" w:type="dxa"/>
+        </w:tblCellMar>
+        <w:tblLook w:val="04A0" w:firstRow="1" w:lastRow="0" w:firstColumn="1" w:lastColumn="0" w:noHBand="0" w:noVBand="1"/>
+      </w:tblPr>
+      <w:tblGrid>
+        <w:gridCol w:w="3700"/>
+        <w:gridCol w:w="1200"/>
+        <w:gridCol w:w="1200"/>
+        <w:gridCol w:w="1200"/>
+        <w:gridCol w:w="1200"/>
+      </w:tblGrid>
+      <w:tr>
+        <w:trPr>
+          <w:cantSplit/>
+          <w:tblHeader/>
+        </w:trPr>
+        <w:tc>
+          <w:tcPr>
+            <w:tcW w:w="3700" w:type="dxa"/>
+            <w:vMerge w:val="restart"/>
+            <w:shd w:val="clear" w:color="auto" w:fill="D9D9D9"/>
+            <w:tcMar>
+              <w:top w:w="80" w:type="dxa"/>
+              <w:left w:w="100" w:type="dxa"/>
+              <w:bottom w:w="80" w:type="dxa"/>
+              <w:right w:w="100" w:type="dxa"/>
+            </w:tcMar>
+          </w:tcPr>
+          <w:p>
+            <w:pPr>
+              <w:keepNext/>
+            </w:pPr>
+            <w:r>
+              <w:rPr>
+                <w:b/>
+                <w:bCs/>
+                <w:sz w:val="22"/>
+                <w:szCs w:val="22"/>
+              </w:rPr>
+              <w:t xml:space="preserve">Cenário e modelo</w:t>
+            </w:r>
+          </w:p>
+        </w:tc>
+        <w:tc>
+          <w:tcPr>
+            <w:tcW w:w="2400" w:type="dxa"/>
+            <w:gridSpan w:val="2"/>
+            <w:shd w:val="clear" w:color="auto" w:fill="D9D9D9"/>
+            <w:tcMar>
+              <w:top w:w="80" w:type="dxa"/>
+              <w:left w:w="100" w:type="dxa"/>
+              <w:bottom w:w="80" w:type="dxa"/>
+              <w:right w:w="100" w:type="dxa"/>
+            </w:tcMar>
+          </w:tcPr>
+          <w:p>
+            <w:pPr>
+              <w:keepNext/>
+              <w:jc w:val="center"/>
+            </w:pPr>
+            <w:r>
+              <w:rPr>
+                <w:b/>
+                <w:bCs/>
+                <w:sz w:val="22"/>
+                <w:szCs w:val="22"/>
+              </w:rPr>
+              <w:t xml:space="preserve">Corte 2021–2025</w:t>
+            </w:r>
+          </w:p>
+        </w:tc>
+        <w:tc>
+          <w:tcPr>
+            <w:tcW w:w="2400" w:type="dxa"/>
+            <w:gridSpan w:val="2"/>
+            <w:shd w:val="clear" w:color="auto" w:fill="D9D9D9"/>
+            <w:tcMar>
+              <w:top w:w="80" w:type="dxa"/>
+              <w:left w:w="100" w:type="dxa"/>
+              <w:bottom w:w="80" w:type="dxa"/>
+              <w:right w:w="100" w:type="dxa"/>
+            </w:tcMar>
+          </w:tcPr>
+          <w:p>
+            <w:pPr>
+              <w:keepNext/>
+              <w:jc w:val="center"/>
+            </w:pPr>
+            <w:r>
+              <w:rPr>
+                <w:b/>
+                <w:bCs/>
+                <w:sz w:val="22"/>
+                <w:szCs w:val="22"/>
+              </w:rPr>
+              <w:t xml:space="preserve">Uma safra de fora</w:t>
+            </w:r>
+          </w:p>
+        </w:tc>
+      </w:tr>
+      <w:tr>
+        <w:trPr>
+          <w:cantSplit/>
+          <w:tblHeader/>
+        </w:trPr>
+        <w:tc>
+          <w:tcPr>
+            <w:tcW w:w="3700" w:type="dxa"/>
+            <w:vMerge/>
+            <w:shd w:val="clear" w:color="auto" w:fill="D9D9D9"/>
+            <w:tcMar>
+              <w:top w:w="80" w:type="dxa"/>
+              <w:left w:w="100" w:type="dxa"/>
+              <w:bottom w:w="80" w:type="dxa"/>
+              <w:right w:w="100" w:type="dxa"/>
+            </w:tcMar>
+          </w:tcPr>
+          <w:p>
+            <w:pPr>
+              <w:keepNext/>
+            </w:pPr>
+          </w:p>
+        </w:tc>
+        <w:tc>
+          <w:tcPr>
+            <w:tcW w:w="1200" w:type="dxa"/>
+            <w:shd w:val="clear" w:color="auto" w:fill="D9D9D9"/>
+            <w:tcMar>
+              <w:top w:w="80" w:type="dxa"/>
+              <w:left w:w="100" w:type="dxa"/>
+              <w:bottom w:w="80" w:type="dxa"/>
+              <w:right w:w="100" w:type="dxa"/>
+            </w:tcMar>
+          </w:tcPr>
+          <w:p>
+            <w:pPr>
+              <w:keepNext/>
+              <w:jc w:val="center"/>
+            </w:pPr>
+            <w:r>
+              <w:rPr>
+                <w:b/>
+                <w:bCs/>
+                <w:sz w:val="22"/>
+                <w:szCs w:val="22"/>
+              </w:rPr>
+              <w:t xml:space="preserve">RMSE</w:t>
+            </w:r>
+          </w:p>
+        </w:tc>
+        <w:tc>
+          <w:tcPr>
+            <w:tcW w:w="1200" w:type="dxa"/>
+            <w:shd w:val="clear" w:color="auto" w:fill="D9D9D9"/>
+            <w:tcMar>
+              <w:top w:w="80" w:type="dxa"/>
+              <w:left w:w="100" w:type="dxa"/>
+              <w:bottom w:w="80" w:type="dxa"/>
+              <w:right w:w="100" w:type="dxa"/>
+            </w:tcMar>
+          </w:tcPr>
+          <w:p>
+            <w:pPr>
+              <w:keepNext/>
+              <w:jc w:val="center"/>
+            </w:pPr>
+            <w:r>
+              <w:rPr>
+                <w:b/>
+                <w:bCs/>
+                <w:sz w:val="22"/>
+                <w:szCs w:val="22"/>
+              </w:rPr>
+              <w:t xml:space="preserve">R²</w:t>
+            </w:r>
+          </w:p>
+        </w:tc>
+        <w:tc>
+          <w:tcPr>
+            <w:tcW w:w="1200" w:type="dxa"/>
+            <w:shd w:val="clear" w:color="auto" w:fill="D9D9D9"/>
+            <w:tcMar>
+              <w:top w:w="80" w:type="dxa"/>
+              <w:left w:w="100" w:type="dxa"/>
+              <w:bottom w:w="80" w:type="dxa"/>
+              <w:right w:w="100" w:type="dxa"/>
+            </w:tcMar>
+          </w:tcPr>
+          <w:p>
+            <w:pPr>
+              <w:keepNext/>
+              <w:jc w:val="center"/>
+            </w:pPr>
+            <w:r>
+              <w:rPr>
+                <w:b/>
+                <w:bCs/>
+                <w:sz w:val="22"/>
+                <w:szCs w:val="22"/>
+              </w:rPr>
+              <w:t xml:space="preserve">RMSE</w:t>
+            </w:r>
+          </w:p>
+        </w:tc>
+        <w:tc>
+          <w:tcPr>
+            <w:tcW w:w="1200" w:type="dxa"/>
+            <w:shd w:val="clear" w:color="auto" w:fill="D9D9D9"/>
+            <w:tcMar>
+              <w:top w:w="80" w:type="dxa"/>
+              <w:left w:w="100" w:type="dxa"/>
+              <w:bottom w:w="80" w:type="dxa"/>
+              <w:right w:w="100" w:type="dxa"/>
+            </w:tcMar>
+          </w:tcPr>
+          <w:p>
+            <w:pPr>
+              <w:keepNext/>
+              <w:jc w:val="center"/>
+            </w:pPr>
+            <w:r>
+              <w:rPr>
+                <w:b/>
+                <w:bCs/>
+                <w:sz w:val="22"/>
+                <w:szCs w:val="22"/>
+              </w:rPr>
+              <w:t xml:space="preserve">R²</w:t>
+            </w:r>
+          </w:p>
+        </w:tc>
+      </w:tr>
+      <w:tr>
+        <w:trPr>
+          <w:cantSplit/>
+        </w:trPr>
+        <w:tc>
+          <w:tcPr>
+            <w:tcW w:w="3700" w:type="dxa"/>
+            <w:tcMar>
+              <w:top w:w="80" w:type="dxa"/>
+              <w:left w:w="100" w:type="dxa"/>
+              <w:bottom w:w="80" w:type="dxa"/>
+              <w:right w:w="100" w:type="dxa"/>
+            </w:tcMar>
+          </w:tcPr>
+          <w:p>
+            <w:pPr>
+              <w:keepNext/>
+            </w:pPr>
+            <w:r>
+              <w:rPr>
+                <w:sz w:val="22"/>
+                <w:szCs w:val="22"/>
+              </w:rPr>
+              <w:t xml:space="preserve">INMET (5.236 linhas) – H2</w:t>
+            </w:r>
+          </w:p>
+        </w:tc>
+        <w:tc>
+          <w:tcPr>
+            <w:tcW w:w="1200" w:type="dxa"/>
+            <w:tcMar>
+              <w:top w:w="80" w:type="dxa"/>
+              <w:left w:w="100" w:type="dxa"/>
+              <w:bottom w:w="80" w:type="dxa"/>
+              <w:right w:w="100" w:type="dxa"/>
+            </w:tcMar>
+          </w:tcPr>
+          <w:p>
+            <w:pPr>
+              <w:keepNext/>
+              <w:jc w:val="center"/>
+            </w:pPr>
+            <w:r>
+              <w:rPr>
+                <w:sz w:val="22"/>
+                <w:szCs w:val="22"/>
+              </w:rPr>
+              <w:t xml:space="preserve">870</w:t>
+            </w:r>
+          </w:p>
+        </w:tc>
+        <w:tc>
+          <w:tcPr>
+            <w:tcW w:w="1200" w:type="dxa"/>
+            <w:tcMar>
+              <w:top w:w="80" w:type="dxa"/>
+              <w:left w:w="100" w:type="dxa"/>
+              <w:bottom w:w="80" w:type="dxa"/>
+              <w:right w:w="100" w:type="dxa"/>
+            </w:tcMar>
+          </w:tcPr>
+          <w:p>
+            <w:pPr>
+              <w:keepNext/>
+              <w:jc w:val="center"/>
+            </w:pPr>
+            <w:r>
+              <w:rPr>
+                <w:sz w:val="22"/>
+                <w:szCs w:val="22"/>
+              </w:rPr>
+              <w:t xml:space="preserve">0,05</w:t>
+            </w:r>
+          </w:p>
+        </w:tc>
+        <w:tc>
+          <w:tcPr>
+            <w:tcW w:w="1200" w:type="dxa"/>
+            <w:tcMar>
+              <w:top w:w="80" w:type="dxa"/>
+              <w:left w:w="100" w:type="dxa"/>
+              <w:bottom w:w="80" w:type="dxa"/>
+              <w:right w:w="100" w:type="dxa"/>
+            </w:tcMar>
+          </w:tcPr>
+          <w:p>
+            <w:pPr>
+              <w:keepNext/>
+              <w:jc w:val="center"/>
+            </w:pPr>
+            <w:r>
+              <w:rPr>
+                <w:sz w:val="22"/>
+                <w:szCs w:val="22"/>
+              </w:rPr>
+              <w:t xml:space="preserve">706</w:t>
+            </w:r>
+          </w:p>
+        </w:tc>
+        <w:tc>
+          <w:tcPr>
+            <w:tcW w:w="1200" w:type="dxa"/>
+            <w:tcMar>
+              <w:top w:w="80" w:type="dxa"/>
+              <w:left w:w="100" w:type="dxa"/>
+              <w:bottom w:w="80" w:type="dxa"/>
+              <w:right w:w="100" w:type="dxa"/>
+            </w:tcMar>
+          </w:tcPr>
+          <w:p>
+            <w:pPr>
+              <w:keepNext/>
+              <w:jc w:val="center"/>
+            </w:pPr>
+            <w:r>
+              <w:rPr>
+                <w:sz w:val="22"/>
+                <w:szCs w:val="22"/>
+              </w:rPr>
+              <w:t xml:space="preserve">0,21</w:t>
+            </w:r>
+          </w:p>
+        </w:tc>
+      </w:tr>
+      <w:tr>
+        <w:trPr>
+          <w:cantSplit/>
+        </w:trPr>
+        <w:tc>
+          <w:tcPr>
+            <w:tcW w:w="3700" w:type="dxa"/>
+            <w:tcMar>
+              <w:top w:w="80" w:type="dxa"/>
+              <w:left w:w="100" w:type="dxa"/>
+              <w:bottom w:w="80" w:type="dxa"/>
+              <w:right w:w="100" w:type="dxa"/>
+            </w:tcMar>
+          </w:tcPr>
+          <w:p>
+            <w:pPr>
+              <w:keepNext/>
+            </w:pPr>
+            <w:r>
+              <w:rPr>
+                <w:sz w:val="22"/>
+                <w:szCs w:val="22"/>
+              </w:rPr>
+              <w:t xml:space="preserve">INMET (5.236 linhas) – FL</w:t>
+            </w:r>
+          </w:p>
+        </w:tc>
+        <w:tc>
+          <w:tcPr>
+            <w:tcW w:w="1200" w:type="dxa"/>
+            <w:tcMar>
+              <w:top w:w="80" w:type="dxa"/>
+              <w:left w:w="100" w:type="dxa"/>
+              <w:bottom w:w="80" w:type="dxa"/>
+              <w:right w:w="100" w:type="dxa"/>
+            </w:tcMar>
+          </w:tcPr>
+          <w:p>
+            <w:pPr>
+              <w:keepNext/>
+              <w:jc w:val="center"/>
+            </w:pPr>
+            <w:r>
+              <w:rPr>
+                <w:sz w:val="22"/>
+                <w:szCs w:val="22"/>
+              </w:rPr>
+              <w:t xml:space="preserve">842</w:t>
+            </w:r>
+          </w:p>
+        </w:tc>
+        <w:tc>
+          <w:tcPr>
+            <w:tcW w:w="1200" w:type="dxa"/>
+            <w:tcMar>
+              <w:top w:w="80" w:type="dxa"/>
+              <w:left w:w="100" w:type="dxa"/>
+              <w:bottom w:w="80" w:type="dxa"/>
+              <w:right w:w="100" w:type="dxa"/>
+            </w:tcMar>
+          </w:tcPr>
+          <w:p>
+            <w:pPr>
+              <w:keepNext/>
+              <w:jc w:val="center"/>
+            </w:pPr>
+            <w:r>
+              <w:rPr>
+                <w:sz w:val="22"/>
+                <w:szCs w:val="22"/>
+              </w:rPr>
+              <w:t xml:space="preserve">0,11</w:t>
+            </w:r>
+          </w:p>
+        </w:tc>
+        <w:tc>
+          <w:tcPr>
+            <w:tcW w:w="1200" w:type="dxa"/>
+            <w:tcMar>
+              <w:top w:w="80" w:type="dxa"/>
+              <w:left w:w="100" w:type="dxa"/>
+              <w:bottom w:w="80" w:type="dxa"/>
+              <w:right w:w="100" w:type="dxa"/>
+            </w:tcMar>
+          </w:tcPr>
+          <w:p>
+            <w:pPr>
+              <w:keepNext/>
+              <w:jc w:val="center"/>
+            </w:pPr>
+            <w:r>
+              <w:rPr>
+                <w:sz w:val="22"/>
+                <w:szCs w:val="22"/>
+              </w:rPr>
+              <w:t xml:space="preserve">704</w:t>
+            </w:r>
+          </w:p>
+        </w:tc>
+        <w:tc>
+          <w:tcPr>
+            <w:tcW w:w="1200" w:type="dxa"/>
+            <w:tcMar>
+              <w:top w:w="80" w:type="dxa"/>
+              <w:left w:w="100" w:type="dxa"/>
+              <w:bottom w:w="80" w:type="dxa"/>
+              <w:right w:w="100" w:type="dxa"/>
+            </w:tcMar>
+          </w:tcPr>
+          <w:p>
+            <w:pPr>
+              <w:keepNext/>
+              <w:jc w:val="center"/>
+            </w:pPr>
+            <w:r>
+              <w:rPr>
+                <w:sz w:val="22"/>
+                <w:szCs w:val="22"/>
+              </w:rPr>
+              <w:t xml:space="preserve">0,22</w:t>
+            </w:r>
+          </w:p>
+        </w:tc>
+      </w:tr>
+      <w:tr>
+        <w:trPr>
+          <w:cantSplit/>
+        </w:trPr>
+        <w:tc>
+          <w:tcPr>
+            <w:tcW w:w="3700" w:type="dxa"/>
+            <w:tcMar>
+              <w:top w:w="80" w:type="dxa"/>
+              <w:left w:w="100" w:type="dxa"/>
+              <w:bottom w:w="80" w:type="dxa"/>
+              <w:right w:w="100" w:type="dxa"/>
+            </w:tcMar>
+          </w:tcPr>
+          <w:p>
+            <w:pPr>
+              <w:keepNext/>
+            </w:pPr>
+            <w:r>
+              <w:rPr>
+                <w:sz w:val="22"/>
+                <w:szCs w:val="22"/>
+              </w:rPr>
+              <w:t xml:space="preserve">NASA POWER, mesmas linhas – H2</w:t>
+            </w:r>
+          </w:p>
+        </w:tc>
+        <w:tc>
+          <w:tcPr>
+            <w:tcW w:w="1200" w:type="dxa"/>
+            <w:tcMar>
+              <w:top w:w="80" w:type="dxa"/>
+              <w:left w:w="100" w:type="dxa"/>
+              <w:bottom w:w="80" w:type="dxa"/>
+              <w:right w:w="100" w:type="dxa"/>
+            </w:tcMar>
+          </w:tcPr>
+          <w:p>
+            <w:pPr>
+              <w:keepNext/>
+              <w:jc w:val="center"/>
+            </w:pPr>
+            <w:r>
+              <w:rPr>
+                <w:sz w:val="22"/>
+                <w:szCs w:val="22"/>
+              </w:rPr>
+              <w:t xml:space="preserve">739</w:t>
+            </w:r>
+          </w:p>
+        </w:tc>
+        <w:tc>
+          <w:tcPr>
+            <w:tcW w:w="1200" w:type="dxa"/>
+            <w:tcMar>
+              <w:top w:w="80" w:type="dxa"/>
+              <w:left w:w="100" w:type="dxa"/>
+              <w:bottom w:w="80" w:type="dxa"/>
+              <w:right w:w="100" w:type="dxa"/>
+            </w:tcMar>
+          </w:tcPr>
+          <w:p>
+            <w:pPr>
+              <w:keepNext/>
+              <w:jc w:val="center"/>
+            </w:pPr>
+            <w:r>
+              <w:rPr>
+                <w:sz w:val="22"/>
+                <w:szCs w:val="22"/>
+              </w:rPr>
+              <w:t xml:space="preserve">0,31</w:t>
+            </w:r>
+          </w:p>
+        </w:tc>
+        <w:tc>
+          <w:tcPr>
+            <w:tcW w:w="1200" w:type="dxa"/>
+            <w:tcMar>
+              <w:top w:w="80" w:type="dxa"/>
+              <w:left w:w="100" w:type="dxa"/>
+              <w:bottom w:w="80" w:type="dxa"/>
+              <w:right w:w="100" w:type="dxa"/>
+            </w:tcMar>
+          </w:tcPr>
+          <w:p>
+            <w:pPr>
+              <w:keepNext/>
+              <w:jc w:val="center"/>
+            </w:pPr>
+            <w:r>
+              <w:rPr>
+                <w:sz w:val="22"/>
+                <w:szCs w:val="22"/>
+              </w:rPr>
+              <w:t xml:space="preserve">637</w:t>
+            </w:r>
+          </w:p>
+        </w:tc>
+        <w:tc>
+          <w:tcPr>
+            <w:tcW w:w="1200" w:type="dxa"/>
+            <w:tcMar>
+              <w:top w:w="80" w:type="dxa"/>
+              <w:left w:w="100" w:type="dxa"/>
+              <w:bottom w:w="80" w:type="dxa"/>
+              <w:right w:w="100" w:type="dxa"/>
+            </w:tcMar>
+          </w:tcPr>
+          <w:p>
+            <w:pPr>
+              <w:keepNext/>
+              <w:jc w:val="center"/>
+            </w:pPr>
+            <w:r>
+              <w:rPr>
+                <w:sz w:val="22"/>
+                <w:szCs w:val="22"/>
+              </w:rPr>
+              <w:t xml:space="preserve">0,36</w:t>
+            </w:r>
+          </w:p>
+        </w:tc>
+      </w:tr>
+      <w:tr>
+        <w:trPr>
+          <w:cantSplit/>
+        </w:trPr>
+        <w:tc>
+          <w:tcPr>
+            <w:tcW w:w="3700" w:type="dxa"/>
+            <w:tcMar>
+              <w:top w:w="80" w:type="dxa"/>
+              <w:left w:w="100" w:type="dxa"/>
+              <w:bottom w:w="80" w:type="dxa"/>
+              <w:right w:w="100" w:type="dxa"/>
+            </w:tcMar>
+          </w:tcPr>
+          <w:p>
+            <w:pPr>
+              <w:keepNext/>
+            </w:pPr>
+            <w:r>
+              <w:rPr>
+                <w:sz w:val="22"/>
+                <w:szCs w:val="22"/>
+              </w:rPr>
+              <w:t xml:space="preserve">NASA POWER, mesmas linhas – FL</w:t>
+            </w:r>
+          </w:p>
+        </w:tc>
+        <w:tc>
+          <w:tcPr>
+            <w:tcW w:w="1200" w:type="dxa"/>
+            <w:tcMar>
+              <w:top w:w="80" w:type="dxa"/>
+              <w:left w:w="100" w:type="dxa"/>
+              <w:bottom w:w="80" w:type="dxa"/>
+              <w:right w:w="100" w:type="dxa"/>
+            </w:tcMar>
+          </w:tcPr>
+          <w:p>
+            <w:pPr>
+              <w:keepNext/>
+              <w:jc w:val="center"/>
+            </w:pPr>
+            <w:r>
+              <w:rPr>
+                <w:sz w:val="22"/>
+                <w:szCs w:val="22"/>
+              </w:rPr>
+              <w:t xml:space="preserve">722</w:t>
+            </w:r>
+          </w:p>
+        </w:tc>
+        <w:tc>
+          <w:tcPr>
+            <w:tcW w:w="1200" w:type="dxa"/>
+            <w:tcMar>
+              <w:top w:w="80" w:type="dxa"/>
+              <w:left w:w="100" w:type="dxa"/>
+              <w:bottom w:w="80" w:type="dxa"/>
+              <w:right w:w="100" w:type="dxa"/>
+            </w:tcMar>
+          </w:tcPr>
+          <w:p>
+            <w:pPr>
+              <w:keepNext/>
+              <w:jc w:val="center"/>
+            </w:pPr>
+            <w:r>
+              <w:rPr>
+                <w:sz w:val="22"/>
+                <w:szCs w:val="22"/>
+              </w:rPr>
+              <w:t xml:space="preserve">0,34</w:t>
+            </w:r>
+          </w:p>
+        </w:tc>
+        <w:tc>
+          <w:tcPr>
+            <w:tcW w:w="1200" w:type="dxa"/>
+            <w:tcMar>
+              <w:top w:w="80" w:type="dxa"/>
+              <w:left w:w="100" w:type="dxa"/>
+              <w:bottom w:w="80" w:type="dxa"/>
+              <w:right w:w="100" w:type="dxa"/>
+            </w:tcMar>
+          </w:tcPr>
+          <w:p>
+            <w:pPr>
+              <w:keepNext/>
+              <w:jc w:val="center"/>
+            </w:pPr>
+            <w:r>
+              <w:rPr>
+                <w:sz w:val="22"/>
+                <w:szCs w:val="22"/>
+              </w:rPr>
+              <w:t xml:space="preserve">627</w:t>
+            </w:r>
+          </w:p>
+        </w:tc>
+        <w:tc>
+          <w:tcPr>
+            <w:tcW w:w="1200" w:type="dxa"/>
+            <w:tcMar>
+              <w:top w:w="80" w:type="dxa"/>
+              <w:left w:w="100" w:type="dxa"/>
+              <w:bottom w:w="80" w:type="dxa"/>
+              <w:right w:w="100" w:type="dxa"/>
+            </w:tcMar>
+          </w:tcPr>
+          <w:p>
+            <w:pPr>
+              <w:keepNext/>
+              <w:jc w:val="center"/>
+            </w:pPr>
+            <w:r>
+              <w:rPr>
+                <w:sz w:val="22"/>
+                <w:szCs w:val="22"/>
+              </w:rPr>
+              <w:t xml:space="preserve">0,38</w:t>
+            </w:r>
+          </w:p>
+        </w:tc>
+      </w:tr>
+      <w:tr>
+        <w:trPr>
+          <w:cantSplit/>
+        </w:trPr>
+        <w:tc>
+          <w:tcPr>
+            <w:tcW w:w="3700" w:type="dxa"/>
+            <w:tcMar>
+              <w:top w:w="80" w:type="dxa"/>
+              <w:left w:w="100" w:type="dxa"/>
+              <w:bottom w:w="80" w:type="dxa"/>
+              <w:right w:w="100" w:type="dxa"/>
+            </w:tcMar>
+          </w:tcPr>
+          <w:p>
+            <w:pPr>
+              <w:keepNext/>
+            </w:pPr>
+            <w:r>
+              <w:rPr>
+                <w:sz w:val="22"/>
+                <w:szCs w:val="22"/>
+              </w:rPr>
+              <w:t xml:space="preserve">NASA POWER, todas as linhas – Média histórica</w:t>
+            </w:r>
+          </w:p>
+        </w:tc>
+        <w:tc>
+          <w:tcPr>
+            <w:tcW w:w="1200" w:type="dxa"/>
+            <w:tcMar>
+              <w:top w:w="80" w:type="dxa"/>
+              <w:left w:w="100" w:type="dxa"/>
+              <w:bottom w:w="80" w:type="dxa"/>
+              <w:right w:w="100" w:type="dxa"/>
+            </w:tcMar>
+          </w:tcPr>
+          <w:p>
+            <w:pPr>
+              <w:keepNext/>
+              <w:jc w:val="center"/>
+            </w:pPr>
+            <w:r>
+              <w:rPr>
+                <w:sz w:val="22"/>
+                <w:szCs w:val="22"/>
+              </w:rPr>
+              <w:t xml:space="preserve">868</w:t>
+            </w:r>
+          </w:p>
+        </w:tc>
+        <w:tc>
+          <w:tcPr>
+            <w:tcW w:w="1200" w:type="dxa"/>
+            <w:tcMar>
+              <w:top w:w="80" w:type="dxa"/>
+              <w:left w:w="100" w:type="dxa"/>
+              <w:bottom w:w="80" w:type="dxa"/>
+              <w:right w:w="100" w:type="dxa"/>
+            </w:tcMar>
+          </w:tcPr>
+          <w:p>
+            <w:pPr>
+              <w:keepNext/>
+              <w:jc w:val="center"/>
+            </w:pPr>
+            <w:r>
+              <w:rPr>
+                <w:sz w:val="22"/>
+                <w:szCs w:val="22"/>
+              </w:rPr>
+              <w:t xml:space="preserve">0,09</w:t>
+            </w:r>
+          </w:p>
+        </w:tc>
+        <w:tc>
+          <w:tcPr>
+            <w:tcW w:w="1200" w:type="dxa"/>
+            <w:tcMar>
+              <w:top w:w="80" w:type="dxa"/>
+              <w:left w:w="100" w:type="dxa"/>
+              <w:bottom w:w="80" w:type="dxa"/>
+              <w:right w:w="100" w:type="dxa"/>
+            </w:tcMar>
+          </w:tcPr>
+          <w:p>
+            <w:pPr>
+              <w:keepNext/>
+              <w:jc w:val="center"/>
+            </w:pPr>
+            <w:r>
+              <w:rPr>
+                <w:sz w:val="22"/>
+                <w:szCs w:val="22"/>
+              </w:rPr>
+              <w:t xml:space="preserve">905</w:t>
+            </w:r>
+          </w:p>
+        </w:tc>
+        <w:tc>
+          <w:tcPr>
+            <w:tcW w:w="1200" w:type="dxa"/>
+            <w:tcMar>
+              <w:top w:w="80" w:type="dxa"/>
+              <w:left w:w="100" w:type="dxa"/>
+              <w:bottom w:w="80" w:type="dxa"/>
+              <w:right w:w="100" w:type="dxa"/>
+            </w:tcMar>
+          </w:tcPr>
+          <w:p>
+            <w:pPr>
+              <w:keepNext/>
+              <w:jc w:val="center"/>
+            </w:pPr>
+            <w:r>
+              <w:rPr>
+                <w:sz w:val="22"/>
+                <w:szCs w:val="22"/>
+              </w:rPr>
+              <w:t xml:space="preserve">−0,24</w:t>
+            </w:r>
+          </w:p>
+        </w:tc>
+      </w:tr>
+      <w:tr>
+        <w:trPr>
+          <w:cantSplit/>
+        </w:trPr>
+        <w:tc>
+          <w:tcPr>
+            <w:tcW w:w="3700" w:type="dxa"/>
+            <w:tcMar>
+              <w:top w:w="80" w:type="dxa"/>
+              <w:left w:w="100" w:type="dxa"/>
+              <w:bottom w:w="80" w:type="dxa"/>
+              <w:right w:w="100" w:type="dxa"/>
+            </w:tcMar>
+          </w:tcPr>
+          <w:p>
+            <w:pPr>
+              <w:keepNext/>
+            </w:pPr>
+            <w:r>
+              <w:rPr>
+                <w:sz w:val="22"/>
+                <w:szCs w:val="22"/>
+              </w:rPr>
+              <w:t xml:space="preserve">NASA POWER, todas as linhas – GB</w:t>
+            </w:r>
+          </w:p>
+        </w:tc>
+        <w:tc>
+          <w:tcPr>
+            <w:tcW w:w="1200" w:type="dxa"/>
+            <w:tcMar>
+              <w:top w:w="80" w:type="dxa"/>
+              <w:left w:w="100" w:type="dxa"/>
+              <w:bottom w:w="80" w:type="dxa"/>
+              <w:right w:w="100" w:type="dxa"/>
+            </w:tcMar>
+          </w:tcPr>
+          <w:p>
+            <w:pPr>
+              <w:keepNext/>
+              <w:jc w:val="center"/>
+            </w:pPr>
+            <w:r>
+              <w:rPr>
+                <w:sz w:val="22"/>
+                <w:szCs w:val="22"/>
+              </w:rPr>
+              <w:t xml:space="preserve">958</w:t>
+            </w:r>
+          </w:p>
+        </w:tc>
+        <w:tc>
+          <w:tcPr>
+            <w:tcW w:w="1200" w:type="dxa"/>
+            <w:tcMar>
+              <w:top w:w="80" w:type="dxa"/>
+              <w:left w:w="100" w:type="dxa"/>
+              <w:bottom w:w="80" w:type="dxa"/>
+              <w:right w:w="100" w:type="dxa"/>
+            </w:tcMar>
+          </w:tcPr>
+          <w:p>
+            <w:pPr>
+              <w:keepNext/>
+              <w:jc w:val="center"/>
+            </w:pPr>
+            <w:r>
+              <w:rPr>
+                <w:sz w:val="22"/>
+                <w:szCs w:val="22"/>
+              </w:rPr>
+              <w:t xml:space="preserve">−0,11</w:t>
+            </w:r>
+          </w:p>
+        </w:tc>
+        <w:tc>
+          <w:tcPr>
+            <w:tcW w:w="1200" w:type="dxa"/>
+            <w:tcMar>
+              <w:top w:w="80" w:type="dxa"/>
+              <w:left w:w="100" w:type="dxa"/>
+              <w:bottom w:w="80" w:type="dxa"/>
+              <w:right w:w="100" w:type="dxa"/>
+            </w:tcMar>
+          </w:tcPr>
+          <w:p>
+            <w:pPr>
+              <w:keepNext/>
+              <w:jc w:val="center"/>
+            </w:pPr>
+            <w:r>
+              <w:rPr>
+                <w:sz w:val="22"/>
+                <w:szCs w:val="22"/>
+              </w:rPr>
+              <w:t xml:space="preserve">698</w:t>
+            </w:r>
+          </w:p>
+        </w:tc>
+        <w:tc>
+          <w:tcPr>
+            <w:tcW w:w="1200" w:type="dxa"/>
+            <w:tcMar>
+              <w:top w:w="80" w:type="dxa"/>
+              <w:left w:w="100" w:type="dxa"/>
+              <w:bottom w:w="80" w:type="dxa"/>
+              <w:right w:w="100" w:type="dxa"/>
+            </w:tcMar>
+          </w:tcPr>
+          <w:p>
+            <w:pPr>
+              <w:keepNext/>
+              <w:jc w:val="center"/>
+            </w:pPr>
+            <w:r>
+              <w:rPr>
+                <w:sz w:val="22"/>
+                <w:szCs w:val="22"/>
+              </w:rPr>
+              <w:t xml:space="preserve">0,26</w:t>
+            </w:r>
+          </w:p>
+        </w:tc>
+      </w:tr>
+      <w:tr>
+        <w:trPr>
+          <w:cantSplit/>
+        </w:trPr>
+        <w:tc>
+          <w:tcPr>
+            <w:tcW w:w="3700" w:type="dxa"/>
+            <w:tcMar>
+              <w:top w:w="80" w:type="dxa"/>
+              <w:left w:w="100" w:type="dxa"/>
+              <w:bottom w:w="80" w:type="dxa"/>
+              <w:right w:w="100" w:type="dxa"/>
+            </w:tcMar>
+          </w:tcPr>
+          <w:p>
+            <w:pPr>
+              <w:keepNext/>
+            </w:pPr>
+            <w:r>
+              <w:rPr>
+                <w:sz w:val="22"/>
+                <w:szCs w:val="22"/>
+              </w:rPr>
+              <w:t xml:space="preserve">NASA POWER, todas as linhas – F</w:t>
+            </w:r>
+          </w:p>
+        </w:tc>
+        <w:tc>
+          <w:tcPr>
+            <w:tcW w:w="1200" w:type="dxa"/>
+            <w:tcMar>
+              <w:top w:w="80" w:type="dxa"/>
+              <w:left w:w="100" w:type="dxa"/>
+              <w:bottom w:w="80" w:type="dxa"/>
+              <w:right w:w="100" w:type="dxa"/>
+            </w:tcMar>
+          </w:tcPr>
+          <w:p>
+            <w:pPr>
+              <w:keepNext/>
+              <w:jc w:val="center"/>
+            </w:pPr>
+            <w:r>
+              <w:rPr>
+                <w:sz w:val="22"/>
+                <w:szCs w:val="22"/>
+              </w:rPr>
+              <w:t xml:space="preserve">814</w:t>
+            </w:r>
+          </w:p>
+        </w:tc>
+        <w:tc>
+          <w:tcPr>
+            <w:tcW w:w="1200" w:type="dxa"/>
+            <w:tcMar>
+              <w:top w:w="80" w:type="dxa"/>
+              <w:left w:w="100" w:type="dxa"/>
+              <w:bottom w:w="80" w:type="dxa"/>
+              <w:right w:w="100" w:type="dxa"/>
+            </w:tcMar>
+          </w:tcPr>
+          <w:p>
+            <w:pPr>
+              <w:keepNext/>
+              <w:jc w:val="center"/>
+            </w:pPr>
+            <w:r>
+              <w:rPr>
+                <w:sz w:val="22"/>
+                <w:szCs w:val="22"/>
+              </w:rPr>
+              <w:t xml:space="preserve">0,20</w:t>
+            </w:r>
+          </w:p>
+        </w:tc>
+        <w:tc>
+          <w:tcPr>
+            <w:tcW w:w="1200" w:type="dxa"/>
+            <w:tcMar>
+              <w:top w:w="80" w:type="dxa"/>
+              <w:left w:w="100" w:type="dxa"/>
+              <w:bottom w:w="80" w:type="dxa"/>
+              <w:right w:w="100" w:type="dxa"/>
+            </w:tcMar>
+          </w:tcPr>
+          <w:p>
+            <w:pPr>
+              <w:keepNext/>
+              <w:jc w:val="center"/>
+            </w:pPr>
+            <w:r>
+              <w:rPr>
+                <w:sz w:val="22"/>
+                <w:szCs w:val="22"/>
+              </w:rPr>
+              <w:t xml:space="preserve">633</w:t>
+            </w:r>
+          </w:p>
+        </w:tc>
+        <w:tc>
+          <w:tcPr>
+            <w:tcW w:w="1200" w:type="dxa"/>
+            <w:tcMar>
+              <w:top w:w="80" w:type="dxa"/>
+              <w:left w:w="100" w:type="dxa"/>
+              <w:bottom w:w="80" w:type="dxa"/>
+              <w:right w:w="100" w:type="dxa"/>
+            </w:tcMar>
+          </w:tcPr>
+          <w:p>
+            <w:pPr>
+              <w:keepNext/>
+              <w:jc w:val="center"/>
+            </w:pPr>
+            <w:r>
+              <w:rPr>
+                <w:sz w:val="22"/>
+                <w:szCs w:val="22"/>
+              </w:rPr>
+              <w:t xml:space="preserve">0,39</w:t>
+            </w:r>
+          </w:p>
+        </w:tc>
+      </w:tr>
+      <w:tr>
+        <w:trPr>
+          <w:cantSplit/>
+        </w:trPr>
+        <w:tc>
+          <w:tcPr>
+            <w:tcW w:w="3700" w:type="dxa"/>
+            <w:tcMar>
+              <w:top w:w="80" w:type="dxa"/>
+              <w:left w:w="100" w:type="dxa"/>
+              <w:bottom w:w="80" w:type="dxa"/>
+              <w:right w:w="100" w:type="dxa"/>
+            </w:tcMar>
+          </w:tcPr>
+          <w:p>
+            <w:pPr>
+              <w:keepNext/>
+            </w:pPr>
+            <w:r>
+              <w:rPr>
+                <w:sz w:val="22"/>
+                <w:szCs w:val="22"/>
+              </w:rPr>
+              <w:t xml:space="preserve">NASA POWER, todas as linhas – H2</w:t>
+            </w:r>
+          </w:p>
+        </w:tc>
+        <w:tc>
+          <w:tcPr>
+            <w:tcW w:w="1200" w:type="dxa"/>
+            <w:tcMar>
+              <w:top w:w="80" w:type="dxa"/>
+              <w:left w:w="100" w:type="dxa"/>
+              <w:bottom w:w="80" w:type="dxa"/>
+              <w:right w:w="100" w:type="dxa"/>
+            </w:tcMar>
+          </w:tcPr>
+          <w:p>
+            <w:pPr>
+              <w:keepNext/>
+              <w:jc w:val="center"/>
+            </w:pPr>
+            <w:r>
+              <w:rPr>
+                <w:sz w:val="22"/>
+                <w:szCs w:val="22"/>
+              </w:rPr>
+              <w:t xml:space="preserve">793</w:t>
+            </w:r>
+          </w:p>
+        </w:tc>
+        <w:tc>
+          <w:tcPr>
+            <w:tcW w:w="1200" w:type="dxa"/>
+            <w:tcMar>
+              <w:top w:w="80" w:type="dxa"/>
+              <w:left w:w="100" w:type="dxa"/>
+              <w:bottom w:w="80" w:type="dxa"/>
+              <w:right w:w="100" w:type="dxa"/>
+            </w:tcMar>
+          </w:tcPr>
+          <w:p>
+            <w:pPr>
+              <w:keepNext/>
+              <w:jc w:val="center"/>
+            </w:pPr>
+            <w:r>
+              <w:rPr>
+                <w:sz w:val="22"/>
+                <w:szCs w:val="22"/>
+              </w:rPr>
+              <w:t xml:space="preserve">0,24</w:t>
+            </w:r>
+          </w:p>
+        </w:tc>
+        <w:tc>
+          <w:tcPr>
+            <w:tcW w:w="1200" w:type="dxa"/>
+            <w:tcMar>
+              <w:top w:w="80" w:type="dxa"/>
+              <w:left w:w="100" w:type="dxa"/>
+              <w:bottom w:w="80" w:type="dxa"/>
+              <w:right w:w="100" w:type="dxa"/>
+            </w:tcMar>
+          </w:tcPr>
+          <w:p>
+            <w:pPr>
+              <w:keepNext/>
+              <w:jc w:val="center"/>
+            </w:pPr>
+            <w:r>
+              <w:rPr>
+                <w:sz w:val="22"/>
+                <w:szCs w:val="22"/>
+              </w:rPr>
+              <w:t xml:space="preserve">636</w:t>
+            </w:r>
+          </w:p>
+        </w:tc>
+        <w:tc>
+          <w:tcPr>
+            <w:tcW w:w="1200" w:type="dxa"/>
+            <w:tcMar>
+              <w:top w:w="80" w:type="dxa"/>
+              <w:left w:w="100" w:type="dxa"/>
+              <w:bottom w:w="80" w:type="dxa"/>
+              <w:right w:w="100" w:type="dxa"/>
+            </w:tcMar>
+          </w:tcPr>
+          <w:p>
+            <w:pPr>
+              <w:keepNext/>
+              <w:jc w:val="center"/>
+            </w:pPr>
+            <w:r>
+              <w:rPr>
+                <w:sz w:val="22"/>
+                <w:szCs w:val="22"/>
+              </w:rPr>
+              <w:t xml:space="preserve">0,39</w:t>
+            </w:r>
+          </w:p>
+        </w:tc>
+      </w:tr>
+      <w:tr>
+        <w:trPr>
+          <w:cantSplit/>
+        </w:trPr>
+        <w:tc>
+          <w:tcPr>
+            <w:tcW w:w="3700" w:type="dxa"/>
+            <w:tcMar>
+              <w:top w:w="80" w:type="dxa"/>
+              <w:left w:w="100" w:type="dxa"/>
+              <w:bottom w:w="80" w:type="dxa"/>
+              <w:right w:w="100" w:type="dxa"/>
+            </w:tcMar>
+          </w:tcPr>
+          <w:p>
+            <w:pPr>
+              <w:keepNext/>
+            </w:pPr>
+            <w:r>
+              <w:rPr>
+                <w:b/>
+                <w:bCs/>
+                <w:sz w:val="22"/>
+                <w:szCs w:val="22"/>
+              </w:rPr>
+              <w:t xml:space="preserve">NASA POWER, todas as linhas – FL (final)</w:t>
+            </w:r>
+          </w:p>
+        </w:tc>
+        <w:tc>
+          <w:tcPr>
+            <w:tcW w:w="1200" w:type="dxa"/>
+            <w:tcMar>
+              <w:top w:w="80" w:type="dxa"/>
+              <w:left w:w="100" w:type="dxa"/>
+              <w:bottom w:w="80" w:type="dxa"/>
+              <w:right w:w="100" w:type="dxa"/>
+            </w:tcMar>
+          </w:tcPr>
+          <w:p>
+            <w:pPr>
+              <w:keepNext/>
+              <w:jc w:val="center"/>
+            </w:pPr>
+            <w:r>
+              <w:rPr>
+                <w:b/>
+                <w:bCs/>
+                <w:sz w:val="22"/>
+                <w:szCs w:val="22"/>
+              </w:rPr>
+              <w:t xml:space="preserve">772</w:t>
+            </w:r>
+          </w:p>
+        </w:tc>
+        <w:tc>
+          <w:tcPr>
+            <w:tcW w:w="1200" w:type="dxa"/>
+            <w:tcMar>
+              <w:top w:w="80" w:type="dxa"/>
+              <w:left w:w="100" w:type="dxa"/>
+              <w:bottom w:w="80" w:type="dxa"/>
+              <w:right w:w="100" w:type="dxa"/>
+            </w:tcMar>
+          </w:tcPr>
+          <w:p>
+            <w:pPr>
+              <w:keepNext/>
+              <w:jc w:val="center"/>
+            </w:pPr>
+            <w:r>
+              <w:rPr>
+                <w:b/>
+                <w:bCs/>
+                <w:sz w:val="22"/>
+                <w:szCs w:val="22"/>
+              </w:rPr>
+              <w:t xml:space="preserve">0,28</w:t>
+            </w:r>
+          </w:p>
+        </w:tc>
+        <w:tc>
+          <w:tcPr>
+            <w:tcW w:w="1200" w:type="dxa"/>
+            <w:tcMar>
+              <w:top w:w="80" w:type="dxa"/>
+              <w:left w:w="100" w:type="dxa"/>
+              <w:bottom w:w="80" w:type="dxa"/>
+              <w:right w:w="100" w:type="dxa"/>
+            </w:tcMar>
+          </w:tcPr>
+          <w:p>
+            <w:pPr>
+              <w:keepNext/>
+              <w:jc w:val="center"/>
+            </w:pPr>
+            <w:r>
+              <w:rPr>
+                <w:b/>
+                <w:bCs/>
+                <w:sz w:val="22"/>
+                <w:szCs w:val="22"/>
+              </w:rPr>
+              <w:t xml:space="preserve">626</w:t>
+            </w:r>
+          </w:p>
+        </w:tc>
+        <w:tc>
+          <w:tcPr>
+            <w:tcW w:w="1200" w:type="dxa"/>
+            <w:tcMar>
+              <w:top w:w="80" w:type="dxa"/>
+              <w:left w:w="100" w:type="dxa"/>
+              <w:bottom w:w="80" w:type="dxa"/>
+              <w:right w:w="100" w:type="dxa"/>
+            </w:tcMar>
+          </w:tcPr>
+          <w:p>
+            <w:pPr>
+              <w:keepNext/>
+              <w:jc w:val="center"/>
+            </w:pPr>
+            <w:r>
+              <w:rPr>
+                <w:b/>
+                <w:bCs/>
+                <w:sz w:val="22"/>
+                <w:szCs w:val="22"/>
+              </w:rPr>
+              <w:t xml:space="preserve">0,40</w:t>
+            </w:r>
+          </w:p>
+        </w:tc>
+      </w:tr>
+    </w:tbl>
+    <w:p>
+      <w:pPr>
+        <w:spacing w:after="200" w:line="276" w:lineRule="auto"/>
+        <w:ind w:firstLine="720"/>
+        <w:jc w:val="both"/>
+      </w:pPr>
+      <w:r>
+        <w:rPr>
+          <w:sz w:val="24"/>
+          <w:szCs w:val="24"/>
+        </w:rPr>
+        <w:t xml:space="preserve">Com o NASA POWER e todas as linhas, o modelo final FL tem RMSE de 772 kg/ha no corte 2021–2025 e de 626 kg/ha na validação deixando uma safra de fora (MAE de 604 e 476 kg/ha, ou 25% e 19% do rendimento médio), 11% e 31% abaixo da média histórica do município. Diferentemente do que ocorria com o INMET, o modelo passa a superar a média histórica também no período de secas consecutivas, embora ainda superestime esse período (viés de +298 kg/ha). Na média estadual de cada safra (ponderada pela área), o erro médio é de 244 kg/ha, com correlação de 0,85 com o observado. O Gradient Boosting continuou sendo o pior modelo com clima. A Etapa 6 refez a validação dos cinco modelos com a base estendida até 2026 e reconfirmou o FL.</w:t>
+      </w:r>
+    </w:p>
+    <w:p>
+      <w:pPr>
+        <w:keepNext/>
+        <w:spacing w:before="280" w:after="160"/>
+      </w:pPr>
+      <w:r>
+        <w:rPr>
+          <w:b/>
+          <w:bCs/>
+          <w:sz w:val="24"/>
+          <w:szCs w:val="24"/>
+        </w:rPr>
+        <w:t>6.5 Fatores climáticos</w:t>
+      </w:r>
+    </w:p>
+    <w:p>
+      <w:pPr>
+        <w:spacing w:after="200" w:line="276" w:lineRule="auto"/>
+        <w:ind w:firstLine="720"/>
+        <w:jc w:val="both"/>
+      </w:pPr>
+      <w:r>
+        <w:rPr>
+          <w:sz w:val="24"/>
+          <w:szCs w:val="24"/>
+        </w:rPr>
+        <w:t>Os coeficientes do FL com o NASA POWER indicam (sobre o desvio em relação ao patamar): +380 kg/ha a cada 100 mm de chuva em dez–fev acima da média (≈379 mm), com ganho decrescente (termo quadrático de −73); +15 kg/ha por ponto percentual de umidade relativa mínima em dez–fev; e −307 kg/ha a cada 100 mm de déficit hídrico acima de ≈272 mm, a perda adicional da seca extrema. Os efeitos menores (chuva de out–nov, chuva de março e dias de calor) mudam de tamanho ou de sinal entre as fontes de clima – os dias de calor, por exemplo, passam de −1,8 kg/ha por dia com o INMET para +1,7 com o NASA POWER, efeito da colinearidade com a umidade mínima – e não devem ser interpretados isoladamente. A Figura 4 decompõe a previsão de cada safra na contribuição de cada fator: em média, a chuva de dez–fev move a previsão em ≈368 kg/ha, a umidade mínima em ≈103 kg/ha e o termo de seca extrema em ≈80 kg/ha; chuva de out–nov (≈48), dias de calor (≈29) e chuva de março (≈20) pesam pouco – o período de floração e enchimento concentra quase todo o efeito do clima. Com o INMET, o déficit hídrico foi o melhor indicador isolado de seca (correlação de −0,62 com o desvio do rendimento). Os coeficientes e as contribuições medem associação, dado o modelo, e não efeito causal de cada variável. Os p-valores tendem a ser otimistas, pois linhas da mesma safra compartilham o mesmo ano climático.</w:t>
       </w:r>
     </w:p>
     <w:p>
@@ -6099,7 +8537,7 @@
       <w:r>
         <w:drawing>
           <wp:inline distT="0" distB="0" distL="0" distR="0">
-            <wp:extent cx="4860036" cy="3390722"/>
+            <wp:extent cx="4860036" cy="2835021"/>
             <wp:effectExtent l="0" t="0" r="0" b="0"/>
             <wp:docPr id="904" name="Imagem 904"/>
             <wp:cNvGraphicFramePr>
@@ -6121,7 +8559,7 @@
                   <pic:spPr>
                     <a:xfrm>
                       <a:off x="0" y="0"/>
-                      <a:ext cx="4860036" cy="3390722"/>
+                      <a:ext cx="4860036" cy="2835021"/>
                     </a:xfrm>
                     <a:prstGeom prst="rect">
                       <a:avLst/>
@@ -6146,7 +8584,7 @@
           <w:sz w:val="22"/>
           <w:szCs w:val="22"/>
         </w:rPr>
-        <w:t xml:space="preserve">Figura 4 – Contribuição de cada fator climático para o desvio do rendimento em relação ao patamar, por safra (modelo F; equivalente aos valores SHAP). Losango: desvio previsto; círculo: desvio observado. Fonte: elaboração própria (2026).</w:t>
+        <w:t>Figura 4 – Contribuição de cada fator climático para o desvio do rendimento em relação ao patamar, por safra (modelo FL, NASA POWER; equivalente aos valores SHAP). Losango: desvio previsto; círculo: desvio observado. Fonte: elaboração própria (2026).</w:t>
       </w:r>
     </w:p>
     <w:p>
@@ -6161,7 +8599,7 @@
           <w:sz w:val="24"/>
           <w:szCs w:val="24"/>
         </w:rPr>
-        <w:t>6.5 Safras de seca</w:t>
+        <w:t>6.6 Safras de seca</w:t>
       </w:r>
     </w:p>
     <w:p>
@@ -6175,7 +8613,7 @@
           <w:sz w:val="24"/>
           <w:szCs w:val="24"/>
         </w:rPr>
-        <w:t xml:space="preserve">A Figura 5 mostra, para cada safra prevista sem ter sido vista pelo modelo, o desvio médio estadual em relação ao patamar. A quebra de 2012 foi antecipada por inteiro (e até superestimada); com o balanço hídrico e os limiares, a captação da quebra de 2023 passou de ≈52% para ≈62%, e a de 2022, de ≈35% para ≈47%. A quebra de 2020 (≈1.075 kg/ha abaixo do patamar) não foi captada (≈7%): pelas estações do INMET, o verão de 2020 foi apenas moderadamente seco (déficit médio de 234 mm, contra 322 mm em 2012), com primavera chuvosa. A perda de 2020 não está nas variáveis disponíveis – possivelmente por chuva concentrada em poucos eventos, estações distantes das lavouras ou efeitos fora de dez–fev –, o que caracteriza um limite de informação, e não de algoritmo.</w:t>
+        <w:t>A Figura 5 mostra, para cada safra prevista sem ter sido vista pelo modelo, o desvio médio estadual em relação ao patamar. Com o FL e o NASA POWER, a parcela captada das quatro maiores quebras foi de 91% em 2012 (com o H2 e o INMET, 153%, superestimada), 81% em 2023 (62%), 38% em 2022 (47%) e 26% em 2020 (7%). A quebra de 2020 (≈1.000 kg/ha abaixo do patamar) continua a menos captada: o verão de 2020 foi apenas moderadamente seco (déficit médio de 271 mm no NASA POWER, contra 289 mm em 2012), com primavera chuvosa. Parte da perda de 2020 e de 2022 não está nas variáveis disponíveis – possivelmente por chuva concentrada em poucos eventos ou efeitos fora de dez–fev –, o que caracteriza um limite de informação, e não de algoritmo.</w:t>
       </w:r>
     </w:p>
     <w:p>
@@ -6187,7 +8625,7 @@
       <w:r>
         <w:drawing>
           <wp:inline distT="0" distB="0" distL="0" distR="0">
-            <wp:extent cx="4860036" cy="2162200"/>
+            <wp:extent cx="4860036" cy="2187016"/>
             <wp:effectExtent l="0" t="0" r="0" b="0"/>
             <wp:docPr id="905" name="Imagem 905"/>
             <wp:cNvGraphicFramePr>
@@ -6209,7 +8647,7 @@
                   <pic:spPr>
                     <a:xfrm>
                       <a:off x="0" y="0"/>
-                      <a:ext cx="4860036" cy="2162200"/>
+                      <a:ext cx="4860036" cy="2187016"/>
                     </a:xfrm>
                     <a:prstGeom prst="rect">
                       <a:avLst/>
@@ -6234,7 +8672,7 @@
           <w:sz w:val="22"/>
           <w:szCs w:val="22"/>
         </w:rPr>
-        <w:t xml:space="preserve">Figura 5 – Desvio médio estadual em relação ao patamar, por safra, na validação deixando uma safra de fora: observado e previsto pelos modelos F e H2. Fonte: elaboração própria (2026).</w:t>
+        <w:t>Figura 5 – Desvio médio estadual em relação ao patamar, por safra, na validação deixando uma safra de fora: observado e previsto pelos modelos F e FL (NASA POWER). Fonte: elaboração própria (2026).</w:t>
       </w:r>
     </w:p>
     <w:p>
@@ -6249,7 +8687,7 @@
           <w:sz w:val="24"/>
           <w:szCs w:val="24"/>
         </w:rPr>
-        <w:t>6.6 Erro por região e por município</w:t>
+        <w:t>6.7 Erro por região e por município</w:t>
       </w:r>
     </w:p>
     <w:p>
@@ -6263,7 +8701,7 @@
           <w:sz w:val="24"/>
           <w:szCs w:val="24"/>
         </w:rPr>
-        <w:t xml:space="preserve">O erro relativo (MAE como percentual do rendimento médio) foi menor no Nordeste (18,8%) e no Noroeste (20,4%) – principal região produtora, com mais da metade das linhas da base – e maior no Sudeste (27,7%) e no Sudoeste (30,2%), regiões de produtividade média menor (Figura 6; validação deixando uma safra de fora). Entre os 375 municípios com pelo menos 8 safras avaliadas, o erro relativo mediano foi de 21,2% (metade entre 17% e 27%), e municípios mais produtivos tiveram erro relativo menor (correlação de −0,62). Esses valores referem-se ao modelo F; o modelo H2 difere dele em cerca de 1% no RMSE dessa validação.</w:t>
+        <w:t>O erro relativo (MAE como percentual do rendimento médio) foi menor no Nordeste (16,2%) e no Noroeste (17,0%) – principal região produtora, com mais da metade das linhas da base – e maior no Sudeste (28,0%) e no Sudoeste (29,1%), regiões de produtividade média menor (Figura 6; validação deixando uma safra de fora). Com o NASA POWER, o erro ficou igual ou menor que o do H2 com o INMET em todas as regiões. Entre os 424 municípios com pelo menos 8 safras avaliadas, o erro relativo mediano foi de 17,9% (metade entre 15% e 22%), e municípios mais produtivos tiveram erro relativo menor (correlação de −0,62).</w:t>
       </w:r>
     </w:p>
     <w:p>
@@ -6275,7 +8713,7 @@
       <w:r>
         <w:drawing>
           <wp:inline distT="0" distB="0" distL="0" distR="0">
-            <wp:extent cx="3780027" cy="2105331"/>
+            <wp:extent cx="3780027" cy="2126265"/>
             <wp:effectExtent l="0" t="0" r="0" b="0"/>
             <wp:docPr id="906" name="Imagem 906"/>
             <wp:cNvGraphicFramePr>
@@ -6297,7 +8735,7 @@
                   <pic:spPr>
                     <a:xfrm>
                       <a:off x="0" y="0"/>
-                      <a:ext cx="3780027" cy="2105331"/>
+                      <a:ext cx="3780027" cy="2126265"/>
                     </a:xfrm>
                     <a:prstGeom prst="rect">
                       <a:avLst/>
@@ -6322,7 +8760,7 @@
           <w:sz w:val="22"/>
           <w:szCs w:val="22"/>
         </w:rPr>
-        <w:t xml:space="preserve">Figura 6 – Erro relativo (MAE % do rendimento médio) por mesorregião do IBGE, nas duas validações (modelo F). Fonte: elaboração própria (2026).</w:t>
+        <w:t>Figura 6 – Erro relativo (MAE % do rendimento médio) por mesorregião do IBGE, nas duas validações (modelo FL, NASA POWER). Fonte: elaboração própria (2026).</w:t>
       </w:r>
     </w:p>
     <w:p>
@@ -6337,7 +8775,7 @@
           <w:sz w:val="24"/>
           <w:szCs w:val="24"/>
         </w:rPr>
-        <w:t>6.7 Aplicação: recomendação de adubação</w:t>
+        <w:t xml:space="preserve">6.8 Previsão da safra 2026</w:t>
       </w:r>
     </w:p>
     <w:p>
@@ -6351,97 +8789,21 @@
           <w:sz w:val="24"/>
           <w:szCs w:val="24"/>
         </w:rPr>
-        <w:t xml:space="preserve">Como não há dado público de adubação efetivamente aplicada por município e safra, as tabelas da Embrapa/CQFS-RS/SC [Reunião de Pesquisa de Soja da Região Sul 2014, SBCS/CQFS-RS/SC 2016] foram usadas como aplicação do modelo, e não como variável de previsão. A adubação é decidida no plantio, antes do clima do verão; por isso, o rendimento esperado usado é o patamar do modelo. No plantio da safra 2026 (out–nov/2025), a última PAM publicada é a de 2024, e o patamar é a média do município em 2020–2024; para a safra 2027, a janela passa a 2021–2025, e assim por diante. As doses resultantes são atributos normativos – o que as tabelas recomendam para o rendimento esperado –, e não a adubação efetivamente aplicada. A Tabela 2.4 da Embrapa indica a dose de P</w:t>
-      </w:r>
+        <w:t xml:space="preserve">Pelo NASA POWER, a safra 2026 teve chuva abaixo da média em out–nov (161 mm, contra 295 mm em 2006–2025) e em dez–fev (281 mm, contra 368 mm), com umidade mínima baixa. Com esse clima e o patamar 2020–2024 (2.270 kg/ha, ponderado pela área; método na Seção 5.4), o FL prevê 2.097 kg/ha para o estado (intervalo de 80%: 1.685 a 2.430 kg/ha); a chuva de dez–fev (−284 kg/ha) e a umidade mínima (−103 kg/ha) são os fatores que puxam a previsão para baixo. A queda prevista se concentra no Sudoeste (−36% sobre o patamar) e no Sudeste (−26%), enquanto o Noroeste, com metade da área plantada, fica próximo do patamar (−1%).</w:t>
+      </w:r>
+    </w:p>
+    <w:p>
+      <w:pPr>
+        <w:spacing w:after="200" w:line="276" w:lineRule="auto"/>
+        <w:ind w:firstLine="720"/>
+        <w:jc w:val="both"/>
+      </w:pPr>
       <w:r>
         <w:rPr>
           <w:sz w:val="24"/>
           <w:szCs w:val="24"/>
-          <w:vertAlign w:val="subscript"/>
-        </w:rPr>
-        <w:t xml:space="preserve">2</w:t>
-      </w:r>
-      <w:r>
-        <w:rPr>
-          <w:sz w:val="24"/>
-          <w:szCs w:val="24"/>
-        </w:rPr>
-        <w:t xml:space="preserve">O</w:t>
-      </w:r>
-      <w:r>
-        <w:rPr>
-          <w:sz w:val="24"/>
-          <w:szCs w:val="24"/>
-          <w:vertAlign w:val="subscript"/>
-        </w:rPr>
-        <w:t xml:space="preserve">5</w:t>
-      </w:r>
-      <w:r>
-        <w:rPr>
-          <w:sz w:val="24"/>
-          <w:szCs w:val="24"/>
-        </w:rPr>
-        <w:t xml:space="preserve"> e K</w:t>
-      </w:r>
-      <w:r>
-        <w:rPr>
-          <w:sz w:val="24"/>
-          <w:szCs w:val="24"/>
-          <w:vertAlign w:val="subscript"/>
-        </w:rPr>
-        <w:t xml:space="preserve">2</w:t>
-      </w:r>
-      <w:r>
-        <w:rPr>
-          <w:sz w:val="24"/>
-          <w:szCs w:val="24"/>
-        </w:rPr>
-        <w:t xml:space="preserve">O por classe de teor do nutriente no solo para rendimento de 2 t/ha, acrescida de 15 kg/ha de P</w:t>
-      </w:r>
-      <w:r>
-        <w:rPr>
-          <w:sz w:val="24"/>
-          <w:szCs w:val="24"/>
-          <w:vertAlign w:val="subscript"/>
-        </w:rPr>
-        <w:t xml:space="preserve">2</w:t>
-      </w:r>
-      <w:r>
-        <w:rPr>
-          <w:sz w:val="24"/>
-          <w:szCs w:val="24"/>
-        </w:rPr>
-        <w:t xml:space="preserve">O</w:t>
-      </w:r>
-      <w:r>
-        <w:rPr>
-          <w:sz w:val="24"/>
-          <w:szCs w:val="24"/>
-          <w:vertAlign w:val="subscript"/>
-        </w:rPr>
-        <w:t xml:space="preserve">5</w:t>
-      </w:r>
-      <w:r>
-        <w:rPr>
-          <w:sz w:val="24"/>
-          <w:szCs w:val="24"/>
-        </w:rPr>
-        <w:t xml:space="preserve"> e 25 kg/ha de K</w:t>
-      </w:r>
-      <w:r>
-        <w:rPr>
-          <w:sz w:val="24"/>
-          <w:szCs w:val="24"/>
-          <w:vertAlign w:val="subscript"/>
-        </w:rPr>
-        <w:t xml:space="preserve">2</w:t>
-      </w:r>
-      <w:r>
-        <w:rPr>
-          <w:sz w:val="24"/>
-          <w:szCs w:val="24"/>
-        </w:rPr>
-        <w:t xml:space="preserve">O por tonelada adicional (aplicado aqui de forma proporcional). A dose é apresentada para as cinco classes, e o produtor identifica a sua pela análise de solo (Tabela 2.3). Duas regras de interpretação do grupo: doses zero da tabela (classe “Muito alto”, 1º cultivo) foram mantidas em zero, e rendimentos esperados abaixo de 2 t/ha usam a dose da tabela, sem redução. O resultado, para 429 municípios, está no arquivo recomendacao_adubacao_safra2026.csv (pasta dataset/processed do repositório); a Tabela 7 ilustra três mesorregiões.</w:t>
+        </w:rPr>
+        <w:t>O LSPA de setembro/2026, porém, estima 2.734 kg/ha (Tabela 9). O FL subestimou a safra em ≈640 kg/ha (−23%), fora do intervalo de 80%, e todos os cinco modelos ficaram abaixo do LSPA. É o primeiro teste totalmente fora da amostra do projeto, e indica que o clima de 2026 descrito pelo NASA POWER sugere um ano mais seco do que a safra mostrou. A PAM de 2026 (setembro/2027) fechará a comparação por município.</w:t>
       </w:r>
     </w:p>
     <w:p>
@@ -6457,7 +8819,1507 @@
           <w:sz w:val="22"/>
           <w:szCs w:val="22"/>
         </w:rPr>
-        <w:t xml:space="preserve">Tabela 7 – Dose recomendada no 1º cultivo (kg/ha) para o rendimento esperado mediano de três mesorregiões, por classe de teor do solo. Fonte: elaboração própria a partir de Embrapa/CQFS-RS/SC (2026).</w:t>
+        <w:t>Tabela 9 – Previsão do rendimento médio da soja no RS para a safra 2026 (kg/ha, média ponderada pela área), emitida com o clima até março/2026. Fonte: elaboração própria a partir de NASA POWER e IBGE (2026).</w:t>
+      </w:r>
+    </w:p>
+    <w:tbl>
+      <w:tblPr>
+        <w:tblW w:w="8500" w:type="dxa"/>
+        <w:jc w:val="center"/>
+        <w:tblBorders>
+          <w:top w:val="single" w:sz="4" w:space="0" w:color="999999"/>
+          <w:left w:val="single" w:sz="4" w:space="0" w:color="999999"/>
+          <w:bottom w:val="single" w:sz="4" w:space="0" w:color="999999"/>
+          <w:right w:val="single" w:sz="4" w:space="0" w:color="999999"/>
+          <w:insideH w:val="single" w:sz="4" w:space="0" w:color="999999"/>
+          <w:insideV w:val="single" w:sz="4" w:space="0" w:color="999999"/>
+        </w:tblBorders>
+        <w:tblCellMar>
+          <w:left w:w="10" w:type="dxa"/>
+          <w:right w:w="10" w:type="dxa"/>
+        </w:tblCellMar>
+        <w:tblLook w:val="04A0" w:firstRow="1" w:lastRow="0" w:firstColumn="1" w:lastColumn="0" w:noHBand="0" w:noVBand="1"/>
+      </w:tblPr>
+      <w:tblGrid>
+        <w:gridCol w:w="4300"/>
+        <w:gridCol w:w="1800"/>
+        <w:gridCol w:w="2400"/>
+      </w:tblGrid>
+      <w:tr>
+        <w:trPr>
+          <w:cantSplit/>
+          <w:tblHeader/>
+        </w:trPr>
+        <w:tc>
+          <w:tcPr>
+            <w:tcW w:w="4300" w:type="dxa"/>
+            <w:shd w:val="clear" w:color="auto" w:fill="D9D9D9"/>
+            <w:tcMar>
+              <w:top w:w="80" w:type="dxa"/>
+              <w:left w:w="100" w:type="dxa"/>
+              <w:bottom w:w="80" w:type="dxa"/>
+              <w:right w:w="100" w:type="dxa"/>
+            </w:tcMar>
+          </w:tcPr>
+          <w:p>
+            <w:pPr>
+              <w:keepNext/>
+            </w:pPr>
+            <w:r>
+              <w:rPr>
+                <w:b/>
+                <w:bCs/>
+                <w:sz w:val="22"/>
+                <w:szCs w:val="22"/>
+              </w:rPr>
+              <w:t xml:space="preserve">Modelo</w:t>
+            </w:r>
+          </w:p>
+        </w:tc>
+        <w:tc>
+          <w:tcPr>
+            <w:tcW w:w="1800" w:type="dxa"/>
+            <w:shd w:val="clear" w:color="auto" w:fill="D9D9D9"/>
+            <w:tcMar>
+              <w:top w:w="80" w:type="dxa"/>
+              <w:left w:w="100" w:type="dxa"/>
+              <w:bottom w:w="80" w:type="dxa"/>
+              <w:right w:w="100" w:type="dxa"/>
+            </w:tcMar>
+          </w:tcPr>
+          <w:p>
+            <w:pPr>
+              <w:keepNext/>
+              <w:jc w:val="center"/>
+            </w:pPr>
+            <w:r>
+              <w:rPr>
+                <w:b/>
+                <w:bCs/>
+                <w:sz w:val="22"/>
+                <w:szCs w:val="22"/>
+              </w:rPr>
+              <w:t xml:space="preserve">Previsão</w:t>
+            </w:r>
+          </w:p>
+        </w:tc>
+        <w:tc>
+          <w:tcPr>
+            <w:tcW w:w="2400" w:type="dxa"/>
+            <w:shd w:val="clear" w:color="auto" w:fill="D9D9D9"/>
+            <w:tcMar>
+              <w:top w:w="80" w:type="dxa"/>
+              <w:left w:w="100" w:type="dxa"/>
+              <w:bottom w:w="80" w:type="dxa"/>
+              <w:right w:w="100" w:type="dxa"/>
+            </w:tcMar>
+          </w:tcPr>
+          <w:p>
+            <w:pPr>
+              <w:keepNext/>
+              <w:jc w:val="center"/>
+            </w:pPr>
+            <w:r>
+              <w:rPr>
+                <w:b/>
+                <w:bCs/>
+                <w:sz w:val="22"/>
+                <w:szCs w:val="22"/>
+              </w:rPr>
+              <w:t xml:space="preserve">Intervalo de 80%</w:t>
+            </w:r>
+          </w:p>
+        </w:tc>
+      </w:tr>
+      <w:tr>
+        <w:trPr>
+          <w:cantSplit/>
+        </w:trPr>
+        <w:tc>
+          <w:tcPr>
+            <w:tcW w:w="4300" w:type="dxa"/>
+            <w:tcMar>
+              <w:top w:w="80" w:type="dxa"/>
+              <w:left w:w="100" w:type="dxa"/>
+              <w:bottom w:w="80" w:type="dxa"/>
+              <w:right w:w="100" w:type="dxa"/>
+            </w:tcMar>
+          </w:tcPr>
+          <w:p>
+            <w:pPr>
+              <w:keepNext/>
+            </w:pPr>
+            <w:r>
+              <w:rPr>
+                <w:b/>
+                <w:bCs/>
+                <w:sz w:val="22"/>
+                <w:szCs w:val="22"/>
+              </w:rPr>
+              <w:t xml:space="preserve">FL (final)</w:t>
+            </w:r>
+          </w:p>
+        </w:tc>
+        <w:tc>
+          <w:tcPr>
+            <w:tcW w:w="1800" w:type="dxa"/>
+            <w:tcMar>
+              <w:top w:w="80" w:type="dxa"/>
+              <w:left w:w="100" w:type="dxa"/>
+              <w:bottom w:w="80" w:type="dxa"/>
+              <w:right w:w="100" w:type="dxa"/>
+            </w:tcMar>
+          </w:tcPr>
+          <w:p>
+            <w:pPr>
+              <w:keepNext/>
+              <w:jc w:val="center"/>
+            </w:pPr>
+            <w:r>
+              <w:rPr>
+                <w:b/>
+                <w:bCs/>
+                <w:sz w:val="22"/>
+                <w:szCs w:val="22"/>
+              </w:rPr>
+              <w:t xml:space="preserve">2.097</w:t>
+            </w:r>
+          </w:p>
+        </w:tc>
+        <w:tc>
+          <w:tcPr>
+            <w:tcW w:w="2400" w:type="dxa"/>
+            <w:tcMar>
+              <w:top w:w="80" w:type="dxa"/>
+              <w:left w:w="100" w:type="dxa"/>
+              <w:bottom w:w="80" w:type="dxa"/>
+              <w:right w:w="100" w:type="dxa"/>
+            </w:tcMar>
+          </w:tcPr>
+          <w:p>
+            <w:pPr>
+              <w:keepNext/>
+              <w:jc w:val="center"/>
+            </w:pPr>
+            <w:r>
+              <w:rPr>
+                <w:b/>
+                <w:bCs/>
+                <w:sz w:val="22"/>
+                <w:szCs w:val="22"/>
+              </w:rPr>
+              <w:t xml:space="preserve">1.685 – 2.430</w:t>
+            </w:r>
+          </w:p>
+        </w:tc>
+      </w:tr>
+      <w:tr>
+        <w:trPr>
+          <w:cantSplit/>
+        </w:trPr>
+        <w:tc>
+          <w:tcPr>
+            <w:tcW w:w="4300" w:type="dxa"/>
+            <w:tcMar>
+              <w:top w:w="80" w:type="dxa"/>
+              <w:left w:w="100" w:type="dxa"/>
+              <w:bottom w:w="80" w:type="dxa"/>
+              <w:right w:w="100" w:type="dxa"/>
+            </w:tcMar>
+          </w:tcPr>
+          <w:p>
+            <w:pPr>
+              <w:keepNext/>
+            </w:pPr>
+            <w:r>
+              <w:rPr>
+                <w:sz w:val="22"/>
+                <w:szCs w:val="22"/>
+              </w:rPr>
+              <w:t xml:space="preserve">H2</w:t>
+            </w:r>
+          </w:p>
+        </w:tc>
+        <w:tc>
+          <w:tcPr>
+            <w:tcW w:w="1800" w:type="dxa"/>
+            <w:tcMar>
+              <w:top w:w="80" w:type="dxa"/>
+              <w:left w:w="100" w:type="dxa"/>
+              <w:bottom w:w="80" w:type="dxa"/>
+              <w:right w:w="100" w:type="dxa"/>
+            </w:tcMar>
+          </w:tcPr>
+          <w:p>
+            <w:pPr>
+              <w:keepNext/>
+              <w:jc w:val="center"/>
+            </w:pPr>
+            <w:r>
+              <w:rPr>
+                <w:sz w:val="22"/>
+                <w:szCs w:val="22"/>
+              </w:rPr>
+              <w:t xml:space="preserve">2.094</w:t>
+            </w:r>
+          </w:p>
+        </w:tc>
+        <w:tc>
+          <w:tcPr>
+            <w:tcW w:w="2400" w:type="dxa"/>
+            <w:tcMar>
+              <w:top w:w="80" w:type="dxa"/>
+              <w:left w:w="100" w:type="dxa"/>
+              <w:bottom w:w="80" w:type="dxa"/>
+              <w:right w:w="100" w:type="dxa"/>
+            </w:tcMar>
+          </w:tcPr>
+          <w:p>
+            <w:pPr>
+              <w:keepNext/>
+              <w:jc w:val="center"/>
+            </w:pPr>
+            <w:r>
+              <w:rPr>
+                <w:sz w:val="22"/>
+                <w:szCs w:val="22"/>
+              </w:rPr>
+              <w:t xml:space="preserve">1.649 – 2.473</w:t>
+            </w:r>
+          </w:p>
+        </w:tc>
+      </w:tr>
+      <w:tr>
+        <w:trPr>
+          <w:cantSplit/>
+        </w:trPr>
+        <w:tc>
+          <w:tcPr>
+            <w:tcW w:w="4300" w:type="dxa"/>
+            <w:tcMar>
+              <w:top w:w="80" w:type="dxa"/>
+              <w:left w:w="100" w:type="dxa"/>
+              <w:bottom w:w="80" w:type="dxa"/>
+              <w:right w:w="100" w:type="dxa"/>
+            </w:tcMar>
+          </w:tcPr>
+          <w:p>
+            <w:pPr>
+              <w:keepNext/>
+            </w:pPr>
+            <w:r>
+              <w:rPr>
+                <w:sz w:val="22"/>
+                <w:szCs w:val="22"/>
+              </w:rPr>
+              <w:t xml:space="preserve">F</w:t>
+            </w:r>
+          </w:p>
+        </w:tc>
+        <w:tc>
+          <w:tcPr>
+            <w:tcW w:w="1800" w:type="dxa"/>
+            <w:tcMar>
+              <w:top w:w="80" w:type="dxa"/>
+              <w:left w:w="100" w:type="dxa"/>
+              <w:bottom w:w="80" w:type="dxa"/>
+              <w:right w:w="100" w:type="dxa"/>
+            </w:tcMar>
+          </w:tcPr>
+          <w:p>
+            <w:pPr>
+              <w:keepNext/>
+              <w:jc w:val="center"/>
+            </w:pPr>
+            <w:r>
+              <w:rPr>
+                <w:sz w:val="22"/>
+                <w:szCs w:val="22"/>
+              </w:rPr>
+              <w:t xml:space="preserve">2.045</w:t>
+            </w:r>
+          </w:p>
+        </w:tc>
+        <w:tc>
+          <w:tcPr>
+            <w:tcW w:w="2400" w:type="dxa"/>
+            <w:tcMar>
+              <w:top w:w="80" w:type="dxa"/>
+              <w:left w:w="100" w:type="dxa"/>
+              <w:bottom w:w="80" w:type="dxa"/>
+              <w:right w:w="100" w:type="dxa"/>
+            </w:tcMar>
+          </w:tcPr>
+          <w:p>
+            <w:pPr>
+              <w:keepNext/>
+              <w:jc w:val="center"/>
+            </w:pPr>
+            <w:r>
+              <w:rPr>
+                <w:sz w:val="22"/>
+                <w:szCs w:val="22"/>
+              </w:rPr>
+              <w:t xml:space="preserve">1.672 – 2.387</w:t>
+            </w:r>
+          </w:p>
+        </w:tc>
+      </w:tr>
+      <w:tr>
+        <w:trPr>
+          <w:cantSplit/>
+        </w:trPr>
+        <w:tc>
+          <w:tcPr>
+            <w:tcW w:w="4300" w:type="dxa"/>
+            <w:tcMar>
+              <w:top w:w="80" w:type="dxa"/>
+              <w:left w:w="100" w:type="dxa"/>
+              <w:bottom w:w="80" w:type="dxa"/>
+              <w:right w:w="100" w:type="dxa"/>
+            </w:tcMar>
+          </w:tcPr>
+          <w:p>
+            <w:pPr>
+              <w:keepNext/>
+            </w:pPr>
+            <w:r>
+              <w:rPr>
+                <w:sz w:val="22"/>
+                <w:szCs w:val="22"/>
+              </w:rPr>
+              <w:t xml:space="preserve">GB – Gradient Boosting</w:t>
+            </w:r>
+          </w:p>
+        </w:tc>
+        <w:tc>
+          <w:tcPr>
+            <w:tcW w:w="1800" w:type="dxa"/>
+            <w:tcMar>
+              <w:top w:w="80" w:type="dxa"/>
+              <w:left w:w="100" w:type="dxa"/>
+              <w:bottom w:w="80" w:type="dxa"/>
+              <w:right w:w="100" w:type="dxa"/>
+            </w:tcMar>
+          </w:tcPr>
+          <w:p>
+            <w:pPr>
+              <w:keepNext/>
+              <w:jc w:val="center"/>
+            </w:pPr>
+            <w:r>
+              <w:rPr>
+                <w:sz w:val="22"/>
+                <w:szCs w:val="22"/>
+              </w:rPr>
+              <w:t xml:space="preserve">2.221</w:t>
+            </w:r>
+          </w:p>
+        </w:tc>
+        <w:tc>
+          <w:tcPr>
+            <w:tcW w:w="2400" w:type="dxa"/>
+            <w:tcMar>
+              <w:top w:w="80" w:type="dxa"/>
+              <w:left w:w="100" w:type="dxa"/>
+              <w:bottom w:w="80" w:type="dxa"/>
+              <w:right w:w="100" w:type="dxa"/>
+            </w:tcMar>
+          </w:tcPr>
+          <w:p>
+            <w:pPr>
+              <w:keepNext/>
+              <w:jc w:val="center"/>
+            </w:pPr>
+            <w:r>
+              <w:rPr>
+                <w:sz w:val="22"/>
+                <w:szCs w:val="22"/>
+              </w:rPr>
+              <w:t xml:space="preserve">1.517 – 2.682</w:t>
+            </w:r>
+          </w:p>
+        </w:tc>
+      </w:tr>
+      <w:tr>
+        <w:trPr>
+          <w:cantSplit/>
+        </w:trPr>
+        <w:tc>
+          <w:tcPr>
+            <w:tcW w:w="4300" w:type="dxa"/>
+            <w:tcMar>
+              <w:top w:w="80" w:type="dxa"/>
+              <w:left w:w="100" w:type="dxa"/>
+              <w:bottom w:w="80" w:type="dxa"/>
+              <w:right w:w="100" w:type="dxa"/>
+            </w:tcMar>
+          </w:tcPr>
+          <w:p>
+            <w:pPr>
+              <w:keepNext/>
+            </w:pPr>
+            <w:r>
+              <w:rPr>
+                <w:sz w:val="22"/>
+                <w:szCs w:val="22"/>
+              </w:rPr>
+              <w:t xml:space="preserve">Média histórica</w:t>
+            </w:r>
+          </w:p>
+        </w:tc>
+        <w:tc>
+          <w:tcPr>
+            <w:tcW w:w="1800" w:type="dxa"/>
+            <w:tcMar>
+              <w:top w:w="80" w:type="dxa"/>
+              <w:left w:w="100" w:type="dxa"/>
+              <w:bottom w:w="80" w:type="dxa"/>
+              <w:right w:w="100" w:type="dxa"/>
+            </w:tcMar>
+          </w:tcPr>
+          <w:p>
+            <w:pPr>
+              <w:keepNext/>
+              <w:jc w:val="center"/>
+            </w:pPr>
+            <w:r>
+              <w:rPr>
+                <w:sz w:val="22"/>
+                <w:szCs w:val="22"/>
+              </w:rPr>
+              <w:t xml:space="preserve">2.276</w:t>
+            </w:r>
+          </w:p>
+        </w:tc>
+        <w:tc>
+          <w:tcPr>
+            <w:tcW w:w="2400" w:type="dxa"/>
+            <w:tcMar>
+              <w:top w:w="80" w:type="dxa"/>
+              <w:left w:w="100" w:type="dxa"/>
+              <w:bottom w:w="80" w:type="dxa"/>
+              <w:right w:w="100" w:type="dxa"/>
+            </w:tcMar>
+          </w:tcPr>
+          <w:p>
+            <w:pPr>
+              <w:keepNext/>
+              <w:jc w:val="center"/>
+            </w:pPr>
+            <w:r>
+              <w:rPr>
+                <w:sz w:val="22"/>
+                <w:szCs w:val="22"/>
+              </w:rPr>
+              <w:t xml:space="preserve">1.833 – 3.266</w:t>
+            </w:r>
+          </w:p>
+        </w:tc>
+      </w:tr>
+      <w:tr>
+        <w:trPr>
+          <w:cantSplit/>
+        </w:trPr>
+        <w:tc>
+          <w:tcPr>
+            <w:tcW w:w="4300" w:type="dxa"/>
+            <w:tcMar>
+              <w:top w:w="80" w:type="dxa"/>
+              <w:left w:w="100" w:type="dxa"/>
+              <w:bottom w:w="80" w:type="dxa"/>
+              <w:right w:w="100" w:type="dxa"/>
+            </w:tcMar>
+          </w:tcPr>
+          <w:p>
+            <w:pPr>
+              <w:keepNext/>
+            </w:pPr>
+            <w:r>
+              <w:rPr>
+                <w:sz w:val="22"/>
+                <w:szCs w:val="22"/>
+              </w:rPr>
+              <w:t xml:space="preserve">Referência: patamar 2020–2024</w:t>
+            </w:r>
+          </w:p>
+        </w:tc>
+        <w:tc>
+          <w:tcPr>
+            <w:tcW w:w="1800" w:type="dxa"/>
+            <w:tcMar>
+              <w:top w:w="80" w:type="dxa"/>
+              <w:left w:w="100" w:type="dxa"/>
+              <w:bottom w:w="80" w:type="dxa"/>
+              <w:right w:w="100" w:type="dxa"/>
+            </w:tcMar>
+          </w:tcPr>
+          <w:p>
+            <w:pPr>
+              <w:keepNext/>
+              <w:jc w:val="center"/>
+            </w:pPr>
+            <w:r>
+              <w:rPr>
+                <w:sz w:val="22"/>
+                <w:szCs w:val="22"/>
+              </w:rPr>
+              <w:t xml:space="preserve">2.270</w:t>
+            </w:r>
+          </w:p>
+        </w:tc>
+        <w:tc>
+          <w:tcPr>
+            <w:tcW w:w="2400" w:type="dxa"/>
+            <w:tcMar>
+              <w:top w:w="80" w:type="dxa"/>
+              <w:left w:w="100" w:type="dxa"/>
+              <w:bottom w:w="80" w:type="dxa"/>
+              <w:right w:w="100" w:type="dxa"/>
+            </w:tcMar>
+          </w:tcPr>
+          <w:p>
+            <w:pPr>
+              <w:keepNext/>
+              <w:jc w:val="center"/>
+            </w:pPr>
+            <w:r>
+              <w:rPr>
+                <w:sz w:val="22"/>
+                <w:szCs w:val="22"/>
+              </w:rPr>
+              <w:t xml:space="preserve">–</w:t>
+            </w:r>
+          </w:p>
+        </w:tc>
+      </w:tr>
+      <w:tr>
+        <w:trPr>
+          <w:cantSplit/>
+        </w:trPr>
+        <w:tc>
+          <w:tcPr>
+            <w:tcW w:w="4300" w:type="dxa"/>
+            <w:tcMar>
+              <w:top w:w="80" w:type="dxa"/>
+              <w:left w:w="100" w:type="dxa"/>
+              <w:bottom w:w="80" w:type="dxa"/>
+              <w:right w:w="100" w:type="dxa"/>
+            </w:tcMar>
+          </w:tcPr>
+          <w:p>
+            <w:pPr>
+              <w:keepNext/>
+            </w:pPr>
+            <w:r>
+              <w:rPr>
+                <w:sz w:val="22"/>
+                <w:szCs w:val="22"/>
+              </w:rPr>
+              <w:t xml:space="preserve">Referência: LSPA/IBGE set./2026</w:t>
+            </w:r>
+          </w:p>
+        </w:tc>
+        <w:tc>
+          <w:tcPr>
+            <w:tcW w:w="1800" w:type="dxa"/>
+            <w:tcMar>
+              <w:top w:w="80" w:type="dxa"/>
+              <w:left w:w="100" w:type="dxa"/>
+              <w:bottom w:w="80" w:type="dxa"/>
+              <w:right w:w="100" w:type="dxa"/>
+            </w:tcMar>
+          </w:tcPr>
+          <w:p>
+            <w:pPr>
+              <w:keepNext/>
+              <w:jc w:val="center"/>
+            </w:pPr>
+            <w:r>
+              <w:rPr>
+                <w:sz w:val="22"/>
+                <w:szCs w:val="22"/>
+              </w:rPr>
+              <w:t xml:space="preserve">2.734</w:t>
+            </w:r>
+          </w:p>
+        </w:tc>
+        <w:tc>
+          <w:tcPr>
+            <w:tcW w:w="2400" w:type="dxa"/>
+            <w:tcMar>
+              <w:top w:w="80" w:type="dxa"/>
+              <w:left w:w="100" w:type="dxa"/>
+              <w:bottom w:w="80" w:type="dxa"/>
+              <w:right w:w="100" w:type="dxa"/>
+            </w:tcMar>
+          </w:tcPr>
+          <w:p>
+            <w:pPr>
+              <w:keepNext/>
+              <w:jc w:val="center"/>
+            </w:pPr>
+            <w:r>
+              <w:rPr>
+                <w:sz w:val="22"/>
+                <w:szCs w:val="22"/>
+              </w:rPr>
+              <w:t xml:space="preserve">–</w:t>
+            </w:r>
+          </w:p>
+        </w:tc>
+      </w:tr>
+    </w:tbl>
+    <w:p>
+      <w:pPr>
+        <w:keepNext/>
+        <w:spacing w:before="280" w:after="160"/>
+      </w:pPr>
+      <w:r>
+        <w:rPr>
+          <w:b/>
+          <w:bCs/>
+          <w:sz w:val="24"/>
+          <w:szCs w:val="24"/>
+        </w:rPr>
+        <w:t xml:space="preserve">6.9 Perspectiva da safra 2027</w:t>
+      </w:r>
+    </w:p>
+    <w:p>
+      <w:pPr>
+        <w:spacing w:after="200" w:line="276" w:lineRule="auto"/>
+        <w:ind w:firstLine="720"/>
+        <w:jc w:val="both"/>
+      </w:pPr>
+      <w:r>
+        <w:rPr>
+          <w:sz w:val="24"/>
+          <w:szCs w:val="24"/>
+        </w:rPr>
+        <w:t>O patamar de 2027 (2021–2025) é de 2.300 kg/ha, ainda baixo por incluir as secas de 2022, 2023 e 2025. Aplicando o FL a esse patamar com o clima das 21 safras de 2006–2026, a mediana é de 2.522 kg/ha (Tabela 10). Nos 7 cenários de El Niño, fase esperada para o verão de 2026/27, a mediana sobe para 2.831 kg/ha, acima do patamar e próxima das boas safras recentes (2021 e 2024). O risco de quebra é menor, mas não nulo: o cenário de 2020, classificado como El Niño, resulta em 1.746 kg/ha. Como o FL subestimou 2026, essa perspectiva pode estar pessimista. A mesma análise feita no plantio de 2026 indicava mediana de 2.491 kg/ha e percentil 90 de 2.989 kg/ha, mais perto do LSPA do que a previsão com o clima observado.</w:t>
+      </w:r>
+    </w:p>
+    <w:p>
+      <w:pPr>
+        <w:keepNext/>
+        <w:spacing w:before="120" w:after="300"/>
+        <w:jc w:val="center"/>
+      </w:pPr>
+      <w:r>
+        <w:rPr>
+          <w:i/>
+          <w:iCs/>
+          <w:sz w:val="22"/>
+          <w:szCs w:val="22"/>
+        </w:rPr>
+        <w:t>Tabela 10 – Perspectiva do rendimento médio da soja no RS para a safra 2027 (kg/ha): FL aplicado ao patamar 2021–2025 com o clima de cada safra de 2006–2026. Fonte: elaboração própria a partir de NASA POWER, IBGE e NOAA (2026).</w:t>
+      </w:r>
+    </w:p>
+    <w:tbl>
+      <w:tblPr>
+        <w:tblW w:w="8500" w:type="dxa"/>
+        <w:jc w:val="center"/>
+        <w:tblBorders>
+          <w:top w:val="single" w:sz="4" w:space="0" w:color="999999"/>
+          <w:left w:val="single" w:sz="4" w:space="0" w:color="999999"/>
+          <w:bottom w:val="single" w:sz="4" w:space="0" w:color="999999"/>
+          <w:right w:val="single" w:sz="4" w:space="0" w:color="999999"/>
+          <w:insideH w:val="single" w:sz="4" w:space="0" w:color="999999"/>
+          <w:insideV w:val="single" w:sz="4" w:space="0" w:color="999999"/>
+        </w:tblBorders>
+        <w:tblCellMar>
+          <w:left w:w="10" w:type="dxa"/>
+          <w:right w:w="10" w:type="dxa"/>
+        </w:tblCellMar>
+        <w:tblLook w:val="04A0" w:firstRow="1" w:lastRow="0" w:firstColumn="1" w:lastColumn="0" w:noHBand="0" w:noVBand="1"/>
+      </w:tblPr>
+      <w:tblGrid>
+        <w:gridCol w:w="2900"/>
+        <w:gridCol w:w="1400"/>
+        <w:gridCol w:w="1400"/>
+        <w:gridCol w:w="1400"/>
+        <w:gridCol w:w="1400"/>
+      </w:tblGrid>
+      <w:tr>
+        <w:trPr>
+          <w:cantSplit/>
+          <w:tblHeader/>
+        </w:trPr>
+        <w:tc>
+          <w:tcPr>
+            <w:tcW w:w="2900" w:type="dxa"/>
+            <w:shd w:val="clear" w:color="auto" w:fill="D9D9D9"/>
+            <w:tcMar>
+              <w:top w:w="80" w:type="dxa"/>
+              <w:left w:w="100" w:type="dxa"/>
+              <w:bottom w:w="80" w:type="dxa"/>
+              <w:right w:w="100" w:type="dxa"/>
+            </w:tcMar>
+          </w:tcPr>
+          <w:p>
+            <w:pPr>
+              <w:keepNext/>
+            </w:pPr>
+            <w:r>
+              <w:rPr>
+                <w:b/>
+                <w:bCs/>
+                <w:sz w:val="22"/>
+                <w:szCs w:val="22"/>
+              </w:rPr>
+              <w:t xml:space="preserve">Clima da safra</w:t>
+            </w:r>
+          </w:p>
+        </w:tc>
+        <w:tc>
+          <w:tcPr>
+            <w:tcW w:w="1400" w:type="dxa"/>
+            <w:shd w:val="clear" w:color="auto" w:fill="D9D9D9"/>
+            <w:tcMar>
+              <w:top w:w="80" w:type="dxa"/>
+              <w:left w:w="100" w:type="dxa"/>
+              <w:bottom w:w="80" w:type="dxa"/>
+              <w:right w:w="100" w:type="dxa"/>
+            </w:tcMar>
+          </w:tcPr>
+          <w:p>
+            <w:pPr>
+              <w:keepNext/>
+              <w:jc w:val="center"/>
+            </w:pPr>
+            <w:r>
+              <w:rPr>
+                <w:b/>
+                <w:bCs/>
+                <w:sz w:val="22"/>
+                <w:szCs w:val="22"/>
+              </w:rPr>
+              <w:t xml:space="preserve">Cenários</w:t>
+            </w:r>
+          </w:p>
+        </w:tc>
+        <w:tc>
+          <w:tcPr>
+            <w:tcW w:w="1400" w:type="dxa"/>
+            <w:shd w:val="clear" w:color="auto" w:fill="D9D9D9"/>
+            <w:tcMar>
+              <w:top w:w="80" w:type="dxa"/>
+              <w:left w:w="100" w:type="dxa"/>
+              <w:bottom w:w="80" w:type="dxa"/>
+              <w:right w:w="100" w:type="dxa"/>
+            </w:tcMar>
+          </w:tcPr>
+          <w:p>
+            <w:pPr>
+              <w:keepNext/>
+              <w:jc w:val="center"/>
+            </w:pPr>
+            <w:r>
+              <w:rPr>
+                <w:b/>
+                <w:bCs/>
+                <w:sz w:val="22"/>
+                <w:szCs w:val="22"/>
+              </w:rPr>
+              <w:t xml:space="preserve">Percentil 10</w:t>
+            </w:r>
+          </w:p>
+        </w:tc>
+        <w:tc>
+          <w:tcPr>
+            <w:tcW w:w="1400" w:type="dxa"/>
+            <w:shd w:val="clear" w:color="auto" w:fill="D9D9D9"/>
+            <w:tcMar>
+              <w:top w:w="80" w:type="dxa"/>
+              <w:left w:w="100" w:type="dxa"/>
+              <w:bottom w:w="80" w:type="dxa"/>
+              <w:right w:w="100" w:type="dxa"/>
+            </w:tcMar>
+          </w:tcPr>
+          <w:p>
+            <w:pPr>
+              <w:keepNext/>
+              <w:jc w:val="center"/>
+            </w:pPr>
+            <w:r>
+              <w:rPr>
+                <w:b/>
+                <w:bCs/>
+                <w:sz w:val="22"/>
+                <w:szCs w:val="22"/>
+              </w:rPr>
+              <w:t xml:space="preserve">Mediana</w:t>
+            </w:r>
+          </w:p>
+        </w:tc>
+        <w:tc>
+          <w:tcPr>
+            <w:tcW w:w="1400" w:type="dxa"/>
+            <w:shd w:val="clear" w:color="auto" w:fill="D9D9D9"/>
+            <w:tcMar>
+              <w:top w:w="80" w:type="dxa"/>
+              <w:left w:w="100" w:type="dxa"/>
+              <w:bottom w:w="80" w:type="dxa"/>
+              <w:right w:w="100" w:type="dxa"/>
+            </w:tcMar>
+          </w:tcPr>
+          <w:p>
+            <w:pPr>
+              <w:keepNext/>
+              <w:jc w:val="center"/>
+            </w:pPr>
+            <w:r>
+              <w:rPr>
+                <w:b/>
+                <w:bCs/>
+                <w:sz w:val="22"/>
+                <w:szCs w:val="22"/>
+              </w:rPr>
+              <w:t xml:space="preserve">Percentil 90</w:t>
+            </w:r>
+          </w:p>
+        </w:tc>
+      </w:tr>
+      <w:tr>
+        <w:trPr>
+          <w:cantSplit/>
+        </w:trPr>
+        <w:tc>
+          <w:tcPr>
+            <w:tcW w:w="2900" w:type="dxa"/>
+            <w:tcMar>
+              <w:top w:w="80" w:type="dxa"/>
+              <w:left w:w="100" w:type="dxa"/>
+              <w:bottom w:w="80" w:type="dxa"/>
+              <w:right w:w="100" w:type="dxa"/>
+            </w:tcMar>
+          </w:tcPr>
+          <w:p>
+            <w:pPr>
+              <w:keepNext/>
+            </w:pPr>
+            <w:r>
+              <w:rPr>
+                <w:sz w:val="22"/>
+                <w:szCs w:val="22"/>
+              </w:rPr>
+              <w:t xml:space="preserve">Todos</w:t>
+            </w:r>
+          </w:p>
+        </w:tc>
+        <w:tc>
+          <w:tcPr>
+            <w:tcW w:w="1400" w:type="dxa"/>
+            <w:tcMar>
+              <w:top w:w="80" w:type="dxa"/>
+              <w:left w:w="100" w:type="dxa"/>
+              <w:bottom w:w="80" w:type="dxa"/>
+              <w:right w:w="100" w:type="dxa"/>
+            </w:tcMar>
+          </w:tcPr>
+          <w:p>
+            <w:pPr>
+              <w:keepNext/>
+              <w:jc w:val="center"/>
+            </w:pPr>
+            <w:r>
+              <w:rPr>
+                <w:sz w:val="22"/>
+                <w:szCs w:val="22"/>
+              </w:rPr>
+              <w:t xml:space="preserve">21</w:t>
+            </w:r>
+          </w:p>
+        </w:tc>
+        <w:tc>
+          <w:tcPr>
+            <w:tcW w:w="1400" w:type="dxa"/>
+            <w:tcMar>
+              <w:top w:w="80" w:type="dxa"/>
+              <w:left w:w="100" w:type="dxa"/>
+              <w:bottom w:w="80" w:type="dxa"/>
+              <w:right w:w="100" w:type="dxa"/>
+            </w:tcMar>
+          </w:tcPr>
+          <w:p>
+            <w:pPr>
+              <w:keepNext/>
+              <w:jc w:val="center"/>
+            </w:pPr>
+            <w:r>
+              <w:rPr>
+                <w:sz w:val="22"/>
+                <w:szCs w:val="22"/>
+              </w:rPr>
+              <w:t xml:space="preserve">1.623</w:t>
+            </w:r>
+          </w:p>
+        </w:tc>
+        <w:tc>
+          <w:tcPr>
+            <w:tcW w:w="1400" w:type="dxa"/>
+            <w:tcMar>
+              <w:top w:w="80" w:type="dxa"/>
+              <w:left w:w="100" w:type="dxa"/>
+              <w:bottom w:w="80" w:type="dxa"/>
+              <w:right w:w="100" w:type="dxa"/>
+            </w:tcMar>
+          </w:tcPr>
+          <w:p>
+            <w:pPr>
+              <w:keepNext/>
+              <w:jc w:val="center"/>
+            </w:pPr>
+            <w:r>
+              <w:rPr>
+                <w:sz w:val="22"/>
+                <w:szCs w:val="22"/>
+              </w:rPr>
+              <w:t xml:space="preserve">2.522</w:t>
+            </w:r>
+          </w:p>
+        </w:tc>
+        <w:tc>
+          <w:tcPr>
+            <w:tcW w:w="1400" w:type="dxa"/>
+            <w:tcMar>
+              <w:top w:w="80" w:type="dxa"/>
+              <w:left w:w="100" w:type="dxa"/>
+              <w:bottom w:w="80" w:type="dxa"/>
+              <w:right w:w="100" w:type="dxa"/>
+            </w:tcMar>
+          </w:tcPr>
+          <w:p>
+            <w:pPr>
+              <w:keepNext/>
+              <w:jc w:val="center"/>
+            </w:pPr>
+            <w:r>
+              <w:rPr>
+                <w:sz w:val="22"/>
+                <w:szCs w:val="22"/>
+              </w:rPr>
+              <w:t xml:space="preserve">3.019</w:t>
+            </w:r>
+          </w:p>
+        </w:tc>
+      </w:tr>
+      <w:tr>
+        <w:trPr>
+          <w:cantSplit/>
+        </w:trPr>
+        <w:tc>
+          <w:tcPr>
+            <w:tcW w:w="2900" w:type="dxa"/>
+            <w:tcMar>
+              <w:top w:w="80" w:type="dxa"/>
+              <w:left w:w="100" w:type="dxa"/>
+              <w:bottom w:w="80" w:type="dxa"/>
+              <w:right w:w="100" w:type="dxa"/>
+            </w:tcMar>
+          </w:tcPr>
+          <w:p>
+            <w:pPr>
+              <w:keepNext/>
+            </w:pPr>
+            <w:r>
+              <w:rPr>
+                <w:b/>
+                <w:bCs/>
+                <w:sz w:val="22"/>
+                <w:szCs w:val="22"/>
+              </w:rPr>
+              <w:t xml:space="preserve">El Niño</w:t>
+            </w:r>
+          </w:p>
+        </w:tc>
+        <w:tc>
+          <w:tcPr>
+            <w:tcW w:w="1400" w:type="dxa"/>
+            <w:tcMar>
+              <w:top w:w="80" w:type="dxa"/>
+              <w:left w:w="100" w:type="dxa"/>
+              <w:bottom w:w="80" w:type="dxa"/>
+              <w:right w:w="100" w:type="dxa"/>
+            </w:tcMar>
+          </w:tcPr>
+          <w:p>
+            <w:pPr>
+              <w:keepNext/>
+              <w:jc w:val="center"/>
+            </w:pPr>
+            <w:r>
+              <w:rPr>
+                <w:b/>
+                <w:bCs/>
+                <w:sz w:val="22"/>
+                <w:szCs w:val="22"/>
+              </w:rPr>
+              <w:t xml:space="preserve">7</w:t>
+            </w:r>
+          </w:p>
+        </w:tc>
+        <w:tc>
+          <w:tcPr>
+            <w:tcW w:w="1400" w:type="dxa"/>
+            <w:tcMar>
+              <w:top w:w="80" w:type="dxa"/>
+              <w:left w:w="100" w:type="dxa"/>
+              <w:bottom w:w="80" w:type="dxa"/>
+              <w:right w:w="100" w:type="dxa"/>
+            </w:tcMar>
+          </w:tcPr>
+          <w:p>
+            <w:pPr>
+              <w:keepNext/>
+              <w:jc w:val="center"/>
+            </w:pPr>
+            <w:r>
+              <w:rPr>
+                <w:b/>
+                <w:bCs/>
+                <w:sz w:val="22"/>
+                <w:szCs w:val="22"/>
+              </w:rPr>
+              <w:t xml:space="preserve">2.218</w:t>
+            </w:r>
+          </w:p>
+        </w:tc>
+        <w:tc>
+          <w:tcPr>
+            <w:tcW w:w="1400" w:type="dxa"/>
+            <w:tcMar>
+              <w:top w:w="80" w:type="dxa"/>
+              <w:left w:w="100" w:type="dxa"/>
+              <w:bottom w:w="80" w:type="dxa"/>
+              <w:right w:w="100" w:type="dxa"/>
+            </w:tcMar>
+          </w:tcPr>
+          <w:p>
+            <w:pPr>
+              <w:keepNext/>
+              <w:jc w:val="center"/>
+            </w:pPr>
+            <w:r>
+              <w:rPr>
+                <w:b/>
+                <w:bCs/>
+                <w:sz w:val="22"/>
+                <w:szCs w:val="22"/>
+              </w:rPr>
+              <w:t xml:space="preserve">2.831</w:t>
+            </w:r>
+          </w:p>
+        </w:tc>
+        <w:tc>
+          <w:tcPr>
+            <w:tcW w:w="1400" w:type="dxa"/>
+            <w:tcMar>
+              <w:top w:w="80" w:type="dxa"/>
+              <w:left w:w="100" w:type="dxa"/>
+              <w:bottom w:w="80" w:type="dxa"/>
+              <w:right w:w="100" w:type="dxa"/>
+            </w:tcMar>
+          </w:tcPr>
+          <w:p>
+            <w:pPr>
+              <w:keepNext/>
+              <w:jc w:val="center"/>
+            </w:pPr>
+            <w:r>
+              <w:rPr>
+                <w:b/>
+                <w:bCs/>
+                <w:sz w:val="22"/>
+                <w:szCs w:val="22"/>
+              </w:rPr>
+              <w:t xml:space="preserve">3.066</w:t>
+            </w:r>
+          </w:p>
+        </w:tc>
+      </w:tr>
+      <w:tr>
+        <w:trPr>
+          <w:cantSplit/>
+        </w:trPr>
+        <w:tc>
+          <w:tcPr>
+            <w:tcW w:w="2900" w:type="dxa"/>
+            <w:tcMar>
+              <w:top w:w="80" w:type="dxa"/>
+              <w:left w:w="100" w:type="dxa"/>
+              <w:bottom w:w="80" w:type="dxa"/>
+              <w:right w:w="100" w:type="dxa"/>
+            </w:tcMar>
+          </w:tcPr>
+          <w:p>
+            <w:pPr>
+              <w:keepNext/>
+            </w:pPr>
+            <w:r>
+              <w:rPr>
+                <w:sz w:val="22"/>
+                <w:szCs w:val="22"/>
+              </w:rPr>
+              <w:t xml:space="preserve">Neutro</w:t>
+            </w:r>
+          </w:p>
+        </w:tc>
+        <w:tc>
+          <w:tcPr>
+            <w:tcW w:w="1400" w:type="dxa"/>
+            <w:tcMar>
+              <w:top w:w="80" w:type="dxa"/>
+              <w:left w:w="100" w:type="dxa"/>
+              <w:bottom w:w="80" w:type="dxa"/>
+              <w:right w:w="100" w:type="dxa"/>
+            </w:tcMar>
+          </w:tcPr>
+          <w:p>
+            <w:pPr>
+              <w:keepNext/>
+              <w:jc w:val="center"/>
+            </w:pPr>
+            <w:r>
+              <w:rPr>
+                <w:sz w:val="22"/>
+                <w:szCs w:val="22"/>
+              </w:rPr>
+              <w:t xml:space="preserve">5</w:t>
+            </w:r>
+          </w:p>
+        </w:tc>
+        <w:tc>
+          <w:tcPr>
+            <w:tcW w:w="1400" w:type="dxa"/>
+            <w:tcMar>
+              <w:top w:w="80" w:type="dxa"/>
+              <w:left w:w="100" w:type="dxa"/>
+              <w:bottom w:w="80" w:type="dxa"/>
+              <w:right w:w="100" w:type="dxa"/>
+            </w:tcMar>
+          </w:tcPr>
+          <w:p>
+            <w:pPr>
+              <w:keepNext/>
+              <w:jc w:val="center"/>
+            </w:pPr>
+            <w:r>
+              <w:rPr>
+                <w:sz w:val="22"/>
+                <w:szCs w:val="22"/>
+              </w:rPr>
+              <w:t xml:space="preserve">1.989</w:t>
+            </w:r>
+          </w:p>
+        </w:tc>
+        <w:tc>
+          <w:tcPr>
+            <w:tcW w:w="1400" w:type="dxa"/>
+            <w:tcMar>
+              <w:top w:w="80" w:type="dxa"/>
+              <w:left w:w="100" w:type="dxa"/>
+              <w:bottom w:w="80" w:type="dxa"/>
+              <w:right w:w="100" w:type="dxa"/>
+            </w:tcMar>
+          </w:tcPr>
+          <w:p>
+            <w:pPr>
+              <w:keepNext/>
+              <w:jc w:val="center"/>
+            </w:pPr>
+            <w:r>
+              <w:rPr>
+                <w:sz w:val="22"/>
+                <w:szCs w:val="22"/>
+              </w:rPr>
+              <w:t xml:space="preserve">2.594</w:t>
+            </w:r>
+          </w:p>
+        </w:tc>
+        <w:tc>
+          <w:tcPr>
+            <w:tcW w:w="1400" w:type="dxa"/>
+            <w:tcMar>
+              <w:top w:w="80" w:type="dxa"/>
+              <w:left w:w="100" w:type="dxa"/>
+              <w:bottom w:w="80" w:type="dxa"/>
+              <w:right w:w="100" w:type="dxa"/>
+            </w:tcMar>
+          </w:tcPr>
+          <w:p>
+            <w:pPr>
+              <w:keepNext/>
+              <w:jc w:val="center"/>
+            </w:pPr>
+            <w:r>
+              <w:rPr>
+                <w:sz w:val="22"/>
+                <w:szCs w:val="22"/>
+              </w:rPr>
+              <w:t xml:space="preserve">2.884</w:t>
+            </w:r>
+          </w:p>
+        </w:tc>
+      </w:tr>
+      <w:tr>
+        <w:trPr>
+          <w:cantSplit/>
+        </w:trPr>
+        <w:tc>
+          <w:tcPr>
+            <w:tcW w:w="2900" w:type="dxa"/>
+            <w:tcMar>
+              <w:top w:w="80" w:type="dxa"/>
+              <w:left w:w="100" w:type="dxa"/>
+              <w:bottom w:w="80" w:type="dxa"/>
+              <w:right w:w="100" w:type="dxa"/>
+            </w:tcMar>
+          </w:tcPr>
+          <w:p>
+            <w:pPr>
+              <w:keepNext/>
+            </w:pPr>
+            <w:r>
+              <w:rPr>
+                <w:sz w:val="22"/>
+                <w:szCs w:val="22"/>
+              </w:rPr>
+              <w:t xml:space="preserve">La Niña</w:t>
+            </w:r>
+          </w:p>
+        </w:tc>
+        <w:tc>
+          <w:tcPr>
+            <w:tcW w:w="1400" w:type="dxa"/>
+            <w:tcMar>
+              <w:top w:w="80" w:type="dxa"/>
+              <w:left w:w="100" w:type="dxa"/>
+              <w:bottom w:w="80" w:type="dxa"/>
+              <w:right w:w="100" w:type="dxa"/>
+            </w:tcMar>
+          </w:tcPr>
+          <w:p>
+            <w:pPr>
+              <w:keepNext/>
+              <w:jc w:val="center"/>
+            </w:pPr>
+            <w:r>
+              <w:rPr>
+                <w:sz w:val="22"/>
+                <w:szCs w:val="22"/>
+              </w:rPr>
+              <w:t xml:space="preserve">9</w:t>
+            </w:r>
+          </w:p>
+        </w:tc>
+        <w:tc>
+          <w:tcPr>
+            <w:tcW w:w="1400" w:type="dxa"/>
+            <w:tcMar>
+              <w:top w:w="80" w:type="dxa"/>
+              <w:left w:w="100" w:type="dxa"/>
+              <w:bottom w:w="80" w:type="dxa"/>
+              <w:right w:w="100" w:type="dxa"/>
+            </w:tcMar>
+          </w:tcPr>
+          <w:p>
+            <w:pPr>
+              <w:keepNext/>
+              <w:jc w:val="center"/>
+            </w:pPr>
+            <w:r>
+              <w:rPr>
+                <w:sz w:val="22"/>
+                <w:szCs w:val="22"/>
+              </w:rPr>
+              <w:t xml:space="preserve">1.230</w:t>
+            </w:r>
+          </w:p>
+        </w:tc>
+        <w:tc>
+          <w:tcPr>
+            <w:tcW w:w="1400" w:type="dxa"/>
+            <w:tcMar>
+              <w:top w:w="80" w:type="dxa"/>
+              <w:left w:w="100" w:type="dxa"/>
+              <w:bottom w:w="80" w:type="dxa"/>
+              <w:right w:w="100" w:type="dxa"/>
+            </w:tcMar>
+          </w:tcPr>
+          <w:p>
+            <w:pPr>
+              <w:keepNext/>
+              <w:jc w:val="center"/>
+            </w:pPr>
+            <w:r>
+              <w:rPr>
+                <w:sz w:val="22"/>
+                <w:szCs w:val="22"/>
+              </w:rPr>
+              <w:t xml:space="preserve">2.271</w:t>
+            </w:r>
+          </w:p>
+        </w:tc>
+        <w:tc>
+          <w:tcPr>
+            <w:tcW w:w="1400" w:type="dxa"/>
+            <w:tcMar>
+              <w:top w:w="80" w:type="dxa"/>
+              <w:left w:w="100" w:type="dxa"/>
+              <w:bottom w:w="80" w:type="dxa"/>
+              <w:right w:w="100" w:type="dxa"/>
+            </w:tcMar>
+          </w:tcPr>
+          <w:p>
+            <w:pPr>
+              <w:keepNext/>
+              <w:jc w:val="center"/>
+            </w:pPr>
+            <w:r>
+              <w:rPr>
+                <w:sz w:val="22"/>
+                <w:szCs w:val="22"/>
+              </w:rPr>
+              <w:t xml:space="preserve">2.600</w:t>
+            </w:r>
+          </w:p>
+        </w:tc>
+      </w:tr>
+    </w:tbl>
+    <w:p>
+      <w:pPr>
+        <w:keepNext/>
+        <w:spacing w:before="280" w:after="160"/>
+      </w:pPr>
+      <w:r>
+        <w:rPr>
+          <w:b/>
+          <w:bCs/>
+          <w:sz w:val="24"/>
+          <w:szCs w:val="24"/>
+        </w:rPr>
+        <w:t>6.10 Aplicação: recomendação de adubação</w:t>
+      </w:r>
+    </w:p>
+    <w:p>
+      <w:pPr>
+        <w:spacing w:after="200" w:line="276" w:lineRule="auto"/>
+        <w:ind w:firstLine="720"/>
+        <w:jc w:val="both"/>
+      </w:pPr>
+      <w:r>
+        <w:rPr>
+          <w:sz w:val="24"/>
+          <w:szCs w:val="24"/>
+        </w:rPr>
+        <w:t xml:space="preserve">Como não há dado público de adubação efetivamente aplicada por município e safra, as tabelas da Embrapa/CQFS-RS/SC [Reunião de Pesquisa de Soja da Região Sul 2014, SBCS/CQFS-RS/SC 2016] foram usadas como aplicação do modelo, e não como variável de previsão. A adubação é decidida no plantio, antes do clima do verão; por isso, o rendimento esperado usado é o patamar do modelo. No plantio da safra 2026 (out–nov/2025), a última PAM publicada é a de 2024, e o patamar é a média do município em 2020–2024; para a safra 2027, a janela passa a 2021–2025, e assim por diante. As doses resultantes são atributos normativos – o que as tabelas recomendam para o rendimento esperado –, e não a adubação efetivamente aplicada. A Tabela 2.4 da Embrapa indica a dose de P</w:t>
+      </w:r>
+      <w:r>
+        <w:rPr>
+          <w:sz w:val="24"/>
+          <w:szCs w:val="24"/>
+          <w:vertAlign w:val="subscript"/>
+        </w:rPr>
+        <w:t xml:space="preserve">2</w:t>
+      </w:r>
+      <w:r>
+        <w:rPr>
+          <w:sz w:val="24"/>
+          <w:szCs w:val="24"/>
+        </w:rPr>
+        <w:t xml:space="preserve">O</w:t>
+      </w:r>
+      <w:r>
+        <w:rPr>
+          <w:sz w:val="24"/>
+          <w:szCs w:val="24"/>
+          <w:vertAlign w:val="subscript"/>
+        </w:rPr>
+        <w:t xml:space="preserve">5</w:t>
+      </w:r>
+      <w:r>
+        <w:rPr>
+          <w:sz w:val="24"/>
+          <w:szCs w:val="24"/>
+        </w:rPr>
+        <w:t xml:space="preserve"> e K</w:t>
+      </w:r>
+      <w:r>
+        <w:rPr>
+          <w:sz w:val="24"/>
+          <w:szCs w:val="24"/>
+          <w:vertAlign w:val="subscript"/>
+        </w:rPr>
+        <w:t xml:space="preserve">2</w:t>
+      </w:r>
+      <w:r>
+        <w:rPr>
+          <w:sz w:val="24"/>
+          <w:szCs w:val="24"/>
+        </w:rPr>
+        <w:t xml:space="preserve">O por classe de teor do nutriente no solo para rendimento de 2 t/ha, acrescida de 15 kg/ha de P</w:t>
+      </w:r>
+      <w:r>
+        <w:rPr>
+          <w:sz w:val="24"/>
+          <w:szCs w:val="24"/>
+          <w:vertAlign w:val="subscript"/>
+        </w:rPr>
+        <w:t xml:space="preserve">2</w:t>
+      </w:r>
+      <w:r>
+        <w:rPr>
+          <w:sz w:val="24"/>
+          <w:szCs w:val="24"/>
+        </w:rPr>
+        <w:t xml:space="preserve">O</w:t>
+      </w:r>
+      <w:r>
+        <w:rPr>
+          <w:sz w:val="24"/>
+          <w:szCs w:val="24"/>
+          <w:vertAlign w:val="subscript"/>
+        </w:rPr>
+        <w:t xml:space="preserve">5</w:t>
+      </w:r>
+      <w:r>
+        <w:rPr>
+          <w:sz w:val="24"/>
+          <w:szCs w:val="24"/>
+        </w:rPr>
+        <w:t xml:space="preserve"> e 25 kg/ha de K</w:t>
+      </w:r>
+      <w:r>
+        <w:rPr>
+          <w:sz w:val="24"/>
+          <w:szCs w:val="24"/>
+          <w:vertAlign w:val="subscript"/>
+        </w:rPr>
+        <w:t xml:space="preserve">2</w:t>
+      </w:r>
+      <w:r>
+        <w:rPr>
+          <w:sz w:val="24"/>
+          <w:szCs w:val="24"/>
+        </w:rPr>
+        <w:t>O por tonelada adicional (aplicado aqui de forma proporcional). A dose é apresentada para as cinco classes, e o produtor identifica a sua pela análise de solo (Tabela 2.3). Duas regras de interpretação do grupo: doses zero da tabela (classe “Muito alto”, 1º cultivo) foram mantidas em zero, e rendimentos esperados abaixo de 2 t/ha usam a dose da tabela, sem redução. O resultado, para 429 municípios, está no arquivo recomendacao_adubacao_safra2026.csv (pasta dataset/processed do repositório); a Tabela 11 ilustra três mesorregiões.</w:t>
+      </w:r>
+    </w:p>
+    <w:p>
+      <w:pPr>
+        <w:keepNext/>
+        <w:spacing w:before="120" w:after="300"/>
+        <w:jc w:val="center"/>
+      </w:pPr>
+      <w:r>
+        <w:rPr>
+          <w:i/>
+          <w:iCs/>
+          <w:sz w:val="22"/>
+          <w:szCs w:val="22"/>
+        </w:rPr>
+        <w:t>Tabela 11 – Dose recomendada no 1º cultivo (kg/ha) para o rendimento esperado mediano de três mesorregiões, por classe de teor do solo. Fonte: elaboração própria a partir de Embrapa/CQFS-RS/SC (2026).</w:t>
       </w:r>
     </w:p>
     <w:tbl>
@@ -7838,7 +11700,7 @@
           <w:sz w:val="24"/>
           <w:szCs w:val="24"/>
         </w:rPr>
-        <w:t xml:space="preserve">Ao contrário do que sugerem estudos com bases maiores [Jeong et al. 2016, von Bloh et al. 2023], a regressão linear superou Random Forest e Gradient Boosting. Dois fatores explicam o resultado: a base tem cerca de 5 mil linhas e 21 safras, pouco para modelos mais flexíveis; e as secas recentes foram mais extremas que qualquer safra do treino – 2022 teve 44 dias de calor em dez–fev, contra no máximo 33 até 2020 –, e modelos de árvores não extrapolam além dos valores observados no treino. A não linearidade relevante (perda que se acelera na seca extrema) foi capturada por termos de limiar explícitos, mantendo o modelo interpretável.</w:t>
+        <w:t>Ao contrário do que sugerem estudos com bases maiores [Jeong et al. 2016, von Bloh et al. 2023], a regressão linear superou Random Forest e Gradient Boosting. Dois fatores explicam o resultado: a base tem de 5 a 8 mil linhas e 20 safras, pouco para modelos mais flexíveis; e as secas recentes foram mais extremas que qualquer safra do treino – 2022 teve 44 dias de calor em dez–fev, contra no máximo 33 até 2020 –, e modelos de árvores não extrapolam além dos valores observados no treino. A não linearidade relevante (perda que se acelera na seca extrema) foi capturada por termos de limiar explícitos, mantendo o modelo interpretável.</w:t>
       </w:r>
     </w:p>
     <w:p>
@@ -7852,7 +11714,7 @@
           <w:sz w:val="24"/>
           <w:szCs w:val="24"/>
         </w:rPr>
-        <w:t xml:space="preserve">O resultado mais sensível é o do corte 2021–2025. Com o patamar restrito às safras publicadas, o modelo não superou a média histórica nesse período, embora tenha acertado a direção das safras (correlação de 0,84 entre as médias estaduais prevista e observada). A comparação com o cenário Y−1 mostra que a maior parte dessa diferença vem da defasagem de publicação da PAM, e não do componente climático: o modelo responde ao clima, mas parte de um patamar que ainda não “viu” as quebras mais recentes. Fixar a data de emissão e restringir os dados ao que estava publicado reduz os números, mas dá uma medida realista do desempenho no uso operacional nas próximas safras (2026, 2027, 2028).</w:t>
+        <w:t>O resultado mais sensível é o do corte 2021–2025. Com o clima do INMET e o patamar restrito às safras publicadas, o modelo não superou a média histórica nesse período, embora tenha acertado a direção das safras. A comparação com o cenário Y−1 mostra que boa parte dessa diferença vem da defasagem de publicação da PAM: o modelo responde ao clima, mas parte de um patamar que ainda não “viu” as quebras mais recentes. A troca para o clima em grade do NASA POWER foi o que mais reduziu o erro em todo o trabalho, e com ela o modelo passou a superar a média histórica também nesse período (11%), ainda que com viés positivo nas secas. Fixar a data de emissão e restringir os dados ao que estava publicado reduz os números, mas dá uma medida realista do desempenho no uso operacional.</w:t>
       </w:r>
     </w:p>
     <w:p>
@@ -7866,7 +11728,21 @@
           <w:sz w:val="24"/>
           <w:szCs w:val="24"/>
         </w:rPr>
-        <w:t xml:space="preserve">O erro remanescente (≈21% por município) reflete principalmente limites de informação: metade dos pares município–safra com rendimento não tem clima do INMET com cobertura suficiente; o clima de cada município vem da estação mais próxima, que pode estar a dezenas de quilômetros; e fatores como pragas, doenças, data de semeadura e manejo não estão nos dados. O próprio rendimento municipal da PAM é uma estimativa, e alguns municípios apresentam valores idênticos em safras consecutivas. Hipóteses declaradas: CAD única de 75 mm e coeficiente de cultura igual a 1 no balanço hídrico; e, na adubação, uso de recomendação normativa (não de dose aplicada), com rendimento esperado (2020–2024) que inclui três secas e pode estar abaixo do potencial do produtor. Como extensões, a inclusão de clima em grade (ex.: NASA POWER) ampliaria a cobertura e aproximaria o clima das lavouras, e índices de vegetação por satélite (NDVI) poderiam captar perdas que o clima não explica, como a de 2020.</w:t>
+        <w:t xml:space="preserve">A previsão da safra 2026, primeiro teste fora da amostra, mostra o limite desse desempenho: o modelo subestimou o LSPA em 23%. O clima de 2026 descrito pelo NASA POWER foi mais seco do que a safra sugere, o que aponta para a qualidade do clima de entrada, e não só para o modelo. Antes do uso operacional, convém conferir o clima de 2026 com as estações do INMET e com outra reanálise, e acompanhar o resultado da PAM de 2026.</w:t>
+      </w:r>
+    </w:p>
+    <w:p>
+      <w:pPr>
+        <w:spacing w:after="200" w:line="276" w:lineRule="auto"/>
+        <w:ind w:firstLine="720"/>
+        <w:jc w:val="both"/>
+      </w:pPr>
+      <w:r>
+        <w:rPr>
+          <w:sz w:val="24"/>
+          <w:szCs w:val="24"/>
+        </w:rPr>
+        <w:t>O erro remanescente (≈19% por município) reflete principalmente limites de informação: a grade do NASA POWER representa a média de uma área de ≈50 km, e não a lavoura; chuvas concentradas em poucos eventos não aparecem nos totais; e fatores como pragas, doenças, data de semeadura e manejo não estão nos dados. O próprio rendimento municipal da PAM é uma estimativa, e alguns municípios apresentam valores idênticos em safras consecutivas. Hipóteses declaradas: CAD única de 75 mm e coeficiente de cultura igual a 1 no balanço hídrico; e, na adubação, uso de recomendação normativa (não de dose aplicada), com rendimento esperado (2020–2024) que inclui três secas e pode estar abaixo do potencial do produtor. A escolha do FL foi feita depois de testar seis variações nos mesmos dados; seu ganho sobre F é modesto (≈3,5% no RMSE médio), mas consistente nas duas validações e reconfirmado na Etapa 6. Como extensão, índices de vegetação por satélite (NDVI) poderiam captar perdas que o clima não explica, como a de 2020, e corrigir previsões como a de 2026.</w:t>
       </w:r>
     </w:p>
     <w:p>
@@ -7894,7 +11770,7 @@
           <w:sz w:val="24"/>
           <w:szCs w:val="24"/>
         </w:rPr>
-        <w:t xml:space="preserve">O trabalho construiu uma base municipal integrada e reprodutível e um modelo que prevê, em 31 de março e apenas com dados já publicados, o rendimento da soja de cada município do RS. Na validação deixando uma safra de fora, o erro foi 22% menor que o da média histórica do município; no período 2021–2025, de secas consecutivas, o modelo empatou com ela, e a defasagem de publicação da PAM explica a maior parte dessa diferença. Os resultados mostram que, para este problema, a forma de representar o clima e o patamar de produtividade pesou mais do que a escolha do algoritmo: resumir a chuva por subperíodo, calcular o patamar apenas com as safras publicadas e representar explicitamente a seca extrema trouxeram os ganhos, enquanto modelos de árvores não superaram a regressão linear. A chuva, a umidade e o déficit hídrico de dezembro a fevereiro são as variáveis mais associadas ao desvio do rendimento. A aplicação em adubação mostra como a previsão pode apoiar uma decisão agronômica concreta, mantendo a análise de solo do produtor como referência.</w:t>
+        <w:t>O trabalho construiu uma base municipal integrada e reprodutível e um modelo que prevê, em 31 de março e apenas com dados já publicados, o rendimento da soja de cada município do RS. Com o clima do NASA POWER, o modelo final (FL) erra ≈19% por município e ≈244 kg/ha na média estadual, com erro 31% menor que o da média histórica na validação deixando uma safra de fora e 11% menor no período 2021–2025, de secas consecutivas. Os resultados mostram que, para este problema, a forma de representar o clima e o patamar de produtividade pesou mais do que a escolha do algoritmo: resumir a chuva por subperíodo, calcular o patamar apenas com as safras publicadas, usar clima em grade e representar explicitamente a seca extrema trouxeram os ganhos, enquanto modelos de árvores não superaram a regressão linear. A chuva e a umidade de dezembro a fevereiro e a seca extrema são as variáveis mais associadas ao desvio do rendimento. Aplicado à safra 2026, o modelo subestimou em 23% a estimativa do IBGE, o que reforça a necessidade de comunicar a previsão com sua incerteza e de validar o clima de entrada; para 2027, sob El Niño, a perspectiva é de 2.831 kg/ha, acima do patamar. A aplicação em adubação mostra como a previsão pode apoiar uma decisão agronômica concreta, mantendo a análise de solo do produtor como referência.</w:t>
       </w:r>
     </w:p>
     <w:p>
@@ -8042,7 +11918,7 @@
           <w:sz w:val="22"/>
           <w:szCs w:val="22"/>
         </w:rPr>
-        <w:t xml:space="preserve">INMET (2026). BDMEP – Banco de Dados Meteorológicos. Instituto Nacional de Meteorologia. https://bdmep.inmet.gov.br/. Acesso em: 25 set. 2026.</w:t>
+        <w:t xml:space="preserve">IBGE (2026c). Levantamento Sistemático da Produção Agrícola: tabela 6588. IBGE/SIDRA. https://sidra.ibge.gov.br/tabela/6588. Acesso em: 29 out. 2026.</w:t>
       </w:r>
     </w:p>
     <w:p>
@@ -8056,7 +11932,7 @@
           <w:sz w:val="22"/>
           <w:szCs w:val="22"/>
         </w:rPr>
-        <w:t xml:space="preserve">Jeong, J. H. et al. (2016). Random forests for global and regional crop yield predictions. PLOS ONE, 11(6):e0156571.</w:t>
+        <w:t xml:space="preserve">INMET (2026). BDMEP – Banco de Dados Meteorológicos. Instituto Nacional de Meteorologia. https://bdmep.inmet.gov.br/. Acesso em: 25 set. 2026.</w:t>
       </w:r>
     </w:p>
     <w:p>
@@ -8070,7 +11946,35 @@
           <w:sz w:val="22"/>
           <w:szCs w:val="22"/>
         </w:rPr>
+        <w:t xml:space="preserve">Jeong, J. H. et al. (2016). Random forests for global and regional crop yield predictions. PLOS ONE, 11(6):e0156571.</w:t>
+      </w:r>
+    </w:p>
+    <w:p>
+      <w:pPr>
+        <w:spacing w:after="160" w:line="276" w:lineRule="auto"/>
+        <w:ind w:left="431" w:hanging="431"/>
+        <w:jc w:val="left"/>
+      </w:pPr>
+      <w:r>
+        <w:rPr>
+          <w:sz w:val="22"/>
+          <w:szCs w:val="22"/>
+        </w:rPr>
         <w:t xml:space="preserve">Lundberg, S. M. e Lee, S.-I. (2017). A unified approach to interpreting model predictions. In Advances in Neural Information Processing Systems 30 (NIPS 2017), p. 4765–4774.</w:t>
+      </w:r>
+    </w:p>
+    <w:p>
+      <w:pPr>
+        <w:spacing w:after="160" w:line="276" w:lineRule="auto"/>
+        <w:ind w:left="431" w:hanging="431"/>
+        <w:jc w:val="left"/>
+      </w:pPr>
+      <w:r>
+        <w:rPr>
+          <w:sz w:val="22"/>
+          <w:szCs w:val="22"/>
+        </w:rPr>
+        <w:t xml:space="preserve">NASA (2026). POWER – Prediction Of Worldwide Energy Resources: daily data, community AG. NASA Langley Research Center. https://power.larc.nasa.gov/. Acesso em: 29 out. 2026.</w:t>
       </w:r>
     </w:p>
     <w:p>
